--- a/mps-nivel-c/oficial/04_registros/MilhasFacil_Busca-de-Milhas/ATA-MILHASFACIL01-001_Ata-de-Kickoff.docx
+++ b/mps-nivel-c/oficial/04_registros/MilhasFacil_Busca-de-Milhas/ATA-MILHASFACIL01-001_Ata-de-Kickoff.docx
@@ -3,39 +3,90 @@
 <w:document xmlns:wpc="http://schemas.microsoft.com/office/word/2010/wordprocessingCanvas" xmlns:mo="http://schemas.microsoft.com/office/mac/office/2008/main" xmlns:mc="http://schemas.openxmlformats.org/markup-compatibility/2006" xmlns:mv="urn:schemas-microsoft-com:mac:vml" xmlns:o="urn:schemas-microsoft-com:office:office" xmlns:r="http://schemas.openxmlformats.org/officeDocument/2006/relationships" xmlns:m="http://schemas.openxmlformats.org/officeDocument/2006/math" xmlns:v="urn:schemas-microsoft-com:vml" xmlns:wp14="http://schemas.microsoft.com/office/word/2010/wordprocessingDrawing" xmlns:wp="http://schemas.openxmlformats.org/drawingml/2006/wordprocessingDrawing" xmlns:w10="urn:schemas-microsoft-com:office:word" xmlns:w="http://schemas.openxmlformats.org/wordprocessingml/2006/main" xmlns:w14="http://schemas.microsoft.com/office/word/2010/wordml" xmlns:wpg="http://schemas.microsoft.com/office/word/2010/wordprocessingGroup" xmlns:wpi="http://schemas.microsoft.com/office/word/2010/wordprocessingInk" xmlns:wne="http://schemas.microsoft.com/office/word/2006/wordml" xmlns:wps="http://schemas.microsoft.com/office/word/2010/wordprocessingShape" mc:Ignorable="w14 wp14">
   <w:body>
     <w:p>
+      <w:pPr>
+        <w:pBdr>
+          <w:top w:val="single" w:sz="32" w:space="0" w:color="003366"/>
+        </w:pBdr>
+        <w:spacing w:before="0" w:after="0"/>
+      </w:pPr>
+    </w:p>
+    <w:p>
+      <w:pPr>
+        <w:spacing w:before="240" w:after="40"/>
+      </w:pPr>
       <w:r>
         <w:rPr>
+          <w:rFonts w:ascii="Calibri" w:hAnsi="Calibri"/>
           <w:b/>
-          <w:color w:val="1F3B73"/>
-          <w:sz w:val="34"/>
+          <w:color w:val="003366"/>
+          <w:sz w:val="36"/>
         </w:rPr>
-        <w:t>Ata de Reunião — Kickoff do Projeto · MilhasFacil · Busca de Milhas</w:t>
+        <w:t>ATA DE REUNIÃO — KICKOFF DO PROJETO · MILHASFACIL · BUSCA DE MILHAS</w:t>
       </w:r>
+    </w:p>
+    <w:p>
+      <w:pPr>
+        <w:spacing w:before="0" w:after="40"/>
+      </w:pPr>
+      <w:r>
+        <w:rPr>
+          <w:rFonts w:ascii="Calibri" w:hAnsi="Calibri"/>
+          <w:color w:val="555555"/>
+          <w:sz w:val="20"/>
+        </w:rPr>
+        <w:t>MILHASFACIL01   ·   Versão 1.1   ·   09/02/2026   ·   Timeware Brasil</w:t>
+      </w:r>
+    </w:p>
+    <w:p>
+      <w:pPr>
+        <w:pBdr>
+          <w:bottom w:val="single" w:sz="6" w:space="1" w:color="003366"/>
+        </w:pBdr>
+        <w:spacing w:before="120" w:after="280"/>
+      </w:pPr>
     </w:p>
     <w:tbl>
       <w:tblPr>
-        <w:tblStyle w:val="TableGrid"/>
         <w:tblW w:type="auto" w:w="0"/>
-        <w:jc w:val="center"/>
         <w:tblLook w:firstColumn="1" w:firstRow="1" w:lastColumn="0" w:lastRow="0" w:noHBand="0" w:noVBand="1" w:val="04A0"/>
+        <w:tblBorders>
+          <w:top w:val="single" w:sz="4" w:space="0" w:color="AAAAAA"/>
+          <w:left w:val="single" w:sz="4" w:space="0" w:color="AAAAAA"/>
+          <w:bottom w:val="single" w:sz="4" w:space="0" w:color="AAAAAA"/>
+          <w:right w:val="single" w:sz="4" w:space="0" w:color="AAAAAA"/>
+          <w:insideH w:val="single" w:sz="4" w:space="0" w:color="AAAAAA"/>
+          <w:insideV w:val="single" w:sz="4" w:space="0" w:color="AAAAAA"/>
+        </w:tblBorders>
       </w:tblPr>
       <w:tblGrid>
-        <w:gridCol w:w="4873"/>
-        <w:gridCol w:w="4873"/>
+        <w:gridCol w:w="4451"/>
+        <w:gridCol w:w="4451"/>
       </w:tblGrid>
       <w:tr>
+        <w:trPr>
+          <w:cantSplit w:val="1"/>
+        </w:trPr>
         <w:tc>
           <w:tcPr>
-            <w:tcW w:type="dxa" w:w="4873"/>
-            <w:shd w:val="clear" w:fill="1F3B73"/>
+            <w:tcW w:type="dxa" w:w="4451"/>
+            <w:tcMar>
+              <w:top w:w="60" w:type="dxa"/>
+              <w:bottom w:w="60" w:type="dxa"/>
+              <w:left w:w="100" w:type="dxa"/>
+              <w:right w:w="100" w:type="dxa"/>
+            </w:tcMar>
+            <w:shd w:val="clear" w:color="auto" w:fill="D6E4F0"/>
           </w:tcPr>
           <w:p>
-            <w:r/>
+            <w:pPr>
+              <w:spacing w:before="40" w:after="40"/>
+            </w:pPr>
             <w:r>
               <w:rPr>
+                <w:rFonts w:ascii="Calibri" w:hAnsi="Calibri"/>
                 <w:b/>
-                <w:color w:val="FFFFFF"/>
-                <w:sz w:val="18"/>
+                <w:i w:val="0"/>
+                <w:sz w:val="20"/>
               </w:rPr>
               <w:t>Campo</w:t>
             </w:r>
@@ -43,16 +94,25 @@
         </w:tc>
         <w:tc>
           <w:tcPr>
-            <w:tcW w:type="dxa" w:w="4873"/>
-            <w:shd w:val="clear" w:fill="1F3B73"/>
+            <w:tcW w:type="dxa" w:w="4451"/>
+            <w:tcMar>
+              <w:top w:w="60" w:type="dxa"/>
+              <w:bottom w:w="60" w:type="dxa"/>
+              <w:left w:w="100" w:type="dxa"/>
+              <w:right w:w="100" w:type="dxa"/>
+            </w:tcMar>
+            <w:shd w:val="clear" w:color="auto" w:fill="D6E4F0"/>
           </w:tcPr>
           <w:p>
-            <w:r/>
+            <w:pPr>
+              <w:spacing w:before="40" w:after="40"/>
+            </w:pPr>
             <w:r>
               <w:rPr>
+                <w:rFonts w:ascii="Calibri" w:hAnsi="Calibri"/>
                 <w:b/>
-                <w:color w:val="FFFFFF"/>
-                <w:sz w:val="18"/>
+                <w:i w:val="0"/>
+                <w:sz w:val="20"/>
               </w:rPr>
               <w:t>Valor</w:t>
             </w:r>
@@ -60,20 +120,30 @@
         </w:tc>
       </w:tr>
       <w:tr>
+        <w:trPr>
+          <w:cantSplit w:val="1"/>
+        </w:trPr>
         <w:tc>
           <w:tcPr>
-            <w:tcW w:type="dxa" w:w="4873"/>
+            <w:tcW w:type="dxa" w:w="4451"/>
+            <w:tcMar>
+              <w:top w:w="60" w:type="dxa"/>
+              <w:bottom w:w="60" w:type="dxa"/>
+              <w:left w:w="100" w:type="dxa"/>
+              <w:right w:w="100" w:type="dxa"/>
+            </w:tcMar>
+            <w:shd w:val="clear" w:color="auto" w:fill="F0F4F8"/>
           </w:tcPr>
           <w:p>
+            <w:pPr>
+              <w:spacing w:before="40" w:after="40"/>
+            </w:pPr>
             <w:r>
               <w:rPr>
-                <w:sz w:val="17"/>
-              </w:rPr>
-            </w:r>
-            <w:r>
-              <w:rPr>
+                <w:rFonts w:ascii="Calibri" w:hAnsi="Calibri"/>
                 <w:b/>
-                <w:sz w:val="17"/>
+                <w:i w:val="0"/>
+                <w:sz w:val="20"/>
               </w:rPr>
               <w:t>Documento</w:t>
             </w:r>
@@ -81,17 +151,24 @@
         </w:tc>
         <w:tc>
           <w:tcPr>
-            <w:tcW w:type="dxa" w:w="4873"/>
+            <w:tcW w:type="dxa" w:w="4451"/>
+            <w:tcMar>
+              <w:top w:w="60" w:type="dxa"/>
+              <w:bottom w:w="60" w:type="dxa"/>
+              <w:left w:w="100" w:type="dxa"/>
+              <w:right w:w="100" w:type="dxa"/>
+            </w:tcMar>
           </w:tcPr>
           <w:p>
+            <w:pPr>
+              <w:spacing w:before="40" w:after="40"/>
+            </w:pPr>
             <w:r>
               <w:rPr>
-                <w:sz w:val="17"/>
-              </w:rPr>
-            </w:r>
-            <w:r>
-              <w:rPr>
-                <w:sz w:val="17"/>
+                <w:rFonts w:ascii="Calibri" w:hAnsi="Calibri"/>
+                <w:b w:val="0"/>
+                <w:i w:val="0"/>
+                <w:sz w:val="20"/>
               </w:rPr>
               <w:t>ATA-MILHASFACIL01-001</w:t>
             </w:r>
@@ -99,21 +176,30 @@
         </w:tc>
       </w:tr>
       <w:tr>
+        <w:trPr>
+          <w:cantSplit w:val="1"/>
+        </w:trPr>
         <w:tc>
           <w:tcPr>
-            <w:tcW w:type="dxa" w:w="4873"/>
-            <w:shd w:val="clear" w:fill="EDF1F7"/>
+            <w:tcW w:type="dxa" w:w="4451"/>
+            <w:tcMar>
+              <w:top w:w="60" w:type="dxa"/>
+              <w:bottom w:w="60" w:type="dxa"/>
+              <w:left w:w="100" w:type="dxa"/>
+              <w:right w:w="100" w:type="dxa"/>
+            </w:tcMar>
+            <w:shd w:val="clear" w:color="auto" w:fill="F0F4F8"/>
           </w:tcPr>
           <w:p>
+            <w:pPr>
+              <w:spacing w:before="40" w:after="40"/>
+            </w:pPr>
             <w:r>
               <w:rPr>
-                <w:sz w:val="17"/>
-              </w:rPr>
-            </w:r>
-            <w:r>
-              <w:rPr>
+                <w:rFonts w:ascii="Calibri" w:hAnsi="Calibri"/>
                 <w:b/>
-                <w:sz w:val="17"/>
+                <w:i w:val="0"/>
+                <w:sz w:val="20"/>
               </w:rPr>
               <w:t>Projeto</w:t>
             </w:r>
@@ -121,18 +207,24 @@
         </w:tc>
         <w:tc>
           <w:tcPr>
-            <w:tcW w:type="dxa" w:w="4873"/>
-            <w:shd w:val="clear" w:fill="EDF1F7"/>
+            <w:tcW w:type="dxa" w:w="4451"/>
+            <w:tcMar>
+              <w:top w:w="60" w:type="dxa"/>
+              <w:bottom w:w="60" w:type="dxa"/>
+              <w:left w:w="100" w:type="dxa"/>
+              <w:right w:w="100" w:type="dxa"/>
+            </w:tcMar>
           </w:tcPr>
           <w:p>
+            <w:pPr>
+              <w:spacing w:before="40" w:after="40"/>
+            </w:pPr>
             <w:r>
               <w:rPr>
-                <w:sz w:val="17"/>
-              </w:rPr>
-            </w:r>
-            <w:r>
-              <w:rPr>
-                <w:sz w:val="17"/>
+                <w:rFonts w:ascii="Calibri" w:hAnsi="Calibri"/>
+                <w:b w:val="0"/>
+                <w:i w:val="0"/>
+                <w:sz w:val="20"/>
               </w:rPr>
               <w:t>MilhasFacil — Plataforma de Busca e Alerta de Passagens por Milhas</w:t>
             </w:r>
@@ -140,20 +232,30 @@
         </w:tc>
       </w:tr>
       <w:tr>
+        <w:trPr>
+          <w:cantSplit w:val="1"/>
+        </w:trPr>
         <w:tc>
           <w:tcPr>
-            <w:tcW w:type="dxa" w:w="4873"/>
+            <w:tcW w:type="dxa" w:w="4451"/>
+            <w:tcMar>
+              <w:top w:w="60" w:type="dxa"/>
+              <w:bottom w:w="60" w:type="dxa"/>
+              <w:left w:w="100" w:type="dxa"/>
+              <w:right w:w="100" w:type="dxa"/>
+            </w:tcMar>
+            <w:shd w:val="clear" w:color="auto" w:fill="F0F4F8"/>
           </w:tcPr>
           <w:p>
+            <w:pPr>
+              <w:spacing w:before="40" w:after="40"/>
+            </w:pPr>
             <w:r>
               <w:rPr>
-                <w:sz w:val="17"/>
-              </w:rPr>
-            </w:r>
-            <w:r>
-              <w:rPr>
+                <w:rFonts w:ascii="Calibri" w:hAnsi="Calibri"/>
                 <w:b/>
-                <w:sz w:val="17"/>
+                <w:i w:val="0"/>
+                <w:sz w:val="20"/>
               </w:rPr>
               <w:t>Código do projeto</w:t>
             </w:r>
@@ -161,17 +263,24 @@
         </w:tc>
         <w:tc>
           <w:tcPr>
-            <w:tcW w:type="dxa" w:w="4873"/>
+            <w:tcW w:type="dxa" w:w="4451"/>
+            <w:tcMar>
+              <w:top w:w="60" w:type="dxa"/>
+              <w:bottom w:w="60" w:type="dxa"/>
+              <w:left w:w="100" w:type="dxa"/>
+              <w:right w:w="100" w:type="dxa"/>
+            </w:tcMar>
           </w:tcPr>
           <w:p>
+            <w:pPr>
+              <w:spacing w:before="40" w:after="40"/>
+            </w:pPr>
             <w:r>
               <w:rPr>
-                <w:sz w:val="17"/>
-              </w:rPr>
-            </w:r>
-            <w:r>
-              <w:rPr>
-                <w:sz w:val="17"/>
+                <w:rFonts w:ascii="Calibri" w:hAnsi="Calibri"/>
+                <w:b w:val="0"/>
+                <w:i w:val="0"/>
+                <w:sz w:val="20"/>
               </w:rPr>
               <w:t>MILHASFACIL01</w:t>
             </w:r>
@@ -179,21 +288,30 @@
         </w:tc>
       </w:tr>
       <w:tr>
+        <w:trPr>
+          <w:cantSplit w:val="1"/>
+        </w:trPr>
         <w:tc>
           <w:tcPr>
-            <w:tcW w:type="dxa" w:w="4873"/>
-            <w:shd w:val="clear" w:fill="EDF1F7"/>
+            <w:tcW w:type="dxa" w:w="4451"/>
+            <w:tcMar>
+              <w:top w:w="60" w:type="dxa"/>
+              <w:bottom w:w="60" w:type="dxa"/>
+              <w:left w:w="100" w:type="dxa"/>
+              <w:right w:w="100" w:type="dxa"/>
+            </w:tcMar>
+            <w:shd w:val="clear" w:color="auto" w:fill="F0F4F8"/>
           </w:tcPr>
           <w:p>
+            <w:pPr>
+              <w:spacing w:before="40" w:after="40"/>
+            </w:pPr>
             <w:r>
               <w:rPr>
-                <w:sz w:val="17"/>
-              </w:rPr>
-            </w:r>
-            <w:r>
-              <w:rPr>
+                <w:rFonts w:ascii="Calibri" w:hAnsi="Calibri"/>
                 <w:b/>
-                <w:sz w:val="17"/>
+                <w:i w:val="0"/>
+                <w:sz w:val="20"/>
               </w:rPr>
               <w:t>Cliente</w:t>
             </w:r>
@@ -201,18 +319,24 @@
         </w:tc>
         <w:tc>
           <w:tcPr>
-            <w:tcW w:type="dxa" w:w="4873"/>
-            <w:shd w:val="clear" w:fill="EDF1F7"/>
+            <w:tcW w:type="dxa" w:w="4451"/>
+            <w:tcMar>
+              <w:top w:w="60" w:type="dxa"/>
+              <w:bottom w:w="60" w:type="dxa"/>
+              <w:left w:w="100" w:type="dxa"/>
+              <w:right w:w="100" w:type="dxa"/>
+            </w:tcMar>
           </w:tcPr>
           <w:p>
+            <w:pPr>
+              <w:spacing w:before="40" w:after="40"/>
+            </w:pPr>
             <w:r>
               <w:rPr>
-                <w:sz w:val="17"/>
-              </w:rPr>
-            </w:r>
-            <w:r>
-              <w:rPr>
-                <w:sz w:val="17"/>
+                <w:rFonts w:ascii="Calibri" w:hAnsi="Calibri"/>
+                <w:b w:val="0"/>
+                <w:i w:val="0"/>
+                <w:sz w:val="20"/>
               </w:rPr>
               <w:t>Hub de Milhas</w:t>
             </w:r>
@@ -220,20 +344,30 @@
         </w:tc>
       </w:tr>
       <w:tr>
+        <w:trPr>
+          <w:cantSplit w:val="1"/>
+        </w:trPr>
         <w:tc>
           <w:tcPr>
-            <w:tcW w:type="dxa" w:w="4873"/>
+            <w:tcW w:type="dxa" w:w="4451"/>
+            <w:tcMar>
+              <w:top w:w="60" w:type="dxa"/>
+              <w:bottom w:w="60" w:type="dxa"/>
+              <w:left w:w="100" w:type="dxa"/>
+              <w:right w:w="100" w:type="dxa"/>
+            </w:tcMar>
+            <w:shd w:val="clear" w:color="auto" w:fill="F0F4F8"/>
           </w:tcPr>
           <w:p>
+            <w:pPr>
+              <w:spacing w:before="40" w:after="40"/>
+            </w:pPr>
             <w:r>
               <w:rPr>
-                <w:sz w:val="17"/>
-              </w:rPr>
-            </w:r>
-            <w:r>
-              <w:rPr>
+                <w:rFonts w:ascii="Calibri" w:hAnsi="Calibri"/>
                 <w:b/>
-                <w:sz w:val="17"/>
+                <w:i w:val="0"/>
+                <w:sz w:val="20"/>
               </w:rPr>
               <w:t>Organização</w:t>
             </w:r>
@@ -241,17 +375,24 @@
         </w:tc>
         <w:tc>
           <w:tcPr>
-            <w:tcW w:type="dxa" w:w="4873"/>
+            <w:tcW w:type="dxa" w:w="4451"/>
+            <w:tcMar>
+              <w:top w:w="60" w:type="dxa"/>
+              <w:bottom w:w="60" w:type="dxa"/>
+              <w:left w:w="100" w:type="dxa"/>
+              <w:right w:w="100" w:type="dxa"/>
+            </w:tcMar>
           </w:tcPr>
           <w:p>
+            <w:pPr>
+              <w:spacing w:before="40" w:after="40"/>
+            </w:pPr>
             <w:r>
               <w:rPr>
-                <w:sz w:val="17"/>
-              </w:rPr>
-            </w:r>
-            <w:r>
-              <w:rPr>
-                <w:sz w:val="17"/>
+                <w:rFonts w:ascii="Calibri" w:hAnsi="Calibri"/>
+                <w:b w:val="0"/>
+                <w:i w:val="0"/>
+                <w:sz w:val="20"/>
               </w:rPr>
               <w:t>Timeware Brasil Softwares e Serviços LTDA</w:t>
             </w:r>
@@ -259,21 +400,30 @@
         </w:tc>
       </w:tr>
       <w:tr>
+        <w:trPr>
+          <w:cantSplit w:val="1"/>
+        </w:trPr>
         <w:tc>
           <w:tcPr>
-            <w:tcW w:type="dxa" w:w="4873"/>
-            <w:shd w:val="clear" w:fill="EDF1F7"/>
+            <w:tcW w:type="dxa" w:w="4451"/>
+            <w:tcMar>
+              <w:top w:w="60" w:type="dxa"/>
+              <w:bottom w:w="60" w:type="dxa"/>
+              <w:left w:w="100" w:type="dxa"/>
+              <w:right w:w="100" w:type="dxa"/>
+            </w:tcMar>
+            <w:shd w:val="clear" w:color="auto" w:fill="F0F4F8"/>
           </w:tcPr>
           <w:p>
+            <w:pPr>
+              <w:spacing w:before="40" w:after="40"/>
+            </w:pPr>
             <w:r>
               <w:rPr>
-                <w:sz w:val="17"/>
-              </w:rPr>
-            </w:r>
-            <w:r>
-              <w:rPr>
+                <w:rFonts w:ascii="Calibri" w:hAnsi="Calibri"/>
                 <w:b/>
-                <w:sz w:val="17"/>
+                <w:i w:val="0"/>
+                <w:sz w:val="20"/>
               </w:rPr>
               <w:t>Reunião</w:t>
             </w:r>
@@ -281,18 +431,24 @@
         </w:tc>
         <w:tc>
           <w:tcPr>
-            <w:tcW w:type="dxa" w:w="4873"/>
-            <w:shd w:val="clear" w:fill="EDF1F7"/>
+            <w:tcW w:type="dxa" w:w="4451"/>
+            <w:tcMar>
+              <w:top w:w="60" w:type="dxa"/>
+              <w:bottom w:w="60" w:type="dxa"/>
+              <w:left w:w="100" w:type="dxa"/>
+              <w:right w:w="100" w:type="dxa"/>
+            </w:tcMar>
           </w:tcPr>
           <w:p>
+            <w:pPr>
+              <w:spacing w:before="40" w:after="40"/>
+            </w:pPr>
             <w:r>
               <w:rPr>
-                <w:sz w:val="17"/>
-              </w:rPr>
-            </w:r>
-            <w:r>
-              <w:rPr>
-                <w:sz w:val="17"/>
+                <w:rFonts w:ascii="Calibri" w:hAnsi="Calibri"/>
+                <w:b w:val="0"/>
+                <w:i w:val="0"/>
+                <w:sz w:val="20"/>
               </w:rPr>
               <w:t>Kickoff — Início formal das dailys e sprints de desenvolvimento</w:t>
             </w:r>
@@ -300,20 +456,30 @@
         </w:tc>
       </w:tr>
       <w:tr>
+        <w:trPr>
+          <w:cantSplit w:val="1"/>
+        </w:trPr>
         <w:tc>
           <w:tcPr>
-            <w:tcW w:type="dxa" w:w="4873"/>
+            <w:tcW w:type="dxa" w:w="4451"/>
+            <w:tcMar>
+              <w:top w:w="60" w:type="dxa"/>
+              <w:bottom w:w="60" w:type="dxa"/>
+              <w:left w:w="100" w:type="dxa"/>
+              <w:right w:w="100" w:type="dxa"/>
+            </w:tcMar>
+            <w:shd w:val="clear" w:color="auto" w:fill="F0F4F8"/>
           </w:tcPr>
           <w:p>
+            <w:pPr>
+              <w:spacing w:before="40" w:after="40"/>
+            </w:pPr>
             <w:r>
               <w:rPr>
-                <w:sz w:val="17"/>
-              </w:rPr>
-            </w:r>
-            <w:r>
-              <w:rPr>
+                <w:rFonts w:ascii="Calibri" w:hAnsi="Calibri"/>
                 <w:b/>
-                <w:sz w:val="17"/>
+                <w:i w:val="0"/>
+                <w:sz w:val="20"/>
               </w:rPr>
               <w:t>Data</w:t>
             </w:r>
@@ -321,17 +487,24 @@
         </w:tc>
         <w:tc>
           <w:tcPr>
-            <w:tcW w:type="dxa" w:w="4873"/>
+            <w:tcW w:type="dxa" w:w="4451"/>
+            <w:tcMar>
+              <w:top w:w="60" w:type="dxa"/>
+              <w:bottom w:w="60" w:type="dxa"/>
+              <w:left w:w="100" w:type="dxa"/>
+              <w:right w:w="100" w:type="dxa"/>
+            </w:tcMar>
           </w:tcPr>
           <w:p>
+            <w:pPr>
+              <w:spacing w:before="40" w:after="40"/>
+            </w:pPr>
             <w:r>
               <w:rPr>
-                <w:sz w:val="17"/>
-              </w:rPr>
-            </w:r>
-            <w:r>
-              <w:rPr>
-                <w:sz w:val="17"/>
+                <w:rFonts w:ascii="Calibri" w:hAnsi="Calibri"/>
+                <w:b w:val="0"/>
+                <w:i w:val="0"/>
+                <w:sz w:val="20"/>
               </w:rPr>
               <w:t>09/02/2026</w:t>
             </w:r>
@@ -339,21 +512,30 @@
         </w:tc>
       </w:tr>
       <w:tr>
+        <w:trPr>
+          <w:cantSplit w:val="1"/>
+        </w:trPr>
         <w:tc>
           <w:tcPr>
-            <w:tcW w:type="dxa" w:w="4873"/>
-            <w:shd w:val="clear" w:fill="EDF1F7"/>
+            <w:tcW w:type="dxa" w:w="4451"/>
+            <w:tcMar>
+              <w:top w:w="60" w:type="dxa"/>
+              <w:bottom w:w="60" w:type="dxa"/>
+              <w:left w:w="100" w:type="dxa"/>
+              <w:right w:w="100" w:type="dxa"/>
+            </w:tcMar>
+            <w:shd w:val="clear" w:color="auto" w:fill="F0F4F8"/>
           </w:tcPr>
           <w:p>
+            <w:pPr>
+              <w:spacing w:before="40" w:after="40"/>
+            </w:pPr>
             <w:r>
               <w:rPr>
-                <w:sz w:val="17"/>
-              </w:rPr>
-            </w:r>
-            <w:r>
-              <w:rPr>
+                <w:rFonts w:ascii="Calibri" w:hAnsi="Calibri"/>
                 <w:b/>
-                <w:sz w:val="17"/>
+                <w:i w:val="0"/>
+                <w:sz w:val="20"/>
               </w:rPr>
               <w:t>Horário</w:t>
             </w:r>
@@ -361,18 +543,24 @@
         </w:tc>
         <w:tc>
           <w:tcPr>
-            <w:tcW w:type="dxa" w:w="4873"/>
-            <w:shd w:val="clear" w:fill="EDF1F7"/>
+            <w:tcW w:type="dxa" w:w="4451"/>
+            <w:tcMar>
+              <w:top w:w="60" w:type="dxa"/>
+              <w:bottom w:w="60" w:type="dxa"/>
+              <w:left w:w="100" w:type="dxa"/>
+              <w:right w:w="100" w:type="dxa"/>
+            </w:tcMar>
           </w:tcPr>
           <w:p>
+            <w:pPr>
+              <w:spacing w:before="40" w:after="40"/>
+            </w:pPr>
             <w:r>
               <w:rPr>
-                <w:sz w:val="17"/>
-              </w:rPr>
-            </w:r>
-            <w:r>
-              <w:rPr>
-                <w:sz w:val="17"/>
+                <w:rFonts w:ascii="Calibri" w:hAnsi="Calibri"/>
+                <w:b w:val="0"/>
+                <w:i w:val="0"/>
+                <w:sz w:val="20"/>
               </w:rPr>
               <w:t>09h00 – 11h00</w:t>
             </w:r>
@@ -380,20 +568,30 @@
         </w:tc>
       </w:tr>
       <w:tr>
+        <w:trPr>
+          <w:cantSplit w:val="1"/>
+        </w:trPr>
         <w:tc>
           <w:tcPr>
-            <w:tcW w:type="dxa" w:w="4873"/>
+            <w:tcW w:type="dxa" w:w="4451"/>
+            <w:tcMar>
+              <w:top w:w="60" w:type="dxa"/>
+              <w:bottom w:w="60" w:type="dxa"/>
+              <w:left w:w="100" w:type="dxa"/>
+              <w:right w:w="100" w:type="dxa"/>
+            </w:tcMar>
+            <w:shd w:val="clear" w:color="auto" w:fill="F0F4F8"/>
           </w:tcPr>
           <w:p>
+            <w:pPr>
+              <w:spacing w:before="40" w:after="40"/>
+            </w:pPr>
             <w:r>
               <w:rPr>
-                <w:sz w:val="17"/>
-              </w:rPr>
-            </w:r>
-            <w:r>
-              <w:rPr>
+                <w:rFonts w:ascii="Calibri" w:hAnsi="Calibri"/>
                 <w:b/>
-                <w:sz w:val="17"/>
+                <w:i w:val="0"/>
+                <w:sz w:val="20"/>
               </w:rPr>
               <w:t>Canal</w:t>
             </w:r>
@@ -401,17 +599,24 @@
         </w:tc>
         <w:tc>
           <w:tcPr>
-            <w:tcW w:type="dxa" w:w="4873"/>
+            <w:tcW w:type="dxa" w:w="4451"/>
+            <w:tcMar>
+              <w:top w:w="60" w:type="dxa"/>
+              <w:bottom w:w="60" w:type="dxa"/>
+              <w:left w:w="100" w:type="dxa"/>
+              <w:right w:w="100" w:type="dxa"/>
+            </w:tcMar>
           </w:tcPr>
           <w:p>
+            <w:pPr>
+              <w:spacing w:before="40" w:after="40"/>
+            </w:pPr>
             <w:r>
               <w:rPr>
-                <w:sz w:val="17"/>
-              </w:rPr>
-            </w:r>
-            <w:r>
-              <w:rPr>
-                <w:sz w:val="17"/>
+                <w:rFonts w:ascii="Calibri" w:hAnsi="Calibri"/>
+                <w:b w:val="0"/>
+                <w:i w:val="0"/>
+                <w:sz w:val="20"/>
               </w:rPr>
               <w:t>Microsoft Teams</w:t>
             </w:r>
@@ -419,21 +624,30 @@
         </w:tc>
       </w:tr>
       <w:tr>
+        <w:trPr>
+          <w:cantSplit w:val="1"/>
+        </w:trPr>
         <w:tc>
           <w:tcPr>
-            <w:tcW w:type="dxa" w:w="4873"/>
-            <w:shd w:val="clear" w:fill="EDF1F7"/>
+            <w:tcW w:type="dxa" w:w="4451"/>
+            <w:tcMar>
+              <w:top w:w="60" w:type="dxa"/>
+              <w:bottom w:w="60" w:type="dxa"/>
+              <w:left w:w="100" w:type="dxa"/>
+              <w:right w:w="100" w:type="dxa"/>
+            </w:tcMar>
+            <w:shd w:val="clear" w:color="auto" w:fill="F0F4F8"/>
           </w:tcPr>
           <w:p>
+            <w:pPr>
+              <w:spacing w:before="40" w:after="40"/>
+            </w:pPr>
             <w:r>
               <w:rPr>
-                <w:sz w:val="17"/>
-              </w:rPr>
-            </w:r>
-            <w:r>
-              <w:rPr>
+                <w:rFonts w:ascii="Calibri" w:hAnsi="Calibri"/>
                 <w:b/>
-                <w:sz w:val="17"/>
+                <w:i w:val="0"/>
+                <w:sz w:val="20"/>
               </w:rPr>
               <w:t>Facilitador</w:t>
             </w:r>
@@ -441,18 +655,24 @@
         </w:tc>
         <w:tc>
           <w:tcPr>
-            <w:tcW w:type="dxa" w:w="4873"/>
-            <w:shd w:val="clear" w:fill="EDF1F7"/>
+            <w:tcW w:type="dxa" w:w="4451"/>
+            <w:tcMar>
+              <w:top w:w="60" w:type="dxa"/>
+              <w:bottom w:w="60" w:type="dxa"/>
+              <w:left w:w="100" w:type="dxa"/>
+              <w:right w:w="100" w:type="dxa"/>
+            </w:tcMar>
           </w:tcPr>
           <w:p>
+            <w:pPr>
+              <w:spacing w:before="40" w:after="40"/>
+            </w:pPr>
             <w:r>
               <w:rPr>
-                <w:sz w:val="17"/>
-              </w:rPr>
-            </w:r>
-            <w:r>
-              <w:rPr>
-                <w:sz w:val="17"/>
+                <w:rFonts w:ascii="Calibri" w:hAnsi="Calibri"/>
+                <w:b w:val="0"/>
+                <w:i w:val="0"/>
+                <w:sz w:val="20"/>
               </w:rPr>
               <w:t>Abraão (Timeware)</w:t>
             </w:r>
@@ -460,20 +680,30 @@
         </w:tc>
       </w:tr>
       <w:tr>
+        <w:trPr>
+          <w:cantSplit w:val="1"/>
+        </w:trPr>
         <w:tc>
           <w:tcPr>
-            <w:tcW w:type="dxa" w:w="4873"/>
+            <w:tcW w:type="dxa" w:w="4451"/>
+            <w:tcMar>
+              <w:top w:w="60" w:type="dxa"/>
+              <w:bottom w:w="60" w:type="dxa"/>
+              <w:left w:w="100" w:type="dxa"/>
+              <w:right w:w="100" w:type="dxa"/>
+            </w:tcMar>
+            <w:shd w:val="clear" w:color="auto" w:fill="F0F4F8"/>
           </w:tcPr>
           <w:p>
+            <w:pPr>
+              <w:spacing w:before="40" w:after="40"/>
+            </w:pPr>
             <w:r>
               <w:rPr>
-                <w:sz w:val="17"/>
-              </w:rPr>
-            </w:r>
-            <w:r>
-              <w:rPr>
+                <w:rFonts w:ascii="Calibri" w:hAnsi="Calibri"/>
                 <w:b/>
-                <w:sz w:val="17"/>
+                <w:i w:val="0"/>
+                <w:sz w:val="20"/>
               </w:rPr>
               <w:t>Gerente de Projeto</w:t>
             </w:r>
@@ -481,17 +711,24 @@
         </w:tc>
         <w:tc>
           <w:tcPr>
-            <w:tcW w:type="dxa" w:w="4873"/>
+            <w:tcW w:type="dxa" w:w="4451"/>
+            <w:tcMar>
+              <w:top w:w="60" w:type="dxa"/>
+              <w:bottom w:w="60" w:type="dxa"/>
+              <w:left w:w="100" w:type="dxa"/>
+              <w:right w:w="100" w:type="dxa"/>
+            </w:tcMar>
           </w:tcPr>
           <w:p>
+            <w:pPr>
+              <w:spacing w:before="40" w:after="40"/>
+            </w:pPr>
             <w:r>
               <w:rPr>
-                <w:sz w:val="17"/>
-              </w:rPr>
-            </w:r>
-            <w:r>
-              <w:rPr>
-                <w:sz w:val="17"/>
+                <w:rFonts w:ascii="Calibri" w:hAnsi="Calibri"/>
+                <w:b w:val="0"/>
+                <w:i w:val="0"/>
+                <w:sz w:val="20"/>
               </w:rPr>
               <w:t>Abraão</w:t>
             </w:r>
@@ -499,21 +736,30 @@
         </w:tc>
       </w:tr>
       <w:tr>
+        <w:trPr>
+          <w:cantSplit w:val="1"/>
+        </w:trPr>
         <w:tc>
           <w:tcPr>
-            <w:tcW w:type="dxa" w:w="4873"/>
-            <w:shd w:val="clear" w:fill="EDF1F7"/>
+            <w:tcW w:type="dxa" w:w="4451"/>
+            <w:tcMar>
+              <w:top w:w="60" w:type="dxa"/>
+              <w:bottom w:w="60" w:type="dxa"/>
+              <w:left w:w="100" w:type="dxa"/>
+              <w:right w:w="100" w:type="dxa"/>
+            </w:tcMar>
+            <w:shd w:val="clear" w:color="auto" w:fill="F0F4F8"/>
           </w:tcPr>
           <w:p>
+            <w:pPr>
+              <w:spacing w:before="40" w:after="40"/>
+            </w:pPr>
             <w:r>
               <w:rPr>
-                <w:sz w:val="17"/>
-              </w:rPr>
-            </w:r>
-            <w:r>
-              <w:rPr>
+                <w:rFonts w:ascii="Calibri" w:hAnsi="Calibri"/>
                 <w:b/>
-                <w:sz w:val="17"/>
+                <w:i w:val="0"/>
+                <w:sz w:val="20"/>
               </w:rPr>
               <w:t>Versão</w:t>
             </w:r>
@@ -521,20 +767,26 @@
         </w:tc>
         <w:tc>
           <w:tcPr>
-            <w:tcW w:type="dxa" w:w="4873"/>
-            <w:shd w:val="clear" w:fill="EDF1F7"/>
+            <w:tcW w:type="dxa" w:w="4451"/>
+            <w:tcMar>
+              <w:top w:w="60" w:type="dxa"/>
+              <w:bottom w:w="60" w:type="dxa"/>
+              <w:left w:w="100" w:type="dxa"/>
+              <w:right w:w="100" w:type="dxa"/>
+            </w:tcMar>
           </w:tcPr>
           <w:p>
+            <w:pPr>
+              <w:spacing w:before="40" w:after="40"/>
+            </w:pPr>
             <w:r>
               <w:rPr>
-                <w:sz w:val="17"/>
+                <w:rFonts w:ascii="Calibri" w:hAnsi="Calibri"/>
+                <w:b w:val="0"/>
+                <w:i w:val="0"/>
+                <w:sz w:val="20"/>
               </w:rPr>
-            </w:r>
-            <w:r>
-              <w:rPr>
-                <w:sz w:val="17"/>
-              </w:rPr>
-              <w:t>1.0</w:t>
+              <w:t>1.1</w:t>
             </w:r>
           </w:p>
         </w:tc>
@@ -542,44 +794,66 @@
     </w:tbl>
     <w:p>
       <w:pPr>
+        <w:spacing w:before="0" w:after="160"/>
+      </w:pPr>
+    </w:p>
+    <w:p>
+      <w:pPr>
+        <w:pStyle w:val="Heading1"/>
+        <w:keepNext/>
+        <w:keepLines/>
         <w:pBdr>
-          <w:bottom w:val="single" w:sz="6" w:space="3" w:color="1F3B73"/>
+          <w:bottom w:val="single" w:sz="4" w:space="2" w:color="D6E4F0"/>
         </w:pBdr>
       </w:pPr>
       <w:r>
-        <w:rPr>
-          <w:b/>
-          <w:color w:val="1F3B73"/>
-          <w:sz w:val="27"/>
-        </w:rPr>
         <w:t>1. Participantes</w:t>
       </w:r>
     </w:p>
     <w:tbl>
       <w:tblPr>
-        <w:tblStyle w:val="TableGrid"/>
         <w:tblW w:type="auto" w:w="0"/>
-        <w:jc w:val="center"/>
         <w:tblLook w:firstColumn="1" w:firstRow="1" w:lastColumn="0" w:lastRow="0" w:noHBand="0" w:noVBand="1" w:val="04A0"/>
+        <w:tblBorders>
+          <w:top w:val="single" w:sz="4" w:space="0" w:color="003366"/>
+          <w:left w:val="single" w:sz="4" w:space="0" w:color="003366"/>
+          <w:bottom w:val="single" w:sz="4" w:space="0" w:color="003366"/>
+          <w:right w:val="single" w:sz="4" w:space="0" w:color="003366"/>
+          <w:insideH w:val="single" w:sz="4" w:space="0" w:color="003366"/>
+          <w:insideV w:val="single" w:sz="4" w:space="0" w:color="003366"/>
+        </w:tblBorders>
       </w:tblPr>
       <w:tblGrid>
-        <w:gridCol w:w="3249"/>
-        <w:gridCol w:w="3249"/>
-        <w:gridCol w:w="3249"/>
+        <w:gridCol w:w="2967"/>
+        <w:gridCol w:w="2967"/>
+        <w:gridCol w:w="2967"/>
       </w:tblGrid>
       <w:tr>
+        <w:trPr>
+          <w:cantSplit w:val="1"/>
+        </w:trPr>
         <w:tc>
           <w:tcPr>
-            <w:tcW w:type="dxa" w:w="3249"/>
-            <w:shd w:val="clear" w:fill="1F3B73"/>
+            <w:tcW w:type="dxa" w:w="2967"/>
+            <w:tcMar>
+              <w:top w:w="60" w:type="dxa"/>
+              <w:bottom w:w="60" w:type="dxa"/>
+              <w:left w:w="100" w:type="dxa"/>
+              <w:right w:w="100" w:type="dxa"/>
+            </w:tcMar>
+            <w:shd w:val="clear" w:color="auto" w:fill="003366"/>
           </w:tcPr>
           <w:p>
-            <w:r/>
+            <w:pPr>
+              <w:spacing w:before="40" w:after="40"/>
+            </w:pPr>
             <w:r>
               <w:rPr>
+                <w:rFonts w:ascii="Calibri" w:hAnsi="Calibri"/>
                 <w:b/>
+                <w:i w:val="0"/>
                 <w:color w:val="FFFFFF"/>
-                <w:sz w:val="18"/>
+                <w:sz w:val="20"/>
               </w:rPr>
               <w:t>Nome</w:t>
             </w:r>
@@ -587,16 +861,26 @@
         </w:tc>
         <w:tc>
           <w:tcPr>
-            <w:tcW w:type="dxa" w:w="3249"/>
-            <w:shd w:val="clear" w:fill="1F3B73"/>
+            <w:tcW w:type="dxa" w:w="2967"/>
+            <w:tcMar>
+              <w:top w:w="60" w:type="dxa"/>
+              <w:bottom w:w="60" w:type="dxa"/>
+              <w:left w:w="100" w:type="dxa"/>
+              <w:right w:w="100" w:type="dxa"/>
+            </w:tcMar>
+            <w:shd w:val="clear" w:color="auto" w:fill="003366"/>
           </w:tcPr>
           <w:p>
-            <w:r/>
+            <w:pPr>
+              <w:spacing w:before="40" w:after="40"/>
+            </w:pPr>
             <w:r>
               <w:rPr>
+                <w:rFonts w:ascii="Calibri" w:hAnsi="Calibri"/>
                 <w:b/>
+                <w:i w:val="0"/>
                 <w:color w:val="FFFFFF"/>
-                <w:sz w:val="18"/>
+                <w:sz w:val="20"/>
               </w:rPr>
               <w:t>Empresa</w:t>
             </w:r>
@@ -604,16 +888,26 @@
         </w:tc>
         <w:tc>
           <w:tcPr>
-            <w:tcW w:type="dxa" w:w="3249"/>
-            <w:shd w:val="clear" w:fill="1F3B73"/>
+            <w:tcW w:type="dxa" w:w="2967"/>
+            <w:tcMar>
+              <w:top w:w="60" w:type="dxa"/>
+              <w:bottom w:w="60" w:type="dxa"/>
+              <w:left w:w="100" w:type="dxa"/>
+              <w:right w:w="100" w:type="dxa"/>
+            </w:tcMar>
+            <w:shd w:val="clear" w:color="auto" w:fill="003366"/>
           </w:tcPr>
           <w:p>
-            <w:r/>
+            <w:pPr>
+              <w:spacing w:before="40" w:after="40"/>
+            </w:pPr>
             <w:r>
               <w:rPr>
+                <w:rFonts w:ascii="Calibri" w:hAnsi="Calibri"/>
                 <w:b/>
+                <w:i w:val="0"/>
                 <w:color w:val="FFFFFF"/>
-                <w:sz w:val="18"/>
+                <w:sz w:val="20"/>
               </w:rPr>
               <w:t>Papel</w:t>
             </w:r>
@@ -621,19 +915,30 @@
         </w:tc>
       </w:tr>
       <w:tr>
+        <w:trPr>
+          <w:cantSplit w:val="1"/>
+        </w:trPr>
         <w:tc>
           <w:tcPr>
-            <w:tcW w:type="dxa" w:w="3249"/>
+            <w:tcW w:type="dxa" w:w="2967"/>
+            <w:tcMar>
+              <w:top w:w="60" w:type="dxa"/>
+              <w:bottom w:w="60" w:type="dxa"/>
+              <w:left w:w="100" w:type="dxa"/>
+              <w:right w:w="100" w:type="dxa"/>
+            </w:tcMar>
+            <w:shd w:val="clear" w:color="auto" w:fill="EBF5FB"/>
           </w:tcPr>
           <w:p>
+            <w:pPr>
+              <w:spacing w:before="40" w:after="40"/>
+            </w:pPr>
             <w:r>
               <w:rPr>
-                <w:sz w:val="17"/>
-              </w:rPr>
-            </w:r>
-            <w:r>
-              <w:rPr>
-                <w:sz w:val="17"/>
+                <w:rFonts w:ascii="Calibri" w:hAnsi="Calibri"/>
+                <w:b w:val="0"/>
+                <w:i w:val="0"/>
+                <w:sz w:val="20"/>
               </w:rPr>
               <w:t>Abraão</w:t>
             </w:r>
@@ -641,17 +946,25 @@
         </w:tc>
         <w:tc>
           <w:tcPr>
-            <w:tcW w:type="dxa" w:w="3249"/>
+            <w:tcW w:type="dxa" w:w="2967"/>
+            <w:tcMar>
+              <w:top w:w="60" w:type="dxa"/>
+              <w:bottom w:w="60" w:type="dxa"/>
+              <w:left w:w="100" w:type="dxa"/>
+              <w:right w:w="100" w:type="dxa"/>
+            </w:tcMar>
+            <w:shd w:val="clear" w:color="auto" w:fill="EBF5FB"/>
           </w:tcPr>
           <w:p>
+            <w:pPr>
+              <w:spacing w:before="40" w:after="40"/>
+            </w:pPr>
             <w:r>
               <w:rPr>
-                <w:sz w:val="17"/>
-              </w:rPr>
-            </w:r>
-            <w:r>
-              <w:rPr>
-                <w:sz w:val="17"/>
+                <w:rFonts w:ascii="Calibri" w:hAnsi="Calibri"/>
+                <w:b w:val="0"/>
+                <w:i w:val="0"/>
+                <w:sz w:val="20"/>
               </w:rPr>
               <w:t>Timeware</w:t>
             </w:r>
@@ -659,17 +972,25 @@
         </w:tc>
         <w:tc>
           <w:tcPr>
-            <w:tcW w:type="dxa" w:w="3249"/>
+            <w:tcW w:type="dxa" w:w="2967"/>
+            <w:tcMar>
+              <w:top w:w="60" w:type="dxa"/>
+              <w:bottom w:w="60" w:type="dxa"/>
+              <w:left w:w="100" w:type="dxa"/>
+              <w:right w:w="100" w:type="dxa"/>
+            </w:tcMar>
+            <w:shd w:val="clear" w:color="auto" w:fill="EBF5FB"/>
           </w:tcPr>
           <w:p>
+            <w:pPr>
+              <w:spacing w:before="40" w:after="40"/>
+            </w:pPr>
             <w:r>
               <w:rPr>
-                <w:sz w:val="17"/>
-              </w:rPr>
-            </w:r>
-            <w:r>
-              <w:rPr>
-                <w:sz w:val="17"/>
+                <w:rFonts w:ascii="Calibri" w:hAnsi="Calibri"/>
+                <w:b w:val="0"/>
+                <w:i w:val="0"/>
+                <w:sz w:val="20"/>
               </w:rPr>
               <w:t>Gerente de Projeto / Facilitador (gestão; não codifica)</w:t>
             </w:r>
@@ -677,20 +998,29 @@
         </w:tc>
       </w:tr>
       <w:tr>
+        <w:trPr>
+          <w:cantSplit w:val="1"/>
+        </w:trPr>
         <w:tc>
           <w:tcPr>
-            <w:tcW w:type="dxa" w:w="3249"/>
-            <w:shd w:val="clear" w:fill="EDF1F7"/>
+            <w:tcW w:type="dxa" w:w="2967"/>
+            <w:tcMar>
+              <w:top w:w="60" w:type="dxa"/>
+              <w:bottom w:w="60" w:type="dxa"/>
+              <w:left w:w="100" w:type="dxa"/>
+              <w:right w:w="100" w:type="dxa"/>
+            </w:tcMar>
           </w:tcPr>
           <w:p>
+            <w:pPr>
+              <w:spacing w:before="40" w:after="40"/>
+            </w:pPr>
             <w:r>
               <w:rPr>
-                <w:sz w:val="17"/>
-              </w:rPr>
-            </w:r>
-            <w:r>
-              <w:rPr>
-                <w:sz w:val="17"/>
+                <w:rFonts w:ascii="Calibri" w:hAnsi="Calibri"/>
+                <w:b w:val="0"/>
+                <w:i w:val="0"/>
+                <w:sz w:val="20"/>
               </w:rPr>
               <w:t>Cézar Velazquez</w:t>
             </w:r>
@@ -698,18 +1028,24 @@
         </w:tc>
         <w:tc>
           <w:tcPr>
-            <w:tcW w:type="dxa" w:w="3249"/>
-            <w:shd w:val="clear" w:fill="EDF1F7"/>
+            <w:tcW w:type="dxa" w:w="2967"/>
+            <w:tcMar>
+              <w:top w:w="60" w:type="dxa"/>
+              <w:bottom w:w="60" w:type="dxa"/>
+              <w:left w:w="100" w:type="dxa"/>
+              <w:right w:w="100" w:type="dxa"/>
+            </w:tcMar>
           </w:tcPr>
           <w:p>
+            <w:pPr>
+              <w:spacing w:before="40" w:after="40"/>
+            </w:pPr>
             <w:r>
               <w:rPr>
-                <w:sz w:val="17"/>
-              </w:rPr>
-            </w:r>
-            <w:r>
-              <w:rPr>
-                <w:sz w:val="17"/>
+                <w:rFonts w:ascii="Calibri" w:hAnsi="Calibri"/>
+                <w:b w:val="0"/>
+                <w:i w:val="0"/>
+                <w:sz w:val="20"/>
               </w:rPr>
               <w:t>Timeware</w:t>
             </w:r>
@@ -717,18 +1053,24 @@
         </w:tc>
         <w:tc>
           <w:tcPr>
-            <w:tcW w:type="dxa" w:w="3249"/>
-            <w:shd w:val="clear" w:fill="EDF1F7"/>
+            <w:tcW w:type="dxa" w:w="2967"/>
+            <w:tcMar>
+              <w:top w:w="60" w:type="dxa"/>
+              <w:bottom w:w="60" w:type="dxa"/>
+              <w:left w:w="100" w:type="dxa"/>
+              <w:right w:w="100" w:type="dxa"/>
+            </w:tcMar>
           </w:tcPr>
           <w:p>
+            <w:pPr>
+              <w:spacing w:before="40" w:after="40"/>
+            </w:pPr>
             <w:r>
               <w:rPr>
-                <w:sz w:val="17"/>
-              </w:rPr>
-            </w:r>
-            <w:r>
-              <w:rPr>
-                <w:sz w:val="17"/>
+                <w:rFonts w:ascii="Calibri" w:hAnsi="Calibri"/>
+                <w:b w:val="0"/>
+                <w:i w:val="0"/>
+                <w:sz w:val="20"/>
               </w:rPr>
               <w:t>Tech Lead / Arquiteto / DevOps (revisor de PR)</w:t>
             </w:r>
@@ -736,19 +1078,30 @@
         </w:tc>
       </w:tr>
       <w:tr>
+        <w:trPr>
+          <w:cantSplit w:val="1"/>
+        </w:trPr>
         <w:tc>
           <w:tcPr>
-            <w:tcW w:type="dxa" w:w="3249"/>
+            <w:tcW w:type="dxa" w:w="2967"/>
+            <w:tcMar>
+              <w:top w:w="60" w:type="dxa"/>
+              <w:bottom w:w="60" w:type="dxa"/>
+              <w:left w:w="100" w:type="dxa"/>
+              <w:right w:w="100" w:type="dxa"/>
+            </w:tcMar>
+            <w:shd w:val="clear" w:color="auto" w:fill="EBF5FB"/>
           </w:tcPr>
           <w:p>
+            <w:pPr>
+              <w:spacing w:before="40" w:after="40"/>
+            </w:pPr>
             <w:r>
               <w:rPr>
-                <w:sz w:val="17"/>
-              </w:rPr>
-            </w:r>
-            <w:r>
-              <w:rPr>
-                <w:sz w:val="17"/>
+                <w:rFonts w:ascii="Calibri" w:hAnsi="Calibri"/>
+                <w:b w:val="0"/>
+                <w:i w:val="0"/>
+                <w:sz w:val="20"/>
               </w:rPr>
               <w:t>Felipe Santos</w:t>
             </w:r>
@@ -756,17 +1109,25 @@
         </w:tc>
         <w:tc>
           <w:tcPr>
-            <w:tcW w:type="dxa" w:w="3249"/>
+            <w:tcW w:type="dxa" w:w="2967"/>
+            <w:tcMar>
+              <w:top w:w="60" w:type="dxa"/>
+              <w:bottom w:w="60" w:type="dxa"/>
+              <w:left w:w="100" w:type="dxa"/>
+              <w:right w:w="100" w:type="dxa"/>
+            </w:tcMar>
+            <w:shd w:val="clear" w:color="auto" w:fill="EBF5FB"/>
           </w:tcPr>
           <w:p>
+            <w:pPr>
+              <w:spacing w:before="40" w:after="40"/>
+            </w:pPr>
             <w:r>
               <w:rPr>
-                <w:sz w:val="17"/>
-              </w:rPr>
-            </w:r>
-            <w:r>
-              <w:rPr>
-                <w:sz w:val="17"/>
+                <w:rFonts w:ascii="Calibri" w:hAnsi="Calibri"/>
+                <w:b w:val="0"/>
+                <w:i w:val="0"/>
+                <w:sz w:val="20"/>
               </w:rPr>
               <w:t>Timeware</w:t>
             </w:r>
@@ -774,17 +1135,25 @@
         </w:tc>
         <w:tc>
           <w:tcPr>
-            <w:tcW w:type="dxa" w:w="3249"/>
+            <w:tcW w:type="dxa" w:w="2967"/>
+            <w:tcMar>
+              <w:top w:w="60" w:type="dxa"/>
+              <w:bottom w:w="60" w:type="dxa"/>
+              <w:left w:w="100" w:type="dxa"/>
+              <w:right w:w="100" w:type="dxa"/>
+            </w:tcMar>
+            <w:shd w:val="clear" w:color="auto" w:fill="EBF5FB"/>
           </w:tcPr>
           <w:p>
+            <w:pPr>
+              <w:spacing w:before="40" w:after="40"/>
+            </w:pPr>
             <w:r>
               <w:rPr>
-                <w:sz w:val="17"/>
-              </w:rPr>
-            </w:r>
-            <w:r>
-              <w:rPr>
-                <w:sz w:val="17"/>
+                <w:rFonts w:ascii="Calibri" w:hAnsi="Calibri"/>
+                <w:b w:val="0"/>
+                <w:i w:val="0"/>
+                <w:sz w:val="20"/>
               </w:rPr>
               <w:t>Dev Backend Principal (API + crawlers)</w:t>
             </w:r>
@@ -792,20 +1161,29 @@
         </w:tc>
       </w:tr>
       <w:tr>
+        <w:trPr>
+          <w:cantSplit w:val="1"/>
+        </w:trPr>
         <w:tc>
           <w:tcPr>
-            <w:tcW w:type="dxa" w:w="3249"/>
-            <w:shd w:val="clear" w:fill="EDF1F7"/>
+            <w:tcW w:type="dxa" w:w="2967"/>
+            <w:tcMar>
+              <w:top w:w="60" w:type="dxa"/>
+              <w:bottom w:w="60" w:type="dxa"/>
+              <w:left w:w="100" w:type="dxa"/>
+              <w:right w:w="100" w:type="dxa"/>
+            </w:tcMar>
           </w:tcPr>
           <w:p>
+            <w:pPr>
+              <w:spacing w:before="40" w:after="40"/>
+            </w:pPr>
             <w:r>
               <w:rPr>
-                <w:sz w:val="17"/>
-              </w:rPr>
-            </w:r>
-            <w:r>
-              <w:rPr>
-                <w:sz w:val="17"/>
+                <w:rFonts w:ascii="Calibri" w:hAnsi="Calibri"/>
+                <w:b w:val="0"/>
+                <w:i w:val="0"/>
+                <w:sz w:val="20"/>
               </w:rPr>
               <w:t>Lucas Batista</w:t>
             </w:r>
@@ -813,18 +1191,24 @@
         </w:tc>
         <w:tc>
           <w:tcPr>
-            <w:tcW w:type="dxa" w:w="3249"/>
-            <w:shd w:val="clear" w:fill="EDF1F7"/>
+            <w:tcW w:type="dxa" w:w="2967"/>
+            <w:tcMar>
+              <w:top w:w="60" w:type="dxa"/>
+              <w:bottom w:w="60" w:type="dxa"/>
+              <w:left w:w="100" w:type="dxa"/>
+              <w:right w:w="100" w:type="dxa"/>
+            </w:tcMar>
           </w:tcPr>
           <w:p>
+            <w:pPr>
+              <w:spacing w:before="40" w:after="40"/>
+            </w:pPr>
             <w:r>
               <w:rPr>
-                <w:sz w:val="17"/>
-              </w:rPr>
-            </w:r>
-            <w:r>
-              <w:rPr>
-                <w:sz w:val="17"/>
+                <w:rFonts w:ascii="Calibri" w:hAnsi="Calibri"/>
+                <w:b w:val="0"/>
+                <w:i w:val="0"/>
+                <w:sz w:val="20"/>
               </w:rPr>
               <w:t>Timeware</w:t>
             </w:r>
@@ -832,18 +1216,24 @@
         </w:tc>
         <w:tc>
           <w:tcPr>
-            <w:tcW w:type="dxa" w:w="3249"/>
-            <w:shd w:val="clear" w:fill="EDF1F7"/>
+            <w:tcW w:type="dxa" w:w="2967"/>
+            <w:tcMar>
+              <w:top w:w="60" w:type="dxa"/>
+              <w:bottom w:w="60" w:type="dxa"/>
+              <w:left w:w="100" w:type="dxa"/>
+              <w:right w:w="100" w:type="dxa"/>
+            </w:tcMar>
           </w:tcPr>
           <w:p>
+            <w:pPr>
+              <w:spacing w:before="40" w:after="40"/>
+            </w:pPr>
             <w:r>
               <w:rPr>
-                <w:sz w:val="17"/>
-              </w:rPr>
-            </w:r>
-            <w:r>
-              <w:rPr>
-                <w:sz w:val="17"/>
+                <w:rFonts w:ascii="Calibri" w:hAnsi="Calibri"/>
+                <w:b w:val="0"/>
+                <w:i w:val="0"/>
+                <w:sz w:val="20"/>
               </w:rPr>
               <w:t>Full Stack</w:t>
             </w:r>
@@ -851,19 +1241,30 @@
         </w:tc>
       </w:tr>
       <w:tr>
+        <w:trPr>
+          <w:cantSplit w:val="1"/>
+        </w:trPr>
         <w:tc>
           <w:tcPr>
-            <w:tcW w:type="dxa" w:w="3249"/>
+            <w:tcW w:type="dxa" w:w="2967"/>
+            <w:tcMar>
+              <w:top w:w="60" w:type="dxa"/>
+              <w:bottom w:w="60" w:type="dxa"/>
+              <w:left w:w="100" w:type="dxa"/>
+              <w:right w:w="100" w:type="dxa"/>
+            </w:tcMar>
+            <w:shd w:val="clear" w:color="auto" w:fill="EBF5FB"/>
           </w:tcPr>
           <w:p>
+            <w:pPr>
+              <w:spacing w:before="40" w:after="40"/>
+            </w:pPr>
             <w:r>
               <w:rPr>
-                <w:sz w:val="17"/>
-              </w:rPr>
-            </w:r>
-            <w:r>
-              <w:rPr>
-                <w:sz w:val="17"/>
+                <w:rFonts w:ascii="Calibri" w:hAnsi="Calibri"/>
+                <w:b w:val="0"/>
+                <w:i w:val="0"/>
+                <w:sz w:val="20"/>
               </w:rPr>
               <w:t>Henry Oliveira</w:t>
             </w:r>
@@ -871,17 +1272,25 @@
         </w:tc>
         <w:tc>
           <w:tcPr>
-            <w:tcW w:type="dxa" w:w="3249"/>
+            <w:tcW w:type="dxa" w:w="2967"/>
+            <w:tcMar>
+              <w:top w:w="60" w:type="dxa"/>
+              <w:bottom w:w="60" w:type="dxa"/>
+              <w:left w:w="100" w:type="dxa"/>
+              <w:right w:w="100" w:type="dxa"/>
+            </w:tcMar>
+            <w:shd w:val="clear" w:color="auto" w:fill="EBF5FB"/>
           </w:tcPr>
           <w:p>
+            <w:pPr>
+              <w:spacing w:before="40" w:after="40"/>
+            </w:pPr>
             <w:r>
               <w:rPr>
-                <w:sz w:val="17"/>
-              </w:rPr>
-            </w:r>
-            <w:r>
-              <w:rPr>
-                <w:sz w:val="17"/>
+                <w:rFonts w:ascii="Calibri" w:hAnsi="Calibri"/>
+                <w:b w:val="0"/>
+                <w:i w:val="0"/>
+                <w:sz w:val="20"/>
               </w:rPr>
               <w:t>Timeware</w:t>
             </w:r>
@@ -889,17 +1298,25 @@
         </w:tc>
         <w:tc>
           <w:tcPr>
-            <w:tcW w:type="dxa" w:w="3249"/>
+            <w:tcW w:type="dxa" w:w="2967"/>
+            <w:tcMar>
+              <w:top w:w="60" w:type="dxa"/>
+              <w:bottom w:w="60" w:type="dxa"/>
+              <w:left w:w="100" w:type="dxa"/>
+              <w:right w:w="100" w:type="dxa"/>
+            </w:tcMar>
+            <w:shd w:val="clear" w:color="auto" w:fill="EBF5FB"/>
           </w:tcPr>
           <w:p>
+            <w:pPr>
+              <w:spacing w:before="40" w:after="40"/>
+            </w:pPr>
             <w:r>
               <w:rPr>
-                <w:sz w:val="17"/>
-              </w:rPr>
-            </w:r>
-            <w:r>
-              <w:rPr>
-                <w:sz w:val="17"/>
+                <w:rFonts w:ascii="Calibri" w:hAnsi="Calibri"/>
+                <w:b w:val="0"/>
+                <w:i w:val="0"/>
+                <w:sz w:val="20"/>
               </w:rPr>
               <w:t>Full Stack</w:t>
             </w:r>
@@ -907,20 +1324,29 @@
         </w:tc>
       </w:tr>
       <w:tr>
+        <w:trPr>
+          <w:cantSplit w:val="1"/>
+        </w:trPr>
         <w:tc>
           <w:tcPr>
-            <w:tcW w:type="dxa" w:w="3249"/>
-            <w:shd w:val="clear" w:fill="EDF1F7"/>
+            <w:tcW w:type="dxa" w:w="2967"/>
+            <w:tcMar>
+              <w:top w:w="60" w:type="dxa"/>
+              <w:bottom w:w="60" w:type="dxa"/>
+              <w:left w:w="100" w:type="dxa"/>
+              <w:right w:w="100" w:type="dxa"/>
+            </w:tcMar>
           </w:tcPr>
           <w:p>
+            <w:pPr>
+              <w:spacing w:before="40" w:after="40"/>
+            </w:pPr>
             <w:r>
               <w:rPr>
-                <w:sz w:val="17"/>
-              </w:rPr>
-            </w:r>
-            <w:r>
-              <w:rPr>
-                <w:sz w:val="17"/>
+                <w:rFonts w:ascii="Calibri" w:hAnsi="Calibri"/>
+                <w:b w:val="0"/>
+                <w:i w:val="0"/>
+                <w:sz w:val="20"/>
               </w:rPr>
               <w:t>Jonathan Alves</w:t>
             </w:r>
@@ -928,18 +1354,24 @@
         </w:tc>
         <w:tc>
           <w:tcPr>
-            <w:tcW w:type="dxa" w:w="3249"/>
-            <w:shd w:val="clear" w:fill="EDF1F7"/>
+            <w:tcW w:type="dxa" w:w="2967"/>
+            <w:tcMar>
+              <w:top w:w="60" w:type="dxa"/>
+              <w:bottom w:w="60" w:type="dxa"/>
+              <w:left w:w="100" w:type="dxa"/>
+              <w:right w:w="100" w:type="dxa"/>
+            </w:tcMar>
           </w:tcPr>
           <w:p>
+            <w:pPr>
+              <w:spacing w:before="40" w:after="40"/>
+            </w:pPr>
             <w:r>
               <w:rPr>
-                <w:sz w:val="17"/>
-              </w:rPr>
-            </w:r>
-            <w:r>
-              <w:rPr>
-                <w:sz w:val="17"/>
+                <w:rFonts w:ascii="Calibri" w:hAnsi="Calibri"/>
+                <w:b w:val="0"/>
+                <w:i w:val="0"/>
+                <w:sz w:val="20"/>
               </w:rPr>
               <w:t>Timeware</w:t>
             </w:r>
@@ -947,18 +1379,24 @@
         </w:tc>
         <w:tc>
           <w:tcPr>
-            <w:tcW w:type="dxa" w:w="3249"/>
-            <w:shd w:val="clear" w:fill="EDF1F7"/>
+            <w:tcW w:type="dxa" w:w="2967"/>
+            <w:tcMar>
+              <w:top w:w="60" w:type="dxa"/>
+              <w:bottom w:w="60" w:type="dxa"/>
+              <w:left w:w="100" w:type="dxa"/>
+              <w:right w:w="100" w:type="dxa"/>
+            </w:tcMar>
           </w:tcPr>
           <w:p>
+            <w:pPr>
+              <w:spacing w:before="40" w:after="40"/>
+            </w:pPr>
             <w:r>
               <w:rPr>
-                <w:sz w:val="17"/>
-              </w:rPr>
-            </w:r>
-            <w:r>
-              <w:rPr>
-                <w:sz w:val="17"/>
+                <w:rFonts w:ascii="Calibri" w:hAnsi="Calibri"/>
+                <w:b w:val="0"/>
+                <w:i w:val="0"/>
+                <w:sz w:val="20"/>
               </w:rPr>
               <w:t>QA (teste manual)</w:t>
             </w:r>
@@ -966,19 +1404,30 @@
         </w:tc>
       </w:tr>
       <w:tr>
+        <w:trPr>
+          <w:cantSplit w:val="1"/>
+        </w:trPr>
         <w:tc>
           <w:tcPr>
-            <w:tcW w:type="dxa" w:w="3249"/>
+            <w:tcW w:type="dxa" w:w="2967"/>
+            <w:tcMar>
+              <w:top w:w="60" w:type="dxa"/>
+              <w:bottom w:w="60" w:type="dxa"/>
+              <w:left w:w="100" w:type="dxa"/>
+              <w:right w:w="100" w:type="dxa"/>
+            </w:tcMar>
+            <w:shd w:val="clear" w:color="auto" w:fill="EBF5FB"/>
           </w:tcPr>
           <w:p>
+            <w:pPr>
+              <w:spacing w:before="40" w:after="40"/>
+            </w:pPr>
             <w:r>
               <w:rPr>
-                <w:sz w:val="17"/>
-              </w:rPr>
-            </w:r>
-            <w:r>
-              <w:rPr>
-                <w:sz w:val="17"/>
+                <w:rFonts w:ascii="Calibri" w:hAnsi="Calibri"/>
+                <w:b w:val="0"/>
+                <w:i w:val="0"/>
+                <w:sz w:val="20"/>
               </w:rPr>
               <w:t>Carol (Caroline)</w:t>
             </w:r>
@@ -986,17 +1435,25 @@
         </w:tc>
         <w:tc>
           <w:tcPr>
-            <w:tcW w:type="dxa" w:w="3249"/>
+            <w:tcW w:type="dxa" w:w="2967"/>
+            <w:tcMar>
+              <w:top w:w="60" w:type="dxa"/>
+              <w:bottom w:w="60" w:type="dxa"/>
+              <w:left w:w="100" w:type="dxa"/>
+              <w:right w:w="100" w:type="dxa"/>
+            </w:tcMar>
+            <w:shd w:val="clear" w:color="auto" w:fill="EBF5FB"/>
           </w:tcPr>
           <w:p>
+            <w:pPr>
+              <w:spacing w:before="40" w:after="40"/>
+            </w:pPr>
             <w:r>
               <w:rPr>
-                <w:sz w:val="17"/>
-              </w:rPr>
-            </w:r>
-            <w:r>
-              <w:rPr>
-                <w:sz w:val="17"/>
+                <w:rFonts w:ascii="Calibri" w:hAnsi="Calibri"/>
+                <w:b w:val="0"/>
+                <w:i w:val="0"/>
+                <w:sz w:val="20"/>
               </w:rPr>
               <w:t>Timeware</w:t>
             </w:r>
@@ -1004,17 +1461,25 @@
         </w:tc>
         <w:tc>
           <w:tcPr>
-            <w:tcW w:type="dxa" w:w="3249"/>
+            <w:tcW w:type="dxa" w:w="2967"/>
+            <w:tcMar>
+              <w:top w:w="60" w:type="dxa"/>
+              <w:bottom w:w="60" w:type="dxa"/>
+              <w:left w:w="100" w:type="dxa"/>
+              <w:right w:w="100" w:type="dxa"/>
+            </w:tcMar>
+            <w:shd w:val="clear" w:color="auto" w:fill="EBF5FB"/>
           </w:tcPr>
           <w:p>
+            <w:pPr>
+              <w:spacing w:before="40" w:after="40"/>
+            </w:pPr>
             <w:r>
               <w:rPr>
-                <w:sz w:val="17"/>
-              </w:rPr>
-            </w:r>
-            <w:r>
-              <w:rPr>
-                <w:sz w:val="17"/>
+                <w:rFonts w:ascii="Calibri" w:hAnsi="Calibri"/>
+                <w:b w:val="0"/>
+                <w:i w:val="0"/>
+                <w:sz w:val="20"/>
               </w:rPr>
               <w:t>GQA independente (auditoria de processo)</w:t>
             </w:r>
@@ -1022,20 +1487,29 @@
         </w:tc>
       </w:tr>
       <w:tr>
+        <w:trPr>
+          <w:cantSplit w:val="1"/>
+        </w:trPr>
         <w:tc>
           <w:tcPr>
-            <w:tcW w:type="dxa" w:w="3249"/>
-            <w:shd w:val="clear" w:fill="EDF1F7"/>
+            <w:tcW w:type="dxa" w:w="2967"/>
+            <w:tcMar>
+              <w:top w:w="60" w:type="dxa"/>
+              <w:bottom w:w="60" w:type="dxa"/>
+              <w:left w:w="100" w:type="dxa"/>
+              <w:right w:w="100" w:type="dxa"/>
+            </w:tcMar>
           </w:tcPr>
           <w:p>
+            <w:pPr>
+              <w:spacing w:before="40" w:after="40"/>
+            </w:pPr>
             <w:r>
               <w:rPr>
-                <w:sz w:val="17"/>
-              </w:rPr>
-            </w:r>
-            <w:r>
-              <w:rPr>
-                <w:sz w:val="17"/>
+                <w:rFonts w:ascii="Calibri" w:hAnsi="Calibri"/>
+                <w:b w:val="0"/>
+                <w:i w:val="0"/>
+                <w:sz w:val="20"/>
               </w:rPr>
               <w:t>PO Hub de Milhas</w:t>
             </w:r>
@@ -1043,18 +1517,24 @@
         </w:tc>
         <w:tc>
           <w:tcPr>
-            <w:tcW w:type="dxa" w:w="3249"/>
-            <w:shd w:val="clear" w:fill="EDF1F7"/>
+            <w:tcW w:type="dxa" w:w="2967"/>
+            <w:tcMar>
+              <w:top w:w="60" w:type="dxa"/>
+              <w:bottom w:w="60" w:type="dxa"/>
+              <w:left w:w="100" w:type="dxa"/>
+              <w:right w:w="100" w:type="dxa"/>
+            </w:tcMar>
           </w:tcPr>
           <w:p>
+            <w:pPr>
+              <w:spacing w:before="40" w:after="40"/>
+            </w:pPr>
             <w:r>
               <w:rPr>
-                <w:sz w:val="17"/>
-              </w:rPr>
-            </w:r>
-            <w:r>
-              <w:rPr>
-                <w:sz w:val="17"/>
+                <w:rFonts w:ascii="Calibri" w:hAnsi="Calibri"/>
+                <w:b w:val="0"/>
+                <w:i w:val="0"/>
+                <w:sz w:val="20"/>
               </w:rPr>
               <w:t>Hub de Milhas</w:t>
             </w:r>
@@ -1062,18 +1542,24 @@
         </w:tc>
         <w:tc>
           <w:tcPr>
-            <w:tcW w:type="dxa" w:w="3249"/>
-            <w:shd w:val="clear" w:fill="EDF1F7"/>
+            <w:tcW w:type="dxa" w:w="2967"/>
+            <w:tcMar>
+              <w:top w:w="60" w:type="dxa"/>
+              <w:bottom w:w="60" w:type="dxa"/>
+              <w:left w:w="100" w:type="dxa"/>
+              <w:right w:w="100" w:type="dxa"/>
+            </w:tcMar>
           </w:tcPr>
           <w:p>
+            <w:pPr>
+              <w:spacing w:before="40" w:after="40"/>
+            </w:pPr>
             <w:r>
               <w:rPr>
-                <w:sz w:val="17"/>
-              </w:rPr>
-            </w:r>
-            <w:r>
-              <w:rPr>
-                <w:sz w:val="17"/>
+                <w:rFonts w:ascii="Calibri" w:hAnsi="Calibri"/>
+                <w:b w:val="0"/>
+                <w:i w:val="0"/>
+                <w:sz w:val="20"/>
               </w:rPr>
               <w:t>Product Owner</w:t>
             </w:r>
@@ -1083,288 +1569,480 @@
     </w:tbl>
     <w:p>
       <w:pPr>
+        <w:spacing w:before="0" w:after="160"/>
+      </w:pPr>
+    </w:p>
+    <w:p>
+      <w:pPr>
+        <w:pStyle w:val="Heading1"/>
+        <w:keepNext/>
+        <w:keepLines/>
         <w:pBdr>
-          <w:bottom w:val="single" w:sz="6" w:space="3" w:color="1F3B73"/>
+          <w:bottom w:val="single" w:sz="4" w:space="2" w:color="D6E4F0"/>
         </w:pBdr>
       </w:pPr>
       <w:r>
-        <w:rPr>
-          <w:b/>
-          <w:color w:val="1F3B73"/>
-          <w:sz w:val="27"/>
-        </w:rPr>
         <w:t>2. Pauta</w:t>
       </w:r>
     </w:p>
     <w:p>
       <w:pPr>
         <w:pStyle w:val="ListNumber"/>
+        <w:spacing w:before="20" w:after="40"/>
       </w:pPr>
       <w:r>
+        <w:rPr>
+          <w:rFonts w:ascii="Calibri" w:hAnsi="Calibri"/>
+          <w:b w:val="0"/>
+          <w:i w:val="0"/>
+          <w:sz w:val="22"/>
+        </w:rPr>
         <w:t>Apresentação da equipe Timeware ao Hub de Milhas</w:t>
       </w:r>
     </w:p>
     <w:p>
       <w:pPr>
         <w:pStyle w:val="ListNumber"/>
+        <w:spacing w:before="20" w:after="40"/>
       </w:pPr>
       <w:r>
+        <w:rPr>
+          <w:rFonts w:ascii="Calibri" w:hAnsi="Calibri"/>
+          <w:b w:val="0"/>
+          <w:i w:val="0"/>
+          <w:sz w:val="22"/>
+        </w:rPr>
         <w:t>Revisão do escopo e dos objetivos do produto</w:t>
       </w:r>
     </w:p>
     <w:p>
       <w:pPr>
         <w:pStyle w:val="ListNumber"/>
+        <w:spacing w:before="20" w:after="40"/>
       </w:pPr>
       <w:r>
+        <w:rPr>
+          <w:rFonts w:ascii="Calibri" w:hAnsi="Calibri"/>
+          <w:b w:val="0"/>
+          <w:i w:val="0"/>
+          <w:sz w:val="22"/>
+        </w:rPr>
         <w:t>Definição da arquitetura macro da solução (API · Web · Crawler)</w:t>
       </w:r>
     </w:p>
     <w:p>
       <w:pPr>
         <w:pStyle w:val="ListNumber"/>
+        <w:spacing w:before="20" w:after="40"/>
       </w:pPr>
       <w:r>
+        <w:rPr>
+          <w:rFonts w:ascii="Calibri" w:hAnsi="Calibri"/>
+          <w:b w:val="0"/>
+          <w:i w:val="0"/>
+          <w:sz w:val="22"/>
+        </w:rPr>
         <w:t>Cadência de trabalho: dailys, sprints e cerimônias</w:t>
       </w:r>
     </w:p>
     <w:p>
       <w:pPr>
         <w:pStyle w:val="ListNumber"/>
+        <w:spacing w:before="20" w:after="40"/>
       </w:pPr>
       <w:r>
+        <w:rPr>
+          <w:rFonts w:ascii="Calibri" w:hAnsi="Calibri"/>
+          <w:b w:val="0"/>
+          <w:i w:val="0"/>
+          <w:sz w:val="22"/>
+        </w:rPr>
         <w:t>Gestão de acessos: Azure DevOps, repositórios e ambientes</w:t>
       </w:r>
     </w:p>
     <w:p>
       <w:pPr>
         <w:pStyle w:val="ListNumber"/>
+        <w:spacing w:before="20" w:after="40"/>
       </w:pPr>
       <w:r>
+        <w:rPr>
+          <w:rFonts w:ascii="Calibri" w:hAnsi="Calibri"/>
+          <w:b w:val="0"/>
+          <w:i w:val="0"/>
+          <w:sz w:val="22"/>
+        </w:rPr>
         <w:t>Definição da política de branch, rastreabilidade e gate de CI</w:t>
       </w:r>
     </w:p>
     <w:p>
       <w:pPr>
         <w:pStyle w:val="ListNumber"/>
+        <w:spacing w:before="20" w:after="40"/>
       </w:pPr>
       <w:r>
+        <w:rPr>
+          <w:rFonts w:ascii="Calibri" w:hAnsi="Calibri"/>
+          <w:b w:val="0"/>
+          <w:i w:val="0"/>
+          <w:sz w:val="22"/>
+        </w:rPr>
         <w:t>Próximos passos e ações imediatas</w:t>
       </w:r>
     </w:p>
     <w:p>
       <w:pPr>
+        <w:pStyle w:val="Heading1"/>
+        <w:keepNext/>
+        <w:keepLines/>
         <w:pBdr>
-          <w:bottom w:val="single" w:sz="6" w:space="3" w:color="1F3B73"/>
+          <w:bottom w:val="single" w:sz="4" w:space="2" w:color="D6E4F0"/>
         </w:pBdr>
       </w:pPr>
       <w:r>
-        <w:rPr>
-          <w:b/>
-          <w:color w:val="1F3B73"/>
-          <w:sz w:val="27"/>
-        </w:rPr>
         <w:t>3. Resumo das discussões</w:t>
       </w:r>
     </w:p>
     <w:p>
+      <w:pPr>
+        <w:pStyle w:val="Heading2"/>
+        <w:keepNext/>
+        <w:keepLines/>
+      </w:pPr>
       <w:r>
-        <w:rPr>
-          <w:b/>
-          <w:color w:val="2E5CAA"/>
-          <w:sz w:val="23"/>
-        </w:rPr>
         <w:t>3.1 Apresentação da equipe e alinhamento de papéis</w:t>
       </w:r>
     </w:p>
     <w:p>
+      <w:pPr>
+        <w:spacing w:before="0" w:after="120"/>
+      </w:pPr>
       <w:r>
+        <w:rPr>
+          <w:rFonts w:ascii="Calibri" w:hAnsi="Calibri"/>
+          <w:b w:val="0"/>
+          <w:i w:val="0"/>
+          <w:sz w:val="22"/>
+        </w:rPr>
         <w:t>A Timeware apresentou a equipe ao Hub de Milhas. Ficou estabelecido que Abraão atuaria como Gerente de Projeto (sem codificar e fora do DevOps), ponto de gestão e aprovador do escopo/change request; Cézar Velazquez como Tech Lead / Arquiteto / DevOps, responsável pela arquitetura, pela infraestrutura/pipeline e pela aprovação de todos os PRs (revisor de PR); Felipe Santos como Dev Backend Principal (API e crawlers); Lucas Batista e Henry Oliveira como desenvolvedores Full Stack; Jonathan Alves como QA, executando os testes de forma manual e gerando as evidências; e Carol (Caroline) como GQA independente, responsável pela auditoria de processo (sem codificar e fora do DevOps). Ficou distinta a função de QA (Jonathan, que executa os testes) da função de GQA (Carol, que audita o processo). O PO do Hub de Milhas seria o ponto de negócio e priorização do backlog.</w:t>
       </w:r>
     </w:p>
     <w:p>
+      <w:pPr>
+        <w:pStyle w:val="Heading2"/>
+        <w:keepNext/>
+        <w:keepLines/>
+      </w:pPr>
       <w:r>
-        <w:rPr>
-          <w:b/>
-          <w:color w:val="2E5CAA"/>
-          <w:sz w:val="23"/>
-        </w:rPr>
         <w:t>3.2 Revisão do escopo e objetivo do produto</w:t>
       </w:r>
     </w:p>
     <w:p>
+      <w:pPr>
+        <w:spacing w:before="0" w:after="120"/>
+      </w:pPr>
       <w:r>
+        <w:rPr>
+          <w:rFonts w:ascii="Calibri" w:hAnsi="Calibri"/>
+          <w:b w:val="0"/>
+          <w:i w:val="0"/>
+          <w:sz w:val="22"/>
+        </w:rPr>
         <w:t>Abraão e Cézar Velazquez apresentaram o objetivo do produto: uma plataforma de busca e alerta de passagens aéreas por milhas que consulta em paralelo os programas Smiles, Azul e Latam, registra o histórico de buscas do usuário e dispara alertas automáticos quando rotas favoritas atingem o preço-alvo em milhas. O Hub de Milhas confirmou a necessidade de eliminar a consulta manual em portais distintos, hoje feita programa a programa, e reforçou a importância do tempo de resposta da busca (meta de até 30 s; média alvo bem inferior) e da notificação proativa por WhatsApp.</w:t>
       </w:r>
     </w:p>
     <w:p>
+      <w:pPr>
+        <w:pStyle w:val="Heading2"/>
+        <w:keepNext/>
+        <w:keepLines/>
+      </w:pPr>
       <w:r>
-        <w:rPr>
-          <w:b/>
-          <w:color w:val="2E5CAA"/>
-          <w:sz w:val="23"/>
-        </w:rPr>
         <w:t>3.3 Arquitetura macro</w:t>
       </w:r>
     </w:p>
     <w:p>
+      <w:pPr>
+        <w:spacing w:before="0" w:after="120"/>
+      </w:pPr>
       <w:r>
+        <w:rPr>
+          <w:rFonts w:ascii="Calibri" w:hAnsi="Calibri"/>
+          <w:b w:val="0"/>
+          <w:i w:val="0"/>
+          <w:sz w:val="22"/>
+        </w:rPr>
         <w:t>A arquitetura proposta, conduzida por Cézar Velazquez (Tech Lead / Arquiteto), foi composta por três aplicações integradas:</w:t>
       </w:r>
     </w:p>
     <w:p>
       <w:pPr>
         <w:pStyle w:val="ListBullet"/>
+        <w:spacing w:before="20" w:after="40"/>
       </w:pPr>
       <w:r>
         <w:rPr>
+          <w:rFonts w:ascii="Calibri" w:hAnsi="Calibri"/>
           <w:b/>
+          <w:i w:val="0"/>
+          <w:sz w:val="22"/>
         </w:rPr>
         <w:t>API REST</w:t>
       </w:r>
       <w:r>
+        <w:rPr>
+          <w:rFonts w:ascii="Calibri" w:hAnsi="Calibri"/>
+          <w:b w:val="0"/>
+          <w:i w:val="0"/>
+          <w:sz w:val="22"/>
+        </w:rPr>
         <w:t xml:space="preserve"> em Spring Boot 3.2.5 / Java 21, base </w:t>
       </w:r>
       <w:r>
         <w:rPr>
-          <w:rFonts w:ascii="Consolas" w:hAnsi="Consolas"/>
-          <w:color w:val="444444"/>
-          <w:sz w:val="18"/>
+          <w:rFonts w:ascii="Courier New" w:hAnsi="Courier New"/>
+          <w:b w:val="0"/>
+          <w:i w:val="0"/>
+          <w:color w:val="333333"/>
+          <w:sz w:val="20"/>
         </w:rPr>
         <w:t>/api/v1</w:t>
       </w:r>
       <w:r>
+        <w:rPr>
+          <w:rFonts w:ascii="Calibri" w:hAnsi="Calibri"/>
+          <w:b w:val="0"/>
+          <w:i w:val="0"/>
+          <w:sz w:val="22"/>
+        </w:rPr>
         <w:t>, autenticação JWT HS256 stateless, persistência PostgreSQL com migrations Flyway e blacklist de token em Redis</w:t>
       </w:r>
     </w:p>
     <w:p>
       <w:pPr>
         <w:pStyle w:val="ListBullet"/>
+        <w:spacing w:before="20" w:after="40"/>
       </w:pPr>
       <w:r>
         <w:rPr>
+          <w:rFonts w:ascii="Calibri" w:hAnsi="Calibri"/>
           <w:b/>
+          <w:i w:val="0"/>
+          <w:sz w:val="22"/>
         </w:rPr>
         <w:t>Front-end Web</w:t>
       </w:r>
       <w:r>
+        <w:rPr>
+          <w:rFonts w:ascii="Calibri" w:hAnsi="Calibri"/>
+          <w:b w:val="0"/>
+          <w:i w:val="0"/>
+          <w:sz w:val="22"/>
+        </w:rPr>
         <w:t xml:space="preserve"> em Angular 17.3 standalone com Tailwind 3.4 (rotas </w:t>
       </w:r>
       <w:r>
         <w:rPr>
-          <w:rFonts w:ascii="Consolas" w:hAnsi="Consolas"/>
-          <w:color w:val="444444"/>
-          <w:sz w:val="18"/>
+          <w:rFonts w:ascii="Courier New" w:hAnsi="Courier New"/>
+          <w:b w:val="0"/>
+          <w:i w:val="0"/>
+          <w:color w:val="333333"/>
+          <w:sz w:val="20"/>
         </w:rPr>
         <w:t>/login</w:t>
       </w:r>
       <w:r>
+        <w:rPr>
+          <w:rFonts w:ascii="Calibri" w:hAnsi="Calibri"/>
+          <w:b w:val="0"/>
+          <w:i w:val="0"/>
+          <w:sz w:val="22"/>
+        </w:rPr>
         <w:t xml:space="preserve">, </w:t>
       </w:r>
       <w:r>
         <w:rPr>
-          <w:rFonts w:ascii="Consolas" w:hAnsi="Consolas"/>
-          <w:color w:val="444444"/>
-          <w:sz w:val="18"/>
+          <w:rFonts w:ascii="Courier New" w:hAnsi="Courier New"/>
+          <w:b w:val="0"/>
+          <w:i w:val="0"/>
+          <w:color w:val="333333"/>
+          <w:sz w:val="20"/>
         </w:rPr>
         <w:t>/register</w:t>
       </w:r>
       <w:r>
+        <w:rPr>
+          <w:rFonts w:ascii="Calibri" w:hAnsi="Calibri"/>
+          <w:b w:val="0"/>
+          <w:i w:val="0"/>
+          <w:sz w:val="22"/>
+        </w:rPr>
         <w:t xml:space="preserve">, </w:t>
       </w:r>
       <w:r>
         <w:rPr>
-          <w:rFonts w:ascii="Consolas" w:hAnsi="Consolas"/>
-          <w:color w:val="444444"/>
-          <w:sz w:val="18"/>
+          <w:rFonts w:ascii="Courier New" w:hAnsi="Courier New"/>
+          <w:b w:val="0"/>
+          <w:i w:val="0"/>
+          <w:color w:val="333333"/>
+          <w:sz w:val="20"/>
         </w:rPr>
         <w:t>/search</w:t>
       </w:r>
       <w:r>
+        <w:rPr>
+          <w:rFonts w:ascii="Calibri" w:hAnsi="Calibri"/>
+          <w:b w:val="0"/>
+          <w:i w:val="0"/>
+          <w:sz w:val="22"/>
+        </w:rPr>
         <w:t xml:space="preserve">, </w:t>
       </w:r>
       <w:r>
         <w:rPr>
-          <w:rFonts w:ascii="Consolas" w:hAnsi="Consolas"/>
-          <w:color w:val="444444"/>
-          <w:sz w:val="18"/>
+          <w:rFonts w:ascii="Courier New" w:hAnsi="Courier New"/>
+          <w:b w:val="0"/>
+          <w:i w:val="0"/>
+          <w:color w:val="333333"/>
+          <w:sz w:val="20"/>
         </w:rPr>
         <w:t>/history</w:t>
       </w:r>
       <w:r>
+        <w:rPr>
+          <w:rFonts w:ascii="Calibri" w:hAnsi="Calibri"/>
+          <w:b w:val="0"/>
+          <w:i w:val="0"/>
+          <w:sz w:val="22"/>
+        </w:rPr>
         <w:t xml:space="preserve">, </w:t>
       </w:r>
       <w:r>
         <w:rPr>
-          <w:rFonts w:ascii="Consolas" w:hAnsi="Consolas"/>
-          <w:color w:val="444444"/>
-          <w:sz w:val="18"/>
+          <w:rFonts w:ascii="Courier New" w:hAnsi="Courier New"/>
+          <w:b w:val="0"/>
+          <w:i w:val="0"/>
+          <w:color w:val="333333"/>
+          <w:sz w:val="20"/>
         </w:rPr>
         <w:t>/preferences</w:t>
       </w:r>
       <w:r>
+        <w:rPr>
+          <w:rFonts w:ascii="Calibri" w:hAnsi="Calibri"/>
+          <w:b w:val="0"/>
+          <w:i w:val="0"/>
+          <w:sz w:val="22"/>
+        </w:rPr>
         <w:t>)</w:t>
       </w:r>
     </w:p>
     <w:p>
       <w:pPr>
         <w:pStyle w:val="ListBullet"/>
+        <w:spacing w:before="20" w:after="40"/>
       </w:pPr>
       <w:r>
         <w:rPr>
+          <w:rFonts w:ascii="Calibri" w:hAnsi="Calibri"/>
           <w:b/>
+          <w:i w:val="0"/>
+          <w:sz w:val="22"/>
         </w:rPr>
         <w:t>Crawler</w:t>
       </w:r>
       <w:r>
+        <w:rPr>
+          <w:rFonts w:ascii="Calibri" w:hAnsi="Calibri"/>
+          <w:b w:val="0"/>
+          <w:i w:val="0"/>
+          <w:sz w:val="22"/>
+        </w:rPr>
         <w:t xml:space="preserve"> em FastAPI 0.111 / SeleniumBase 4.27.4 com parsers Smiles/Azul/Latam, exposto à API com CORS restrito</w:t>
       </w:r>
     </w:p>
     <w:p>
+      <w:pPr>
+        <w:spacing w:before="0" w:after="120"/>
+      </w:pPr>
       <w:r>
+        <w:rPr>
+          <w:rFonts w:ascii="Calibri" w:hAnsi="Calibri"/>
+          <w:b w:val="0"/>
+          <w:i w:val="0"/>
+          <w:sz w:val="22"/>
+        </w:rPr>
         <w:t>A integração de alertas por WhatsApp seria feita via Z-API, com a falha de envio não interrompendo o fluxo principal. A orquestração local de desenvolvimento seria feita com Docker Compose.</w:t>
       </w:r>
     </w:p>
     <w:p>
+      <w:pPr>
+        <w:pStyle w:val="Heading2"/>
+        <w:keepNext/>
+        <w:keepLines/>
+      </w:pPr>
       <w:r>
-        <w:rPr>
-          <w:b/>
-          <w:color w:val="2E5CAA"/>
-          <w:sz w:val="23"/>
-        </w:rPr>
         <w:t>3.4 Escopo macro (requisitos funcionais)</w:t>
       </w:r>
     </w:p>
     <w:p>
+      <w:pPr>
+        <w:spacing w:before="0" w:after="120"/>
+      </w:pPr>
       <w:r>
+        <w:rPr>
+          <w:rFonts w:ascii="Calibri" w:hAnsi="Calibri"/>
+          <w:b w:val="0"/>
+          <w:i w:val="0"/>
+          <w:sz w:val="22"/>
+        </w:rPr>
         <w:t>O escopo macro acordado abrange os requisitos RF01 a RF15:</w:t>
       </w:r>
     </w:p>
     <w:tbl>
       <w:tblPr>
-        <w:tblStyle w:val="TableGrid"/>
         <w:tblW w:type="auto" w:w="0"/>
-        <w:jc w:val="center"/>
         <w:tblLook w:firstColumn="1" w:firstRow="1" w:lastColumn="0" w:lastRow="0" w:noHBand="0" w:noVBand="1" w:val="04A0"/>
+        <w:tblBorders>
+          <w:top w:val="single" w:sz="4" w:space="0" w:color="003366"/>
+          <w:left w:val="single" w:sz="4" w:space="0" w:color="003366"/>
+          <w:bottom w:val="single" w:sz="4" w:space="0" w:color="003366"/>
+          <w:right w:val="single" w:sz="4" w:space="0" w:color="003366"/>
+          <w:insideH w:val="single" w:sz="4" w:space="0" w:color="003366"/>
+          <w:insideV w:val="single" w:sz="4" w:space="0" w:color="003366"/>
+        </w:tblBorders>
       </w:tblPr>
       <w:tblGrid>
-        <w:gridCol w:w="3249"/>
-        <w:gridCol w:w="3249"/>
-        <w:gridCol w:w="3249"/>
+        <w:gridCol w:w="2967"/>
+        <w:gridCol w:w="2967"/>
+        <w:gridCol w:w="2967"/>
       </w:tblGrid>
       <w:tr>
+        <w:trPr>
+          <w:cantSplit w:val="1"/>
+        </w:trPr>
         <w:tc>
           <w:tcPr>
-            <w:tcW w:type="dxa" w:w="3249"/>
-            <w:shd w:val="clear" w:fill="1F3B73"/>
+            <w:tcW w:type="dxa" w:w="2967"/>
+            <w:tcMar>
+              <w:top w:w="60" w:type="dxa"/>
+              <w:bottom w:w="60" w:type="dxa"/>
+              <w:left w:w="100" w:type="dxa"/>
+              <w:right w:w="100" w:type="dxa"/>
+            </w:tcMar>
+            <w:shd w:val="clear" w:color="auto" w:fill="003366"/>
           </w:tcPr>
           <w:p>
-            <w:r/>
+            <w:pPr>
+              <w:spacing w:before="40" w:after="40"/>
+            </w:pPr>
             <w:r>
               <w:rPr>
+                <w:rFonts w:ascii="Calibri" w:hAnsi="Calibri"/>
                 <w:b/>
+                <w:i w:val="0"/>
                 <w:color w:val="FFFFFF"/>
-                <w:sz w:val="18"/>
+                <w:sz w:val="20"/>
               </w:rPr>
               <w:t>RF</w:t>
             </w:r>
@@ -1372,16 +2050,26 @@
         </w:tc>
         <w:tc>
           <w:tcPr>
-            <w:tcW w:type="dxa" w:w="3249"/>
-            <w:shd w:val="clear" w:fill="1F3B73"/>
+            <w:tcW w:type="dxa" w:w="2967"/>
+            <w:tcMar>
+              <w:top w:w="60" w:type="dxa"/>
+              <w:bottom w:w="60" w:type="dxa"/>
+              <w:left w:w="100" w:type="dxa"/>
+              <w:right w:w="100" w:type="dxa"/>
+            </w:tcMar>
+            <w:shd w:val="clear" w:color="auto" w:fill="003366"/>
           </w:tcPr>
           <w:p>
-            <w:r/>
+            <w:pPr>
+              <w:spacing w:before="40" w:after="40"/>
+            </w:pPr>
             <w:r>
               <w:rPr>
+                <w:rFonts w:ascii="Calibri" w:hAnsi="Calibri"/>
                 <w:b/>
+                <w:i w:val="0"/>
                 <w:color w:val="FFFFFF"/>
-                <w:sz w:val="18"/>
+                <w:sz w:val="20"/>
               </w:rPr>
               <w:t>Descrição</w:t>
             </w:r>
@@ -1389,16 +2077,26 @@
         </w:tc>
         <w:tc>
           <w:tcPr>
-            <w:tcW w:type="dxa" w:w="3249"/>
-            <w:shd w:val="clear" w:fill="1F3B73"/>
+            <w:tcW w:type="dxa" w:w="2967"/>
+            <w:tcMar>
+              <w:top w:w="60" w:type="dxa"/>
+              <w:bottom w:w="60" w:type="dxa"/>
+              <w:left w:w="100" w:type="dxa"/>
+              <w:right w:w="100" w:type="dxa"/>
+            </w:tcMar>
+            <w:shd w:val="clear" w:color="auto" w:fill="003366"/>
           </w:tcPr>
           <w:p>
-            <w:r/>
+            <w:pPr>
+              <w:spacing w:before="40" w:after="40"/>
+            </w:pPr>
             <w:r>
               <w:rPr>
+                <w:rFonts w:ascii="Calibri" w:hAnsi="Calibri"/>
                 <w:b/>
+                <w:i w:val="0"/>
                 <w:color w:val="FFFFFF"/>
-                <w:sz w:val="18"/>
+                <w:sz w:val="20"/>
               </w:rPr>
               <w:t>Sprint prevista</w:t>
             </w:r>
@@ -1406,19 +2104,30 @@
         </w:tc>
       </w:tr>
       <w:tr>
+        <w:trPr>
+          <w:cantSplit w:val="1"/>
+        </w:trPr>
         <w:tc>
           <w:tcPr>
-            <w:tcW w:type="dxa" w:w="3249"/>
+            <w:tcW w:type="dxa" w:w="2967"/>
+            <w:tcMar>
+              <w:top w:w="60" w:type="dxa"/>
+              <w:bottom w:w="60" w:type="dxa"/>
+              <w:left w:w="100" w:type="dxa"/>
+              <w:right w:w="100" w:type="dxa"/>
+            </w:tcMar>
+            <w:shd w:val="clear" w:color="auto" w:fill="EBF5FB"/>
           </w:tcPr>
           <w:p>
+            <w:pPr>
+              <w:spacing w:before="40" w:after="40"/>
+            </w:pPr>
             <w:r>
               <w:rPr>
-                <w:sz w:val="17"/>
-              </w:rPr>
-            </w:r>
-            <w:r>
-              <w:rPr>
-                <w:sz w:val="17"/>
+                <w:rFonts w:ascii="Calibri" w:hAnsi="Calibri"/>
+                <w:b w:val="0"/>
+                <w:i w:val="0"/>
+                <w:sz w:val="20"/>
               </w:rPr>
               <w:t>RF01</w:t>
             </w:r>
@@ -1426,17 +2135,25 @@
         </w:tc>
         <w:tc>
           <w:tcPr>
-            <w:tcW w:type="dxa" w:w="3249"/>
+            <w:tcW w:type="dxa" w:w="2967"/>
+            <w:tcMar>
+              <w:top w:w="60" w:type="dxa"/>
+              <w:bottom w:w="60" w:type="dxa"/>
+              <w:left w:w="100" w:type="dxa"/>
+              <w:right w:w="100" w:type="dxa"/>
+            </w:tcMar>
+            <w:shd w:val="clear" w:color="auto" w:fill="EBF5FB"/>
           </w:tcPr>
           <w:p>
+            <w:pPr>
+              <w:spacing w:before="40" w:after="40"/>
+            </w:pPr>
             <w:r>
               <w:rPr>
-                <w:sz w:val="17"/>
-              </w:rPr>
-            </w:r>
-            <w:r>
-              <w:rPr>
-                <w:sz w:val="17"/>
+                <w:rFonts w:ascii="Calibri" w:hAnsi="Calibri"/>
+                <w:b w:val="0"/>
+                <w:i w:val="0"/>
+                <w:sz w:val="20"/>
               </w:rPr>
               <w:t>Cadastro de usuário com senha BCrypt</w:t>
             </w:r>
@@ -1444,17 +2161,25 @@
         </w:tc>
         <w:tc>
           <w:tcPr>
-            <w:tcW w:type="dxa" w:w="3249"/>
+            <w:tcW w:type="dxa" w:w="2967"/>
+            <w:tcMar>
+              <w:top w:w="60" w:type="dxa"/>
+              <w:bottom w:w="60" w:type="dxa"/>
+              <w:left w:w="100" w:type="dxa"/>
+              <w:right w:w="100" w:type="dxa"/>
+            </w:tcMar>
+            <w:shd w:val="clear" w:color="auto" w:fill="EBF5FB"/>
           </w:tcPr>
           <w:p>
+            <w:pPr>
+              <w:spacing w:before="40" w:after="40"/>
+            </w:pPr>
             <w:r>
               <w:rPr>
-                <w:sz w:val="17"/>
-              </w:rPr>
-            </w:r>
-            <w:r>
-              <w:rPr>
-                <w:sz w:val="17"/>
+                <w:rFonts w:ascii="Calibri" w:hAnsi="Calibri"/>
+                <w:b w:val="0"/>
+                <w:i w:val="0"/>
+                <w:sz w:val="20"/>
               </w:rPr>
               <w:t>S1</w:t>
             </w:r>
@@ -1462,20 +2187,29 @@
         </w:tc>
       </w:tr>
       <w:tr>
+        <w:trPr>
+          <w:cantSplit w:val="1"/>
+        </w:trPr>
         <w:tc>
           <w:tcPr>
-            <w:tcW w:type="dxa" w:w="3249"/>
-            <w:shd w:val="clear" w:fill="EDF1F7"/>
+            <w:tcW w:type="dxa" w:w="2967"/>
+            <w:tcMar>
+              <w:top w:w="60" w:type="dxa"/>
+              <w:bottom w:w="60" w:type="dxa"/>
+              <w:left w:w="100" w:type="dxa"/>
+              <w:right w:w="100" w:type="dxa"/>
+            </w:tcMar>
           </w:tcPr>
           <w:p>
+            <w:pPr>
+              <w:spacing w:before="40" w:after="40"/>
+            </w:pPr>
             <w:r>
               <w:rPr>
-                <w:sz w:val="17"/>
-              </w:rPr>
-            </w:r>
-            <w:r>
-              <w:rPr>
-                <w:sz w:val="17"/>
+                <w:rFonts w:ascii="Calibri" w:hAnsi="Calibri"/>
+                <w:b w:val="0"/>
+                <w:i w:val="0"/>
+                <w:sz w:val="20"/>
               </w:rPr>
               <w:t>RF02</w:t>
             </w:r>
@@ -1483,18 +2217,24 @@
         </w:tc>
         <w:tc>
           <w:tcPr>
-            <w:tcW w:type="dxa" w:w="3249"/>
-            <w:shd w:val="clear" w:fill="EDF1F7"/>
+            <w:tcW w:type="dxa" w:w="2967"/>
+            <w:tcMar>
+              <w:top w:w="60" w:type="dxa"/>
+              <w:bottom w:w="60" w:type="dxa"/>
+              <w:left w:w="100" w:type="dxa"/>
+              <w:right w:w="100" w:type="dxa"/>
+            </w:tcMar>
           </w:tcPr>
           <w:p>
+            <w:pPr>
+              <w:spacing w:before="40" w:after="40"/>
+            </w:pPr>
             <w:r>
               <w:rPr>
-                <w:sz w:val="17"/>
-              </w:rPr>
-            </w:r>
-            <w:r>
-              <w:rPr>
-                <w:sz w:val="17"/>
+                <w:rFonts w:ascii="Calibri" w:hAnsi="Calibri"/>
+                <w:b w:val="0"/>
+                <w:i w:val="0"/>
+                <w:sz w:val="20"/>
               </w:rPr>
               <w:t>Login JWT (access + refresh)</w:t>
             </w:r>
@@ -1502,18 +2242,24 @@
         </w:tc>
         <w:tc>
           <w:tcPr>
-            <w:tcW w:type="dxa" w:w="3249"/>
-            <w:shd w:val="clear" w:fill="EDF1F7"/>
+            <w:tcW w:type="dxa" w:w="2967"/>
+            <w:tcMar>
+              <w:top w:w="60" w:type="dxa"/>
+              <w:bottom w:w="60" w:type="dxa"/>
+              <w:left w:w="100" w:type="dxa"/>
+              <w:right w:w="100" w:type="dxa"/>
+            </w:tcMar>
           </w:tcPr>
           <w:p>
+            <w:pPr>
+              <w:spacing w:before="40" w:after="40"/>
+            </w:pPr>
             <w:r>
               <w:rPr>
-                <w:sz w:val="17"/>
-              </w:rPr>
-            </w:r>
-            <w:r>
-              <w:rPr>
-                <w:sz w:val="17"/>
+                <w:rFonts w:ascii="Calibri" w:hAnsi="Calibri"/>
+                <w:b w:val="0"/>
+                <w:i w:val="0"/>
+                <w:sz w:val="20"/>
               </w:rPr>
               <w:t>S1</w:t>
             </w:r>
@@ -1521,19 +2267,30 @@
         </w:tc>
       </w:tr>
       <w:tr>
+        <w:trPr>
+          <w:cantSplit w:val="1"/>
+        </w:trPr>
         <w:tc>
           <w:tcPr>
-            <w:tcW w:type="dxa" w:w="3249"/>
+            <w:tcW w:type="dxa" w:w="2967"/>
+            <w:tcMar>
+              <w:top w:w="60" w:type="dxa"/>
+              <w:bottom w:w="60" w:type="dxa"/>
+              <w:left w:w="100" w:type="dxa"/>
+              <w:right w:w="100" w:type="dxa"/>
+            </w:tcMar>
+            <w:shd w:val="clear" w:color="auto" w:fill="EBF5FB"/>
           </w:tcPr>
           <w:p>
+            <w:pPr>
+              <w:spacing w:before="40" w:after="40"/>
+            </w:pPr>
             <w:r>
               <w:rPr>
-                <w:sz w:val="17"/>
-              </w:rPr>
-            </w:r>
-            <w:r>
-              <w:rPr>
-                <w:sz w:val="17"/>
+                <w:rFonts w:ascii="Calibri" w:hAnsi="Calibri"/>
+                <w:b w:val="0"/>
+                <w:i w:val="0"/>
+                <w:sz w:val="20"/>
               </w:rPr>
               <w:t>RF03</w:t>
             </w:r>
@@ -1541,17 +2298,25 @@
         </w:tc>
         <w:tc>
           <w:tcPr>
-            <w:tcW w:type="dxa" w:w="3249"/>
+            <w:tcW w:type="dxa" w:w="2967"/>
+            <w:tcMar>
+              <w:top w:w="60" w:type="dxa"/>
+              <w:bottom w:w="60" w:type="dxa"/>
+              <w:left w:w="100" w:type="dxa"/>
+              <w:right w:w="100" w:type="dxa"/>
+            </w:tcMar>
+            <w:shd w:val="clear" w:color="auto" w:fill="EBF5FB"/>
           </w:tcPr>
           <w:p>
+            <w:pPr>
+              <w:spacing w:before="40" w:after="40"/>
+            </w:pPr>
             <w:r>
               <w:rPr>
-                <w:sz w:val="17"/>
-              </w:rPr>
-            </w:r>
-            <w:r>
-              <w:rPr>
-                <w:sz w:val="17"/>
+                <w:rFonts w:ascii="Calibri" w:hAnsi="Calibri"/>
+                <w:b w:val="0"/>
+                <w:i w:val="0"/>
+                <w:sz w:val="20"/>
               </w:rPr>
               <w:t>Busca paralela Smiles/Azul/Latam</w:t>
             </w:r>
@@ -1559,17 +2324,25 @@
         </w:tc>
         <w:tc>
           <w:tcPr>
-            <w:tcW w:type="dxa" w:w="3249"/>
+            <w:tcW w:type="dxa" w:w="2967"/>
+            <w:tcMar>
+              <w:top w:w="60" w:type="dxa"/>
+              <w:bottom w:w="60" w:type="dxa"/>
+              <w:left w:w="100" w:type="dxa"/>
+              <w:right w:w="100" w:type="dxa"/>
+            </w:tcMar>
+            <w:shd w:val="clear" w:color="auto" w:fill="EBF5FB"/>
           </w:tcPr>
           <w:p>
+            <w:pPr>
+              <w:spacing w:before="40" w:after="40"/>
+            </w:pPr>
             <w:r>
               <w:rPr>
-                <w:sz w:val="17"/>
-              </w:rPr>
-            </w:r>
-            <w:r>
-              <w:rPr>
-                <w:sz w:val="17"/>
+                <w:rFonts w:ascii="Calibri" w:hAnsi="Calibri"/>
+                <w:b w:val="0"/>
+                <w:i w:val="0"/>
+                <w:sz w:val="20"/>
               </w:rPr>
               <w:t>S2–S3</w:t>
             </w:r>
@@ -1577,20 +2350,29 @@
         </w:tc>
       </w:tr>
       <w:tr>
+        <w:trPr>
+          <w:cantSplit w:val="1"/>
+        </w:trPr>
         <w:tc>
           <w:tcPr>
-            <w:tcW w:type="dxa" w:w="3249"/>
-            <w:shd w:val="clear" w:fill="EDF1F7"/>
+            <w:tcW w:type="dxa" w:w="2967"/>
+            <w:tcMar>
+              <w:top w:w="60" w:type="dxa"/>
+              <w:bottom w:w="60" w:type="dxa"/>
+              <w:left w:w="100" w:type="dxa"/>
+              <w:right w:w="100" w:type="dxa"/>
+            </w:tcMar>
           </w:tcPr>
           <w:p>
+            <w:pPr>
+              <w:spacing w:before="40" w:after="40"/>
+            </w:pPr>
             <w:r>
               <w:rPr>
-                <w:sz w:val="17"/>
-              </w:rPr>
-            </w:r>
-            <w:r>
-              <w:rPr>
-                <w:sz w:val="17"/>
+                <w:rFonts w:ascii="Calibri" w:hAnsi="Calibri"/>
+                <w:b w:val="0"/>
+                <w:i w:val="0"/>
+                <w:sz w:val="20"/>
               </w:rPr>
               <w:t>RF04</w:t>
             </w:r>
@@ -1598,18 +2380,24 @@
         </w:tc>
         <w:tc>
           <w:tcPr>
-            <w:tcW w:type="dxa" w:w="3249"/>
-            <w:shd w:val="clear" w:fill="EDF1F7"/>
+            <w:tcW w:type="dxa" w:w="2967"/>
+            <w:tcMar>
+              <w:top w:w="60" w:type="dxa"/>
+              <w:bottom w:w="60" w:type="dxa"/>
+              <w:left w:w="100" w:type="dxa"/>
+              <w:right w:w="100" w:type="dxa"/>
+            </w:tcMar>
           </w:tcPr>
           <w:p>
+            <w:pPr>
+              <w:spacing w:before="40" w:after="40"/>
+            </w:pPr>
             <w:r>
               <w:rPr>
-                <w:sz w:val="17"/>
-              </w:rPr>
-            </w:r>
-            <w:r>
-              <w:rPr>
-                <w:sz w:val="17"/>
+                <w:rFonts w:ascii="Calibri" w:hAnsi="Calibri"/>
+                <w:b w:val="0"/>
+                <w:i w:val="0"/>
+                <w:sz w:val="20"/>
               </w:rPr>
               <w:t>SearchPage (skeleton da busca)</w:t>
             </w:r>
@@ -1617,18 +2405,24 @@
         </w:tc>
         <w:tc>
           <w:tcPr>
-            <w:tcW w:type="dxa" w:w="3249"/>
-            <w:shd w:val="clear" w:fill="EDF1F7"/>
+            <w:tcW w:type="dxa" w:w="2967"/>
+            <w:tcMar>
+              <w:top w:w="60" w:type="dxa"/>
+              <w:bottom w:w="60" w:type="dxa"/>
+              <w:left w:w="100" w:type="dxa"/>
+              <w:right w:w="100" w:type="dxa"/>
+            </w:tcMar>
           </w:tcPr>
           <w:p>
+            <w:pPr>
+              <w:spacing w:before="40" w:after="40"/>
+            </w:pPr>
             <w:r>
               <w:rPr>
-                <w:sz w:val="17"/>
-              </w:rPr>
-            </w:r>
-            <w:r>
-              <w:rPr>
-                <w:sz w:val="17"/>
+                <w:rFonts w:ascii="Calibri" w:hAnsi="Calibri"/>
+                <w:b w:val="0"/>
+                <w:i w:val="0"/>
+                <w:sz w:val="20"/>
               </w:rPr>
               <w:t>S2</w:t>
             </w:r>
@@ -1636,19 +2430,30 @@
         </w:tc>
       </w:tr>
       <w:tr>
+        <w:trPr>
+          <w:cantSplit w:val="1"/>
+        </w:trPr>
         <w:tc>
           <w:tcPr>
-            <w:tcW w:type="dxa" w:w="3249"/>
+            <w:tcW w:type="dxa" w:w="2967"/>
+            <w:tcMar>
+              <w:top w:w="60" w:type="dxa"/>
+              <w:bottom w:w="60" w:type="dxa"/>
+              <w:left w:w="100" w:type="dxa"/>
+              <w:right w:w="100" w:type="dxa"/>
+            </w:tcMar>
+            <w:shd w:val="clear" w:color="auto" w:fill="EBF5FB"/>
           </w:tcPr>
           <w:p>
+            <w:pPr>
+              <w:spacing w:before="40" w:after="40"/>
+            </w:pPr>
             <w:r>
               <w:rPr>
-                <w:sz w:val="17"/>
-              </w:rPr>
-            </w:r>
-            <w:r>
-              <w:rPr>
-                <w:sz w:val="17"/>
+                <w:rFonts w:ascii="Calibri" w:hAnsi="Calibri"/>
+                <w:b w:val="0"/>
+                <w:i w:val="0"/>
+                <w:sz w:val="20"/>
               </w:rPr>
               <w:t>RF05</w:t>
             </w:r>
@@ -1656,17 +2461,25 @@
         </w:tc>
         <w:tc>
           <w:tcPr>
-            <w:tcW w:type="dxa" w:w="3249"/>
+            <w:tcW w:type="dxa" w:w="2967"/>
+            <w:tcMar>
+              <w:top w:w="60" w:type="dxa"/>
+              <w:bottom w:w="60" w:type="dxa"/>
+              <w:left w:w="100" w:type="dxa"/>
+              <w:right w:w="100" w:type="dxa"/>
+            </w:tcMar>
+            <w:shd w:val="clear" w:color="auto" w:fill="EBF5FB"/>
           </w:tcPr>
           <w:p>
+            <w:pPr>
+              <w:spacing w:before="40" w:after="40"/>
+            </w:pPr>
             <w:r>
               <w:rPr>
-                <w:sz w:val="17"/>
-              </w:rPr>
-            </w:r>
-            <w:r>
-              <w:rPr>
-                <w:sz w:val="17"/>
+                <w:rFonts w:ascii="Calibri" w:hAnsi="Calibri"/>
+                <w:b w:val="0"/>
+                <w:i w:val="0"/>
+                <w:sz w:val="20"/>
               </w:rPr>
               <w:t>Histórico de buscas paginado</w:t>
             </w:r>
@@ -1674,17 +2487,25 @@
         </w:tc>
         <w:tc>
           <w:tcPr>
-            <w:tcW w:type="dxa" w:w="3249"/>
+            <w:tcW w:type="dxa" w:w="2967"/>
+            <w:tcMar>
+              <w:top w:w="60" w:type="dxa"/>
+              <w:bottom w:w="60" w:type="dxa"/>
+              <w:left w:w="100" w:type="dxa"/>
+              <w:right w:w="100" w:type="dxa"/>
+            </w:tcMar>
+            <w:shd w:val="clear" w:color="auto" w:fill="EBF5FB"/>
           </w:tcPr>
           <w:p>
+            <w:pPr>
+              <w:spacing w:before="40" w:after="40"/>
+            </w:pPr>
             <w:r>
               <w:rPr>
-                <w:sz w:val="17"/>
-              </w:rPr>
-            </w:r>
-            <w:r>
-              <w:rPr>
-                <w:sz w:val="17"/>
+                <w:rFonts w:ascii="Calibri" w:hAnsi="Calibri"/>
+                <w:b w:val="0"/>
+                <w:i w:val="0"/>
+                <w:sz w:val="20"/>
               </w:rPr>
               <w:t>S3</w:t>
             </w:r>
@@ -1692,20 +2513,29 @@
         </w:tc>
       </w:tr>
       <w:tr>
+        <w:trPr>
+          <w:cantSplit w:val="1"/>
+        </w:trPr>
         <w:tc>
           <w:tcPr>
-            <w:tcW w:type="dxa" w:w="3249"/>
-            <w:shd w:val="clear" w:fill="EDF1F7"/>
+            <w:tcW w:type="dxa" w:w="2967"/>
+            <w:tcMar>
+              <w:top w:w="60" w:type="dxa"/>
+              <w:bottom w:w="60" w:type="dxa"/>
+              <w:left w:w="100" w:type="dxa"/>
+              <w:right w:w="100" w:type="dxa"/>
+            </w:tcMar>
           </w:tcPr>
           <w:p>
+            <w:pPr>
+              <w:spacing w:before="40" w:after="40"/>
+            </w:pPr>
             <w:r>
               <w:rPr>
-                <w:sz w:val="17"/>
-              </w:rPr>
-            </w:r>
-            <w:r>
-              <w:rPr>
-                <w:sz w:val="17"/>
+                <w:rFonts w:ascii="Calibri" w:hAnsi="Calibri"/>
+                <w:b w:val="0"/>
+                <w:i w:val="0"/>
+                <w:sz w:val="20"/>
               </w:rPr>
               <w:t>RF06</w:t>
             </w:r>
@@ -1713,18 +2543,24 @@
         </w:tc>
         <w:tc>
           <w:tcPr>
-            <w:tcW w:type="dxa" w:w="3249"/>
-            <w:shd w:val="clear" w:fill="EDF1F7"/>
+            <w:tcW w:type="dxa" w:w="2967"/>
+            <w:tcMar>
+              <w:top w:w="60" w:type="dxa"/>
+              <w:bottom w:w="60" w:type="dxa"/>
+              <w:left w:w="100" w:type="dxa"/>
+              <w:right w:w="100" w:type="dxa"/>
+            </w:tcMar>
           </w:tcPr>
           <w:p>
+            <w:pPr>
+              <w:spacing w:before="40" w:after="40"/>
+            </w:pPr>
             <w:r>
               <w:rPr>
-                <w:sz w:val="17"/>
-              </w:rPr>
-            </w:r>
-            <w:r>
-              <w:rPr>
-                <w:sz w:val="17"/>
+                <w:rFonts w:ascii="Calibri" w:hAnsi="Calibri"/>
+                <w:b w:val="0"/>
+                <w:i w:val="0"/>
+                <w:sz w:val="20"/>
               </w:rPr>
               <w:t>Rotas favoritas e alertas</w:t>
             </w:r>
@@ -1732,18 +2568,24 @@
         </w:tc>
         <w:tc>
           <w:tcPr>
-            <w:tcW w:type="dxa" w:w="3249"/>
-            <w:shd w:val="clear" w:fill="EDF1F7"/>
+            <w:tcW w:type="dxa" w:w="2967"/>
+            <w:tcMar>
+              <w:top w:w="60" w:type="dxa"/>
+              <w:bottom w:w="60" w:type="dxa"/>
+              <w:left w:w="100" w:type="dxa"/>
+              <w:right w:w="100" w:type="dxa"/>
+            </w:tcMar>
           </w:tcPr>
           <w:p>
+            <w:pPr>
+              <w:spacing w:before="40" w:after="40"/>
+            </w:pPr>
             <w:r>
               <w:rPr>
-                <w:sz w:val="17"/>
-              </w:rPr>
-            </w:r>
-            <w:r>
-              <w:rPr>
-                <w:sz w:val="17"/>
+                <w:rFonts w:ascii="Calibri" w:hAnsi="Calibri"/>
+                <w:b w:val="0"/>
+                <w:i w:val="0"/>
+                <w:sz w:val="20"/>
               </w:rPr>
               <w:t>S3–S4</w:t>
             </w:r>
@@ -1751,19 +2593,30 @@
         </w:tc>
       </w:tr>
       <w:tr>
+        <w:trPr>
+          <w:cantSplit w:val="1"/>
+        </w:trPr>
         <w:tc>
           <w:tcPr>
-            <w:tcW w:type="dxa" w:w="3249"/>
+            <w:tcW w:type="dxa" w:w="2967"/>
+            <w:tcMar>
+              <w:top w:w="60" w:type="dxa"/>
+              <w:bottom w:w="60" w:type="dxa"/>
+              <w:left w:w="100" w:type="dxa"/>
+              <w:right w:w="100" w:type="dxa"/>
+            </w:tcMar>
+            <w:shd w:val="clear" w:color="auto" w:fill="EBF5FB"/>
           </w:tcPr>
           <w:p>
+            <w:pPr>
+              <w:spacing w:before="40" w:after="40"/>
+            </w:pPr>
             <w:r>
               <w:rPr>
-                <w:sz w:val="17"/>
-              </w:rPr>
-            </w:r>
-            <w:r>
-              <w:rPr>
-                <w:sz w:val="17"/>
+                <w:rFonts w:ascii="Calibri" w:hAnsi="Calibri"/>
+                <w:b w:val="0"/>
+                <w:i w:val="0"/>
+                <w:sz w:val="20"/>
               </w:rPr>
               <w:t>RF07</w:t>
             </w:r>
@@ -1771,25 +2624,35 @@
         </w:tc>
         <w:tc>
           <w:tcPr>
-            <w:tcW w:type="dxa" w:w="3249"/>
+            <w:tcW w:type="dxa" w:w="2967"/>
+            <w:tcMar>
+              <w:top w:w="60" w:type="dxa"/>
+              <w:bottom w:w="60" w:type="dxa"/>
+              <w:left w:w="100" w:type="dxa"/>
+              <w:right w:w="100" w:type="dxa"/>
+            </w:tcMar>
+            <w:shd w:val="clear" w:color="auto" w:fill="EBF5FB"/>
           </w:tcPr>
           <w:p>
+            <w:pPr>
+              <w:spacing w:before="40" w:after="40"/>
+            </w:pPr>
             <w:r>
               <w:rPr>
-                <w:sz w:val="17"/>
-              </w:rPr>
-            </w:r>
-            <w:r>
-              <w:rPr>
-                <w:sz w:val="17"/>
+                <w:rFonts w:ascii="Calibri" w:hAnsi="Calibri"/>
+                <w:b w:val="0"/>
+                <w:i w:val="0"/>
+                <w:sz w:val="20"/>
               </w:rPr>
               <w:t xml:space="preserve">Perfil GET/PATCH </w:t>
             </w:r>
             <w:r>
               <w:rPr>
-                <w:rFonts w:ascii="Consolas" w:hAnsi="Consolas"/>
-                <w:color w:val="444444"/>
-                <w:sz w:val="17"/>
+                <w:rFonts w:ascii="Courier New" w:hAnsi="Courier New"/>
+                <w:b w:val="0"/>
+                <w:i w:val="0"/>
+                <w:color w:val="333333"/>
+                <w:sz w:val="20"/>
               </w:rPr>
               <w:t>/users/me</w:t>
             </w:r>
@@ -1797,17 +2660,25 @@
         </w:tc>
         <w:tc>
           <w:tcPr>
-            <w:tcW w:type="dxa" w:w="3249"/>
+            <w:tcW w:type="dxa" w:w="2967"/>
+            <w:tcMar>
+              <w:top w:w="60" w:type="dxa"/>
+              <w:bottom w:w="60" w:type="dxa"/>
+              <w:left w:w="100" w:type="dxa"/>
+              <w:right w:w="100" w:type="dxa"/>
+            </w:tcMar>
+            <w:shd w:val="clear" w:color="auto" w:fill="EBF5FB"/>
           </w:tcPr>
           <w:p>
+            <w:pPr>
+              <w:spacing w:before="40" w:after="40"/>
+            </w:pPr>
             <w:r>
               <w:rPr>
-                <w:sz w:val="17"/>
-              </w:rPr>
-            </w:r>
-            <w:r>
-              <w:rPr>
-                <w:sz w:val="17"/>
+                <w:rFonts w:ascii="Calibri" w:hAnsi="Calibri"/>
+                <w:b w:val="0"/>
+                <w:i w:val="0"/>
+                <w:sz w:val="20"/>
               </w:rPr>
               <w:t>S4</w:t>
             </w:r>
@@ -1815,20 +2686,29 @@
         </w:tc>
       </w:tr>
       <w:tr>
+        <w:trPr>
+          <w:cantSplit w:val="1"/>
+        </w:trPr>
         <w:tc>
           <w:tcPr>
-            <w:tcW w:type="dxa" w:w="3249"/>
-            <w:shd w:val="clear" w:fill="EDF1F7"/>
+            <w:tcW w:type="dxa" w:w="2967"/>
+            <w:tcMar>
+              <w:top w:w="60" w:type="dxa"/>
+              <w:bottom w:w="60" w:type="dxa"/>
+              <w:left w:w="100" w:type="dxa"/>
+              <w:right w:w="100" w:type="dxa"/>
+            </w:tcMar>
           </w:tcPr>
           <w:p>
+            <w:pPr>
+              <w:spacing w:before="40" w:after="40"/>
+            </w:pPr>
             <w:r>
               <w:rPr>
-                <w:sz w:val="17"/>
-              </w:rPr>
-            </w:r>
-            <w:r>
-              <w:rPr>
-                <w:sz w:val="17"/>
+                <w:rFonts w:ascii="Calibri" w:hAnsi="Calibri"/>
+                <w:b w:val="0"/>
+                <w:i w:val="0"/>
+                <w:sz w:val="20"/>
               </w:rPr>
               <w:t>RF08</w:t>
             </w:r>
@@ -1836,18 +2716,24 @@
         </w:tc>
         <w:tc>
           <w:tcPr>
-            <w:tcW w:type="dxa" w:w="3249"/>
-            <w:shd w:val="clear" w:fill="EDF1F7"/>
+            <w:tcW w:type="dxa" w:w="2967"/>
+            <w:tcMar>
+              <w:top w:w="60" w:type="dxa"/>
+              <w:bottom w:w="60" w:type="dxa"/>
+              <w:left w:w="100" w:type="dxa"/>
+              <w:right w:w="100" w:type="dxa"/>
+            </w:tcMar>
           </w:tcPr>
           <w:p>
+            <w:pPr>
+              <w:spacing w:before="40" w:after="40"/>
+            </w:pPr>
             <w:r>
               <w:rPr>
-                <w:sz w:val="17"/>
-              </w:rPr>
-            </w:r>
-            <w:r>
-              <w:rPr>
-                <w:sz w:val="17"/>
+                <w:rFonts w:ascii="Calibri" w:hAnsi="Calibri"/>
+                <w:b w:val="0"/>
+                <w:i w:val="0"/>
+                <w:sz w:val="20"/>
               </w:rPr>
               <w:t>Alertas via Spring Scheduler</w:t>
             </w:r>
@@ -1855,18 +2741,24 @@
         </w:tc>
         <w:tc>
           <w:tcPr>
-            <w:tcW w:type="dxa" w:w="3249"/>
-            <w:shd w:val="clear" w:fill="EDF1F7"/>
+            <w:tcW w:type="dxa" w:w="2967"/>
+            <w:tcMar>
+              <w:top w:w="60" w:type="dxa"/>
+              <w:bottom w:w="60" w:type="dxa"/>
+              <w:left w:w="100" w:type="dxa"/>
+              <w:right w:w="100" w:type="dxa"/>
+            </w:tcMar>
           </w:tcPr>
           <w:p>
+            <w:pPr>
+              <w:spacing w:before="40" w:after="40"/>
+            </w:pPr>
             <w:r>
               <w:rPr>
-                <w:sz w:val="17"/>
-              </w:rPr>
-            </w:r>
-            <w:r>
-              <w:rPr>
-                <w:sz w:val="17"/>
+                <w:rFonts w:ascii="Calibri" w:hAnsi="Calibri"/>
+                <w:b w:val="0"/>
+                <w:i w:val="0"/>
+                <w:sz w:val="20"/>
               </w:rPr>
               <w:t>S4</w:t>
             </w:r>
@@ -1874,19 +2766,30 @@
         </w:tc>
       </w:tr>
       <w:tr>
+        <w:trPr>
+          <w:cantSplit w:val="1"/>
+        </w:trPr>
         <w:tc>
           <w:tcPr>
-            <w:tcW w:type="dxa" w:w="3249"/>
+            <w:tcW w:type="dxa" w:w="2967"/>
+            <w:tcMar>
+              <w:top w:w="60" w:type="dxa"/>
+              <w:bottom w:w="60" w:type="dxa"/>
+              <w:left w:w="100" w:type="dxa"/>
+              <w:right w:w="100" w:type="dxa"/>
+            </w:tcMar>
+            <w:shd w:val="clear" w:color="auto" w:fill="EBF5FB"/>
           </w:tcPr>
           <w:p>
+            <w:pPr>
+              <w:spacing w:before="40" w:after="40"/>
+            </w:pPr>
             <w:r>
               <w:rPr>
-                <w:sz w:val="17"/>
-              </w:rPr>
-            </w:r>
-            <w:r>
-              <w:rPr>
-                <w:sz w:val="17"/>
+                <w:rFonts w:ascii="Calibri" w:hAnsi="Calibri"/>
+                <w:b w:val="0"/>
+                <w:i w:val="0"/>
+                <w:sz w:val="20"/>
               </w:rPr>
               <w:t>RF09</w:t>
             </w:r>
@@ -1894,17 +2797,25 @@
         </w:tc>
         <w:tc>
           <w:tcPr>
-            <w:tcW w:type="dxa" w:w="3249"/>
+            <w:tcW w:type="dxa" w:w="2967"/>
+            <w:tcMar>
+              <w:top w:w="60" w:type="dxa"/>
+              <w:bottom w:w="60" w:type="dxa"/>
+              <w:left w:w="100" w:type="dxa"/>
+              <w:right w:w="100" w:type="dxa"/>
+            </w:tcMar>
+            <w:shd w:val="clear" w:color="auto" w:fill="EBF5FB"/>
           </w:tcPr>
           <w:p>
+            <w:pPr>
+              <w:spacing w:before="40" w:after="40"/>
+            </w:pPr>
             <w:r>
               <w:rPr>
-                <w:sz w:val="17"/>
-              </w:rPr>
-            </w:r>
-            <w:r>
-              <w:rPr>
-                <w:sz w:val="17"/>
+                <w:rFonts w:ascii="Calibri" w:hAnsi="Calibri"/>
+                <w:b w:val="0"/>
+                <w:i w:val="0"/>
+                <w:sz w:val="20"/>
               </w:rPr>
               <w:t>Notificação WhatsApp (Z-API)</w:t>
             </w:r>
@@ -1912,17 +2823,25 @@
         </w:tc>
         <w:tc>
           <w:tcPr>
-            <w:tcW w:type="dxa" w:w="3249"/>
+            <w:tcW w:type="dxa" w:w="2967"/>
+            <w:tcMar>
+              <w:top w:w="60" w:type="dxa"/>
+              <w:bottom w:w="60" w:type="dxa"/>
+              <w:left w:w="100" w:type="dxa"/>
+              <w:right w:w="100" w:type="dxa"/>
+            </w:tcMar>
+            <w:shd w:val="clear" w:color="auto" w:fill="EBF5FB"/>
           </w:tcPr>
           <w:p>
+            <w:pPr>
+              <w:spacing w:before="40" w:after="40"/>
+            </w:pPr>
             <w:r>
               <w:rPr>
-                <w:sz w:val="17"/>
-              </w:rPr>
-            </w:r>
-            <w:r>
-              <w:rPr>
-                <w:sz w:val="17"/>
+                <w:rFonts w:ascii="Calibri" w:hAnsi="Calibri"/>
+                <w:b w:val="0"/>
+                <w:i w:val="0"/>
+                <w:sz w:val="20"/>
               </w:rPr>
               <w:t>S7</w:t>
             </w:r>
@@ -1930,20 +2849,29 @@
         </w:tc>
       </w:tr>
       <w:tr>
+        <w:trPr>
+          <w:cantSplit w:val="1"/>
+        </w:trPr>
         <w:tc>
           <w:tcPr>
-            <w:tcW w:type="dxa" w:w="3249"/>
-            <w:shd w:val="clear" w:fill="EDF1F7"/>
+            <w:tcW w:type="dxa" w:w="2967"/>
+            <w:tcMar>
+              <w:top w:w="60" w:type="dxa"/>
+              <w:bottom w:w="60" w:type="dxa"/>
+              <w:left w:w="100" w:type="dxa"/>
+              <w:right w:w="100" w:type="dxa"/>
+            </w:tcMar>
           </w:tcPr>
           <w:p>
+            <w:pPr>
+              <w:spacing w:before="40" w:after="40"/>
+            </w:pPr>
             <w:r>
               <w:rPr>
-                <w:sz w:val="17"/>
-              </w:rPr>
-            </w:r>
-            <w:r>
-              <w:rPr>
-                <w:sz w:val="17"/>
+                <w:rFonts w:ascii="Calibri" w:hAnsi="Calibri"/>
+                <w:b w:val="0"/>
+                <w:i w:val="0"/>
+                <w:sz w:val="20"/>
               </w:rPr>
               <w:t>RF10</w:t>
             </w:r>
@@ -1951,37 +2879,49 @@
         </w:tc>
         <w:tc>
           <w:tcPr>
-            <w:tcW w:type="dxa" w:w="3249"/>
-            <w:shd w:val="clear" w:fill="EDF1F7"/>
+            <w:tcW w:type="dxa" w:w="2967"/>
+            <w:tcMar>
+              <w:top w:w="60" w:type="dxa"/>
+              <w:bottom w:w="60" w:type="dxa"/>
+              <w:left w:w="100" w:type="dxa"/>
+              <w:right w:w="100" w:type="dxa"/>
+            </w:tcMar>
           </w:tcPr>
           <w:p>
+            <w:pPr>
+              <w:spacing w:before="40" w:after="40"/>
+            </w:pPr>
             <w:r>
               <w:rPr>
-                <w:sz w:val="17"/>
+                <w:rFonts w:ascii="Calibri" w:hAnsi="Calibri"/>
+                <w:b w:val="0"/>
+                <w:i w:val="0"/>
+                <w:sz w:val="20"/>
               </w:rPr>
-            </w:r>
-            <w:r>
-              <w:rPr>
-                <w:sz w:val="17"/>
-              </w:rPr>
-              <w:t>Assinaturas BASIC/PREMIUM/ENTERPRISE</w:t>
+              <w:t>Assinaturas BASIC/PRO/ENTERPRISE</w:t>
             </w:r>
           </w:p>
         </w:tc>
         <w:tc>
           <w:tcPr>
-            <w:tcW w:type="dxa" w:w="3249"/>
-            <w:shd w:val="clear" w:fill="EDF1F7"/>
+            <w:tcW w:type="dxa" w:w="2967"/>
+            <w:tcMar>
+              <w:top w:w="60" w:type="dxa"/>
+              <w:bottom w:w="60" w:type="dxa"/>
+              <w:left w:w="100" w:type="dxa"/>
+              <w:right w:w="100" w:type="dxa"/>
+            </w:tcMar>
           </w:tcPr>
           <w:p>
+            <w:pPr>
+              <w:spacing w:before="40" w:after="40"/>
+            </w:pPr>
             <w:r>
               <w:rPr>
-                <w:sz w:val="17"/>
-              </w:rPr>
-            </w:r>
-            <w:r>
-              <w:rPr>
-                <w:sz w:val="17"/>
+                <w:rFonts w:ascii="Calibri" w:hAnsi="Calibri"/>
+                <w:b w:val="0"/>
+                <w:i w:val="0"/>
+                <w:sz w:val="20"/>
               </w:rPr>
               <w:t>S5</w:t>
             </w:r>
@@ -1989,19 +2929,30 @@
         </w:tc>
       </w:tr>
       <w:tr>
+        <w:trPr>
+          <w:cantSplit w:val="1"/>
+        </w:trPr>
         <w:tc>
           <w:tcPr>
-            <w:tcW w:type="dxa" w:w="3249"/>
+            <w:tcW w:type="dxa" w:w="2967"/>
+            <w:tcMar>
+              <w:top w:w="60" w:type="dxa"/>
+              <w:bottom w:w="60" w:type="dxa"/>
+              <w:left w:w="100" w:type="dxa"/>
+              <w:right w:w="100" w:type="dxa"/>
+            </w:tcMar>
+            <w:shd w:val="clear" w:color="auto" w:fill="EBF5FB"/>
           </w:tcPr>
           <w:p>
+            <w:pPr>
+              <w:spacing w:before="40" w:after="40"/>
+            </w:pPr>
             <w:r>
               <w:rPr>
-                <w:sz w:val="17"/>
-              </w:rPr>
-            </w:r>
-            <w:r>
-              <w:rPr>
-                <w:sz w:val="17"/>
+                <w:rFonts w:ascii="Calibri" w:hAnsi="Calibri"/>
+                <w:b w:val="0"/>
+                <w:i w:val="0"/>
+                <w:sz w:val="20"/>
               </w:rPr>
               <w:t>RF11</w:t>
             </w:r>
@@ -2009,17 +2960,25 @@
         </w:tc>
         <w:tc>
           <w:tcPr>
-            <w:tcW w:type="dxa" w:w="3249"/>
+            <w:tcW w:type="dxa" w:w="2967"/>
+            <w:tcMar>
+              <w:top w:w="60" w:type="dxa"/>
+              <w:bottom w:w="60" w:type="dxa"/>
+              <w:left w:w="100" w:type="dxa"/>
+              <w:right w:w="100" w:type="dxa"/>
+            </w:tcMar>
+            <w:shd w:val="clear" w:color="auto" w:fill="EBF5FB"/>
           </w:tcPr>
           <w:p>
+            <w:pPr>
+              <w:spacing w:before="40" w:after="40"/>
+            </w:pPr>
             <w:r>
               <w:rPr>
-                <w:sz w:val="17"/>
-              </w:rPr>
-            </w:r>
-            <w:r>
-              <w:rPr>
-                <w:sz w:val="17"/>
+                <w:rFonts w:ascii="Calibri" w:hAnsi="Calibri"/>
+                <w:b w:val="0"/>
+                <w:i w:val="0"/>
+                <w:sz w:val="20"/>
               </w:rPr>
               <w:t>Refresh token rotation</w:t>
             </w:r>
@@ -2027,17 +2986,25 @@
         </w:tc>
         <w:tc>
           <w:tcPr>
-            <w:tcW w:type="dxa" w:w="3249"/>
+            <w:tcW w:type="dxa" w:w="2967"/>
+            <w:tcMar>
+              <w:top w:w="60" w:type="dxa"/>
+              <w:bottom w:w="60" w:type="dxa"/>
+              <w:left w:w="100" w:type="dxa"/>
+              <w:right w:w="100" w:type="dxa"/>
+            </w:tcMar>
+            <w:shd w:val="clear" w:color="auto" w:fill="EBF5FB"/>
           </w:tcPr>
           <w:p>
+            <w:pPr>
+              <w:spacing w:before="40" w:after="40"/>
+            </w:pPr>
             <w:r>
               <w:rPr>
-                <w:sz w:val="17"/>
-              </w:rPr>
-            </w:r>
-            <w:r>
-              <w:rPr>
-                <w:sz w:val="17"/>
+                <w:rFonts w:ascii="Calibri" w:hAnsi="Calibri"/>
+                <w:b w:val="0"/>
+                <w:i w:val="0"/>
+                <w:sz w:val="20"/>
               </w:rPr>
               <w:t>S5</w:t>
             </w:r>
@@ -2045,20 +3012,29 @@
         </w:tc>
       </w:tr>
       <w:tr>
+        <w:trPr>
+          <w:cantSplit w:val="1"/>
+        </w:trPr>
         <w:tc>
           <w:tcPr>
-            <w:tcW w:type="dxa" w:w="3249"/>
-            <w:shd w:val="clear" w:fill="EDF1F7"/>
+            <w:tcW w:type="dxa" w:w="2967"/>
+            <w:tcMar>
+              <w:top w:w="60" w:type="dxa"/>
+              <w:bottom w:w="60" w:type="dxa"/>
+              <w:left w:w="100" w:type="dxa"/>
+              <w:right w:w="100" w:type="dxa"/>
+            </w:tcMar>
           </w:tcPr>
           <w:p>
+            <w:pPr>
+              <w:spacing w:before="40" w:after="40"/>
+            </w:pPr>
             <w:r>
               <w:rPr>
-                <w:sz w:val="17"/>
-              </w:rPr>
-            </w:r>
-            <w:r>
-              <w:rPr>
-                <w:sz w:val="17"/>
+                <w:rFonts w:ascii="Calibri" w:hAnsi="Calibri"/>
+                <w:b w:val="0"/>
+                <w:i w:val="0"/>
+                <w:sz w:val="20"/>
               </w:rPr>
               <w:t>RF12</w:t>
             </w:r>
@@ -2066,18 +3042,24 @@
         </w:tc>
         <w:tc>
           <w:tcPr>
-            <w:tcW w:type="dxa" w:w="3249"/>
-            <w:shd w:val="clear" w:fill="EDF1F7"/>
+            <w:tcW w:type="dxa" w:w="2967"/>
+            <w:tcMar>
+              <w:top w:w="60" w:type="dxa"/>
+              <w:bottom w:w="60" w:type="dxa"/>
+              <w:left w:w="100" w:type="dxa"/>
+              <w:right w:w="100" w:type="dxa"/>
+            </w:tcMar>
           </w:tcPr>
           <w:p>
+            <w:pPr>
+              <w:spacing w:before="40" w:after="40"/>
+            </w:pPr>
             <w:r>
               <w:rPr>
-                <w:sz w:val="17"/>
-              </w:rPr>
-            </w:r>
-            <w:r>
-              <w:rPr>
-                <w:sz w:val="17"/>
+                <w:rFonts w:ascii="Calibri" w:hAnsi="Calibri"/>
+                <w:b w:val="0"/>
+                <w:i w:val="0"/>
+                <w:sz w:val="20"/>
               </w:rPr>
               <w:t>Logout com blacklist Redis (jti)</w:t>
             </w:r>
@@ -2085,18 +3067,24 @@
         </w:tc>
         <w:tc>
           <w:tcPr>
-            <w:tcW w:type="dxa" w:w="3249"/>
-            <w:shd w:val="clear" w:fill="EDF1F7"/>
+            <w:tcW w:type="dxa" w:w="2967"/>
+            <w:tcMar>
+              <w:top w:w="60" w:type="dxa"/>
+              <w:bottom w:w="60" w:type="dxa"/>
+              <w:left w:w="100" w:type="dxa"/>
+              <w:right w:w="100" w:type="dxa"/>
+            </w:tcMar>
           </w:tcPr>
           <w:p>
+            <w:pPr>
+              <w:spacing w:before="40" w:after="40"/>
+            </w:pPr>
             <w:r>
               <w:rPr>
-                <w:sz w:val="17"/>
-              </w:rPr>
-            </w:r>
-            <w:r>
-              <w:rPr>
-                <w:sz w:val="17"/>
+                <w:rFonts w:ascii="Calibri" w:hAnsi="Calibri"/>
+                <w:b w:val="0"/>
+                <w:i w:val="0"/>
+                <w:sz w:val="20"/>
               </w:rPr>
               <w:t>S8</w:t>
             </w:r>
@@ -2104,19 +3092,30 @@
         </w:tc>
       </w:tr>
       <w:tr>
+        <w:trPr>
+          <w:cantSplit w:val="1"/>
+        </w:trPr>
         <w:tc>
           <w:tcPr>
-            <w:tcW w:type="dxa" w:w="3249"/>
+            <w:tcW w:type="dxa" w:w="2967"/>
+            <w:tcMar>
+              <w:top w:w="60" w:type="dxa"/>
+              <w:bottom w:w="60" w:type="dxa"/>
+              <w:left w:w="100" w:type="dxa"/>
+              <w:right w:w="100" w:type="dxa"/>
+            </w:tcMar>
+            <w:shd w:val="clear" w:color="auto" w:fill="EBF5FB"/>
           </w:tcPr>
           <w:p>
+            <w:pPr>
+              <w:spacing w:before="40" w:after="40"/>
+            </w:pPr>
             <w:r>
               <w:rPr>
-                <w:sz w:val="17"/>
-              </w:rPr>
-            </w:r>
-            <w:r>
-              <w:rPr>
-                <w:sz w:val="17"/>
+                <w:rFonts w:ascii="Calibri" w:hAnsi="Calibri"/>
+                <w:b w:val="0"/>
+                <w:i w:val="0"/>
+                <w:sz w:val="20"/>
               </w:rPr>
               <w:t>RF13</w:t>
             </w:r>
@@ -2124,17 +3123,25 @@
         </w:tc>
         <w:tc>
           <w:tcPr>
-            <w:tcW w:type="dxa" w:w="3249"/>
+            <w:tcW w:type="dxa" w:w="2967"/>
+            <w:tcMar>
+              <w:top w:w="60" w:type="dxa"/>
+              <w:bottom w:w="60" w:type="dxa"/>
+              <w:left w:w="100" w:type="dxa"/>
+              <w:right w:w="100" w:type="dxa"/>
+            </w:tcMar>
+            <w:shd w:val="clear" w:color="auto" w:fill="EBF5FB"/>
           </w:tcPr>
           <w:p>
+            <w:pPr>
+              <w:spacing w:before="40" w:after="40"/>
+            </w:pPr>
             <w:r>
               <w:rPr>
-                <w:sz w:val="17"/>
-              </w:rPr>
-            </w:r>
-            <w:r>
-              <w:rPr>
-                <w:sz w:val="17"/>
+                <w:rFonts w:ascii="Calibri" w:hAnsi="Calibri"/>
+                <w:b w:val="0"/>
+                <w:i w:val="0"/>
+                <w:sz w:val="20"/>
               </w:rPr>
               <w:t>Filtros avançados (maxMiles / cabinType)</w:t>
             </w:r>
@@ -2142,17 +3149,25 @@
         </w:tc>
         <w:tc>
           <w:tcPr>
-            <w:tcW w:type="dxa" w:w="3249"/>
+            <w:tcW w:type="dxa" w:w="2967"/>
+            <w:tcMar>
+              <w:top w:w="60" w:type="dxa"/>
+              <w:bottom w:w="60" w:type="dxa"/>
+              <w:left w:w="100" w:type="dxa"/>
+              <w:right w:w="100" w:type="dxa"/>
+            </w:tcMar>
+            <w:shd w:val="clear" w:color="auto" w:fill="EBF5FB"/>
           </w:tcPr>
           <w:p>
+            <w:pPr>
+              <w:spacing w:before="40" w:after="40"/>
+            </w:pPr>
             <w:r>
               <w:rPr>
-                <w:sz w:val="17"/>
-              </w:rPr>
-            </w:r>
-            <w:r>
-              <w:rPr>
-                <w:sz w:val="17"/>
+                <w:rFonts w:ascii="Calibri" w:hAnsi="Calibri"/>
+                <w:b w:val="0"/>
+                <w:i w:val="0"/>
+                <w:sz w:val="20"/>
               </w:rPr>
               <w:t>S9</w:t>
             </w:r>
@@ -2160,20 +3175,29 @@
         </w:tc>
       </w:tr>
       <w:tr>
+        <w:trPr>
+          <w:cantSplit w:val="1"/>
+        </w:trPr>
         <w:tc>
           <w:tcPr>
-            <w:tcW w:type="dxa" w:w="3249"/>
-            <w:shd w:val="clear" w:fill="EDF1F7"/>
+            <w:tcW w:type="dxa" w:w="2967"/>
+            <w:tcMar>
+              <w:top w:w="60" w:type="dxa"/>
+              <w:bottom w:w="60" w:type="dxa"/>
+              <w:left w:w="100" w:type="dxa"/>
+              <w:right w:w="100" w:type="dxa"/>
+            </w:tcMar>
           </w:tcPr>
           <w:p>
+            <w:pPr>
+              <w:spacing w:before="40" w:after="40"/>
+            </w:pPr>
             <w:r>
               <w:rPr>
-                <w:sz w:val="17"/>
-              </w:rPr>
-            </w:r>
-            <w:r>
-              <w:rPr>
-                <w:sz w:val="17"/>
+                <w:rFonts w:ascii="Calibri" w:hAnsi="Calibri"/>
+                <w:b w:val="0"/>
+                <w:i w:val="0"/>
+                <w:sz w:val="20"/>
               </w:rPr>
               <w:t>RF14</w:t>
             </w:r>
@@ -2181,18 +3205,24 @@
         </w:tc>
         <w:tc>
           <w:tcPr>
-            <w:tcW w:type="dxa" w:w="3249"/>
-            <w:shd w:val="clear" w:fill="EDF1F7"/>
+            <w:tcW w:type="dxa" w:w="2967"/>
+            <w:tcMar>
+              <w:top w:w="60" w:type="dxa"/>
+              <w:bottom w:w="60" w:type="dxa"/>
+              <w:left w:w="100" w:type="dxa"/>
+              <w:right w:w="100" w:type="dxa"/>
+            </w:tcMar>
           </w:tcPr>
           <w:p>
+            <w:pPr>
+              <w:spacing w:before="40" w:after="40"/>
+            </w:pPr>
             <w:r>
               <w:rPr>
-                <w:sz w:val="17"/>
-              </w:rPr>
-            </w:r>
-            <w:r>
-              <w:rPr>
-                <w:sz w:val="17"/>
+                <w:rFonts w:ascii="Calibri" w:hAnsi="Calibri"/>
+                <w:b w:val="0"/>
+                <w:i w:val="0"/>
+                <w:sz w:val="20"/>
               </w:rPr>
               <w:t>Export CSV UTF-8 BOM</w:t>
             </w:r>
@@ -2200,18 +3230,24 @@
         </w:tc>
         <w:tc>
           <w:tcPr>
-            <w:tcW w:type="dxa" w:w="3249"/>
-            <w:shd w:val="clear" w:fill="EDF1F7"/>
+            <w:tcW w:type="dxa" w:w="2967"/>
+            <w:tcMar>
+              <w:top w:w="60" w:type="dxa"/>
+              <w:bottom w:w="60" w:type="dxa"/>
+              <w:left w:w="100" w:type="dxa"/>
+              <w:right w:w="100" w:type="dxa"/>
+            </w:tcMar>
           </w:tcPr>
           <w:p>
+            <w:pPr>
+              <w:spacing w:before="40" w:after="40"/>
+            </w:pPr>
             <w:r>
               <w:rPr>
-                <w:sz w:val="17"/>
-              </w:rPr>
-            </w:r>
-            <w:r>
-              <w:rPr>
-                <w:sz w:val="17"/>
+                <w:rFonts w:ascii="Calibri" w:hAnsi="Calibri"/>
+                <w:b w:val="0"/>
+                <w:i w:val="0"/>
+                <w:sz w:val="20"/>
               </w:rPr>
               <w:t>S8–S9</w:t>
             </w:r>
@@ -2219,19 +3255,30 @@
         </w:tc>
       </w:tr>
       <w:tr>
+        <w:trPr>
+          <w:cantSplit w:val="1"/>
+        </w:trPr>
         <w:tc>
           <w:tcPr>
-            <w:tcW w:type="dxa" w:w="3249"/>
+            <w:tcW w:type="dxa" w:w="2967"/>
+            <w:tcMar>
+              <w:top w:w="60" w:type="dxa"/>
+              <w:bottom w:w="60" w:type="dxa"/>
+              <w:left w:w="100" w:type="dxa"/>
+              <w:right w:w="100" w:type="dxa"/>
+            </w:tcMar>
+            <w:shd w:val="clear" w:color="auto" w:fill="EBF5FB"/>
           </w:tcPr>
           <w:p>
+            <w:pPr>
+              <w:spacing w:before="40" w:after="40"/>
+            </w:pPr>
             <w:r>
               <w:rPr>
-                <w:sz w:val="17"/>
-              </w:rPr>
-            </w:r>
-            <w:r>
-              <w:rPr>
-                <w:sz w:val="17"/>
+                <w:rFonts w:ascii="Calibri" w:hAnsi="Calibri"/>
+                <w:b w:val="0"/>
+                <w:i w:val="0"/>
+                <w:sz w:val="20"/>
               </w:rPr>
               <w:t>RF15</w:t>
             </w:r>
@@ -2239,17 +3286,25 @@
         </w:tc>
         <w:tc>
           <w:tcPr>
-            <w:tcW w:type="dxa" w:w="3249"/>
+            <w:tcW w:type="dxa" w:w="2967"/>
+            <w:tcMar>
+              <w:top w:w="60" w:type="dxa"/>
+              <w:bottom w:w="60" w:type="dxa"/>
+              <w:left w:w="100" w:type="dxa"/>
+              <w:right w:w="100" w:type="dxa"/>
+            </w:tcMar>
+            <w:shd w:val="clear" w:color="auto" w:fill="EBF5FB"/>
           </w:tcPr>
           <w:p>
+            <w:pPr>
+              <w:spacing w:before="40" w:after="40"/>
+            </w:pPr>
             <w:r>
               <w:rPr>
-                <w:sz w:val="17"/>
-              </w:rPr>
-            </w:r>
-            <w:r>
-              <w:rPr>
-                <w:sz w:val="17"/>
+                <w:rFonts w:ascii="Calibri" w:hAnsi="Calibri"/>
+                <w:b w:val="0"/>
+                <w:i w:val="0"/>
+                <w:sz w:val="20"/>
               </w:rPr>
               <w:t>Push PWA</w:t>
             </w:r>
@@ -2257,17 +3312,25 @@
         </w:tc>
         <w:tc>
           <w:tcPr>
-            <w:tcW w:type="dxa" w:w="3249"/>
+            <w:tcW w:type="dxa" w:w="2967"/>
+            <w:tcMar>
+              <w:top w:w="60" w:type="dxa"/>
+              <w:bottom w:w="60" w:type="dxa"/>
+              <w:left w:w="100" w:type="dxa"/>
+              <w:right w:w="100" w:type="dxa"/>
+            </w:tcMar>
+            <w:shd w:val="clear" w:color="auto" w:fill="EBF5FB"/>
           </w:tcPr>
           <w:p>
+            <w:pPr>
+              <w:spacing w:before="40" w:after="40"/>
+            </w:pPr>
             <w:r>
               <w:rPr>
-                <w:sz w:val="17"/>
-              </w:rPr>
-            </w:r>
-            <w:r>
-              <w:rPr>
-                <w:sz w:val="17"/>
+                <w:rFonts w:ascii="Calibri" w:hAnsi="Calibri"/>
+                <w:b w:val="0"/>
+                <w:i w:val="0"/>
+                <w:sz w:val="20"/>
               </w:rPr>
               <w:t>S10</w:t>
             </w:r>
@@ -2276,231 +3339,383 @@
       </w:tr>
     </w:tbl>
     <w:p>
+      <w:pPr>
+        <w:spacing w:before="0" w:after="160"/>
+      </w:pPr>
+    </w:p>
+    <w:p>
+      <w:pPr>
+        <w:pStyle w:val="Heading2"/>
+        <w:keepNext/>
+        <w:keepLines/>
+      </w:pPr>
       <w:r>
-        <w:rPr>
-          <w:b/>
-          <w:color w:val="2E5CAA"/>
-          <w:sz w:val="23"/>
-        </w:rPr>
         <w:t>3.5 Cadência de trabalho</w:t>
       </w:r>
     </w:p>
     <w:p>
+      <w:pPr>
+        <w:spacing w:before="0" w:after="120"/>
+      </w:pPr>
       <w:r>
+        <w:rPr>
+          <w:rFonts w:ascii="Calibri" w:hAnsi="Calibri"/>
+          <w:b w:val="0"/>
+          <w:i w:val="0"/>
+          <w:sz w:val="22"/>
+        </w:rPr>
         <w:t>Ficou estabelecida a seguinte cadência:</w:t>
       </w:r>
     </w:p>
     <w:p>
       <w:pPr>
         <w:pStyle w:val="ListBullet"/>
+        <w:spacing w:before="20" w:after="40"/>
       </w:pPr>
       <w:r>
         <w:rPr>
+          <w:rFonts w:ascii="Calibri" w:hAnsi="Calibri"/>
           <w:b/>
+          <w:i w:val="0"/>
+          <w:sz w:val="22"/>
         </w:rPr>
         <w:t>Daily:</w:t>
       </w:r>
       <w:r>
+        <w:rPr>
+          <w:rFonts w:ascii="Calibri" w:hAnsi="Calibri"/>
+          <w:b w:val="0"/>
+          <w:i w:val="0"/>
+          <w:sz w:val="22"/>
+        </w:rPr>
         <w:t xml:space="preserve"> todos os dias úteis via Microsoft Teams (canal dedicado ao projeto)</w:t>
       </w:r>
     </w:p>
     <w:p>
       <w:pPr>
         <w:pStyle w:val="ListBullet"/>
+        <w:spacing w:before="20" w:after="40"/>
       </w:pPr>
       <w:r>
         <w:rPr>
+          <w:rFonts w:ascii="Calibri" w:hAnsi="Calibri"/>
           <w:b/>
+          <w:i w:val="0"/>
+          <w:sz w:val="22"/>
         </w:rPr>
         <w:t>Sprint:</w:t>
       </w:r>
       <w:r>
+        <w:rPr>
+          <w:rFonts w:ascii="Calibri" w:hAnsi="Calibri"/>
+          <w:b w:val="0"/>
+          <w:i w:val="0"/>
+          <w:sz w:val="22"/>
+        </w:rPr>
         <w:t xml:space="preserve"> 2 semanas; o primeiro sprint (S1) iniciaria em 09/02/2026, com término previsto do projeto em 26/07/2026 (12 sprints)</w:t>
       </w:r>
     </w:p>
     <w:p>
       <w:pPr>
         <w:pStyle w:val="ListBullet"/>
+        <w:spacing w:before="20" w:after="40"/>
       </w:pPr>
       <w:r>
         <w:rPr>
+          <w:rFonts w:ascii="Calibri" w:hAnsi="Calibri"/>
           <w:b/>
+          <w:i w:val="0"/>
+          <w:sz w:val="22"/>
         </w:rPr>
         <w:t>Sprint Planning / Review / Retrospectiva:</w:t>
       </w:r>
       <w:r>
+        <w:rPr>
+          <w:rFonts w:ascii="Calibri" w:hAnsi="Calibri"/>
+          <w:b w:val="0"/>
+          <w:i w:val="0"/>
+          <w:sz w:val="22"/>
+        </w:rPr>
         <w:t xml:space="preserve"> ao início e ao fechamento de cada sprint</w:t>
       </w:r>
     </w:p>
     <w:p>
       <w:pPr>
         <w:pStyle w:val="ListBullet"/>
+        <w:spacing w:before="20" w:after="40"/>
       </w:pPr>
       <w:r>
         <w:rPr>
+          <w:rFonts w:ascii="Calibri" w:hAnsi="Calibri"/>
           <w:b/>
+          <w:i w:val="0"/>
+          <w:sz w:val="22"/>
         </w:rPr>
         <w:t>Relatório de status:</w:t>
       </w:r>
       <w:r>
+        <w:rPr>
+          <w:rFonts w:ascii="Calibri" w:hAnsi="Calibri"/>
+          <w:b w:val="0"/>
+          <w:i w:val="0"/>
+          <w:sz w:val="22"/>
+        </w:rPr>
         <w:t xml:space="preserve"> periódico, de Abraão (GP) para o PO do Hub de Milhas</w:t>
       </w:r>
     </w:p>
     <w:p>
+      <w:pPr>
+        <w:pStyle w:val="Heading2"/>
+        <w:keepNext/>
+        <w:keepLines/>
+      </w:pPr>
       <w:r>
-        <w:rPr>
-          <w:b/>
-          <w:color w:val="2E5CAA"/>
-          <w:sz w:val="23"/>
-        </w:rPr>
         <w:t>3.6 Gestão de acessos, política de branch e CI</w:t>
       </w:r>
     </w:p>
     <w:p>
+      <w:pPr>
+        <w:spacing w:before="0" w:after="120"/>
+      </w:pPr>
       <w:r>
+        <w:rPr>
+          <w:rFonts w:ascii="Calibri" w:hAnsi="Calibri"/>
+          <w:b w:val="0"/>
+          <w:i w:val="0"/>
+          <w:sz w:val="22"/>
+        </w:rPr>
         <w:t>Cézar Velazquez (Tech Lead / DevOps) ficou responsável por provisionar os acessos no Azure DevOps e configurar os três repositórios (</w:t>
       </w:r>
       <w:r>
         <w:rPr>
-          <w:rFonts w:ascii="Consolas" w:hAnsi="Consolas"/>
-          <w:color w:val="444444"/>
-          <w:sz w:val="18"/>
+          <w:rFonts w:ascii="Courier New" w:hAnsi="Courier New"/>
+          <w:b w:val="0"/>
+          <w:i w:val="0"/>
+          <w:color w:val="333333"/>
+          <w:sz w:val="20"/>
         </w:rPr>
         <w:t>MilhasFacil_api</w:t>
       </w:r>
       <w:r>
+        <w:rPr>
+          <w:rFonts w:ascii="Calibri" w:hAnsi="Calibri"/>
+          <w:b w:val="0"/>
+          <w:i w:val="0"/>
+          <w:sz w:val="22"/>
+        </w:rPr>
         <w:t xml:space="preserve">, </w:t>
       </w:r>
       <w:r>
         <w:rPr>
-          <w:rFonts w:ascii="Consolas" w:hAnsi="Consolas"/>
-          <w:color w:val="444444"/>
-          <w:sz w:val="18"/>
+          <w:rFonts w:ascii="Courier New" w:hAnsi="Courier New"/>
+          <w:b w:val="0"/>
+          <w:i w:val="0"/>
+          <w:color w:val="333333"/>
+          <w:sz w:val="20"/>
         </w:rPr>
         <w:t>MilhasFacil_web</w:t>
       </w:r>
       <w:r>
+        <w:rPr>
+          <w:rFonts w:ascii="Calibri" w:hAnsi="Calibri"/>
+          <w:b w:val="0"/>
+          <w:i w:val="0"/>
+          <w:sz w:val="22"/>
+        </w:rPr>
         <w:t xml:space="preserve">, </w:t>
       </w:r>
       <w:r>
         <w:rPr>
-          <w:rFonts w:ascii="Consolas" w:hAnsi="Consolas"/>
-          <w:color w:val="444444"/>
-          <w:sz w:val="18"/>
+          <w:rFonts w:ascii="Courier New" w:hAnsi="Courier New"/>
+          <w:b w:val="0"/>
+          <w:i w:val="0"/>
+          <w:color w:val="333333"/>
+          <w:sz w:val="20"/>
         </w:rPr>
         <w:t>MilhasFacil_crawler</w:t>
       </w:r>
       <w:r>
+        <w:rPr>
+          <w:rFonts w:ascii="Calibri" w:hAnsi="Calibri"/>
+          <w:b w:val="0"/>
+          <w:i w:val="0"/>
+          <w:sz w:val="22"/>
+        </w:rPr>
         <w:t xml:space="preserve">, branch padrão </w:t>
       </w:r>
       <w:r>
         <w:rPr>
-          <w:rFonts w:ascii="Consolas" w:hAnsi="Consolas"/>
-          <w:color w:val="444444"/>
-          <w:sz w:val="18"/>
+          <w:rFonts w:ascii="Courier New" w:hAnsi="Courier New"/>
+          <w:b w:val="0"/>
+          <w:i w:val="0"/>
+          <w:color w:val="333333"/>
+          <w:sz w:val="20"/>
         </w:rPr>
         <w:t>main</w:t>
       </w:r>
       <w:r>
+        <w:rPr>
+          <w:rFonts w:ascii="Calibri" w:hAnsi="Calibri"/>
+          <w:b w:val="0"/>
+          <w:i w:val="0"/>
+          <w:sz w:val="22"/>
+        </w:rPr>
         <w:t xml:space="preserve">) e as pipelines (PowerShell@2, agente Windows, triggers </w:t>
       </w:r>
       <w:r>
         <w:rPr>
-          <w:rFonts w:ascii="Consolas" w:hAnsi="Consolas"/>
-          <w:color w:val="444444"/>
-          <w:sz w:val="18"/>
+          <w:rFonts w:ascii="Courier New" w:hAnsi="Courier New"/>
+          <w:b w:val="0"/>
+          <w:i w:val="0"/>
+          <w:color w:val="333333"/>
+          <w:sz w:val="20"/>
         </w:rPr>
         <w:t>develop</w:t>
       </w:r>
       <w:r>
+        <w:rPr>
+          <w:rFonts w:ascii="Calibri" w:hAnsi="Calibri"/>
+          <w:b w:val="0"/>
+          <w:i w:val="0"/>
+          <w:sz w:val="22"/>
+        </w:rPr>
         <w:t>/</w:t>
       </w:r>
       <w:r>
         <w:rPr>
-          <w:rFonts w:ascii="Consolas" w:hAnsi="Consolas"/>
-          <w:color w:val="444444"/>
-          <w:sz w:val="18"/>
+          <w:rFonts w:ascii="Courier New" w:hAnsi="Courier New"/>
+          <w:b w:val="0"/>
+          <w:i w:val="0"/>
+          <w:color w:val="333333"/>
+          <w:sz w:val="20"/>
         </w:rPr>
         <w:t>homolog</w:t>
       </w:r>
       <w:r>
+        <w:rPr>
+          <w:rFonts w:ascii="Calibri" w:hAnsi="Calibri"/>
+          <w:b w:val="0"/>
+          <w:i w:val="0"/>
+          <w:sz w:val="22"/>
+        </w:rPr>
         <w:t>/</w:t>
       </w:r>
       <w:r>
         <w:rPr>
-          <w:rFonts w:ascii="Consolas" w:hAnsi="Consolas"/>
-          <w:color w:val="444444"/>
-          <w:sz w:val="18"/>
+          <w:rFonts w:ascii="Courier New" w:hAnsi="Courier New"/>
+          <w:b w:val="0"/>
+          <w:i w:val="0"/>
+          <w:color w:val="333333"/>
+          <w:sz w:val="20"/>
         </w:rPr>
         <w:t>main</w:t>
       </w:r>
       <w:r>
+        <w:rPr>
+          <w:rFonts w:ascii="Calibri" w:hAnsi="Calibri"/>
+          <w:b w:val="0"/>
+          <w:i w:val="0"/>
+          <w:sz w:val="22"/>
+        </w:rPr>
         <w:t xml:space="preserve">). Acordou-se a política de branch com PR obrigatório para </w:t>
       </w:r>
       <w:r>
         <w:rPr>
-          <w:rFonts w:ascii="Consolas" w:hAnsi="Consolas"/>
-          <w:color w:val="444444"/>
-          <w:sz w:val="18"/>
+          <w:rFonts w:ascii="Courier New" w:hAnsi="Courier New"/>
+          <w:b w:val="0"/>
+          <w:i w:val="0"/>
+          <w:color w:val="333333"/>
+          <w:sz w:val="20"/>
         </w:rPr>
         <w:t>develop</w:t>
       </w:r>
       <w:r>
+        <w:rPr>
+          <w:rFonts w:ascii="Calibri" w:hAnsi="Calibri"/>
+          <w:b w:val="0"/>
+          <w:i w:val="0"/>
+          <w:sz w:val="22"/>
+        </w:rPr>
         <w:t xml:space="preserve">, aprovação do PR pelo Tech Lead (Cézar Velazquez), gate de CI e nomes de branch no padrão </w:t>
       </w:r>
       <w:r>
         <w:rPr>
-          <w:rFonts w:ascii="Consolas" w:hAnsi="Consolas"/>
-          <w:color w:val="444444"/>
-          <w:sz w:val="18"/>
+          <w:rFonts w:ascii="Courier New" w:hAnsi="Courier New"/>
+          <w:b w:val="0"/>
+          <w:i w:val="0"/>
+          <w:color w:val="333333"/>
+          <w:sz w:val="20"/>
         </w:rPr>
         <w:t>feat/fix + MF-XX</w:t>
       </w:r>
       <w:r>
+        <w:rPr>
+          <w:rFonts w:ascii="Calibri" w:hAnsi="Calibri"/>
+          <w:b w:val="0"/>
+          <w:i w:val="0"/>
+          <w:sz w:val="22"/>
+        </w:rPr>
         <w:t>. As mudanças de escopo (CR) seriam aprovadas pelo GP (Abraão). A meta de cobertura de testes foi fixada em ≥ 80% (JaCoCo/Karma/pytest), com gate de cobertura no CI a partir da S4.</w:t>
       </w:r>
     </w:p>
     <w:p>
       <w:pPr>
+        <w:pStyle w:val="Heading1"/>
+        <w:keepNext/>
+        <w:keepLines/>
         <w:pBdr>
-          <w:bottom w:val="single" w:sz="6" w:space="3" w:color="1F3B73"/>
+          <w:bottom w:val="single" w:sz="4" w:space="2" w:color="D6E4F0"/>
         </w:pBdr>
       </w:pPr>
       <w:r>
-        <w:rPr>
-          <w:b/>
-          <w:color w:val="1F3B73"/>
-          <w:sz w:val="27"/>
-        </w:rPr>
         <w:t>4. Decisões tomadas</w:t>
       </w:r>
     </w:p>
     <w:tbl>
       <w:tblPr>
-        <w:tblStyle w:val="TableGrid"/>
         <w:tblW w:type="auto" w:w="0"/>
-        <w:jc w:val="center"/>
         <w:tblLook w:firstColumn="1" w:firstRow="1" w:lastColumn="0" w:lastRow="0" w:noHBand="0" w:noVBand="1" w:val="04A0"/>
+        <w:tblBorders>
+          <w:top w:val="single" w:sz="4" w:space="0" w:color="003366"/>
+          <w:left w:val="single" w:sz="4" w:space="0" w:color="003366"/>
+          <w:bottom w:val="single" w:sz="4" w:space="0" w:color="003366"/>
+          <w:right w:val="single" w:sz="4" w:space="0" w:color="003366"/>
+          <w:insideH w:val="single" w:sz="4" w:space="0" w:color="003366"/>
+          <w:insideV w:val="single" w:sz="4" w:space="0" w:color="003366"/>
+        </w:tblBorders>
       </w:tblPr>
       <w:tblGrid>
-        <w:gridCol w:w="2436"/>
-        <w:gridCol w:w="2436"/>
-        <w:gridCol w:w="2436"/>
-        <w:gridCol w:w="2436"/>
+        <w:gridCol w:w="2225"/>
+        <w:gridCol w:w="2225"/>
+        <w:gridCol w:w="2225"/>
+        <w:gridCol w:w="2225"/>
       </w:tblGrid>
       <w:tr>
+        <w:trPr>
+          <w:cantSplit w:val="1"/>
+        </w:trPr>
         <w:tc>
           <w:tcPr>
-            <w:tcW w:type="dxa" w:w="2436"/>
-            <w:shd w:val="clear" w:fill="1F3B73"/>
+            <w:tcW w:type="dxa" w:w="2225"/>
+            <w:tcMar>
+              <w:top w:w="60" w:type="dxa"/>
+              <w:bottom w:w="60" w:type="dxa"/>
+              <w:left w:w="100" w:type="dxa"/>
+              <w:right w:w="100" w:type="dxa"/>
+            </w:tcMar>
+            <w:shd w:val="clear" w:color="auto" w:fill="003366"/>
           </w:tcPr>
           <w:p>
-            <w:r/>
+            <w:pPr>
+              <w:spacing w:before="40" w:after="40"/>
+            </w:pPr>
             <w:r>
               <w:rPr>
+                <w:rFonts w:ascii="Calibri" w:hAnsi="Calibri"/>
                 <w:b/>
+                <w:i w:val="0"/>
                 <w:color w:val="FFFFFF"/>
-                <w:sz w:val="18"/>
+                <w:sz w:val="20"/>
               </w:rPr>
               <w:t>#</w:t>
             </w:r>
@@ -2508,16 +3723,26 @@
         </w:tc>
         <w:tc>
           <w:tcPr>
-            <w:tcW w:type="dxa" w:w="2436"/>
-            <w:shd w:val="clear" w:fill="1F3B73"/>
+            <w:tcW w:type="dxa" w:w="2225"/>
+            <w:tcMar>
+              <w:top w:w="60" w:type="dxa"/>
+              <w:bottom w:w="60" w:type="dxa"/>
+              <w:left w:w="100" w:type="dxa"/>
+              <w:right w:w="100" w:type="dxa"/>
+            </w:tcMar>
+            <w:shd w:val="clear" w:color="auto" w:fill="003366"/>
           </w:tcPr>
           <w:p>
-            <w:r/>
+            <w:pPr>
+              <w:spacing w:before="40" w:after="40"/>
+            </w:pPr>
             <w:r>
               <w:rPr>
+                <w:rFonts w:ascii="Calibri" w:hAnsi="Calibri"/>
                 <w:b/>
+                <w:i w:val="0"/>
                 <w:color w:val="FFFFFF"/>
-                <w:sz w:val="18"/>
+                <w:sz w:val="20"/>
               </w:rPr>
               <w:t>Decisão</w:t>
             </w:r>
@@ -2525,16 +3750,26 @@
         </w:tc>
         <w:tc>
           <w:tcPr>
-            <w:tcW w:type="dxa" w:w="2436"/>
-            <w:shd w:val="clear" w:fill="1F3B73"/>
+            <w:tcW w:type="dxa" w:w="2225"/>
+            <w:tcMar>
+              <w:top w:w="60" w:type="dxa"/>
+              <w:bottom w:w="60" w:type="dxa"/>
+              <w:left w:w="100" w:type="dxa"/>
+              <w:right w:w="100" w:type="dxa"/>
+            </w:tcMar>
+            <w:shd w:val="clear" w:color="auto" w:fill="003366"/>
           </w:tcPr>
           <w:p>
-            <w:r/>
+            <w:pPr>
+              <w:spacing w:before="40" w:after="40"/>
+            </w:pPr>
             <w:r>
               <w:rPr>
+                <w:rFonts w:ascii="Calibri" w:hAnsi="Calibri"/>
                 <w:b/>
+                <w:i w:val="0"/>
                 <w:color w:val="FFFFFF"/>
-                <w:sz w:val="18"/>
+                <w:sz w:val="20"/>
               </w:rPr>
               <w:t>Responsável</w:t>
             </w:r>
@@ -2542,16 +3777,26 @@
         </w:tc>
         <w:tc>
           <w:tcPr>
-            <w:tcW w:type="dxa" w:w="2436"/>
-            <w:shd w:val="clear" w:fill="1F3B73"/>
+            <w:tcW w:type="dxa" w:w="2225"/>
+            <w:tcMar>
+              <w:top w:w="60" w:type="dxa"/>
+              <w:bottom w:w="60" w:type="dxa"/>
+              <w:left w:w="100" w:type="dxa"/>
+              <w:right w:w="100" w:type="dxa"/>
+            </w:tcMar>
+            <w:shd w:val="clear" w:color="auto" w:fill="003366"/>
           </w:tcPr>
           <w:p>
-            <w:r/>
+            <w:pPr>
+              <w:spacing w:before="40" w:after="40"/>
+            </w:pPr>
             <w:r>
               <w:rPr>
+                <w:rFonts w:ascii="Calibri" w:hAnsi="Calibri"/>
                 <w:b/>
+                <w:i w:val="0"/>
                 <w:color w:val="FFFFFF"/>
-                <w:sz w:val="18"/>
+                <w:sz w:val="20"/>
               </w:rPr>
               <w:t>Data-limite</w:t>
             </w:r>
@@ -2559,19 +3804,30 @@
         </w:tc>
       </w:tr>
       <w:tr>
+        <w:trPr>
+          <w:cantSplit w:val="1"/>
+        </w:trPr>
         <w:tc>
           <w:tcPr>
-            <w:tcW w:type="dxa" w:w="2436"/>
+            <w:tcW w:type="dxa" w:w="2225"/>
+            <w:tcMar>
+              <w:top w:w="60" w:type="dxa"/>
+              <w:bottom w:w="60" w:type="dxa"/>
+              <w:left w:w="100" w:type="dxa"/>
+              <w:right w:w="100" w:type="dxa"/>
+            </w:tcMar>
+            <w:shd w:val="clear" w:color="auto" w:fill="EBF5FB"/>
           </w:tcPr>
           <w:p>
+            <w:pPr>
+              <w:spacing w:before="40" w:after="40"/>
+            </w:pPr>
             <w:r>
               <w:rPr>
-                <w:sz w:val="17"/>
-              </w:rPr>
-            </w:r>
-            <w:r>
-              <w:rPr>
-                <w:sz w:val="17"/>
+                <w:rFonts w:ascii="Calibri" w:hAnsi="Calibri"/>
+                <w:b w:val="0"/>
+                <w:i w:val="0"/>
+                <w:sz w:val="20"/>
               </w:rPr>
               <w:t>D-01</w:t>
             </w:r>
@@ -2579,17 +3835,25 @@
         </w:tc>
         <w:tc>
           <w:tcPr>
-            <w:tcW w:type="dxa" w:w="2436"/>
+            <w:tcW w:type="dxa" w:w="2225"/>
+            <w:tcMar>
+              <w:top w:w="60" w:type="dxa"/>
+              <w:bottom w:w="60" w:type="dxa"/>
+              <w:left w:w="100" w:type="dxa"/>
+              <w:right w:w="100" w:type="dxa"/>
+            </w:tcMar>
+            <w:shd w:val="clear" w:color="auto" w:fill="EBF5FB"/>
           </w:tcPr>
           <w:p>
+            <w:pPr>
+              <w:spacing w:before="40" w:after="40"/>
+            </w:pPr>
             <w:r>
               <w:rPr>
-                <w:sz w:val="17"/>
-              </w:rPr>
-            </w:r>
-            <w:r>
-              <w:rPr>
-                <w:sz w:val="17"/>
+                <w:rFonts w:ascii="Calibri" w:hAnsi="Calibri"/>
+                <w:b w:val="0"/>
+                <w:i w:val="0"/>
+                <w:sz w:val="20"/>
               </w:rPr>
               <w:t>Arquitetura em três aplicações: API Spring Boot, Web Angular e Crawler FastAPI/SeleniumBase</w:t>
             </w:r>
@@ -2597,17 +3861,25 @@
         </w:tc>
         <w:tc>
           <w:tcPr>
-            <w:tcW w:type="dxa" w:w="2436"/>
+            <w:tcW w:type="dxa" w:w="2225"/>
+            <w:tcMar>
+              <w:top w:w="60" w:type="dxa"/>
+              <w:bottom w:w="60" w:type="dxa"/>
+              <w:left w:w="100" w:type="dxa"/>
+              <w:right w:w="100" w:type="dxa"/>
+            </w:tcMar>
+            <w:shd w:val="clear" w:color="auto" w:fill="EBF5FB"/>
           </w:tcPr>
           <w:p>
+            <w:pPr>
+              <w:spacing w:before="40" w:after="40"/>
+            </w:pPr>
             <w:r>
               <w:rPr>
-                <w:sz w:val="17"/>
-              </w:rPr>
-            </w:r>
-            <w:r>
-              <w:rPr>
-                <w:sz w:val="17"/>
+                <w:rFonts w:ascii="Calibri" w:hAnsi="Calibri"/>
+                <w:b w:val="0"/>
+                <w:i w:val="0"/>
+                <w:sz w:val="20"/>
               </w:rPr>
               <w:t>Cézar Velazquez (Timeware)</w:t>
             </w:r>
@@ -2615,17 +3887,25 @@
         </w:tc>
         <w:tc>
           <w:tcPr>
-            <w:tcW w:type="dxa" w:w="2436"/>
+            <w:tcW w:type="dxa" w:w="2225"/>
+            <w:tcMar>
+              <w:top w:w="60" w:type="dxa"/>
+              <w:bottom w:w="60" w:type="dxa"/>
+              <w:left w:w="100" w:type="dxa"/>
+              <w:right w:w="100" w:type="dxa"/>
+            </w:tcMar>
+            <w:shd w:val="clear" w:color="auto" w:fill="EBF5FB"/>
           </w:tcPr>
           <w:p>
+            <w:pPr>
+              <w:spacing w:before="40" w:after="40"/>
+            </w:pPr>
             <w:r>
               <w:rPr>
-                <w:sz w:val="17"/>
-              </w:rPr>
-            </w:r>
-            <w:r>
-              <w:rPr>
-                <w:sz w:val="17"/>
+                <w:rFonts w:ascii="Calibri" w:hAnsi="Calibri"/>
+                <w:b w:val="0"/>
+                <w:i w:val="0"/>
+                <w:sz w:val="20"/>
               </w:rPr>
               <w:t>Confirmado no kickoff</w:t>
             </w:r>
@@ -2633,20 +3913,29 @@
         </w:tc>
       </w:tr>
       <w:tr>
+        <w:trPr>
+          <w:cantSplit w:val="1"/>
+        </w:trPr>
         <w:tc>
           <w:tcPr>
-            <w:tcW w:type="dxa" w:w="2436"/>
-            <w:shd w:val="clear" w:fill="EDF1F7"/>
+            <w:tcW w:type="dxa" w:w="2225"/>
+            <w:tcMar>
+              <w:top w:w="60" w:type="dxa"/>
+              <w:bottom w:w="60" w:type="dxa"/>
+              <w:left w:w="100" w:type="dxa"/>
+              <w:right w:w="100" w:type="dxa"/>
+            </w:tcMar>
           </w:tcPr>
           <w:p>
+            <w:pPr>
+              <w:spacing w:before="40" w:after="40"/>
+            </w:pPr>
             <w:r>
               <w:rPr>
-                <w:sz w:val="17"/>
-              </w:rPr>
-            </w:r>
-            <w:r>
-              <w:rPr>
-                <w:sz w:val="17"/>
+                <w:rFonts w:ascii="Calibri" w:hAnsi="Calibri"/>
+                <w:b w:val="0"/>
+                <w:i w:val="0"/>
+                <w:sz w:val="20"/>
               </w:rPr>
               <w:t>D-02</w:t>
             </w:r>
@@ -2654,18 +3943,24 @@
         </w:tc>
         <w:tc>
           <w:tcPr>
-            <w:tcW w:type="dxa" w:w="2436"/>
-            <w:shd w:val="clear" w:fill="EDF1F7"/>
+            <w:tcW w:type="dxa" w:w="2225"/>
+            <w:tcMar>
+              <w:top w:w="60" w:type="dxa"/>
+              <w:bottom w:w="60" w:type="dxa"/>
+              <w:left w:w="100" w:type="dxa"/>
+              <w:right w:w="100" w:type="dxa"/>
+            </w:tcMar>
           </w:tcPr>
           <w:p>
+            <w:pPr>
+              <w:spacing w:before="40" w:after="40"/>
+            </w:pPr>
             <w:r>
               <w:rPr>
-                <w:sz w:val="17"/>
-              </w:rPr>
-            </w:r>
-            <w:r>
-              <w:rPr>
-                <w:sz w:val="17"/>
+                <w:rFonts w:ascii="Calibri" w:hAnsi="Calibri"/>
+                <w:b w:val="0"/>
+                <w:i w:val="0"/>
+                <w:sz w:val="20"/>
               </w:rPr>
               <w:t>Autenticação JWT HS256 stateless (access 30 min / refresh 7 dias) com blacklist Redis</w:t>
             </w:r>
@@ -2673,18 +3968,24 @@
         </w:tc>
         <w:tc>
           <w:tcPr>
-            <w:tcW w:type="dxa" w:w="2436"/>
-            <w:shd w:val="clear" w:fill="EDF1F7"/>
+            <w:tcW w:type="dxa" w:w="2225"/>
+            <w:tcMar>
+              <w:top w:w="60" w:type="dxa"/>
+              <w:bottom w:w="60" w:type="dxa"/>
+              <w:left w:w="100" w:type="dxa"/>
+              <w:right w:w="100" w:type="dxa"/>
+            </w:tcMar>
           </w:tcPr>
           <w:p>
+            <w:pPr>
+              <w:spacing w:before="40" w:after="40"/>
+            </w:pPr>
             <w:r>
               <w:rPr>
-                <w:sz w:val="17"/>
-              </w:rPr>
-            </w:r>
-            <w:r>
-              <w:rPr>
-                <w:sz w:val="17"/>
+                <w:rFonts w:ascii="Calibri" w:hAnsi="Calibri"/>
+                <w:b w:val="0"/>
+                <w:i w:val="0"/>
+                <w:sz w:val="20"/>
               </w:rPr>
               <w:t>Felipe Santos (Timeware)</w:t>
             </w:r>
@@ -2692,18 +3993,24 @@
         </w:tc>
         <w:tc>
           <w:tcPr>
-            <w:tcW w:type="dxa" w:w="2436"/>
-            <w:shd w:val="clear" w:fill="EDF1F7"/>
+            <w:tcW w:type="dxa" w:w="2225"/>
+            <w:tcMar>
+              <w:top w:w="60" w:type="dxa"/>
+              <w:bottom w:w="60" w:type="dxa"/>
+              <w:left w:w="100" w:type="dxa"/>
+              <w:right w:w="100" w:type="dxa"/>
+            </w:tcMar>
           </w:tcPr>
           <w:p>
+            <w:pPr>
+              <w:spacing w:before="40" w:after="40"/>
+            </w:pPr>
             <w:r>
               <w:rPr>
-                <w:sz w:val="17"/>
-              </w:rPr>
-            </w:r>
-            <w:r>
-              <w:rPr>
-                <w:sz w:val="17"/>
+                <w:rFonts w:ascii="Calibri" w:hAnsi="Calibri"/>
+                <w:b w:val="0"/>
+                <w:i w:val="0"/>
+                <w:sz w:val="20"/>
               </w:rPr>
               <w:t>S1</w:t>
             </w:r>
@@ -2711,19 +4018,30 @@
         </w:tc>
       </w:tr>
       <w:tr>
+        <w:trPr>
+          <w:cantSplit w:val="1"/>
+        </w:trPr>
         <w:tc>
           <w:tcPr>
-            <w:tcW w:type="dxa" w:w="2436"/>
+            <w:tcW w:type="dxa" w:w="2225"/>
+            <w:tcMar>
+              <w:top w:w="60" w:type="dxa"/>
+              <w:bottom w:w="60" w:type="dxa"/>
+              <w:left w:w="100" w:type="dxa"/>
+              <w:right w:w="100" w:type="dxa"/>
+            </w:tcMar>
+            <w:shd w:val="clear" w:color="auto" w:fill="EBF5FB"/>
           </w:tcPr>
           <w:p>
+            <w:pPr>
+              <w:spacing w:before="40" w:after="40"/>
+            </w:pPr>
             <w:r>
               <w:rPr>
-                <w:sz w:val="17"/>
-              </w:rPr>
-            </w:r>
-            <w:r>
-              <w:rPr>
-                <w:sz w:val="17"/>
+                <w:rFonts w:ascii="Calibri" w:hAnsi="Calibri"/>
+                <w:b w:val="0"/>
+                <w:i w:val="0"/>
+                <w:sz w:val="20"/>
               </w:rPr>
               <w:t>D-03</w:t>
             </w:r>
@@ -2731,17 +4049,25 @@
         </w:tc>
         <w:tc>
           <w:tcPr>
-            <w:tcW w:type="dxa" w:w="2436"/>
+            <w:tcW w:type="dxa" w:w="2225"/>
+            <w:tcMar>
+              <w:top w:w="60" w:type="dxa"/>
+              <w:bottom w:w="60" w:type="dxa"/>
+              <w:left w:w="100" w:type="dxa"/>
+              <w:right w:w="100" w:type="dxa"/>
+            </w:tcMar>
+            <w:shd w:val="clear" w:color="auto" w:fill="EBF5FB"/>
           </w:tcPr>
           <w:p>
+            <w:pPr>
+              <w:spacing w:before="40" w:after="40"/>
+            </w:pPr>
             <w:r>
               <w:rPr>
-                <w:sz w:val="17"/>
-              </w:rPr>
-            </w:r>
-            <w:r>
-              <w:rPr>
-                <w:sz w:val="17"/>
+                <w:rFonts w:ascii="Calibri" w:hAnsi="Calibri"/>
+                <w:b w:val="0"/>
+                <w:i w:val="0"/>
+                <w:sz w:val="20"/>
               </w:rPr>
               <w:t>Busca paralela das três companhias (Smiles/Azul/Latam) via crawler, meta ≤ 30 s</w:t>
             </w:r>
@@ -2749,17 +4075,25 @@
         </w:tc>
         <w:tc>
           <w:tcPr>
-            <w:tcW w:type="dxa" w:w="2436"/>
+            <w:tcW w:type="dxa" w:w="2225"/>
+            <w:tcMar>
+              <w:top w:w="60" w:type="dxa"/>
+              <w:bottom w:w="60" w:type="dxa"/>
+              <w:left w:w="100" w:type="dxa"/>
+              <w:right w:w="100" w:type="dxa"/>
+            </w:tcMar>
+            <w:shd w:val="clear" w:color="auto" w:fill="EBF5FB"/>
           </w:tcPr>
           <w:p>
+            <w:pPr>
+              <w:spacing w:before="40" w:after="40"/>
+            </w:pPr>
             <w:r>
               <w:rPr>
-                <w:sz w:val="17"/>
-              </w:rPr>
-            </w:r>
-            <w:r>
-              <w:rPr>
-                <w:sz w:val="17"/>
+                <w:rFonts w:ascii="Calibri" w:hAnsi="Calibri"/>
+                <w:b w:val="0"/>
+                <w:i w:val="0"/>
+                <w:sz w:val="20"/>
               </w:rPr>
               <w:t>Felipe Santos (Timeware)</w:t>
             </w:r>
@@ -2767,17 +4101,25 @@
         </w:tc>
         <w:tc>
           <w:tcPr>
-            <w:tcW w:type="dxa" w:w="2436"/>
+            <w:tcW w:type="dxa" w:w="2225"/>
+            <w:tcMar>
+              <w:top w:w="60" w:type="dxa"/>
+              <w:bottom w:w="60" w:type="dxa"/>
+              <w:left w:w="100" w:type="dxa"/>
+              <w:right w:w="100" w:type="dxa"/>
+            </w:tcMar>
+            <w:shd w:val="clear" w:color="auto" w:fill="EBF5FB"/>
           </w:tcPr>
           <w:p>
+            <w:pPr>
+              <w:spacing w:before="40" w:after="40"/>
+            </w:pPr>
             <w:r>
               <w:rPr>
-                <w:sz w:val="17"/>
-              </w:rPr>
-            </w:r>
-            <w:r>
-              <w:rPr>
-                <w:sz w:val="17"/>
+                <w:rFonts w:ascii="Calibri" w:hAnsi="Calibri"/>
+                <w:b w:val="0"/>
+                <w:i w:val="0"/>
+                <w:sz w:val="20"/>
               </w:rPr>
               <w:t>S2–S3</w:t>
             </w:r>
@@ -2785,20 +4127,29 @@
         </w:tc>
       </w:tr>
       <w:tr>
+        <w:trPr>
+          <w:cantSplit w:val="1"/>
+        </w:trPr>
         <w:tc>
           <w:tcPr>
-            <w:tcW w:type="dxa" w:w="2436"/>
-            <w:shd w:val="clear" w:fill="EDF1F7"/>
+            <w:tcW w:type="dxa" w:w="2225"/>
+            <w:tcMar>
+              <w:top w:w="60" w:type="dxa"/>
+              <w:bottom w:w="60" w:type="dxa"/>
+              <w:left w:w="100" w:type="dxa"/>
+              <w:right w:w="100" w:type="dxa"/>
+            </w:tcMar>
           </w:tcPr>
           <w:p>
+            <w:pPr>
+              <w:spacing w:before="40" w:after="40"/>
+            </w:pPr>
             <w:r>
               <w:rPr>
-                <w:sz w:val="17"/>
-              </w:rPr>
-            </w:r>
-            <w:r>
-              <w:rPr>
-                <w:sz w:val="17"/>
+                <w:rFonts w:ascii="Calibri" w:hAnsi="Calibri"/>
+                <w:b w:val="0"/>
+                <w:i w:val="0"/>
+                <w:sz w:val="20"/>
               </w:rPr>
               <w:t>D-04</w:t>
             </w:r>
@@ -2806,18 +4157,24 @@
         </w:tc>
         <w:tc>
           <w:tcPr>
-            <w:tcW w:type="dxa" w:w="2436"/>
-            <w:shd w:val="clear" w:fill="EDF1F7"/>
+            <w:tcW w:type="dxa" w:w="2225"/>
+            <w:tcMar>
+              <w:top w:w="60" w:type="dxa"/>
+              <w:bottom w:w="60" w:type="dxa"/>
+              <w:left w:w="100" w:type="dxa"/>
+              <w:right w:w="100" w:type="dxa"/>
+            </w:tcMar>
           </w:tcPr>
           <w:p>
+            <w:pPr>
+              <w:spacing w:before="40" w:after="40"/>
+            </w:pPr>
             <w:r>
               <w:rPr>
-                <w:sz w:val="17"/>
-              </w:rPr>
-            </w:r>
-            <w:r>
-              <w:rPr>
-                <w:sz w:val="17"/>
+                <w:rFonts w:ascii="Calibri" w:hAnsi="Calibri"/>
+                <w:b w:val="0"/>
+                <w:i w:val="0"/>
+                <w:sz w:val="20"/>
               </w:rPr>
               <w:t>Sprints de 2 semanas, com S1 iniciando em 09/02/2026 e término previsto em 26/07/2026</w:t>
             </w:r>
@@ -2825,18 +4182,24 @@
         </w:tc>
         <w:tc>
           <w:tcPr>
-            <w:tcW w:type="dxa" w:w="2436"/>
-            <w:shd w:val="clear" w:fill="EDF1F7"/>
+            <w:tcW w:type="dxa" w:w="2225"/>
+            <w:tcMar>
+              <w:top w:w="60" w:type="dxa"/>
+              <w:bottom w:w="60" w:type="dxa"/>
+              <w:left w:w="100" w:type="dxa"/>
+              <w:right w:w="100" w:type="dxa"/>
+            </w:tcMar>
           </w:tcPr>
           <w:p>
+            <w:pPr>
+              <w:spacing w:before="40" w:after="40"/>
+            </w:pPr>
             <w:r>
               <w:rPr>
-                <w:sz w:val="17"/>
-              </w:rPr>
-            </w:r>
-            <w:r>
-              <w:rPr>
-                <w:sz w:val="17"/>
+                <w:rFonts w:ascii="Calibri" w:hAnsi="Calibri"/>
+                <w:b w:val="0"/>
+                <w:i w:val="0"/>
+                <w:sz w:val="20"/>
               </w:rPr>
               <w:t>Abraão (Timeware)</w:t>
             </w:r>
@@ -2844,18 +4207,24 @@
         </w:tc>
         <w:tc>
           <w:tcPr>
-            <w:tcW w:type="dxa" w:w="2436"/>
-            <w:shd w:val="clear" w:fill="EDF1F7"/>
+            <w:tcW w:type="dxa" w:w="2225"/>
+            <w:tcMar>
+              <w:top w:w="60" w:type="dxa"/>
+              <w:bottom w:w="60" w:type="dxa"/>
+              <w:left w:w="100" w:type="dxa"/>
+              <w:right w:w="100" w:type="dxa"/>
+            </w:tcMar>
           </w:tcPr>
           <w:p>
+            <w:pPr>
+              <w:spacing w:before="40" w:after="40"/>
+            </w:pPr>
             <w:r>
               <w:rPr>
-                <w:sz w:val="17"/>
-              </w:rPr>
-            </w:r>
-            <w:r>
-              <w:rPr>
-                <w:sz w:val="17"/>
+                <w:rFonts w:ascii="Calibri" w:hAnsi="Calibri"/>
+                <w:b w:val="0"/>
+                <w:i w:val="0"/>
+                <w:sz w:val="20"/>
               </w:rPr>
               <w:t>Imediato (09/02/2026)</w:t>
             </w:r>
@@ -2863,19 +4232,30 @@
         </w:tc>
       </w:tr>
       <w:tr>
+        <w:trPr>
+          <w:cantSplit w:val="1"/>
+        </w:trPr>
         <w:tc>
           <w:tcPr>
-            <w:tcW w:type="dxa" w:w="2436"/>
+            <w:tcW w:type="dxa" w:w="2225"/>
+            <w:tcMar>
+              <w:top w:w="60" w:type="dxa"/>
+              <w:bottom w:w="60" w:type="dxa"/>
+              <w:left w:w="100" w:type="dxa"/>
+              <w:right w:w="100" w:type="dxa"/>
+            </w:tcMar>
+            <w:shd w:val="clear" w:color="auto" w:fill="EBF5FB"/>
           </w:tcPr>
           <w:p>
+            <w:pPr>
+              <w:spacing w:before="40" w:after="40"/>
+            </w:pPr>
             <w:r>
               <w:rPr>
-                <w:sz w:val="17"/>
-              </w:rPr>
-            </w:r>
-            <w:r>
-              <w:rPr>
-                <w:sz w:val="17"/>
+                <w:rFonts w:ascii="Calibri" w:hAnsi="Calibri"/>
+                <w:b w:val="0"/>
+                <w:i w:val="0"/>
+                <w:sz w:val="20"/>
               </w:rPr>
               <w:t>D-05</w:t>
             </w:r>
@@ -2883,31 +4263,44 @@
         </w:tc>
         <w:tc>
           <w:tcPr>
-            <w:tcW w:type="dxa" w:w="2436"/>
+            <w:tcW w:type="dxa" w:w="2225"/>
+            <w:tcMar>
+              <w:top w:w="60" w:type="dxa"/>
+              <w:bottom w:w="60" w:type="dxa"/>
+              <w:left w:w="100" w:type="dxa"/>
+              <w:right w:w="100" w:type="dxa"/>
+            </w:tcMar>
+            <w:shd w:val="clear" w:color="auto" w:fill="EBF5FB"/>
           </w:tcPr>
           <w:p>
+            <w:pPr>
+              <w:spacing w:before="40" w:after="40"/>
+            </w:pPr>
             <w:r>
               <w:rPr>
-                <w:sz w:val="17"/>
-              </w:rPr>
-            </w:r>
-            <w:r>
-              <w:rPr>
-                <w:sz w:val="17"/>
+                <w:rFonts w:ascii="Calibri" w:hAnsi="Calibri"/>
+                <w:b w:val="0"/>
+                <w:i w:val="0"/>
+                <w:sz w:val="20"/>
               </w:rPr>
               <w:t xml:space="preserve">Política de branch: PR obrigatório para </w:t>
             </w:r>
             <w:r>
               <w:rPr>
-                <w:rFonts w:ascii="Consolas" w:hAnsi="Consolas"/>
-                <w:color w:val="444444"/>
-                <w:sz w:val="17"/>
+                <w:rFonts w:ascii="Courier New" w:hAnsi="Courier New"/>
+                <w:b w:val="0"/>
+                <w:i w:val="0"/>
+                <w:color w:val="333333"/>
+                <w:sz w:val="20"/>
               </w:rPr>
               <w:t>develop</w:t>
             </w:r>
             <w:r>
               <w:rPr>
-                <w:sz w:val="17"/>
+                <w:rFonts w:ascii="Calibri" w:hAnsi="Calibri"/>
+                <w:b w:val="0"/>
+                <w:i w:val="0"/>
+                <w:sz w:val="20"/>
               </w:rPr>
               <w:t>, aprovação do PR pelo Tech Lead (Cézar) e gate de CI</w:t>
             </w:r>
@@ -2915,17 +4308,25 @@
         </w:tc>
         <w:tc>
           <w:tcPr>
-            <w:tcW w:type="dxa" w:w="2436"/>
+            <w:tcW w:type="dxa" w:w="2225"/>
+            <w:tcMar>
+              <w:top w:w="60" w:type="dxa"/>
+              <w:bottom w:w="60" w:type="dxa"/>
+              <w:left w:w="100" w:type="dxa"/>
+              <w:right w:w="100" w:type="dxa"/>
+            </w:tcMar>
+            <w:shd w:val="clear" w:color="auto" w:fill="EBF5FB"/>
           </w:tcPr>
           <w:p>
+            <w:pPr>
+              <w:spacing w:before="40" w:after="40"/>
+            </w:pPr>
             <w:r>
               <w:rPr>
-                <w:sz w:val="17"/>
-              </w:rPr>
-            </w:r>
-            <w:r>
-              <w:rPr>
-                <w:sz w:val="17"/>
+                <w:rFonts w:ascii="Calibri" w:hAnsi="Calibri"/>
+                <w:b w:val="0"/>
+                <w:i w:val="0"/>
+                <w:sz w:val="20"/>
               </w:rPr>
               <w:t>Cézar Velazquez (Timeware)</w:t>
             </w:r>
@@ -2933,17 +4334,25 @@
         </w:tc>
         <w:tc>
           <w:tcPr>
-            <w:tcW w:type="dxa" w:w="2436"/>
+            <w:tcW w:type="dxa" w:w="2225"/>
+            <w:tcMar>
+              <w:top w:w="60" w:type="dxa"/>
+              <w:bottom w:w="60" w:type="dxa"/>
+              <w:left w:w="100" w:type="dxa"/>
+              <w:right w:w="100" w:type="dxa"/>
+            </w:tcMar>
+            <w:shd w:val="clear" w:color="auto" w:fill="EBF5FB"/>
           </w:tcPr>
           <w:p>
+            <w:pPr>
+              <w:spacing w:before="40" w:after="40"/>
+            </w:pPr>
             <w:r>
               <w:rPr>
-                <w:sz w:val="17"/>
-              </w:rPr>
-            </w:r>
-            <w:r>
-              <w:rPr>
-                <w:sz w:val="17"/>
+                <w:rFonts w:ascii="Calibri" w:hAnsi="Calibri"/>
+                <w:b w:val="0"/>
+                <w:i w:val="0"/>
+                <w:sz w:val="20"/>
               </w:rPr>
               <w:t>Vigente durante todo o projeto</w:t>
             </w:r>
@@ -2951,20 +4360,29 @@
         </w:tc>
       </w:tr>
       <w:tr>
+        <w:trPr>
+          <w:cantSplit w:val="1"/>
+        </w:trPr>
         <w:tc>
           <w:tcPr>
-            <w:tcW w:type="dxa" w:w="2436"/>
-            <w:shd w:val="clear" w:fill="EDF1F7"/>
+            <w:tcW w:type="dxa" w:w="2225"/>
+            <w:tcMar>
+              <w:top w:w="60" w:type="dxa"/>
+              <w:bottom w:w="60" w:type="dxa"/>
+              <w:left w:w="100" w:type="dxa"/>
+              <w:right w:w="100" w:type="dxa"/>
+            </w:tcMar>
           </w:tcPr>
           <w:p>
+            <w:pPr>
+              <w:spacing w:before="40" w:after="40"/>
+            </w:pPr>
             <w:r>
               <w:rPr>
-                <w:sz w:val="17"/>
-              </w:rPr>
-            </w:r>
-            <w:r>
-              <w:rPr>
-                <w:sz w:val="17"/>
+                <w:rFonts w:ascii="Calibri" w:hAnsi="Calibri"/>
+                <w:b w:val="0"/>
+                <w:i w:val="0"/>
+                <w:sz w:val="20"/>
               </w:rPr>
               <w:t>D-06</w:t>
             </w:r>
@@ -2972,18 +4390,24 @@
         </w:tc>
         <w:tc>
           <w:tcPr>
-            <w:tcW w:type="dxa" w:w="2436"/>
-            <w:shd w:val="clear" w:fill="EDF1F7"/>
+            <w:tcW w:type="dxa" w:w="2225"/>
+            <w:tcMar>
+              <w:top w:w="60" w:type="dxa"/>
+              <w:bottom w:w="60" w:type="dxa"/>
+              <w:left w:w="100" w:type="dxa"/>
+              <w:right w:w="100" w:type="dxa"/>
+            </w:tcMar>
           </w:tcPr>
           <w:p>
+            <w:pPr>
+              <w:spacing w:before="40" w:after="40"/>
+            </w:pPr>
             <w:r>
               <w:rPr>
-                <w:sz w:val="17"/>
-              </w:rPr>
-            </w:r>
-            <w:r>
-              <w:rPr>
-                <w:sz w:val="17"/>
+                <w:rFonts w:ascii="Calibri" w:hAnsi="Calibri"/>
+                <w:b w:val="0"/>
+                <w:i w:val="0"/>
+                <w:sz w:val="20"/>
               </w:rPr>
               <w:t>Meta de cobertura ≥ 80% com gate de cobertura no CI a partir da S4</w:t>
             </w:r>
@@ -2991,18 +4415,24 @@
         </w:tc>
         <w:tc>
           <w:tcPr>
-            <w:tcW w:type="dxa" w:w="2436"/>
-            <w:shd w:val="clear" w:fill="EDF1F7"/>
+            <w:tcW w:type="dxa" w:w="2225"/>
+            <w:tcMar>
+              <w:top w:w="60" w:type="dxa"/>
+              <w:bottom w:w="60" w:type="dxa"/>
+              <w:left w:w="100" w:type="dxa"/>
+              <w:right w:w="100" w:type="dxa"/>
+            </w:tcMar>
           </w:tcPr>
           <w:p>
+            <w:pPr>
+              <w:spacing w:before="40" w:after="40"/>
+            </w:pPr>
             <w:r>
               <w:rPr>
-                <w:sz w:val="17"/>
-              </w:rPr>
-            </w:r>
-            <w:r>
-              <w:rPr>
-                <w:sz w:val="17"/>
+                <w:rFonts w:ascii="Calibri" w:hAnsi="Calibri"/>
+                <w:b w:val="0"/>
+                <w:i w:val="0"/>
+                <w:sz w:val="20"/>
               </w:rPr>
               <w:t>Cézar Velazquez (Timeware)</w:t>
             </w:r>
@@ -3010,18 +4440,24 @@
         </w:tc>
         <w:tc>
           <w:tcPr>
-            <w:tcW w:type="dxa" w:w="2436"/>
-            <w:shd w:val="clear" w:fill="EDF1F7"/>
+            <w:tcW w:type="dxa" w:w="2225"/>
+            <w:tcMar>
+              <w:top w:w="60" w:type="dxa"/>
+              <w:bottom w:w="60" w:type="dxa"/>
+              <w:left w:w="100" w:type="dxa"/>
+              <w:right w:w="100" w:type="dxa"/>
+            </w:tcMar>
           </w:tcPr>
           <w:p>
+            <w:pPr>
+              <w:spacing w:before="40" w:after="40"/>
+            </w:pPr>
             <w:r>
               <w:rPr>
-                <w:sz w:val="17"/>
-              </w:rPr>
-            </w:r>
-            <w:r>
-              <w:rPr>
-                <w:sz w:val="17"/>
+                <w:rFonts w:ascii="Calibri" w:hAnsi="Calibri"/>
+                <w:b w:val="0"/>
+                <w:i w:val="0"/>
+                <w:sz w:val="20"/>
               </w:rPr>
               <w:t>S4</w:t>
             </w:r>
@@ -3029,19 +4465,30 @@
         </w:tc>
       </w:tr>
       <w:tr>
+        <w:trPr>
+          <w:cantSplit w:val="1"/>
+        </w:trPr>
         <w:tc>
           <w:tcPr>
-            <w:tcW w:type="dxa" w:w="2436"/>
+            <w:tcW w:type="dxa" w:w="2225"/>
+            <w:tcMar>
+              <w:top w:w="60" w:type="dxa"/>
+              <w:bottom w:w="60" w:type="dxa"/>
+              <w:left w:w="100" w:type="dxa"/>
+              <w:right w:w="100" w:type="dxa"/>
+            </w:tcMar>
+            <w:shd w:val="clear" w:color="auto" w:fill="EBF5FB"/>
           </w:tcPr>
           <w:p>
+            <w:pPr>
+              <w:spacing w:before="40" w:after="40"/>
+            </w:pPr>
             <w:r>
               <w:rPr>
-                <w:sz w:val="17"/>
-              </w:rPr>
-            </w:r>
-            <w:r>
-              <w:rPr>
-                <w:sz w:val="17"/>
+                <w:rFonts w:ascii="Calibri" w:hAnsi="Calibri"/>
+                <w:b w:val="0"/>
+                <w:i w:val="0"/>
+                <w:sz w:val="20"/>
               </w:rPr>
               <w:t>D-07</w:t>
             </w:r>
@@ -3049,17 +4496,25 @@
         </w:tc>
         <w:tc>
           <w:tcPr>
-            <w:tcW w:type="dxa" w:w="2436"/>
+            <w:tcW w:type="dxa" w:w="2225"/>
+            <w:tcMar>
+              <w:top w:w="60" w:type="dxa"/>
+              <w:bottom w:w="60" w:type="dxa"/>
+              <w:left w:w="100" w:type="dxa"/>
+              <w:right w:w="100" w:type="dxa"/>
+            </w:tcMar>
+            <w:shd w:val="clear" w:color="auto" w:fill="EBF5FB"/>
           </w:tcPr>
           <w:p>
+            <w:pPr>
+              <w:spacing w:before="40" w:after="40"/>
+            </w:pPr>
             <w:r>
               <w:rPr>
-                <w:sz w:val="17"/>
-              </w:rPr>
-            </w:r>
-            <w:r>
-              <w:rPr>
-                <w:sz w:val="17"/>
+                <w:rFonts w:ascii="Calibri" w:hAnsi="Calibri"/>
+                <w:b w:val="0"/>
+                <w:i w:val="0"/>
+                <w:sz w:val="20"/>
               </w:rPr>
               <w:t>Notificação por WhatsApp via Z-API, com falha de envio não interrompendo o fluxo</w:t>
             </w:r>
@@ -3067,17 +4522,25 @@
         </w:tc>
         <w:tc>
           <w:tcPr>
-            <w:tcW w:type="dxa" w:w="2436"/>
+            <w:tcW w:type="dxa" w:w="2225"/>
+            <w:tcMar>
+              <w:top w:w="60" w:type="dxa"/>
+              <w:bottom w:w="60" w:type="dxa"/>
+              <w:left w:w="100" w:type="dxa"/>
+              <w:right w:w="100" w:type="dxa"/>
+            </w:tcMar>
+            <w:shd w:val="clear" w:color="auto" w:fill="EBF5FB"/>
           </w:tcPr>
           <w:p>
+            <w:pPr>
+              <w:spacing w:before="40" w:after="40"/>
+            </w:pPr>
             <w:r>
               <w:rPr>
-                <w:sz w:val="17"/>
-              </w:rPr>
-            </w:r>
-            <w:r>
-              <w:rPr>
-                <w:sz w:val="17"/>
+                <w:rFonts w:ascii="Calibri" w:hAnsi="Calibri"/>
+                <w:b w:val="0"/>
+                <w:i w:val="0"/>
+                <w:sz w:val="20"/>
               </w:rPr>
               <w:t>Felipe Santos (Timeware)</w:t>
             </w:r>
@@ -3085,17 +4548,25 @@
         </w:tc>
         <w:tc>
           <w:tcPr>
-            <w:tcW w:type="dxa" w:w="2436"/>
+            <w:tcW w:type="dxa" w:w="2225"/>
+            <w:tcMar>
+              <w:top w:w="60" w:type="dxa"/>
+              <w:bottom w:w="60" w:type="dxa"/>
+              <w:left w:w="100" w:type="dxa"/>
+              <w:right w:w="100" w:type="dxa"/>
+            </w:tcMar>
+            <w:shd w:val="clear" w:color="auto" w:fill="EBF5FB"/>
           </w:tcPr>
           <w:p>
+            <w:pPr>
+              <w:spacing w:before="40" w:after="40"/>
+            </w:pPr>
             <w:r>
               <w:rPr>
-                <w:sz w:val="17"/>
-              </w:rPr>
-            </w:r>
-            <w:r>
-              <w:rPr>
-                <w:sz w:val="17"/>
+                <w:rFonts w:ascii="Calibri" w:hAnsi="Calibri"/>
+                <w:b w:val="0"/>
+                <w:i w:val="0"/>
+                <w:sz w:val="20"/>
               </w:rPr>
               <w:t>S7</w:t>
             </w:r>
@@ -3103,20 +4574,29 @@
         </w:tc>
       </w:tr>
       <w:tr>
+        <w:trPr>
+          <w:cantSplit w:val="1"/>
+        </w:trPr>
         <w:tc>
           <w:tcPr>
-            <w:tcW w:type="dxa" w:w="2436"/>
-            <w:shd w:val="clear" w:fill="EDF1F7"/>
+            <w:tcW w:type="dxa" w:w="2225"/>
+            <w:tcMar>
+              <w:top w:w="60" w:type="dxa"/>
+              <w:bottom w:w="60" w:type="dxa"/>
+              <w:left w:w="100" w:type="dxa"/>
+              <w:right w:w="100" w:type="dxa"/>
+            </w:tcMar>
           </w:tcPr>
           <w:p>
+            <w:pPr>
+              <w:spacing w:before="40" w:after="40"/>
+            </w:pPr>
             <w:r>
               <w:rPr>
-                <w:sz w:val="17"/>
-              </w:rPr>
-            </w:r>
-            <w:r>
-              <w:rPr>
-                <w:sz w:val="17"/>
+                <w:rFonts w:ascii="Calibri" w:hAnsi="Calibri"/>
+                <w:b w:val="0"/>
+                <w:i w:val="0"/>
+                <w:sz w:val="20"/>
               </w:rPr>
               <w:t>D-08</w:t>
             </w:r>
@@ -3124,18 +4604,24 @@
         </w:tc>
         <w:tc>
           <w:tcPr>
-            <w:tcW w:type="dxa" w:w="2436"/>
-            <w:shd w:val="clear" w:fill="EDF1F7"/>
+            <w:tcW w:type="dxa" w:w="2225"/>
+            <w:tcMar>
+              <w:top w:w="60" w:type="dxa"/>
+              <w:bottom w:w="60" w:type="dxa"/>
+              <w:left w:w="100" w:type="dxa"/>
+              <w:right w:w="100" w:type="dxa"/>
+            </w:tcMar>
           </w:tcPr>
           <w:p>
+            <w:pPr>
+              <w:spacing w:before="40" w:after="40"/>
+            </w:pPr>
             <w:r>
               <w:rPr>
-                <w:sz w:val="17"/>
-              </w:rPr>
-            </w:r>
-            <w:r>
-              <w:rPr>
-                <w:sz w:val="17"/>
+                <w:rFonts w:ascii="Calibri" w:hAnsi="Calibri"/>
+                <w:b w:val="0"/>
+                <w:i w:val="0"/>
+                <w:sz w:val="20"/>
               </w:rPr>
               <w:t>Mudanças de escopo formalizadas via change request com aprovação do GP (Abraão) antes da implementação</w:t>
             </w:r>
@@ -3143,18 +4629,24 @@
         </w:tc>
         <w:tc>
           <w:tcPr>
-            <w:tcW w:type="dxa" w:w="2436"/>
-            <w:shd w:val="clear" w:fill="EDF1F7"/>
+            <w:tcW w:type="dxa" w:w="2225"/>
+            <w:tcMar>
+              <w:top w:w="60" w:type="dxa"/>
+              <w:bottom w:w="60" w:type="dxa"/>
+              <w:left w:w="100" w:type="dxa"/>
+              <w:right w:w="100" w:type="dxa"/>
+            </w:tcMar>
           </w:tcPr>
           <w:p>
+            <w:pPr>
+              <w:spacing w:before="40" w:after="40"/>
+            </w:pPr>
             <w:r>
               <w:rPr>
-                <w:sz w:val="17"/>
-              </w:rPr>
-            </w:r>
-            <w:r>
-              <w:rPr>
-                <w:sz w:val="17"/>
+                <w:rFonts w:ascii="Calibri" w:hAnsi="Calibri"/>
+                <w:b w:val="0"/>
+                <w:i w:val="0"/>
+                <w:sz w:val="20"/>
               </w:rPr>
               <w:t>Abraão (Timeware)</w:t>
             </w:r>
@@ -3162,18 +4654,24 @@
         </w:tc>
         <w:tc>
           <w:tcPr>
-            <w:tcW w:type="dxa" w:w="2436"/>
-            <w:shd w:val="clear" w:fill="EDF1F7"/>
+            <w:tcW w:type="dxa" w:w="2225"/>
+            <w:tcMar>
+              <w:top w:w="60" w:type="dxa"/>
+              <w:bottom w:w="60" w:type="dxa"/>
+              <w:left w:w="100" w:type="dxa"/>
+              <w:right w:w="100" w:type="dxa"/>
+            </w:tcMar>
           </w:tcPr>
           <w:p>
+            <w:pPr>
+              <w:spacing w:before="40" w:after="40"/>
+            </w:pPr>
             <w:r>
               <w:rPr>
-                <w:sz w:val="17"/>
-              </w:rPr>
-            </w:r>
-            <w:r>
-              <w:rPr>
-                <w:sz w:val="17"/>
+                <w:rFonts w:ascii="Calibri" w:hAnsi="Calibri"/>
+                <w:b w:val="0"/>
+                <w:i w:val="0"/>
+                <w:sz w:val="20"/>
               </w:rPr>
               <w:t>Vigente durante todo o projeto</w:t>
             </w:r>
@@ -3183,44 +4681,66 @@
     </w:tbl>
     <w:p>
       <w:pPr>
+        <w:spacing w:before="0" w:after="160"/>
+      </w:pPr>
+    </w:p>
+    <w:p>
+      <w:pPr>
+        <w:pStyle w:val="Heading1"/>
+        <w:keepNext/>
+        <w:keepLines/>
         <w:pBdr>
-          <w:bottom w:val="single" w:sz="6" w:space="3" w:color="1F3B73"/>
+          <w:bottom w:val="single" w:sz="4" w:space="2" w:color="D6E4F0"/>
         </w:pBdr>
       </w:pPr>
       <w:r>
-        <w:rPr>
-          <w:b/>
-          <w:color w:val="1F3B73"/>
-          <w:sz w:val="27"/>
-        </w:rPr>
         <w:t>5. Ações imediatas</w:t>
       </w:r>
     </w:p>
     <w:tbl>
       <w:tblPr>
-        <w:tblStyle w:val="TableGrid"/>
         <w:tblW w:type="auto" w:w="0"/>
-        <w:jc w:val="center"/>
         <w:tblLook w:firstColumn="1" w:firstRow="1" w:lastColumn="0" w:lastRow="0" w:noHBand="0" w:noVBand="1" w:val="04A0"/>
+        <w:tblBorders>
+          <w:top w:val="single" w:sz="4" w:space="0" w:color="003366"/>
+          <w:left w:val="single" w:sz="4" w:space="0" w:color="003366"/>
+          <w:bottom w:val="single" w:sz="4" w:space="0" w:color="003366"/>
+          <w:right w:val="single" w:sz="4" w:space="0" w:color="003366"/>
+          <w:insideH w:val="single" w:sz="4" w:space="0" w:color="003366"/>
+          <w:insideV w:val="single" w:sz="4" w:space="0" w:color="003366"/>
+        </w:tblBorders>
       </w:tblPr>
       <w:tblGrid>
-        <w:gridCol w:w="3249"/>
-        <w:gridCol w:w="3249"/>
-        <w:gridCol w:w="3249"/>
+        <w:gridCol w:w="2967"/>
+        <w:gridCol w:w="2967"/>
+        <w:gridCol w:w="2967"/>
       </w:tblGrid>
       <w:tr>
+        <w:trPr>
+          <w:cantSplit w:val="1"/>
+        </w:trPr>
         <w:tc>
           <w:tcPr>
-            <w:tcW w:type="dxa" w:w="3249"/>
-            <w:shd w:val="clear" w:fill="1F3B73"/>
+            <w:tcW w:type="dxa" w:w="2967"/>
+            <w:tcMar>
+              <w:top w:w="60" w:type="dxa"/>
+              <w:bottom w:w="60" w:type="dxa"/>
+              <w:left w:w="100" w:type="dxa"/>
+              <w:right w:w="100" w:type="dxa"/>
+            </w:tcMar>
+            <w:shd w:val="clear" w:color="auto" w:fill="003366"/>
           </w:tcPr>
           <w:p>
-            <w:r/>
+            <w:pPr>
+              <w:spacing w:before="40" w:after="40"/>
+            </w:pPr>
             <w:r>
               <w:rPr>
+                <w:rFonts w:ascii="Calibri" w:hAnsi="Calibri"/>
                 <w:b/>
+                <w:i w:val="0"/>
                 <w:color w:val="FFFFFF"/>
-                <w:sz w:val="18"/>
+                <w:sz w:val="20"/>
               </w:rPr>
               <w:t>Ação</w:t>
             </w:r>
@@ -3228,16 +4748,26 @@
         </w:tc>
         <w:tc>
           <w:tcPr>
-            <w:tcW w:type="dxa" w:w="3249"/>
-            <w:shd w:val="clear" w:fill="1F3B73"/>
+            <w:tcW w:type="dxa" w:w="2967"/>
+            <w:tcMar>
+              <w:top w:w="60" w:type="dxa"/>
+              <w:bottom w:w="60" w:type="dxa"/>
+              <w:left w:w="100" w:type="dxa"/>
+              <w:right w:w="100" w:type="dxa"/>
+            </w:tcMar>
+            <w:shd w:val="clear" w:color="auto" w:fill="003366"/>
           </w:tcPr>
           <w:p>
-            <w:r/>
+            <w:pPr>
+              <w:spacing w:before="40" w:after="40"/>
+            </w:pPr>
             <w:r>
               <w:rPr>
+                <w:rFonts w:ascii="Calibri" w:hAnsi="Calibri"/>
                 <w:b/>
+                <w:i w:val="0"/>
                 <w:color w:val="FFFFFF"/>
-                <w:sz w:val="18"/>
+                <w:sz w:val="20"/>
               </w:rPr>
               <w:t>Responsável</w:t>
             </w:r>
@@ -3245,16 +4775,26 @@
         </w:tc>
         <w:tc>
           <w:tcPr>
-            <w:tcW w:type="dxa" w:w="3249"/>
-            <w:shd w:val="clear" w:fill="1F3B73"/>
+            <w:tcW w:type="dxa" w:w="2967"/>
+            <w:tcMar>
+              <w:top w:w="60" w:type="dxa"/>
+              <w:bottom w:w="60" w:type="dxa"/>
+              <w:left w:w="100" w:type="dxa"/>
+              <w:right w:w="100" w:type="dxa"/>
+            </w:tcMar>
+            <w:shd w:val="clear" w:color="auto" w:fill="003366"/>
           </w:tcPr>
           <w:p>
-            <w:r/>
+            <w:pPr>
+              <w:spacing w:before="40" w:after="40"/>
+            </w:pPr>
             <w:r>
               <w:rPr>
+                <w:rFonts w:ascii="Calibri" w:hAnsi="Calibri"/>
                 <w:b/>
+                <w:i w:val="0"/>
                 <w:color w:val="FFFFFF"/>
-                <w:sz w:val="18"/>
+                <w:sz w:val="20"/>
               </w:rPr>
               <w:t>Prazo</w:t>
             </w:r>
@@ -3262,19 +4802,30 @@
         </w:tc>
       </w:tr>
       <w:tr>
+        <w:trPr>
+          <w:cantSplit w:val="1"/>
+        </w:trPr>
         <w:tc>
           <w:tcPr>
-            <w:tcW w:type="dxa" w:w="3249"/>
+            <w:tcW w:type="dxa" w:w="2967"/>
+            <w:tcMar>
+              <w:top w:w="60" w:type="dxa"/>
+              <w:bottom w:w="60" w:type="dxa"/>
+              <w:left w:w="100" w:type="dxa"/>
+              <w:right w:w="100" w:type="dxa"/>
+            </w:tcMar>
+            <w:shd w:val="clear" w:color="auto" w:fill="EBF5FB"/>
           </w:tcPr>
           <w:p>
+            <w:pPr>
+              <w:spacing w:before="40" w:after="40"/>
+            </w:pPr>
             <w:r>
               <w:rPr>
-                <w:sz w:val="17"/>
-              </w:rPr>
-            </w:r>
-            <w:r>
-              <w:rPr>
-                <w:sz w:val="17"/>
+                <w:rFonts w:ascii="Calibri" w:hAnsi="Calibri"/>
+                <w:b w:val="0"/>
+                <w:i w:val="0"/>
+                <w:sz w:val="20"/>
               </w:rPr>
               <w:t>Provisionar acessos e criar os três repositórios no Azure DevOps</w:t>
             </w:r>
@@ -3282,17 +4833,25 @@
         </w:tc>
         <w:tc>
           <w:tcPr>
-            <w:tcW w:type="dxa" w:w="3249"/>
+            <w:tcW w:type="dxa" w:w="2967"/>
+            <w:tcMar>
+              <w:top w:w="60" w:type="dxa"/>
+              <w:bottom w:w="60" w:type="dxa"/>
+              <w:left w:w="100" w:type="dxa"/>
+              <w:right w:w="100" w:type="dxa"/>
+            </w:tcMar>
+            <w:shd w:val="clear" w:color="auto" w:fill="EBF5FB"/>
           </w:tcPr>
           <w:p>
+            <w:pPr>
+              <w:spacing w:before="40" w:after="40"/>
+            </w:pPr>
             <w:r>
               <w:rPr>
-                <w:sz w:val="17"/>
-              </w:rPr>
-            </w:r>
-            <w:r>
-              <w:rPr>
-                <w:sz w:val="17"/>
+                <w:rFonts w:ascii="Calibri" w:hAnsi="Calibri"/>
+                <w:b w:val="0"/>
+                <w:i w:val="0"/>
+                <w:sz w:val="20"/>
               </w:rPr>
               <w:t>Cézar Velazquez (Timeware)</w:t>
             </w:r>
@@ -3300,17 +4859,25 @@
         </w:tc>
         <w:tc>
           <w:tcPr>
-            <w:tcW w:type="dxa" w:w="3249"/>
+            <w:tcW w:type="dxa" w:w="2967"/>
+            <w:tcMar>
+              <w:top w:w="60" w:type="dxa"/>
+              <w:bottom w:w="60" w:type="dxa"/>
+              <w:left w:w="100" w:type="dxa"/>
+              <w:right w:w="100" w:type="dxa"/>
+            </w:tcMar>
+            <w:shd w:val="clear" w:color="auto" w:fill="EBF5FB"/>
           </w:tcPr>
           <w:p>
+            <w:pPr>
+              <w:spacing w:before="40" w:after="40"/>
+            </w:pPr>
             <w:r>
               <w:rPr>
-                <w:sz w:val="17"/>
-              </w:rPr>
-            </w:r>
-            <w:r>
-              <w:rPr>
-                <w:sz w:val="17"/>
+                <w:rFonts w:ascii="Calibri" w:hAnsi="Calibri"/>
+                <w:b w:val="0"/>
+                <w:i w:val="0"/>
+                <w:sz w:val="20"/>
               </w:rPr>
               <w:t>11/02/2026</w:t>
             </w:r>
@@ -3318,20 +4885,29 @@
         </w:tc>
       </w:tr>
       <w:tr>
+        <w:trPr>
+          <w:cantSplit w:val="1"/>
+        </w:trPr>
         <w:tc>
           <w:tcPr>
-            <w:tcW w:type="dxa" w:w="3249"/>
-            <w:shd w:val="clear" w:fill="EDF1F7"/>
+            <w:tcW w:type="dxa" w:w="2967"/>
+            <w:tcMar>
+              <w:top w:w="60" w:type="dxa"/>
+              <w:bottom w:w="60" w:type="dxa"/>
+              <w:left w:w="100" w:type="dxa"/>
+              <w:right w:w="100" w:type="dxa"/>
+            </w:tcMar>
           </w:tcPr>
           <w:p>
+            <w:pPr>
+              <w:spacing w:before="40" w:after="40"/>
+            </w:pPr>
             <w:r>
               <w:rPr>
-                <w:sz w:val="17"/>
-              </w:rPr>
-            </w:r>
-            <w:r>
-              <w:rPr>
-                <w:sz w:val="17"/>
+                <w:rFonts w:ascii="Calibri" w:hAnsi="Calibri"/>
+                <w:b w:val="0"/>
+                <w:i w:val="0"/>
+                <w:sz w:val="20"/>
               </w:rPr>
               <w:t>Configurar pipelines API/Web/Crawler (PowerShell@2, agente Windows)</w:t>
             </w:r>
@@ -3339,18 +4915,24 @@
         </w:tc>
         <w:tc>
           <w:tcPr>
-            <w:tcW w:type="dxa" w:w="3249"/>
-            <w:shd w:val="clear" w:fill="EDF1F7"/>
+            <w:tcW w:type="dxa" w:w="2967"/>
+            <w:tcMar>
+              <w:top w:w="60" w:type="dxa"/>
+              <w:bottom w:w="60" w:type="dxa"/>
+              <w:left w:w="100" w:type="dxa"/>
+              <w:right w:w="100" w:type="dxa"/>
+            </w:tcMar>
           </w:tcPr>
           <w:p>
+            <w:pPr>
+              <w:spacing w:before="40" w:after="40"/>
+            </w:pPr>
             <w:r>
               <w:rPr>
-                <w:sz w:val="17"/>
-              </w:rPr>
-            </w:r>
-            <w:r>
-              <w:rPr>
-                <w:sz w:val="17"/>
+                <w:rFonts w:ascii="Calibri" w:hAnsi="Calibri"/>
+                <w:b w:val="0"/>
+                <w:i w:val="0"/>
+                <w:sz w:val="20"/>
               </w:rPr>
               <w:t>Cézar Velazquez (Timeware)</w:t>
             </w:r>
@@ -3358,18 +4940,24 @@
         </w:tc>
         <w:tc>
           <w:tcPr>
-            <w:tcW w:type="dxa" w:w="3249"/>
-            <w:shd w:val="clear" w:fill="EDF1F7"/>
+            <w:tcW w:type="dxa" w:w="2967"/>
+            <w:tcMar>
+              <w:top w:w="60" w:type="dxa"/>
+              <w:bottom w:w="60" w:type="dxa"/>
+              <w:left w:w="100" w:type="dxa"/>
+              <w:right w:w="100" w:type="dxa"/>
+            </w:tcMar>
           </w:tcPr>
           <w:p>
+            <w:pPr>
+              <w:spacing w:before="40" w:after="40"/>
+            </w:pPr>
             <w:r>
               <w:rPr>
-                <w:sz w:val="17"/>
-              </w:rPr>
-            </w:r>
-            <w:r>
-              <w:rPr>
-                <w:sz w:val="17"/>
+                <w:rFonts w:ascii="Calibri" w:hAnsi="Calibri"/>
+                <w:b w:val="0"/>
+                <w:i w:val="0"/>
+                <w:sz w:val="20"/>
               </w:rPr>
               <w:t>13/02/2026</w:t>
             </w:r>
@@ -3377,19 +4965,30 @@
         </w:tc>
       </w:tr>
       <w:tr>
+        <w:trPr>
+          <w:cantSplit w:val="1"/>
+        </w:trPr>
         <w:tc>
           <w:tcPr>
-            <w:tcW w:type="dxa" w:w="3249"/>
+            <w:tcW w:type="dxa" w:w="2967"/>
+            <w:tcMar>
+              <w:top w:w="60" w:type="dxa"/>
+              <w:bottom w:w="60" w:type="dxa"/>
+              <w:left w:w="100" w:type="dxa"/>
+              <w:right w:w="100" w:type="dxa"/>
+            </w:tcMar>
+            <w:shd w:val="clear" w:color="auto" w:fill="EBF5FB"/>
           </w:tcPr>
           <w:p>
+            <w:pPr>
+              <w:spacing w:before="40" w:after="40"/>
+            </w:pPr>
             <w:r>
               <w:rPr>
-                <w:sz w:val="17"/>
-              </w:rPr>
-            </w:r>
-            <w:r>
-              <w:rPr>
-                <w:sz w:val="17"/>
+                <w:rFonts w:ascii="Calibri" w:hAnsi="Calibri"/>
+                <w:b w:val="0"/>
+                <w:i w:val="0"/>
+                <w:sz w:val="20"/>
               </w:rPr>
               <w:t>Criar canal Microsoft Teams dedicado e rotina de daily</w:t>
             </w:r>
@@ -3397,17 +4996,25 @@
         </w:tc>
         <w:tc>
           <w:tcPr>
-            <w:tcW w:type="dxa" w:w="3249"/>
+            <w:tcW w:type="dxa" w:w="2967"/>
+            <w:tcMar>
+              <w:top w:w="60" w:type="dxa"/>
+              <w:bottom w:w="60" w:type="dxa"/>
+              <w:left w:w="100" w:type="dxa"/>
+              <w:right w:w="100" w:type="dxa"/>
+            </w:tcMar>
+            <w:shd w:val="clear" w:color="auto" w:fill="EBF5FB"/>
           </w:tcPr>
           <w:p>
+            <w:pPr>
+              <w:spacing w:before="40" w:after="40"/>
+            </w:pPr>
             <w:r>
               <w:rPr>
-                <w:sz w:val="17"/>
-              </w:rPr>
-            </w:r>
-            <w:r>
-              <w:rPr>
-                <w:sz w:val="17"/>
+                <w:rFonts w:ascii="Calibri" w:hAnsi="Calibri"/>
+                <w:b w:val="0"/>
+                <w:i w:val="0"/>
+                <w:sz w:val="20"/>
               </w:rPr>
               <w:t>Abraão (Timeware)</w:t>
             </w:r>
@@ -3415,17 +5022,25 @@
         </w:tc>
         <w:tc>
           <w:tcPr>
-            <w:tcW w:type="dxa" w:w="3249"/>
+            <w:tcW w:type="dxa" w:w="2967"/>
+            <w:tcMar>
+              <w:top w:w="60" w:type="dxa"/>
+              <w:bottom w:w="60" w:type="dxa"/>
+              <w:left w:w="100" w:type="dxa"/>
+              <w:right w:w="100" w:type="dxa"/>
+            </w:tcMar>
+            <w:shd w:val="clear" w:color="auto" w:fill="EBF5FB"/>
           </w:tcPr>
           <w:p>
+            <w:pPr>
+              <w:spacing w:before="40" w:after="40"/>
+            </w:pPr>
             <w:r>
               <w:rPr>
-                <w:sz w:val="17"/>
-              </w:rPr>
-            </w:r>
-            <w:r>
-              <w:rPr>
-                <w:sz w:val="17"/>
+                <w:rFonts w:ascii="Calibri" w:hAnsi="Calibri"/>
+                <w:b w:val="0"/>
+                <w:i w:val="0"/>
+                <w:sz w:val="20"/>
               </w:rPr>
               <w:t>09/02/2026 (neste dia)</w:t>
             </w:r>
@@ -3433,20 +5048,29 @@
         </w:tc>
       </w:tr>
       <w:tr>
+        <w:trPr>
+          <w:cantSplit w:val="1"/>
+        </w:trPr>
         <w:tc>
           <w:tcPr>
-            <w:tcW w:type="dxa" w:w="3249"/>
-            <w:shd w:val="clear" w:fill="EDF1F7"/>
+            <w:tcW w:type="dxa" w:w="2967"/>
+            <w:tcMar>
+              <w:top w:w="60" w:type="dxa"/>
+              <w:bottom w:w="60" w:type="dxa"/>
+              <w:left w:w="100" w:type="dxa"/>
+              <w:right w:w="100" w:type="dxa"/>
+            </w:tcMar>
           </w:tcPr>
           <w:p>
+            <w:pPr>
+              <w:spacing w:before="40" w:after="40"/>
+            </w:pPr>
             <w:r>
               <w:rPr>
-                <w:sz w:val="17"/>
-              </w:rPr>
-            </w:r>
-            <w:r>
-              <w:rPr>
-                <w:sz w:val="17"/>
+                <w:rFonts w:ascii="Calibri" w:hAnsi="Calibri"/>
+                <w:b w:val="0"/>
+                <w:i w:val="0"/>
+                <w:sz w:val="20"/>
               </w:rPr>
               <w:t>Detalhar o backlog inicial (RF01–RF15) no Jira (board 614)</w:t>
             </w:r>
@@ -3454,18 +5078,24 @@
         </w:tc>
         <w:tc>
           <w:tcPr>
-            <w:tcW w:type="dxa" w:w="3249"/>
-            <w:shd w:val="clear" w:fill="EDF1F7"/>
+            <w:tcW w:type="dxa" w:w="2967"/>
+            <w:tcMar>
+              <w:top w:w="60" w:type="dxa"/>
+              <w:bottom w:w="60" w:type="dxa"/>
+              <w:left w:w="100" w:type="dxa"/>
+              <w:right w:w="100" w:type="dxa"/>
+            </w:tcMar>
           </w:tcPr>
           <w:p>
+            <w:pPr>
+              <w:spacing w:before="40" w:after="40"/>
+            </w:pPr>
             <w:r>
               <w:rPr>
-                <w:sz w:val="17"/>
-              </w:rPr>
-            </w:r>
-            <w:r>
-              <w:rPr>
-                <w:sz w:val="17"/>
+                <w:rFonts w:ascii="Calibri" w:hAnsi="Calibri"/>
+                <w:b w:val="0"/>
+                <w:i w:val="0"/>
+                <w:sz w:val="20"/>
               </w:rPr>
               <w:t>Abraão + PO Hub de Milhas</w:t>
             </w:r>
@@ -3473,18 +5103,24 @@
         </w:tc>
         <w:tc>
           <w:tcPr>
-            <w:tcW w:type="dxa" w:w="3249"/>
-            <w:shd w:val="clear" w:fill="EDF1F7"/>
+            <w:tcW w:type="dxa" w:w="2967"/>
+            <w:tcMar>
+              <w:top w:w="60" w:type="dxa"/>
+              <w:bottom w:w="60" w:type="dxa"/>
+              <w:left w:w="100" w:type="dxa"/>
+              <w:right w:w="100" w:type="dxa"/>
+            </w:tcMar>
           </w:tcPr>
           <w:p>
+            <w:pPr>
+              <w:spacing w:before="40" w:after="40"/>
+            </w:pPr>
             <w:r>
               <w:rPr>
-                <w:sz w:val="17"/>
-              </w:rPr>
-            </w:r>
-            <w:r>
-              <w:rPr>
-                <w:sz w:val="17"/>
+                <w:rFonts w:ascii="Calibri" w:hAnsi="Calibri"/>
+                <w:b w:val="0"/>
+                <w:i w:val="0"/>
+                <w:sz w:val="20"/>
               </w:rPr>
               <w:t>11/02/2026</w:t>
             </w:r>
@@ -3492,19 +5128,30 @@
         </w:tc>
       </w:tr>
       <w:tr>
+        <w:trPr>
+          <w:cantSplit w:val="1"/>
+        </w:trPr>
         <w:tc>
           <w:tcPr>
-            <w:tcW w:type="dxa" w:w="3249"/>
+            <w:tcW w:type="dxa" w:w="2967"/>
+            <w:tcMar>
+              <w:top w:w="60" w:type="dxa"/>
+              <w:bottom w:w="60" w:type="dxa"/>
+              <w:left w:w="100" w:type="dxa"/>
+              <w:right w:w="100" w:type="dxa"/>
+            </w:tcMar>
+            <w:shd w:val="clear" w:color="auto" w:fill="EBF5FB"/>
           </w:tcPr>
           <w:p>
+            <w:pPr>
+              <w:spacing w:before="40" w:after="40"/>
+            </w:pPr>
             <w:r>
               <w:rPr>
-                <w:sz w:val="17"/>
-              </w:rPr>
-            </w:r>
-            <w:r>
-              <w:rPr>
-                <w:sz w:val="17"/>
+                <w:rFonts w:ascii="Calibri" w:hAnsi="Calibri"/>
+                <w:b w:val="0"/>
+                <w:i w:val="0"/>
+                <w:sz w:val="20"/>
               </w:rPr>
               <w:t>Definir ambiente de desenvolvimento local (Docker Compose)</w:t>
             </w:r>
@@ -3512,17 +5159,25 @@
         </w:tc>
         <w:tc>
           <w:tcPr>
-            <w:tcW w:type="dxa" w:w="3249"/>
+            <w:tcW w:type="dxa" w:w="2967"/>
+            <w:tcMar>
+              <w:top w:w="60" w:type="dxa"/>
+              <w:bottom w:w="60" w:type="dxa"/>
+              <w:left w:w="100" w:type="dxa"/>
+              <w:right w:w="100" w:type="dxa"/>
+            </w:tcMar>
+            <w:shd w:val="clear" w:color="auto" w:fill="EBF5FB"/>
           </w:tcPr>
           <w:p>
+            <w:pPr>
+              <w:spacing w:before="40" w:after="40"/>
+            </w:pPr>
             <w:r>
               <w:rPr>
-                <w:sz w:val="17"/>
-              </w:rPr>
-            </w:r>
-            <w:r>
-              <w:rPr>
-                <w:sz w:val="17"/>
+                <w:rFonts w:ascii="Calibri" w:hAnsi="Calibri"/>
+                <w:b w:val="0"/>
+                <w:i w:val="0"/>
+                <w:sz w:val="20"/>
               </w:rPr>
               <w:t>Cézar Velazquez (Timeware)</w:t>
             </w:r>
@@ -3530,17 +5185,25 @@
         </w:tc>
         <w:tc>
           <w:tcPr>
-            <w:tcW w:type="dxa" w:w="3249"/>
+            <w:tcW w:type="dxa" w:w="2967"/>
+            <w:tcMar>
+              <w:top w:w="60" w:type="dxa"/>
+              <w:bottom w:w="60" w:type="dxa"/>
+              <w:left w:w="100" w:type="dxa"/>
+              <w:right w:w="100" w:type="dxa"/>
+            </w:tcMar>
+            <w:shd w:val="clear" w:color="auto" w:fill="EBF5FB"/>
           </w:tcPr>
           <w:p>
+            <w:pPr>
+              <w:spacing w:before="40" w:after="40"/>
+            </w:pPr>
             <w:r>
               <w:rPr>
-                <w:sz w:val="17"/>
-              </w:rPr>
-            </w:r>
-            <w:r>
-              <w:rPr>
-                <w:sz w:val="17"/>
+                <w:rFonts w:ascii="Calibri" w:hAnsi="Calibri"/>
+                <w:b w:val="0"/>
+                <w:i w:val="0"/>
+                <w:sz w:val="20"/>
               </w:rPr>
               <w:t>11/02/2026</w:t>
             </w:r>
@@ -3548,20 +5211,29 @@
         </w:tc>
       </w:tr>
       <w:tr>
+        <w:trPr>
+          <w:cantSplit w:val="1"/>
+        </w:trPr>
         <w:tc>
           <w:tcPr>
-            <w:tcW w:type="dxa" w:w="3249"/>
-            <w:shd w:val="clear" w:fill="EDF1F7"/>
+            <w:tcW w:type="dxa" w:w="2967"/>
+            <w:tcMar>
+              <w:top w:w="60" w:type="dxa"/>
+              <w:bottom w:w="60" w:type="dxa"/>
+              <w:left w:w="100" w:type="dxa"/>
+              <w:right w:w="100" w:type="dxa"/>
+            </w:tcMar>
           </w:tcPr>
           <w:p>
+            <w:pPr>
+              <w:spacing w:before="40" w:after="40"/>
+            </w:pPr>
             <w:r>
               <w:rPr>
-                <w:sz w:val="17"/>
-              </w:rPr>
-            </w:r>
-            <w:r>
-              <w:rPr>
-                <w:sz w:val="17"/>
+                <w:rFonts w:ascii="Calibri" w:hAnsi="Calibri"/>
+                <w:b w:val="0"/>
+                <w:i w:val="0"/>
+                <w:sz w:val="20"/>
               </w:rPr>
               <w:t>Apresentar o primeiro Sprint Planning (S1)</w:t>
             </w:r>
@@ -3569,18 +5241,24 @@
         </w:tc>
         <w:tc>
           <w:tcPr>
-            <w:tcW w:type="dxa" w:w="3249"/>
-            <w:shd w:val="clear" w:fill="EDF1F7"/>
+            <w:tcW w:type="dxa" w:w="2967"/>
+            <w:tcMar>
+              <w:top w:w="60" w:type="dxa"/>
+              <w:bottom w:w="60" w:type="dxa"/>
+              <w:left w:w="100" w:type="dxa"/>
+              <w:right w:w="100" w:type="dxa"/>
+            </w:tcMar>
           </w:tcPr>
           <w:p>
+            <w:pPr>
+              <w:spacing w:before="40" w:after="40"/>
+            </w:pPr>
             <w:r>
               <w:rPr>
-                <w:sz w:val="17"/>
-              </w:rPr>
-            </w:r>
-            <w:r>
-              <w:rPr>
-                <w:sz w:val="17"/>
+                <w:rFonts w:ascii="Calibri" w:hAnsi="Calibri"/>
+                <w:b w:val="0"/>
+                <w:i w:val="0"/>
+                <w:sz w:val="20"/>
               </w:rPr>
               <w:t>Abraão</w:t>
             </w:r>
@@ -3588,18 +5266,24 @@
         </w:tc>
         <w:tc>
           <w:tcPr>
-            <w:tcW w:type="dxa" w:w="3249"/>
-            <w:shd w:val="clear" w:fill="EDF1F7"/>
+            <w:tcW w:type="dxa" w:w="2967"/>
+            <w:tcMar>
+              <w:top w:w="60" w:type="dxa"/>
+              <w:bottom w:w="60" w:type="dxa"/>
+              <w:left w:w="100" w:type="dxa"/>
+              <w:right w:w="100" w:type="dxa"/>
+            </w:tcMar>
           </w:tcPr>
           <w:p>
+            <w:pPr>
+              <w:spacing w:before="40" w:after="40"/>
+            </w:pPr>
             <w:r>
               <w:rPr>
-                <w:sz w:val="17"/>
-              </w:rPr>
-            </w:r>
-            <w:r>
-              <w:rPr>
-                <w:sz w:val="17"/>
+                <w:rFonts w:ascii="Calibri" w:hAnsi="Calibri"/>
+                <w:b w:val="0"/>
+                <w:i w:val="0"/>
+                <w:sz w:val="20"/>
               </w:rPr>
               <w:t>09/02/2026</w:t>
             </w:r>
@@ -3609,78 +5293,121 @@
     </w:tbl>
     <w:p>
       <w:pPr>
+        <w:spacing w:before="0" w:after="160"/>
+      </w:pPr>
+    </w:p>
+    <w:p>
+      <w:pPr>
+        <w:pStyle w:val="Heading1"/>
+        <w:keepNext/>
+        <w:keepLines/>
         <w:pBdr>
-          <w:bottom w:val="single" w:sz="6" w:space="3" w:color="1F3B73"/>
+          <w:bottom w:val="single" w:sz="4" w:space="2" w:color="D6E4F0"/>
         </w:pBdr>
       </w:pPr>
       <w:r>
-        <w:rPr>
-          <w:b/>
-          <w:color w:val="1F3B73"/>
-          <w:sz w:val="27"/>
-        </w:rPr>
         <w:t>6. Próximos passos</w:t>
       </w:r>
     </w:p>
     <w:p>
       <w:pPr>
         <w:pStyle w:val="ListBullet"/>
+        <w:spacing w:before="20" w:after="40"/>
       </w:pPr>
       <w:r>
+        <w:rPr>
+          <w:rFonts w:ascii="Calibri" w:hAnsi="Calibri"/>
+          <w:b w:val="0"/>
+          <w:i w:val="0"/>
+          <w:sz w:val="22"/>
+        </w:rPr>
         <w:t>Sprint 1 (S1) iniciado em 09/02/2026: cadastro com BCrypt (RF01) e login JWT access+refresh (RF02)</w:t>
       </w:r>
     </w:p>
     <w:p>
       <w:pPr>
         <w:pStyle w:val="ListBullet"/>
+        <w:spacing w:before="20" w:after="40"/>
       </w:pPr>
       <w:r>
+        <w:rPr>
+          <w:rFonts w:ascii="Calibri" w:hAnsi="Calibri"/>
+          <w:b w:val="0"/>
+          <w:i w:val="0"/>
+          <w:sz w:val="22"/>
+        </w:rPr>
         <w:t>Próxima cerimônia formal: Sprint Review do S1 ao fim do período de 09–22/02/2026</w:t>
       </w:r>
     </w:p>
     <w:p>
       <w:pPr>
         <w:pStyle w:val="ListBullet"/>
+        <w:spacing w:before="20" w:after="40"/>
       </w:pPr>
       <w:r>
+        <w:rPr>
+          <w:rFonts w:ascii="Calibri" w:hAnsi="Calibri"/>
+          <w:b w:val="0"/>
+          <w:i w:val="0"/>
+          <w:sz w:val="22"/>
+        </w:rPr>
         <w:t>Daily diária via Microsoft Teams a partir de 10/02/2026</w:t>
       </w:r>
     </w:p>
     <w:p>
+      <w:pPr>
+        <w:pStyle w:val="Heading2"/>
+        <w:keepNext/>
+        <w:keepLines/>
+      </w:pPr>
       <w:r>
-        <w:rPr>
-          <w:b/>
-          <w:color w:val="2E5CAA"/>
-          <w:sz w:val="23"/>
-        </w:rPr>
         <w:t>Evidências referenciadas</w:t>
       </w:r>
     </w:p>
     <w:tbl>
       <w:tblPr>
-        <w:tblStyle w:val="TableGrid"/>
         <w:tblW w:type="auto" w:w="0"/>
-        <w:jc w:val="center"/>
         <w:tblLook w:firstColumn="1" w:firstRow="1" w:lastColumn="0" w:lastRow="0" w:noHBand="0" w:noVBand="1" w:val="04A0"/>
+        <w:tblBorders>
+          <w:top w:val="single" w:sz="4" w:space="0" w:color="003366"/>
+          <w:left w:val="single" w:sz="4" w:space="0" w:color="003366"/>
+          <w:bottom w:val="single" w:sz="4" w:space="0" w:color="003366"/>
+          <w:right w:val="single" w:sz="4" w:space="0" w:color="003366"/>
+          <w:insideH w:val="single" w:sz="4" w:space="0" w:color="003366"/>
+          <w:insideV w:val="single" w:sz="4" w:space="0" w:color="003366"/>
+        </w:tblBorders>
       </w:tblPr>
       <w:tblGrid>
-        <w:gridCol w:w="3249"/>
-        <w:gridCol w:w="3249"/>
-        <w:gridCol w:w="3249"/>
+        <w:gridCol w:w="2967"/>
+        <w:gridCol w:w="2967"/>
+        <w:gridCol w:w="2967"/>
       </w:tblGrid>
       <w:tr>
+        <w:trPr>
+          <w:cantSplit w:val="1"/>
+        </w:trPr>
         <w:tc>
           <w:tcPr>
-            <w:tcW w:type="dxa" w:w="3249"/>
-            <w:shd w:val="clear" w:fill="1F3B73"/>
+            <w:tcW w:type="dxa" w:w="2967"/>
+            <w:tcMar>
+              <w:top w:w="60" w:type="dxa"/>
+              <w:bottom w:w="60" w:type="dxa"/>
+              <w:left w:w="100" w:type="dxa"/>
+              <w:right w:w="100" w:type="dxa"/>
+            </w:tcMar>
+            <w:shd w:val="clear" w:color="auto" w:fill="003366"/>
           </w:tcPr>
           <w:p>
-            <w:r/>
+            <w:pPr>
+              <w:spacing w:before="40" w:after="40"/>
+            </w:pPr>
             <w:r>
               <w:rPr>
+                <w:rFonts w:ascii="Calibri" w:hAnsi="Calibri"/>
                 <w:b/>
+                <w:i w:val="0"/>
                 <w:color w:val="FFFFFF"/>
-                <w:sz w:val="18"/>
+                <w:sz w:val="20"/>
               </w:rPr>
               <w:t>Código</w:t>
             </w:r>
@@ -3688,16 +5415,26 @@
         </w:tc>
         <w:tc>
           <w:tcPr>
-            <w:tcW w:type="dxa" w:w="3249"/>
-            <w:shd w:val="clear" w:fill="1F3B73"/>
+            <w:tcW w:type="dxa" w:w="2967"/>
+            <w:tcMar>
+              <w:top w:w="60" w:type="dxa"/>
+              <w:bottom w:w="60" w:type="dxa"/>
+              <w:left w:w="100" w:type="dxa"/>
+              <w:right w:w="100" w:type="dxa"/>
+            </w:tcMar>
+            <w:shd w:val="clear" w:color="auto" w:fill="003366"/>
           </w:tcPr>
           <w:p>
-            <w:r/>
+            <w:pPr>
+              <w:spacing w:before="40" w:after="40"/>
+            </w:pPr>
             <w:r>
               <w:rPr>
+                <w:rFonts w:ascii="Calibri" w:hAnsi="Calibri"/>
                 <w:b/>
+                <w:i w:val="0"/>
                 <w:color w:val="FFFFFF"/>
-                <w:sz w:val="18"/>
+                <w:sz w:val="20"/>
               </w:rPr>
               <w:t>O que capturar</w:t>
             </w:r>
@@ -3705,16 +5442,26 @@
         </w:tc>
         <w:tc>
           <w:tcPr>
-            <w:tcW w:type="dxa" w:w="3249"/>
-            <w:shd w:val="clear" w:fill="1F3B73"/>
+            <w:tcW w:type="dxa" w:w="2967"/>
+            <w:tcMar>
+              <w:top w:w="60" w:type="dxa"/>
+              <w:bottom w:w="60" w:type="dxa"/>
+              <w:left w:w="100" w:type="dxa"/>
+              <w:right w:w="100" w:type="dxa"/>
+            </w:tcMar>
+            <w:shd w:val="clear" w:color="auto" w:fill="003366"/>
           </w:tcPr>
           <w:p>
-            <w:r/>
+            <w:pPr>
+              <w:spacing w:before="40" w:after="40"/>
+            </w:pPr>
             <w:r>
               <w:rPr>
+                <w:rFonts w:ascii="Calibri" w:hAnsi="Calibri"/>
                 <w:b/>
+                <w:i w:val="0"/>
                 <w:color w:val="FFFFFF"/>
-                <w:sz w:val="18"/>
+                <w:sz w:val="20"/>
               </w:rPr>
               <w:t>Fonte/URL</w:t>
             </w:r>
@@ -3722,19 +5469,30 @@
         </w:tc>
       </w:tr>
       <w:tr>
+        <w:trPr>
+          <w:cantSplit w:val="1"/>
+        </w:trPr>
         <w:tc>
           <w:tcPr>
-            <w:tcW w:type="dxa" w:w="3249"/>
+            <w:tcW w:type="dxa" w:w="2967"/>
+            <w:tcMar>
+              <w:top w:w="60" w:type="dxa"/>
+              <w:bottom w:w="60" w:type="dxa"/>
+              <w:left w:w="100" w:type="dxa"/>
+              <w:right w:w="100" w:type="dxa"/>
+            </w:tcMar>
+            <w:shd w:val="clear" w:color="auto" w:fill="EBF5FB"/>
           </w:tcPr>
           <w:p>
+            <w:pPr>
+              <w:spacing w:before="40" w:after="40"/>
+            </w:pPr>
             <w:r>
               <w:rPr>
-                <w:sz w:val="17"/>
-              </w:rPr>
-            </w:r>
-            <w:r>
-              <w:rPr>
-                <w:sz w:val="17"/>
+                <w:rFonts w:ascii="Calibri" w:hAnsi="Calibri"/>
+                <w:b w:val="0"/>
+                <w:i w:val="0"/>
+                <w:sz w:val="20"/>
               </w:rPr>
               <w:t>IMG-JIRA-01</w:t>
             </w:r>
@@ -3742,17 +5500,25 @@
         </w:tc>
         <w:tc>
           <w:tcPr>
-            <w:tcW w:type="dxa" w:w="3249"/>
+            <w:tcW w:type="dxa" w:w="2967"/>
+            <w:tcMar>
+              <w:top w:w="60" w:type="dxa"/>
+              <w:bottom w:w="60" w:type="dxa"/>
+              <w:left w:w="100" w:type="dxa"/>
+              <w:right w:w="100" w:type="dxa"/>
+            </w:tcMar>
+            <w:shd w:val="clear" w:color="auto" w:fill="EBF5FB"/>
           </w:tcPr>
           <w:p>
+            <w:pPr>
+              <w:spacing w:before="40" w:after="40"/>
+            </w:pPr>
             <w:r>
               <w:rPr>
-                <w:sz w:val="17"/>
-              </w:rPr>
-            </w:r>
-            <w:r>
-              <w:rPr>
-                <w:sz w:val="17"/>
+                <w:rFonts w:ascii="Calibri" w:hAnsi="Calibri"/>
+                <w:b w:val="0"/>
+                <w:i w:val="0"/>
+                <w:sz w:val="20"/>
               </w:rPr>
               <w:t>Board 614 com backlog inicial RF01–RF15 e sprint S1</w:t>
             </w:r>
@@ -3760,17 +5526,25 @@
         </w:tc>
         <w:tc>
           <w:tcPr>
-            <w:tcW w:type="dxa" w:w="3249"/>
+            <w:tcW w:type="dxa" w:w="2967"/>
+            <w:tcMar>
+              <w:top w:w="60" w:type="dxa"/>
+              <w:bottom w:w="60" w:type="dxa"/>
+              <w:left w:w="100" w:type="dxa"/>
+              <w:right w:w="100" w:type="dxa"/>
+            </w:tcMar>
+            <w:shd w:val="clear" w:color="auto" w:fill="EBF5FB"/>
           </w:tcPr>
           <w:p>
+            <w:pPr>
+              <w:spacing w:before="40" w:after="40"/>
+            </w:pPr>
             <w:r>
               <w:rPr>
-                <w:sz w:val="17"/>
-              </w:rPr>
-            </w:r>
-            <w:r>
-              <w:rPr>
-                <w:sz w:val="17"/>
+                <w:rFonts w:ascii="Calibri" w:hAnsi="Calibri"/>
+                <w:b w:val="0"/>
+                <w:i w:val="0"/>
+                <w:sz w:val="20"/>
               </w:rPr>
               <w:t>Jira — board 614</w:t>
             </w:r>
@@ -3778,20 +5552,29 @@
         </w:tc>
       </w:tr>
       <w:tr>
+        <w:trPr>
+          <w:cantSplit w:val="1"/>
+        </w:trPr>
         <w:tc>
           <w:tcPr>
-            <w:tcW w:type="dxa" w:w="3249"/>
-            <w:shd w:val="clear" w:fill="EDF1F7"/>
+            <w:tcW w:type="dxa" w:w="2967"/>
+            <w:tcMar>
+              <w:top w:w="60" w:type="dxa"/>
+              <w:bottom w:w="60" w:type="dxa"/>
+              <w:left w:w="100" w:type="dxa"/>
+              <w:right w:w="100" w:type="dxa"/>
+            </w:tcMar>
           </w:tcPr>
           <w:p>
+            <w:pPr>
+              <w:spacing w:before="40" w:after="40"/>
+            </w:pPr>
             <w:r>
               <w:rPr>
-                <w:sz w:val="17"/>
-              </w:rPr>
-            </w:r>
-            <w:r>
-              <w:rPr>
-                <w:sz w:val="17"/>
+                <w:rFonts w:ascii="Calibri" w:hAnsi="Calibri"/>
+                <w:b w:val="0"/>
+                <w:i w:val="0"/>
+                <w:sz w:val="20"/>
               </w:rPr>
               <w:t>IMG-DEVOPS-01</w:t>
             </w:r>
@@ -3799,18 +5582,24 @@
         </w:tc>
         <w:tc>
           <w:tcPr>
-            <w:tcW w:type="dxa" w:w="3249"/>
-            <w:shd w:val="clear" w:fill="EDF1F7"/>
+            <w:tcW w:type="dxa" w:w="2967"/>
+            <w:tcMar>
+              <w:top w:w="60" w:type="dxa"/>
+              <w:bottom w:w="60" w:type="dxa"/>
+              <w:left w:w="100" w:type="dxa"/>
+              <w:right w:w="100" w:type="dxa"/>
+            </w:tcMar>
           </w:tcPr>
           <w:p>
+            <w:pPr>
+              <w:spacing w:before="40" w:after="40"/>
+            </w:pPr>
             <w:r>
               <w:rPr>
-                <w:sz w:val="17"/>
-              </w:rPr>
-            </w:r>
-            <w:r>
-              <w:rPr>
-                <w:sz w:val="17"/>
+                <w:rFonts w:ascii="Calibri" w:hAnsi="Calibri"/>
+                <w:b w:val="0"/>
+                <w:i w:val="0"/>
+                <w:sz w:val="20"/>
               </w:rPr>
               <w:t>Criação dos repositórios MilhasFacil_api/web/crawler</w:t>
             </w:r>
@@ -3818,18 +5607,24 @@
         </w:tc>
         <w:tc>
           <w:tcPr>
-            <w:tcW w:type="dxa" w:w="3249"/>
-            <w:shd w:val="clear" w:fill="EDF1F7"/>
+            <w:tcW w:type="dxa" w:w="2967"/>
+            <w:tcMar>
+              <w:top w:w="60" w:type="dxa"/>
+              <w:bottom w:w="60" w:type="dxa"/>
+              <w:left w:w="100" w:type="dxa"/>
+              <w:right w:w="100" w:type="dxa"/>
+            </w:tcMar>
           </w:tcPr>
           <w:p>
+            <w:pPr>
+              <w:spacing w:before="40" w:after="40"/>
+            </w:pPr>
             <w:r>
               <w:rPr>
-                <w:sz w:val="17"/>
-              </w:rPr>
-            </w:r>
-            <w:r>
-              <w:rPr>
-                <w:sz w:val="17"/>
+                <w:rFonts w:ascii="Calibri" w:hAnsi="Calibri"/>
+                <w:b w:val="0"/>
+                <w:i w:val="0"/>
+                <w:sz w:val="20"/>
               </w:rPr>
               <w:t>Azure DevOps — Repos</w:t>
             </w:r>
@@ -3839,45 +5634,66 @@
     </w:tbl>
     <w:p>
       <w:pPr>
+        <w:spacing w:before="0" w:after="160"/>
+      </w:pPr>
+    </w:p>
+    <w:p>
+      <w:pPr>
+        <w:pStyle w:val="Heading1"/>
+        <w:keepNext/>
+        <w:keepLines/>
         <w:pBdr>
-          <w:bottom w:val="single" w:sz="6" w:space="3" w:color="1F3B73"/>
+          <w:bottom w:val="single" w:sz="4" w:space="2" w:color="D6E4F0"/>
         </w:pBdr>
       </w:pPr>
       <w:r>
-        <w:rPr>
-          <w:b/>
-          <w:color w:val="1F3B73"/>
-          <w:sz w:val="27"/>
-        </w:rPr>
         <w:t>Histórico de revisões</w:t>
       </w:r>
     </w:p>
     <w:tbl>
       <w:tblPr>
-        <w:tblStyle w:val="TableGrid"/>
         <w:tblW w:type="auto" w:w="0"/>
-        <w:jc w:val="center"/>
         <w:tblLook w:firstColumn="1" w:firstRow="1" w:lastColumn="0" w:lastRow="0" w:noHBand="0" w:noVBand="1" w:val="04A0"/>
+        <w:tblBorders>
+          <w:top w:val="single" w:sz="4" w:space="0" w:color="AAAAAA"/>
+          <w:left w:val="single" w:sz="4" w:space="0" w:color="AAAAAA"/>
+          <w:bottom w:val="single" w:sz="4" w:space="0" w:color="AAAAAA"/>
+          <w:right w:val="single" w:sz="4" w:space="0" w:color="AAAAAA"/>
+          <w:insideH w:val="single" w:sz="4" w:space="0" w:color="AAAAAA"/>
+          <w:insideV w:val="single" w:sz="4" w:space="0" w:color="AAAAAA"/>
+        </w:tblBorders>
       </w:tblPr>
       <w:tblGrid>
-        <w:gridCol w:w="2436"/>
-        <w:gridCol w:w="2436"/>
-        <w:gridCol w:w="2436"/>
-        <w:gridCol w:w="2436"/>
+        <w:gridCol w:w="2225"/>
+        <w:gridCol w:w="2225"/>
+        <w:gridCol w:w="2225"/>
+        <w:gridCol w:w="2225"/>
       </w:tblGrid>
       <w:tr>
+        <w:trPr>
+          <w:cantSplit w:val="1"/>
+        </w:trPr>
         <w:tc>
           <w:tcPr>
-            <w:tcW w:type="dxa" w:w="2436"/>
-            <w:shd w:val="clear" w:fill="1F3B73"/>
+            <w:tcW w:type="dxa" w:w="2225"/>
+            <w:tcMar>
+              <w:top w:w="60" w:type="dxa"/>
+              <w:bottom w:w="60" w:type="dxa"/>
+              <w:left w:w="100" w:type="dxa"/>
+              <w:right w:w="100" w:type="dxa"/>
+            </w:tcMar>
+            <w:shd w:val="clear" w:color="auto" w:fill="D6E4F0"/>
           </w:tcPr>
           <w:p>
-            <w:r/>
+            <w:pPr>
+              <w:spacing w:before="40" w:after="40"/>
+            </w:pPr>
             <w:r>
               <w:rPr>
+                <w:rFonts w:ascii="Calibri" w:hAnsi="Calibri"/>
                 <w:b/>
-                <w:color w:val="FFFFFF"/>
-                <w:sz w:val="18"/>
+                <w:i w:val="0"/>
+                <w:sz w:val="20"/>
               </w:rPr>
               <w:t>Versão</w:t>
             </w:r>
@@ -3885,16 +5701,25 @@
         </w:tc>
         <w:tc>
           <w:tcPr>
-            <w:tcW w:type="dxa" w:w="2436"/>
-            <w:shd w:val="clear" w:fill="1F3B73"/>
+            <w:tcW w:type="dxa" w:w="2225"/>
+            <w:tcMar>
+              <w:top w:w="60" w:type="dxa"/>
+              <w:bottom w:w="60" w:type="dxa"/>
+              <w:left w:w="100" w:type="dxa"/>
+              <w:right w:w="100" w:type="dxa"/>
+            </w:tcMar>
+            <w:shd w:val="clear" w:color="auto" w:fill="D6E4F0"/>
           </w:tcPr>
           <w:p>
-            <w:r/>
+            <w:pPr>
+              <w:spacing w:before="40" w:after="40"/>
+            </w:pPr>
             <w:r>
               <w:rPr>
+                <w:rFonts w:ascii="Calibri" w:hAnsi="Calibri"/>
                 <w:b/>
-                <w:color w:val="FFFFFF"/>
-                <w:sz w:val="18"/>
+                <w:i w:val="0"/>
+                <w:sz w:val="20"/>
               </w:rPr>
               <w:t>Data</w:t>
             </w:r>
@@ -3902,16 +5727,25 @@
         </w:tc>
         <w:tc>
           <w:tcPr>
-            <w:tcW w:type="dxa" w:w="2436"/>
-            <w:shd w:val="clear" w:fill="1F3B73"/>
+            <w:tcW w:type="dxa" w:w="2225"/>
+            <w:tcMar>
+              <w:top w:w="60" w:type="dxa"/>
+              <w:bottom w:w="60" w:type="dxa"/>
+              <w:left w:w="100" w:type="dxa"/>
+              <w:right w:w="100" w:type="dxa"/>
+            </w:tcMar>
+            <w:shd w:val="clear" w:color="auto" w:fill="D6E4F0"/>
           </w:tcPr>
           <w:p>
-            <w:r/>
+            <w:pPr>
+              <w:spacing w:before="40" w:after="40"/>
+            </w:pPr>
             <w:r>
               <w:rPr>
+                <w:rFonts w:ascii="Calibri" w:hAnsi="Calibri"/>
                 <w:b/>
-                <w:color w:val="FFFFFF"/>
-                <w:sz w:val="18"/>
+                <w:i w:val="0"/>
+                <w:sz w:val="20"/>
               </w:rPr>
               <w:t>Autor</w:t>
             </w:r>
@@ -3919,16 +5753,25 @@
         </w:tc>
         <w:tc>
           <w:tcPr>
-            <w:tcW w:type="dxa" w:w="2436"/>
-            <w:shd w:val="clear" w:fill="1F3B73"/>
+            <w:tcW w:type="dxa" w:w="2225"/>
+            <w:tcMar>
+              <w:top w:w="60" w:type="dxa"/>
+              <w:bottom w:w="60" w:type="dxa"/>
+              <w:left w:w="100" w:type="dxa"/>
+              <w:right w:w="100" w:type="dxa"/>
+            </w:tcMar>
+            <w:shd w:val="clear" w:color="auto" w:fill="D6E4F0"/>
           </w:tcPr>
           <w:p>
-            <w:r/>
+            <w:pPr>
+              <w:spacing w:before="40" w:after="40"/>
+            </w:pPr>
             <w:r>
               <w:rPr>
+                <w:rFonts w:ascii="Calibri" w:hAnsi="Calibri"/>
                 <w:b/>
-                <w:color w:val="FFFFFF"/>
-                <w:sz w:val="18"/>
+                <w:i w:val="0"/>
+                <w:sz w:val="20"/>
               </w:rPr>
               <w:t>Descrição</w:t>
             </w:r>
@@ -3936,19 +5779,30 @@
         </w:tc>
       </w:tr>
       <w:tr>
+        <w:trPr>
+          <w:cantSplit w:val="1"/>
+        </w:trPr>
         <w:tc>
           <w:tcPr>
-            <w:tcW w:type="dxa" w:w="2436"/>
+            <w:tcW w:type="dxa" w:w="2225"/>
+            <w:tcMar>
+              <w:top w:w="60" w:type="dxa"/>
+              <w:bottom w:w="60" w:type="dxa"/>
+              <w:left w:w="100" w:type="dxa"/>
+              <w:right w:w="100" w:type="dxa"/>
+            </w:tcMar>
+            <w:shd w:val="clear" w:color="auto" w:fill="F0F4F8"/>
           </w:tcPr>
           <w:p>
+            <w:pPr>
+              <w:spacing w:before="40" w:after="40"/>
+            </w:pPr>
             <w:r>
               <w:rPr>
-                <w:sz w:val="17"/>
-              </w:rPr>
-            </w:r>
-            <w:r>
-              <w:rPr>
-                <w:sz w:val="17"/>
+                <w:rFonts w:ascii="Calibri" w:hAnsi="Calibri"/>
+                <w:b/>
+                <w:i w:val="0"/>
+                <w:sz w:val="20"/>
               </w:rPr>
               <w:t>1.0</w:t>
             </w:r>
@@ -3956,17 +5810,24 @@
         </w:tc>
         <w:tc>
           <w:tcPr>
-            <w:tcW w:type="dxa" w:w="2436"/>
+            <w:tcW w:type="dxa" w:w="2225"/>
+            <w:tcMar>
+              <w:top w:w="60" w:type="dxa"/>
+              <w:bottom w:w="60" w:type="dxa"/>
+              <w:left w:w="100" w:type="dxa"/>
+              <w:right w:w="100" w:type="dxa"/>
+            </w:tcMar>
           </w:tcPr>
           <w:p>
+            <w:pPr>
+              <w:spacing w:before="40" w:after="40"/>
+            </w:pPr>
             <w:r>
               <w:rPr>
-                <w:sz w:val="17"/>
-              </w:rPr>
-            </w:r>
-            <w:r>
-              <w:rPr>
-                <w:sz w:val="17"/>
+                <w:rFonts w:ascii="Calibri" w:hAnsi="Calibri"/>
+                <w:b w:val="0"/>
+                <w:i w:val="0"/>
+                <w:sz w:val="20"/>
               </w:rPr>
               <w:t>15/06/2026</w:t>
             </w:r>
@@ -3974,17 +5835,24 @@
         </w:tc>
         <w:tc>
           <w:tcPr>
-            <w:tcW w:type="dxa" w:w="2436"/>
+            <w:tcW w:type="dxa" w:w="2225"/>
+            <w:tcMar>
+              <w:top w:w="60" w:type="dxa"/>
+              <w:bottom w:w="60" w:type="dxa"/>
+              <w:left w:w="100" w:type="dxa"/>
+              <w:right w:w="100" w:type="dxa"/>
+            </w:tcMar>
           </w:tcPr>
           <w:p>
+            <w:pPr>
+              <w:spacing w:before="40" w:after="40"/>
+            </w:pPr>
             <w:r>
               <w:rPr>
-                <w:sz w:val="17"/>
-              </w:rPr>
-            </w:r>
-            <w:r>
-              <w:rPr>
-                <w:sz w:val="17"/>
+                <w:rFonts w:ascii="Calibri" w:hAnsi="Calibri"/>
+                <w:b w:val="0"/>
+                <w:i w:val="0"/>
+                <w:sz w:val="20"/>
               </w:rPr>
               <w:t>Time de Melhoria Contínua</w:t>
             </w:r>
@@ -3992,32 +5860,334 @@
         </w:tc>
         <w:tc>
           <w:tcPr>
-            <w:tcW w:type="dxa" w:w="2436"/>
+            <w:tcW w:type="dxa" w:w="2225"/>
+            <w:tcMar>
+              <w:top w:w="60" w:type="dxa"/>
+              <w:bottom w:w="60" w:type="dxa"/>
+              <w:left w:w="100" w:type="dxa"/>
+              <w:right w:w="100" w:type="dxa"/>
+            </w:tcMar>
           </w:tcPr>
           <w:p>
+            <w:pPr>
+              <w:spacing w:before="40" w:after="40"/>
+            </w:pPr>
             <w:r>
               <w:rPr>
-                <w:sz w:val="17"/>
-              </w:rPr>
-            </w:r>
-            <w:r>
-              <w:rPr>
-                <w:sz w:val="17"/>
+                <w:rFonts w:ascii="Calibri" w:hAnsi="Calibri"/>
+                <w:b w:val="0"/>
+                <w:i w:val="0"/>
+                <w:sz w:val="20"/>
               </w:rPr>
               <w:t>Emissão inicial — evidência do ciclo S1–S9 (MR-MPS-SW:2024 Nível C).</w:t>
             </w:r>
           </w:p>
         </w:tc>
       </w:tr>
+      <w:tr>
+        <w:trPr>
+          <w:cantSplit w:val="1"/>
+        </w:trPr>
+        <w:tc>
+          <w:tcPr>
+            <w:tcW w:type="dxa" w:w="2225"/>
+            <w:tcMar>
+              <w:top w:w="60" w:type="dxa"/>
+              <w:bottom w:w="60" w:type="dxa"/>
+              <w:left w:w="100" w:type="dxa"/>
+              <w:right w:w="100" w:type="dxa"/>
+            </w:tcMar>
+            <w:shd w:val="clear" w:color="auto" w:fill="F0F4F8"/>
+          </w:tcPr>
+          <w:p>
+            <w:pPr>
+              <w:spacing w:before="40" w:after="40"/>
+            </w:pPr>
+            <w:r>
+              <w:rPr>
+                <w:rFonts w:ascii="Calibri" w:hAnsi="Calibri"/>
+                <w:b/>
+                <w:i w:val="0"/>
+                <w:sz w:val="20"/>
+              </w:rPr>
+              <w:t>1.1</w:t>
+            </w:r>
+          </w:p>
+        </w:tc>
+        <w:tc>
+          <w:tcPr>
+            <w:tcW w:type="dxa" w:w="2225"/>
+            <w:tcMar>
+              <w:top w:w="60" w:type="dxa"/>
+              <w:bottom w:w="60" w:type="dxa"/>
+              <w:left w:w="100" w:type="dxa"/>
+              <w:right w:w="100" w:type="dxa"/>
+            </w:tcMar>
+          </w:tcPr>
+          <w:p>
+            <w:pPr>
+              <w:spacing w:before="40" w:after="40"/>
+            </w:pPr>
+            <w:r>
+              <w:rPr>
+                <w:rFonts w:ascii="Calibri" w:hAnsi="Calibri"/>
+                <w:b w:val="0"/>
+                <w:i w:val="0"/>
+                <w:sz w:val="20"/>
+              </w:rPr>
+              <w:t>15/06/2026</w:t>
+            </w:r>
+          </w:p>
+        </w:tc>
+        <w:tc>
+          <w:tcPr>
+            <w:tcW w:type="dxa" w:w="2225"/>
+            <w:tcMar>
+              <w:top w:w="60" w:type="dxa"/>
+              <w:bottom w:w="60" w:type="dxa"/>
+              <w:left w:w="100" w:type="dxa"/>
+              <w:right w:w="100" w:type="dxa"/>
+            </w:tcMar>
+          </w:tcPr>
+          <w:p>
+            <w:pPr>
+              <w:spacing w:before="40" w:after="40"/>
+            </w:pPr>
+            <w:r>
+              <w:rPr>
+                <w:rFonts w:ascii="Calibri" w:hAnsi="Calibri"/>
+                <w:b w:val="0"/>
+                <w:i w:val="0"/>
+                <w:sz w:val="20"/>
+              </w:rPr>
+              <w:t>Time de Melhoria Contínua</w:t>
+            </w:r>
+          </w:p>
+        </w:tc>
+        <w:tc>
+          <w:tcPr>
+            <w:tcW w:type="dxa" w:w="2225"/>
+            <w:tcMar>
+              <w:top w:w="60" w:type="dxa"/>
+              <w:bottom w:w="60" w:type="dxa"/>
+              <w:left w:w="100" w:type="dxa"/>
+              <w:right w:w="100" w:type="dxa"/>
+            </w:tcMar>
+          </w:tcPr>
+          <w:p>
+            <w:pPr>
+              <w:spacing w:before="40" w:after="40"/>
+            </w:pPr>
+            <w:r>
+              <w:rPr>
+                <w:rFonts w:ascii="Calibri" w:hAnsi="Calibri"/>
+                <w:b w:val="0"/>
+                <w:i w:val="0"/>
+                <w:sz w:val="20"/>
+              </w:rPr>
+              <w:t>Correção do nome do plano de assinatura no RF10 (PREMIUM → PRO), alinhando ao enum real do código e ao REQ/PCP.</w:t>
+            </w:r>
+          </w:p>
+        </w:tc>
+      </w:tr>
     </w:tbl>
+    <w:p>
+      <w:pPr>
+        <w:spacing w:before="0" w:after="160"/>
+      </w:pPr>
+    </w:p>
     <w:sectPr>
-      <w:pgSz w:w="12240" w:h="15840"/>
-      <w:pgMar w:top="1134" w:right="1247" w:bottom="1134" w:left="1247" w:header="720" w:footer="720" w:gutter="0"/>
+      <w:headerReference w:type="default" r:id="rId9"/>
+      <w:headerReference w:type="first" r:id="rId10"/>
+      <w:footerReference w:type="default" r:id="rId11"/>
+      <w:footerReference w:type="first" r:id="rId12"/>
+      <w:pgSz w:w="11906" w:h="16838"/>
+      <w:pgMar w:top="1587" w:right="1417" w:bottom="1417" w:left="1587" w:header="720" w:footer="720" w:gutter="0"/>
       <w:cols w:space="720"/>
+      <w:titlePg/>
       <w:docGrid w:linePitch="360"/>
     </w:sectPr>
   </w:body>
 </w:document>
+</file>
+
+<file path=word/footer1.xml><?xml version="1.0" encoding="utf-8"?>
+<w:ftr xmlns:m="http://schemas.openxmlformats.org/officeDocument/2006/math" xmlns:mc="http://schemas.openxmlformats.org/markup-compatibility/2006" xmlns:mo="http://schemas.microsoft.com/office/mac/office/2008/main" xmlns:mv="urn:schemas-microsoft-com:mac:vml" xmlns:o="urn:schemas-microsoft-com:office:office" xmlns:r="http://schemas.openxmlformats.org/officeDocument/2006/relationships" xmlns:v="urn:schemas-microsoft-com:vml" xmlns:w10="urn:schemas-microsoft-com:office:word" xmlns:w14="http://schemas.microsoft.com/office/word/2010/wordml" xmlns:w="http://schemas.openxmlformats.org/wordprocessingml/2006/main" xmlns:wne="http://schemas.microsoft.com/office/word/2006/wordml" xmlns:wp14="http://schemas.microsoft.com/office/word/2010/wordprocessingDrawing" xmlns:wp="http://schemas.openxmlformats.org/drawingml/2006/wordprocessingDrawing" xmlns:wpc="http://schemas.microsoft.com/office/word/2010/wordprocessingCanvas" xmlns:wpg="http://schemas.microsoft.com/office/word/2010/wordprocessingGroup" xmlns:wpi="http://schemas.microsoft.com/office/word/2010/wordprocessingInk" xmlns:wps="http://schemas.microsoft.com/office/word/2010/wordprocessingShape" mc:Ignorable="w14 wp14">
+  <w:p>
+    <w:pPr>
+      <w:pStyle w:val="Footer"/>
+      <w:tabs>
+        <w:tab w:val="right" w:pos="8901"/>
+      </w:tabs>
+      <w:pBdr>
+        <w:top w:val="single" w:sz="4" w:space="4" w:color="003366"/>
+      </w:pBdr>
+      <w:spacing w:before="80" w:after="0"/>
+    </w:pPr>
+    <w:r>
+      <w:rPr>
+        <w:rFonts w:ascii="Calibri" w:hAnsi="Calibri"/>
+        <w:color w:val="555555"/>
+        <w:sz w:val="16"/>
+      </w:rPr>
+      <w:t>v1.1  ·  09/02/2026</w:t>
+    </w:r>
+    <w:r>
+      <w:tab/>
+    </w:r>
+    <w:r>
+      <w:rPr>
+        <w:rFonts w:ascii="Calibri" w:hAnsi="Calibri"/>
+        <w:color w:val="555555"/>
+        <w:sz w:val="16"/>
+      </w:rPr>
+      <w:t xml:space="preserve">Página </w:t>
+    </w:r>
+    <w:r>
+      <w:rPr>
+        <w:rFonts w:ascii="Calibri" w:hAnsi="Calibri"/>
+        <w:sz w:val="16"/>
+      </w:rPr>
+      <w:fldChar w:fldCharType="begin"/>
+      <w:instrText xml:space="preserve"> PAGE </w:instrText>
+      <w:fldChar w:fldCharType="end"/>
+    </w:r>
+    <w:r>
+      <w:rPr>
+        <w:rFonts w:ascii="Calibri" w:hAnsi="Calibri"/>
+        <w:color w:val="555555"/>
+        <w:sz w:val="16"/>
+      </w:rPr>
+      <w:t xml:space="preserve"> de </w:t>
+    </w:r>
+    <w:r>
+      <w:rPr>
+        <w:rFonts w:ascii="Calibri" w:hAnsi="Calibri"/>
+        <w:sz w:val="16"/>
+      </w:rPr>
+      <w:fldChar w:fldCharType="begin"/>
+      <w:instrText xml:space="preserve"> NUMPAGES </w:instrText>
+      <w:fldChar w:fldCharType="end"/>
+    </w:r>
+  </w:p>
+</w:ftr>
+</file>
+
+<file path=word/footer2.xml><?xml version="1.0" encoding="utf-8"?>
+<w:ftr xmlns:m="http://schemas.openxmlformats.org/officeDocument/2006/math" xmlns:mc="http://schemas.openxmlformats.org/markup-compatibility/2006" xmlns:mo="http://schemas.microsoft.com/office/mac/office/2008/main" xmlns:mv="urn:schemas-microsoft-com:mac:vml" xmlns:o="urn:schemas-microsoft-com:office:office" xmlns:r="http://schemas.openxmlformats.org/officeDocument/2006/relationships" xmlns:v="urn:schemas-microsoft-com:vml" xmlns:w10="urn:schemas-microsoft-com:office:word" xmlns:w14="http://schemas.microsoft.com/office/word/2010/wordml" xmlns:w="http://schemas.openxmlformats.org/wordprocessingml/2006/main" xmlns:wne="http://schemas.microsoft.com/office/word/2006/wordml" xmlns:wp14="http://schemas.microsoft.com/office/word/2010/wordprocessingDrawing" xmlns:wp="http://schemas.openxmlformats.org/drawingml/2006/wordprocessingDrawing" xmlns:wpc="http://schemas.microsoft.com/office/word/2010/wordprocessingCanvas" xmlns:wpg="http://schemas.microsoft.com/office/word/2010/wordprocessingGroup" xmlns:wpi="http://schemas.microsoft.com/office/word/2010/wordprocessingInk" xmlns:wps="http://schemas.microsoft.com/office/word/2010/wordprocessingShape" mc:Ignorable="w14 wp14">
+  <w:p>
+    <w:pPr>
+      <w:pStyle w:val="Footer"/>
+      <w:tabs>
+        <w:tab w:val="right" w:pos="8901"/>
+      </w:tabs>
+      <w:pBdr>
+        <w:top w:val="single" w:sz="4" w:space="4" w:color="003366"/>
+      </w:pBdr>
+      <w:spacing w:before="80" w:after="0"/>
+    </w:pPr>
+    <w:r>
+      <w:rPr>
+        <w:rFonts w:ascii="Calibri" w:hAnsi="Calibri"/>
+        <w:color w:val="555555"/>
+        <w:sz w:val="16"/>
+      </w:rPr>
+      <w:t>v1.1  ·  09/02/2026</w:t>
+    </w:r>
+    <w:r>
+      <w:tab/>
+    </w:r>
+    <w:r>
+      <w:rPr>
+        <w:rFonts w:ascii="Calibri" w:hAnsi="Calibri"/>
+        <w:color w:val="555555"/>
+        <w:sz w:val="16"/>
+      </w:rPr>
+      <w:t xml:space="preserve">Página </w:t>
+    </w:r>
+    <w:r>
+      <w:rPr>
+        <w:rFonts w:ascii="Calibri" w:hAnsi="Calibri"/>
+        <w:sz w:val="16"/>
+      </w:rPr>
+      <w:fldChar w:fldCharType="begin"/>
+      <w:instrText xml:space="preserve"> PAGE </w:instrText>
+      <w:fldChar w:fldCharType="end"/>
+    </w:r>
+    <w:r>
+      <w:rPr>
+        <w:rFonts w:ascii="Calibri" w:hAnsi="Calibri"/>
+        <w:color w:val="555555"/>
+        <w:sz w:val="16"/>
+      </w:rPr>
+      <w:t xml:space="preserve"> de </w:t>
+    </w:r>
+    <w:r>
+      <w:rPr>
+        <w:rFonts w:ascii="Calibri" w:hAnsi="Calibri"/>
+        <w:sz w:val="16"/>
+      </w:rPr>
+      <w:fldChar w:fldCharType="begin"/>
+      <w:instrText xml:space="preserve"> NUMPAGES </w:instrText>
+      <w:fldChar w:fldCharType="end"/>
+    </w:r>
+  </w:p>
+</w:ftr>
+</file>
+
+<file path=word/header1.xml><?xml version="1.0" encoding="utf-8"?>
+<w:hdr xmlns:m="http://schemas.openxmlformats.org/officeDocument/2006/math" xmlns:mc="http://schemas.openxmlformats.org/markup-compatibility/2006" xmlns:mo="http://schemas.microsoft.com/office/mac/office/2008/main" xmlns:mv="urn:schemas-microsoft-com:mac:vml" xmlns:o="urn:schemas-microsoft-com:office:office" xmlns:r="http://schemas.openxmlformats.org/officeDocument/2006/relationships" xmlns:v="urn:schemas-microsoft-com:vml" xmlns:w10="urn:schemas-microsoft-com:office:word" xmlns:w14="http://schemas.microsoft.com/office/word/2010/wordml" xmlns:w="http://schemas.openxmlformats.org/wordprocessingml/2006/main" xmlns:wne="http://schemas.microsoft.com/office/word/2006/wordml" xmlns:wp14="http://schemas.microsoft.com/office/word/2010/wordprocessingDrawing" xmlns:wp="http://schemas.openxmlformats.org/drawingml/2006/wordprocessingDrawing" xmlns:wpc="http://schemas.microsoft.com/office/word/2010/wordprocessingCanvas" xmlns:wpg="http://schemas.microsoft.com/office/word/2010/wordprocessingGroup" xmlns:wpi="http://schemas.microsoft.com/office/word/2010/wordprocessingInk" xmlns:wps="http://schemas.microsoft.com/office/word/2010/wordprocessingShape" mc:Ignorable="w14 wp14">
+  <w:p>
+    <w:pPr>
+      <w:pStyle w:val="Header"/>
+      <w:tabs>
+        <w:tab w:val="right" w:pos="8901"/>
+      </w:tabs>
+      <w:pBdr>
+        <w:bottom w:val="single" w:sz="8" w:space="4" w:color="003366"/>
+      </w:pBdr>
+      <w:spacing w:before="0" w:after="80"/>
+    </w:pPr>
+    <w:r>
+      <w:rPr>
+        <w:rFonts w:ascii="Calibri" w:hAnsi="Calibri"/>
+        <w:b/>
+        <w:color w:val="003366"/>
+        <w:sz w:val="18"/>
+      </w:rPr>
+      <w:t>TIMEWARE</w:t>
+    </w:r>
+    <w:r>
+      <w:rPr>
+        <w:rFonts w:ascii="Calibri" w:hAnsi="Calibri"/>
+        <w:color w:val="555555"/>
+        <w:sz w:val="18"/>
+      </w:rPr>
+      <w:t xml:space="preserve">   ·   MILHASFACIL01</w:t>
+    </w:r>
+    <w:r>
+      <w:tab/>
+    </w:r>
+    <w:r>
+      <w:rPr>
+        <w:rFonts w:ascii="Calibri" w:hAnsi="Calibri"/>
+        <w:color w:val="555555"/>
+        <w:sz w:val="18"/>
+      </w:rPr>
+      <w:t>Evidência de Projeto</w:t>
+    </w:r>
+  </w:p>
+</w:hdr>
+</file>
+
+<file path=word/header2.xml><?xml version="1.0" encoding="utf-8"?>
+<w:hdr xmlns:m="http://schemas.openxmlformats.org/officeDocument/2006/math" xmlns:mc="http://schemas.openxmlformats.org/markup-compatibility/2006" xmlns:mo="http://schemas.microsoft.com/office/mac/office/2008/main" xmlns:mv="urn:schemas-microsoft-com:mac:vml" xmlns:o="urn:schemas-microsoft-com:office:office" xmlns:r="http://schemas.openxmlformats.org/officeDocument/2006/relationships" xmlns:v="urn:schemas-microsoft-com:vml" xmlns:w10="urn:schemas-microsoft-com:office:word" xmlns:w14="http://schemas.microsoft.com/office/word/2010/wordml" xmlns:w="http://schemas.openxmlformats.org/wordprocessingml/2006/main" xmlns:wne="http://schemas.microsoft.com/office/word/2006/wordml" xmlns:wp14="http://schemas.microsoft.com/office/word/2010/wordprocessingDrawing" xmlns:wp="http://schemas.openxmlformats.org/drawingml/2006/wordprocessingDrawing" xmlns:wpc="http://schemas.microsoft.com/office/word/2010/wordprocessingCanvas" xmlns:wpg="http://schemas.microsoft.com/office/word/2010/wordprocessingGroup" xmlns:wpi="http://schemas.microsoft.com/office/word/2010/wordprocessingInk" xmlns:wps="http://schemas.microsoft.com/office/word/2010/wordprocessingShape" mc:Ignorable="w14 wp14">
+  <w:p>
+    <w:pPr>
+      <w:pStyle w:val="Header"/>
+    </w:pPr>
+  </w:p>
+</w:hdr>
 </file>
 
 <file path=word/numbering.xml><?xml version="1.0" encoding="utf-8"?>
@@ -4383,9 +6553,12 @@
     <w:name w:val="Normal"/>
     <w:qFormat/>
     <w:rsid w:val="00FC693F"/>
+    <w:pPr>
+      <w:spacing w:after="120" w:lineRule="auto" w:line="276"/>
+    </w:pPr>
     <w:rPr>
       <w:rFonts w:ascii="Calibri" w:hAnsi="Calibri"/>
-      <w:sz w:val="21"/>
+      <w:sz w:val="22"/>
     </w:rPr>
   </w:style>
   <w:style w:type="paragraph" w:styleId="Header">
@@ -4443,15 +6616,15 @@
     <w:pPr>
       <w:keepNext/>
       <w:keepLines/>
-      <w:spacing w:before="480" w:after="0"/>
+      <w:spacing w:before="360" w:after="120"/>
       <w:outlineLvl w:val="0"/>
     </w:pPr>
     <w:rPr>
-      <w:rFonts w:asciiTheme="majorHAnsi" w:eastAsiaTheme="majorEastAsia" w:hAnsiTheme="majorHAnsi" w:cstheme="majorBidi"/>
+      <w:rFonts w:asciiTheme="majorHAnsi" w:eastAsiaTheme="majorEastAsia" w:hAnsiTheme="majorHAnsi" w:cstheme="majorBidi" w:ascii="Calibri" w:hAnsi="Calibri"/>
       <w:b/>
       <w:bCs/>
-      <w:color w:val="365F91" w:themeColor="accent1" w:themeShade="BF"/>
-      <w:sz w:val="28"/>
+      <w:color w:val="003366"/>
+      <w:sz w:val="26"/>
       <w:szCs w:val="28"/>
     </w:rPr>
   </w:style>
@@ -4467,15 +6640,15 @@
     <w:pPr>
       <w:keepNext/>
       <w:keepLines/>
-      <w:spacing w:before="200" w:after="0"/>
+      <w:spacing w:before="240" w:after="80"/>
       <w:outlineLvl w:val="1"/>
     </w:pPr>
     <w:rPr>
-      <w:rFonts w:asciiTheme="majorHAnsi" w:eastAsiaTheme="majorEastAsia" w:hAnsiTheme="majorHAnsi" w:cstheme="majorBidi"/>
+      <w:rFonts w:asciiTheme="majorHAnsi" w:eastAsiaTheme="majorEastAsia" w:hAnsiTheme="majorHAnsi" w:cstheme="majorBidi" w:ascii="Calibri" w:hAnsi="Calibri"/>
       <w:b/>
       <w:bCs/>
-      <w:color w:val="4F81BD" w:themeColor="accent1"/>
-      <w:sz w:val="26"/>
+      <w:color w:val="1A5276"/>
+      <w:sz w:val="22"/>
       <w:szCs w:val="26"/>
     </w:rPr>
   </w:style>
@@ -4491,14 +6664,16 @@
     <w:pPr>
       <w:keepNext/>
       <w:keepLines/>
-      <w:spacing w:before="200" w:after="0"/>
+      <w:spacing w:before="160" w:after="40"/>
       <w:outlineLvl w:val="2"/>
     </w:pPr>
     <w:rPr>
-      <w:rFonts w:asciiTheme="majorHAnsi" w:eastAsiaTheme="majorEastAsia" w:hAnsiTheme="majorHAnsi" w:cstheme="majorBidi"/>
+      <w:rFonts w:asciiTheme="majorHAnsi" w:eastAsiaTheme="majorEastAsia" w:hAnsiTheme="majorHAnsi" w:cstheme="majorBidi" w:ascii="Calibri" w:hAnsi="Calibri"/>
       <w:b/>
       <w:bCs/>
-      <w:color w:val="4F81BD" w:themeColor="accent1"/>
+      <w:i/>
+      <w:color w:val="1A5276"/>
+      <w:sz w:val="22"/>
     </w:rPr>
   </w:style>
   <w:style w:type="paragraph" w:styleId="Heading4">

--- a/mps-nivel-c/oficial/04_registros/MilhasFacil_Busca-de-Milhas/ATA-MILHASFACIL01-001_Ata-de-Kickoff.docx
+++ b/mps-nivel-c/oficial/04_registros/MilhasFacil_Busca-de-Milhas/ATA-MILHASFACIL01-001_Ata-de-Kickoff.docx
@@ -4,89 +4,31 @@
   <w:body>
     <w:p>
       <w:pPr>
-        <w:pBdr>
-          <w:top w:val="single" w:sz="32" w:space="0" w:color="003366"/>
-        </w:pBdr>
-        <w:spacing w:before="0" w:after="0"/>
-      </w:pPr>
-    </w:p>
-    <w:p>
-      <w:pPr>
-        <w:spacing w:before="240" w:after="40"/>
+        <w:pStyle w:val="Heading1"/>
       </w:pPr>
       <w:r>
-        <w:rPr>
-          <w:rFonts w:ascii="Calibri" w:hAnsi="Calibri"/>
-          <w:b/>
-          <w:color w:val="003366"/>
-          <w:sz w:val="36"/>
-        </w:rPr>
-        <w:t>ATA DE REUNIÃO — KICKOFF DO PROJETO · MILHASFACIL · BUSCA DE MILHAS</w:t>
+        <w:t>Ata de Reunião — Kickoff do Projeto · MilhasFacil · Busca de Milhas</w:t>
       </w:r>
-    </w:p>
-    <w:p>
-      <w:pPr>
-        <w:spacing w:before="0" w:after="40"/>
-      </w:pPr>
-      <w:r>
-        <w:rPr>
-          <w:rFonts w:ascii="Calibri" w:hAnsi="Calibri"/>
-          <w:color w:val="555555"/>
-          <w:sz w:val="20"/>
-        </w:rPr>
-        <w:t>MILHASFACIL01   ·   Versão 1.1   ·   09/02/2026   ·   Timeware Brasil</w:t>
-      </w:r>
-    </w:p>
-    <w:p>
-      <w:pPr>
-        <w:pBdr>
-          <w:bottom w:val="single" w:sz="6" w:space="1" w:color="003366"/>
-        </w:pBdr>
-        <w:spacing w:before="120" w:after="280"/>
-      </w:pPr>
     </w:p>
     <w:tbl>
       <w:tblPr>
+        <w:tblStyle w:val="TableGrid"/>
         <w:tblW w:type="auto" w:w="0"/>
         <w:tblLook w:firstColumn="1" w:firstRow="1" w:lastColumn="0" w:lastRow="0" w:noHBand="0" w:noVBand="1" w:val="04A0"/>
-        <w:tblBorders>
-          <w:top w:val="single" w:sz="4" w:space="0" w:color="AAAAAA"/>
-          <w:left w:val="single" w:sz="4" w:space="0" w:color="AAAAAA"/>
-          <w:bottom w:val="single" w:sz="4" w:space="0" w:color="AAAAAA"/>
-          <w:right w:val="single" w:sz="4" w:space="0" w:color="AAAAAA"/>
-          <w:insideH w:val="single" w:sz="4" w:space="0" w:color="AAAAAA"/>
-          <w:insideV w:val="single" w:sz="4" w:space="0" w:color="AAAAAA"/>
-        </w:tblBorders>
       </w:tblPr>
       <w:tblGrid>
-        <w:gridCol w:w="4451"/>
-        <w:gridCol w:w="4451"/>
+        <w:gridCol w:w="4320"/>
+        <w:gridCol w:w="4320"/>
       </w:tblGrid>
       <w:tr>
-        <w:trPr>
-          <w:cantSplit w:val="1"/>
-        </w:trPr>
         <w:tc>
           <w:tcPr>
-            <w:tcW w:type="dxa" w:w="4451"/>
-            <w:tcMar>
-              <w:top w:w="60" w:type="dxa"/>
-              <w:bottom w:w="60" w:type="dxa"/>
-              <w:left w:w="100" w:type="dxa"/>
-              <w:right w:w="100" w:type="dxa"/>
-            </w:tcMar>
-            <w:shd w:val="clear" w:color="auto" w:fill="D6E4F0"/>
+            <w:tcW w:type="dxa" w:w="4320"/>
           </w:tcPr>
           <w:p>
-            <w:pPr>
-              <w:spacing w:before="40" w:after="40"/>
-            </w:pPr>
             <w:r>
               <w:rPr>
-                <w:rFonts w:ascii="Calibri" w:hAnsi="Calibri"/>
                 <w:b/>
-                <w:i w:val="0"/>
-                <w:sz w:val="20"/>
               </w:rPr>
               <w:t>Campo</w:t>
             </w:r>
@@ -94,25 +36,12 @@
         </w:tc>
         <w:tc>
           <w:tcPr>
-            <w:tcW w:type="dxa" w:w="4451"/>
-            <w:tcMar>
-              <w:top w:w="60" w:type="dxa"/>
-              <w:bottom w:w="60" w:type="dxa"/>
-              <w:left w:w="100" w:type="dxa"/>
-              <w:right w:w="100" w:type="dxa"/>
-            </w:tcMar>
-            <w:shd w:val="clear" w:color="auto" w:fill="D6E4F0"/>
+            <w:tcW w:type="dxa" w:w="4320"/>
           </w:tcPr>
           <w:p>
-            <w:pPr>
-              <w:spacing w:before="40" w:after="40"/>
-            </w:pPr>
             <w:r>
               <w:rPr>
-                <w:rFonts w:ascii="Calibri" w:hAnsi="Calibri"/>
                 <w:b/>
-                <w:i w:val="0"/>
-                <w:sz w:val="20"/>
               </w:rPr>
               <w:t>Valor</w:t>
             </w:r>
@@ -120,30 +49,14 @@
         </w:tc>
       </w:tr>
       <w:tr>
-        <w:trPr>
-          <w:cantSplit w:val="1"/>
-        </w:trPr>
         <w:tc>
           <w:tcPr>
-            <w:tcW w:type="dxa" w:w="4451"/>
-            <w:tcMar>
-              <w:top w:w="60" w:type="dxa"/>
-              <w:bottom w:w="60" w:type="dxa"/>
-              <w:left w:w="100" w:type="dxa"/>
-              <w:right w:w="100" w:type="dxa"/>
-            </w:tcMar>
-            <w:shd w:val="clear" w:color="auto" w:fill="F0F4F8"/>
+            <w:tcW w:type="dxa" w:w="4320"/>
           </w:tcPr>
           <w:p>
-            <w:pPr>
-              <w:spacing w:before="40" w:after="40"/>
-            </w:pPr>
             <w:r>
               <w:rPr>
-                <w:rFonts w:ascii="Calibri" w:hAnsi="Calibri"/>
                 <w:b/>
-                <w:i w:val="0"/>
-                <w:sz w:val="20"/>
               </w:rPr>
               <w:t>Documento</w:t>
             </w:r>
@@ -151,55 +64,24 @@
         </w:tc>
         <w:tc>
           <w:tcPr>
-            <w:tcW w:type="dxa" w:w="4451"/>
-            <w:tcMar>
-              <w:top w:w="60" w:type="dxa"/>
-              <w:bottom w:w="60" w:type="dxa"/>
-              <w:left w:w="100" w:type="dxa"/>
-              <w:right w:w="100" w:type="dxa"/>
-            </w:tcMar>
+            <w:tcW w:type="dxa" w:w="4320"/>
           </w:tcPr>
           <w:p>
-            <w:pPr>
-              <w:spacing w:before="40" w:after="40"/>
-            </w:pPr>
             <w:r>
-              <w:rPr>
-                <w:rFonts w:ascii="Calibri" w:hAnsi="Calibri"/>
-                <w:b w:val="0"/>
-                <w:i w:val="0"/>
-                <w:sz w:val="20"/>
-              </w:rPr>
               <w:t>ATA-MILHASFACIL01-001</w:t>
             </w:r>
           </w:p>
         </w:tc>
       </w:tr>
       <w:tr>
-        <w:trPr>
-          <w:cantSplit w:val="1"/>
-        </w:trPr>
         <w:tc>
           <w:tcPr>
-            <w:tcW w:type="dxa" w:w="4451"/>
-            <w:tcMar>
-              <w:top w:w="60" w:type="dxa"/>
-              <w:bottom w:w="60" w:type="dxa"/>
-              <w:left w:w="100" w:type="dxa"/>
-              <w:right w:w="100" w:type="dxa"/>
-            </w:tcMar>
-            <w:shd w:val="clear" w:color="auto" w:fill="F0F4F8"/>
+            <w:tcW w:type="dxa" w:w="4320"/>
           </w:tcPr>
           <w:p>
-            <w:pPr>
-              <w:spacing w:before="40" w:after="40"/>
-            </w:pPr>
             <w:r>
               <w:rPr>
-                <w:rFonts w:ascii="Calibri" w:hAnsi="Calibri"/>
                 <w:b/>
-                <w:i w:val="0"/>
-                <w:sz w:val="20"/>
               </w:rPr>
               <w:t>Projeto</w:t>
             </w:r>
@@ -207,55 +89,24 @@
         </w:tc>
         <w:tc>
           <w:tcPr>
-            <w:tcW w:type="dxa" w:w="4451"/>
-            <w:tcMar>
-              <w:top w:w="60" w:type="dxa"/>
-              <w:bottom w:w="60" w:type="dxa"/>
-              <w:left w:w="100" w:type="dxa"/>
-              <w:right w:w="100" w:type="dxa"/>
-            </w:tcMar>
+            <w:tcW w:type="dxa" w:w="4320"/>
           </w:tcPr>
           <w:p>
-            <w:pPr>
-              <w:spacing w:before="40" w:after="40"/>
-            </w:pPr>
             <w:r>
-              <w:rPr>
-                <w:rFonts w:ascii="Calibri" w:hAnsi="Calibri"/>
-                <w:b w:val="0"/>
-                <w:i w:val="0"/>
-                <w:sz w:val="20"/>
-              </w:rPr>
               <w:t>MilhasFacil — Plataforma de Busca e Alerta de Passagens por Milhas</w:t>
             </w:r>
           </w:p>
         </w:tc>
       </w:tr>
       <w:tr>
-        <w:trPr>
-          <w:cantSplit w:val="1"/>
-        </w:trPr>
         <w:tc>
           <w:tcPr>
-            <w:tcW w:type="dxa" w:w="4451"/>
-            <w:tcMar>
-              <w:top w:w="60" w:type="dxa"/>
-              <w:bottom w:w="60" w:type="dxa"/>
-              <w:left w:w="100" w:type="dxa"/>
-              <w:right w:w="100" w:type="dxa"/>
-            </w:tcMar>
-            <w:shd w:val="clear" w:color="auto" w:fill="F0F4F8"/>
+            <w:tcW w:type="dxa" w:w="4320"/>
           </w:tcPr>
           <w:p>
-            <w:pPr>
-              <w:spacing w:before="40" w:after="40"/>
-            </w:pPr>
             <w:r>
               <w:rPr>
-                <w:rFonts w:ascii="Calibri" w:hAnsi="Calibri"/>
                 <w:b/>
-                <w:i w:val="0"/>
-                <w:sz w:val="20"/>
               </w:rPr>
               <w:t>Código do projeto</w:t>
             </w:r>
@@ -263,55 +114,24 @@
         </w:tc>
         <w:tc>
           <w:tcPr>
-            <w:tcW w:type="dxa" w:w="4451"/>
-            <w:tcMar>
-              <w:top w:w="60" w:type="dxa"/>
-              <w:bottom w:w="60" w:type="dxa"/>
-              <w:left w:w="100" w:type="dxa"/>
-              <w:right w:w="100" w:type="dxa"/>
-            </w:tcMar>
+            <w:tcW w:type="dxa" w:w="4320"/>
           </w:tcPr>
           <w:p>
-            <w:pPr>
-              <w:spacing w:before="40" w:after="40"/>
-            </w:pPr>
             <w:r>
-              <w:rPr>
-                <w:rFonts w:ascii="Calibri" w:hAnsi="Calibri"/>
-                <w:b w:val="0"/>
-                <w:i w:val="0"/>
-                <w:sz w:val="20"/>
-              </w:rPr>
               <w:t>MILHASFACIL01</w:t>
             </w:r>
           </w:p>
         </w:tc>
       </w:tr>
       <w:tr>
-        <w:trPr>
-          <w:cantSplit w:val="1"/>
-        </w:trPr>
         <w:tc>
           <w:tcPr>
-            <w:tcW w:type="dxa" w:w="4451"/>
-            <w:tcMar>
-              <w:top w:w="60" w:type="dxa"/>
-              <w:bottom w:w="60" w:type="dxa"/>
-              <w:left w:w="100" w:type="dxa"/>
-              <w:right w:w="100" w:type="dxa"/>
-            </w:tcMar>
-            <w:shd w:val="clear" w:color="auto" w:fill="F0F4F8"/>
+            <w:tcW w:type="dxa" w:w="4320"/>
           </w:tcPr>
           <w:p>
-            <w:pPr>
-              <w:spacing w:before="40" w:after="40"/>
-            </w:pPr>
             <w:r>
               <w:rPr>
-                <w:rFonts w:ascii="Calibri" w:hAnsi="Calibri"/>
                 <w:b/>
-                <w:i w:val="0"/>
-                <w:sz w:val="20"/>
               </w:rPr>
               <w:t>Cliente</w:t>
             </w:r>
@@ -319,55 +139,24 @@
         </w:tc>
         <w:tc>
           <w:tcPr>
-            <w:tcW w:type="dxa" w:w="4451"/>
-            <w:tcMar>
-              <w:top w:w="60" w:type="dxa"/>
-              <w:bottom w:w="60" w:type="dxa"/>
-              <w:left w:w="100" w:type="dxa"/>
-              <w:right w:w="100" w:type="dxa"/>
-            </w:tcMar>
+            <w:tcW w:type="dxa" w:w="4320"/>
           </w:tcPr>
           <w:p>
-            <w:pPr>
-              <w:spacing w:before="40" w:after="40"/>
-            </w:pPr>
             <w:r>
-              <w:rPr>
-                <w:rFonts w:ascii="Calibri" w:hAnsi="Calibri"/>
-                <w:b w:val="0"/>
-                <w:i w:val="0"/>
-                <w:sz w:val="20"/>
-              </w:rPr>
               <w:t>Hub de Milhas</w:t>
             </w:r>
           </w:p>
         </w:tc>
       </w:tr>
       <w:tr>
-        <w:trPr>
-          <w:cantSplit w:val="1"/>
-        </w:trPr>
         <w:tc>
           <w:tcPr>
-            <w:tcW w:type="dxa" w:w="4451"/>
-            <w:tcMar>
-              <w:top w:w="60" w:type="dxa"/>
-              <w:bottom w:w="60" w:type="dxa"/>
-              <w:left w:w="100" w:type="dxa"/>
-              <w:right w:w="100" w:type="dxa"/>
-            </w:tcMar>
-            <w:shd w:val="clear" w:color="auto" w:fill="F0F4F8"/>
+            <w:tcW w:type="dxa" w:w="4320"/>
           </w:tcPr>
           <w:p>
-            <w:pPr>
-              <w:spacing w:before="40" w:after="40"/>
-            </w:pPr>
             <w:r>
               <w:rPr>
-                <w:rFonts w:ascii="Calibri" w:hAnsi="Calibri"/>
                 <w:b/>
-                <w:i w:val="0"/>
-                <w:sz w:val="20"/>
               </w:rPr>
               <w:t>Organização</w:t>
             </w:r>
@@ -375,55 +164,24 @@
         </w:tc>
         <w:tc>
           <w:tcPr>
-            <w:tcW w:type="dxa" w:w="4451"/>
-            <w:tcMar>
-              <w:top w:w="60" w:type="dxa"/>
-              <w:bottom w:w="60" w:type="dxa"/>
-              <w:left w:w="100" w:type="dxa"/>
-              <w:right w:w="100" w:type="dxa"/>
-            </w:tcMar>
+            <w:tcW w:type="dxa" w:w="4320"/>
           </w:tcPr>
           <w:p>
-            <w:pPr>
-              <w:spacing w:before="40" w:after="40"/>
-            </w:pPr>
             <w:r>
-              <w:rPr>
-                <w:rFonts w:ascii="Calibri" w:hAnsi="Calibri"/>
-                <w:b w:val="0"/>
-                <w:i w:val="0"/>
-                <w:sz w:val="20"/>
-              </w:rPr>
               <w:t>Timeware Brasil Softwares e Serviços LTDA</w:t>
             </w:r>
           </w:p>
         </w:tc>
       </w:tr>
       <w:tr>
-        <w:trPr>
-          <w:cantSplit w:val="1"/>
-        </w:trPr>
         <w:tc>
           <w:tcPr>
-            <w:tcW w:type="dxa" w:w="4451"/>
-            <w:tcMar>
-              <w:top w:w="60" w:type="dxa"/>
-              <w:bottom w:w="60" w:type="dxa"/>
-              <w:left w:w="100" w:type="dxa"/>
-              <w:right w:w="100" w:type="dxa"/>
-            </w:tcMar>
-            <w:shd w:val="clear" w:color="auto" w:fill="F0F4F8"/>
+            <w:tcW w:type="dxa" w:w="4320"/>
           </w:tcPr>
           <w:p>
-            <w:pPr>
-              <w:spacing w:before="40" w:after="40"/>
-            </w:pPr>
             <w:r>
               <w:rPr>
-                <w:rFonts w:ascii="Calibri" w:hAnsi="Calibri"/>
                 <w:b/>
-                <w:i w:val="0"/>
-                <w:sz w:val="20"/>
               </w:rPr>
               <w:t>Reunião</w:t>
             </w:r>
@@ -431,55 +189,24 @@
         </w:tc>
         <w:tc>
           <w:tcPr>
-            <w:tcW w:type="dxa" w:w="4451"/>
-            <w:tcMar>
-              <w:top w:w="60" w:type="dxa"/>
-              <w:bottom w:w="60" w:type="dxa"/>
-              <w:left w:w="100" w:type="dxa"/>
-              <w:right w:w="100" w:type="dxa"/>
-            </w:tcMar>
+            <w:tcW w:type="dxa" w:w="4320"/>
           </w:tcPr>
           <w:p>
-            <w:pPr>
-              <w:spacing w:before="40" w:after="40"/>
-            </w:pPr>
             <w:r>
-              <w:rPr>
-                <w:rFonts w:ascii="Calibri" w:hAnsi="Calibri"/>
-                <w:b w:val="0"/>
-                <w:i w:val="0"/>
-                <w:sz w:val="20"/>
-              </w:rPr>
               <w:t>Kickoff — Início formal das dailys e sprints de desenvolvimento</w:t>
             </w:r>
           </w:p>
         </w:tc>
       </w:tr>
       <w:tr>
-        <w:trPr>
-          <w:cantSplit w:val="1"/>
-        </w:trPr>
         <w:tc>
           <w:tcPr>
-            <w:tcW w:type="dxa" w:w="4451"/>
-            <w:tcMar>
-              <w:top w:w="60" w:type="dxa"/>
-              <w:bottom w:w="60" w:type="dxa"/>
-              <w:left w:w="100" w:type="dxa"/>
-              <w:right w:w="100" w:type="dxa"/>
-            </w:tcMar>
-            <w:shd w:val="clear" w:color="auto" w:fill="F0F4F8"/>
+            <w:tcW w:type="dxa" w:w="4320"/>
           </w:tcPr>
           <w:p>
-            <w:pPr>
-              <w:spacing w:before="40" w:after="40"/>
-            </w:pPr>
             <w:r>
               <w:rPr>
-                <w:rFonts w:ascii="Calibri" w:hAnsi="Calibri"/>
                 <w:b/>
-                <w:i w:val="0"/>
-                <w:sz w:val="20"/>
               </w:rPr>
               <w:t>Data</w:t>
             </w:r>
@@ -487,55 +214,24 @@
         </w:tc>
         <w:tc>
           <w:tcPr>
-            <w:tcW w:type="dxa" w:w="4451"/>
-            <w:tcMar>
-              <w:top w:w="60" w:type="dxa"/>
-              <w:bottom w:w="60" w:type="dxa"/>
-              <w:left w:w="100" w:type="dxa"/>
-              <w:right w:w="100" w:type="dxa"/>
-            </w:tcMar>
+            <w:tcW w:type="dxa" w:w="4320"/>
           </w:tcPr>
           <w:p>
-            <w:pPr>
-              <w:spacing w:before="40" w:after="40"/>
-            </w:pPr>
             <w:r>
-              <w:rPr>
-                <w:rFonts w:ascii="Calibri" w:hAnsi="Calibri"/>
-                <w:b w:val="0"/>
-                <w:i w:val="0"/>
-                <w:sz w:val="20"/>
-              </w:rPr>
               <w:t>09/02/2026</w:t>
             </w:r>
           </w:p>
         </w:tc>
       </w:tr>
       <w:tr>
-        <w:trPr>
-          <w:cantSplit w:val="1"/>
-        </w:trPr>
         <w:tc>
           <w:tcPr>
-            <w:tcW w:type="dxa" w:w="4451"/>
-            <w:tcMar>
-              <w:top w:w="60" w:type="dxa"/>
-              <w:bottom w:w="60" w:type="dxa"/>
-              <w:left w:w="100" w:type="dxa"/>
-              <w:right w:w="100" w:type="dxa"/>
-            </w:tcMar>
-            <w:shd w:val="clear" w:color="auto" w:fill="F0F4F8"/>
+            <w:tcW w:type="dxa" w:w="4320"/>
           </w:tcPr>
           <w:p>
-            <w:pPr>
-              <w:spacing w:before="40" w:after="40"/>
-            </w:pPr>
             <w:r>
               <w:rPr>
-                <w:rFonts w:ascii="Calibri" w:hAnsi="Calibri"/>
                 <w:b/>
-                <w:i w:val="0"/>
-                <w:sz w:val="20"/>
               </w:rPr>
               <w:t>Horário</w:t>
             </w:r>
@@ -543,55 +239,24 @@
         </w:tc>
         <w:tc>
           <w:tcPr>
-            <w:tcW w:type="dxa" w:w="4451"/>
-            <w:tcMar>
-              <w:top w:w="60" w:type="dxa"/>
-              <w:bottom w:w="60" w:type="dxa"/>
-              <w:left w:w="100" w:type="dxa"/>
-              <w:right w:w="100" w:type="dxa"/>
-            </w:tcMar>
+            <w:tcW w:type="dxa" w:w="4320"/>
           </w:tcPr>
           <w:p>
-            <w:pPr>
-              <w:spacing w:before="40" w:after="40"/>
-            </w:pPr>
             <w:r>
-              <w:rPr>
-                <w:rFonts w:ascii="Calibri" w:hAnsi="Calibri"/>
-                <w:b w:val="0"/>
-                <w:i w:val="0"/>
-                <w:sz w:val="20"/>
-              </w:rPr>
               <w:t>09h00 – 11h00</w:t>
             </w:r>
           </w:p>
         </w:tc>
       </w:tr>
       <w:tr>
-        <w:trPr>
-          <w:cantSplit w:val="1"/>
-        </w:trPr>
         <w:tc>
           <w:tcPr>
-            <w:tcW w:type="dxa" w:w="4451"/>
-            <w:tcMar>
-              <w:top w:w="60" w:type="dxa"/>
-              <w:bottom w:w="60" w:type="dxa"/>
-              <w:left w:w="100" w:type="dxa"/>
-              <w:right w:w="100" w:type="dxa"/>
-            </w:tcMar>
-            <w:shd w:val="clear" w:color="auto" w:fill="F0F4F8"/>
+            <w:tcW w:type="dxa" w:w="4320"/>
           </w:tcPr>
           <w:p>
-            <w:pPr>
-              <w:spacing w:before="40" w:after="40"/>
-            </w:pPr>
             <w:r>
               <w:rPr>
-                <w:rFonts w:ascii="Calibri" w:hAnsi="Calibri"/>
                 <w:b/>
-                <w:i w:val="0"/>
-                <w:sz w:val="20"/>
               </w:rPr>
               <w:t>Canal</w:t>
             </w:r>
@@ -599,55 +264,24 @@
         </w:tc>
         <w:tc>
           <w:tcPr>
-            <w:tcW w:type="dxa" w:w="4451"/>
-            <w:tcMar>
-              <w:top w:w="60" w:type="dxa"/>
-              <w:bottom w:w="60" w:type="dxa"/>
-              <w:left w:w="100" w:type="dxa"/>
-              <w:right w:w="100" w:type="dxa"/>
-            </w:tcMar>
+            <w:tcW w:type="dxa" w:w="4320"/>
           </w:tcPr>
           <w:p>
-            <w:pPr>
-              <w:spacing w:before="40" w:after="40"/>
-            </w:pPr>
             <w:r>
-              <w:rPr>
-                <w:rFonts w:ascii="Calibri" w:hAnsi="Calibri"/>
-                <w:b w:val="0"/>
-                <w:i w:val="0"/>
-                <w:sz w:val="20"/>
-              </w:rPr>
               <w:t>Microsoft Teams</w:t>
             </w:r>
           </w:p>
         </w:tc>
       </w:tr>
       <w:tr>
-        <w:trPr>
-          <w:cantSplit w:val="1"/>
-        </w:trPr>
         <w:tc>
           <w:tcPr>
-            <w:tcW w:type="dxa" w:w="4451"/>
-            <w:tcMar>
-              <w:top w:w="60" w:type="dxa"/>
-              <w:bottom w:w="60" w:type="dxa"/>
-              <w:left w:w="100" w:type="dxa"/>
-              <w:right w:w="100" w:type="dxa"/>
-            </w:tcMar>
-            <w:shd w:val="clear" w:color="auto" w:fill="F0F4F8"/>
+            <w:tcW w:type="dxa" w:w="4320"/>
           </w:tcPr>
           <w:p>
-            <w:pPr>
-              <w:spacing w:before="40" w:after="40"/>
-            </w:pPr>
             <w:r>
               <w:rPr>
-                <w:rFonts w:ascii="Calibri" w:hAnsi="Calibri"/>
                 <w:b/>
-                <w:i w:val="0"/>
-                <w:sz w:val="20"/>
               </w:rPr>
               <w:t>Facilitador</w:t>
             </w:r>
@@ -655,55 +289,24 @@
         </w:tc>
         <w:tc>
           <w:tcPr>
-            <w:tcW w:type="dxa" w:w="4451"/>
-            <w:tcMar>
-              <w:top w:w="60" w:type="dxa"/>
-              <w:bottom w:w="60" w:type="dxa"/>
-              <w:left w:w="100" w:type="dxa"/>
-              <w:right w:w="100" w:type="dxa"/>
-            </w:tcMar>
+            <w:tcW w:type="dxa" w:w="4320"/>
           </w:tcPr>
           <w:p>
-            <w:pPr>
-              <w:spacing w:before="40" w:after="40"/>
-            </w:pPr>
             <w:r>
-              <w:rPr>
-                <w:rFonts w:ascii="Calibri" w:hAnsi="Calibri"/>
-                <w:b w:val="0"/>
-                <w:i w:val="0"/>
-                <w:sz w:val="20"/>
-              </w:rPr>
               <w:t>Abraão (Timeware)</w:t>
             </w:r>
           </w:p>
         </w:tc>
       </w:tr>
       <w:tr>
-        <w:trPr>
-          <w:cantSplit w:val="1"/>
-        </w:trPr>
         <w:tc>
           <w:tcPr>
-            <w:tcW w:type="dxa" w:w="4451"/>
-            <w:tcMar>
-              <w:top w:w="60" w:type="dxa"/>
-              <w:bottom w:w="60" w:type="dxa"/>
-              <w:left w:w="100" w:type="dxa"/>
-              <w:right w:w="100" w:type="dxa"/>
-            </w:tcMar>
-            <w:shd w:val="clear" w:color="auto" w:fill="F0F4F8"/>
+            <w:tcW w:type="dxa" w:w="4320"/>
           </w:tcPr>
           <w:p>
-            <w:pPr>
-              <w:spacing w:before="40" w:after="40"/>
-            </w:pPr>
             <w:r>
               <w:rPr>
-                <w:rFonts w:ascii="Calibri" w:hAnsi="Calibri"/>
                 <w:b/>
-                <w:i w:val="0"/>
-                <w:sz w:val="20"/>
               </w:rPr>
               <w:t>Gerente de Projeto</w:t>
             </w:r>
@@ -711,55 +314,24 @@
         </w:tc>
         <w:tc>
           <w:tcPr>
-            <w:tcW w:type="dxa" w:w="4451"/>
-            <w:tcMar>
-              <w:top w:w="60" w:type="dxa"/>
-              <w:bottom w:w="60" w:type="dxa"/>
-              <w:left w:w="100" w:type="dxa"/>
-              <w:right w:w="100" w:type="dxa"/>
-            </w:tcMar>
+            <w:tcW w:type="dxa" w:w="4320"/>
           </w:tcPr>
           <w:p>
-            <w:pPr>
-              <w:spacing w:before="40" w:after="40"/>
-            </w:pPr>
             <w:r>
-              <w:rPr>
-                <w:rFonts w:ascii="Calibri" w:hAnsi="Calibri"/>
-                <w:b w:val="0"/>
-                <w:i w:val="0"/>
-                <w:sz w:val="20"/>
-              </w:rPr>
               <w:t>Abraão</w:t>
             </w:r>
           </w:p>
         </w:tc>
       </w:tr>
       <w:tr>
-        <w:trPr>
-          <w:cantSplit w:val="1"/>
-        </w:trPr>
         <w:tc>
           <w:tcPr>
-            <w:tcW w:type="dxa" w:w="4451"/>
-            <w:tcMar>
-              <w:top w:w="60" w:type="dxa"/>
-              <w:bottom w:w="60" w:type="dxa"/>
-              <w:left w:w="100" w:type="dxa"/>
-              <w:right w:w="100" w:type="dxa"/>
-            </w:tcMar>
-            <w:shd w:val="clear" w:color="auto" w:fill="F0F4F8"/>
+            <w:tcW w:type="dxa" w:w="4320"/>
           </w:tcPr>
           <w:p>
-            <w:pPr>
-              <w:spacing w:before="40" w:after="40"/>
-            </w:pPr>
             <w:r>
               <w:rPr>
-                <w:rFonts w:ascii="Calibri" w:hAnsi="Calibri"/>
                 <w:b/>
-                <w:i w:val="0"/>
-                <w:sz w:val="20"/>
               </w:rPr>
               <w:t>Versão</w:t>
             </w:r>
@@ -767,44 +339,79 @@
         </w:tc>
         <w:tc>
           <w:tcPr>
-            <w:tcW w:type="dxa" w:w="4451"/>
-            <w:tcMar>
-              <w:top w:w="60" w:type="dxa"/>
-              <w:bottom w:w="60" w:type="dxa"/>
-              <w:left w:w="100" w:type="dxa"/>
-              <w:right w:w="100" w:type="dxa"/>
-            </w:tcMar>
+            <w:tcW w:type="dxa" w:w="4320"/>
           </w:tcPr>
           <w:p>
-            <w:pPr>
-              <w:spacing w:before="40" w:after="40"/>
-            </w:pPr>
             <w:r>
-              <w:rPr>
-                <w:rFonts w:ascii="Calibri" w:hAnsi="Calibri"/>
-                <w:b w:val="0"/>
-                <w:i w:val="0"/>
-                <w:sz w:val="20"/>
-              </w:rPr>
-              <w:t>1.1</w:t>
+              <w:t>1.2</w:t>
             </w:r>
           </w:p>
         </w:tc>
       </w:tr>
     </w:tbl>
+    <w:p/>
     <w:p>
       <w:pPr>
-        <w:spacing w:before="0" w:after="160"/>
+        <w:pStyle w:val="IntenseQuote"/>
       </w:pPr>
+      <w:r>
+        <w:rPr>
+          <w:b/>
+        </w:rPr>
+        <w:t>Nota de implementação (26/06/2026):</w:t>
+      </w:r>
+      <w:r>
+        <w:t xml:space="preserve"> A plataforma de DevOps do projeto é o </w:t>
+      </w:r>
+      <w:r>
+        <w:rPr>
+          <w:b/>
+        </w:rPr>
+        <w:t>GitLab</w:t>
+      </w:r>
+      <w:r>
+        <w:t xml:space="preserve"> (http://191.234.192.153), com três repositórios (</w:t>
+      </w:r>
+      <w:r>
+        <w:rPr>
+          <w:rFonts w:ascii="Consolas" w:hAnsi="Consolas"/>
+        </w:rPr>
+        <w:t>MilhasFacil_api</w:t>
+      </w:r>
+      <w:r>
+        <w:t xml:space="preserve">, </w:t>
+      </w:r>
+      <w:r>
+        <w:rPr>
+          <w:rFonts w:ascii="Consolas" w:hAnsi="Consolas"/>
+        </w:rPr>
+        <w:t>MilhasFacil_web</w:t>
+      </w:r>
+      <w:r>
+        <w:t xml:space="preserve">, </w:t>
+      </w:r>
+      <w:r>
+        <w:rPr>
+          <w:rFonts w:ascii="Consolas" w:hAnsi="Consolas"/>
+        </w:rPr>
+        <w:t>MilhasFacil_crawler</w:t>
+      </w:r>
+      <w:r>
+        <w:t xml:space="preserve">) e CI/CD baseado em </w:t>
+      </w:r>
+      <w:r>
+        <w:rPr>
+          <w:b/>
+        </w:rPr>
+        <w:t>Docker runner (runner-vm-docker)</w:t>
+      </w:r>
+      <w:r>
+        <w:t>, alinhado ao estado real registrado nos demais documentos do projeto.</w:t>
+      </w:r>
     </w:p>
     <w:p>
       <w:pPr>
-        <w:pStyle w:val="Heading1"/>
-        <w:keepNext/>
-        <w:keepLines/>
-        <w:pBdr>
-          <w:bottom w:val="single" w:sz="4" w:space="2" w:color="D6E4F0"/>
-        </w:pBdr>
+        <w:pStyle w:val="Heading2"/>
       </w:pPr>
       <w:r>
         <w:t>1. Participantes</w:t>
@@ -812,48 +419,24 @@
     </w:p>
     <w:tbl>
       <w:tblPr>
+        <w:tblStyle w:val="TableGrid"/>
         <w:tblW w:type="auto" w:w="0"/>
         <w:tblLook w:firstColumn="1" w:firstRow="1" w:lastColumn="0" w:lastRow="0" w:noHBand="0" w:noVBand="1" w:val="04A0"/>
-        <w:tblBorders>
-          <w:top w:val="single" w:sz="4" w:space="0" w:color="003366"/>
-          <w:left w:val="single" w:sz="4" w:space="0" w:color="003366"/>
-          <w:bottom w:val="single" w:sz="4" w:space="0" w:color="003366"/>
-          <w:right w:val="single" w:sz="4" w:space="0" w:color="003366"/>
-          <w:insideH w:val="single" w:sz="4" w:space="0" w:color="003366"/>
-          <w:insideV w:val="single" w:sz="4" w:space="0" w:color="003366"/>
-        </w:tblBorders>
       </w:tblPr>
       <w:tblGrid>
-        <w:gridCol w:w="2967"/>
-        <w:gridCol w:w="2967"/>
-        <w:gridCol w:w="2967"/>
+        <w:gridCol w:w="2880"/>
+        <w:gridCol w:w="2880"/>
+        <w:gridCol w:w="2880"/>
       </w:tblGrid>
       <w:tr>
-        <w:trPr>
-          <w:cantSplit w:val="1"/>
-        </w:trPr>
         <w:tc>
           <w:tcPr>
-            <w:tcW w:type="dxa" w:w="2967"/>
-            <w:tcMar>
-              <w:top w:w="60" w:type="dxa"/>
-              <w:bottom w:w="60" w:type="dxa"/>
-              <w:left w:w="100" w:type="dxa"/>
-              <w:right w:w="100" w:type="dxa"/>
-            </w:tcMar>
-            <w:shd w:val="clear" w:color="auto" w:fill="003366"/>
+            <w:tcW w:type="dxa" w:w="2880"/>
           </w:tcPr>
           <w:p>
-            <w:pPr>
-              <w:spacing w:before="40" w:after="40"/>
-            </w:pPr>
             <w:r>
               <w:rPr>
-                <w:rFonts w:ascii="Calibri" w:hAnsi="Calibri"/>
                 <w:b/>
-                <w:i w:val="0"/>
-                <w:color w:val="FFFFFF"/>
-                <w:sz w:val="20"/>
               </w:rPr>
               <w:t>Nome</w:t>
             </w:r>
@@ -861,26 +444,12 @@
         </w:tc>
         <w:tc>
           <w:tcPr>
-            <w:tcW w:type="dxa" w:w="2967"/>
-            <w:tcMar>
-              <w:top w:w="60" w:type="dxa"/>
-              <w:bottom w:w="60" w:type="dxa"/>
-              <w:left w:w="100" w:type="dxa"/>
-              <w:right w:w="100" w:type="dxa"/>
-            </w:tcMar>
-            <w:shd w:val="clear" w:color="auto" w:fill="003366"/>
+            <w:tcW w:type="dxa" w:w="2880"/>
           </w:tcPr>
           <w:p>
-            <w:pPr>
-              <w:spacing w:before="40" w:after="40"/>
-            </w:pPr>
             <w:r>
               <w:rPr>
-                <w:rFonts w:ascii="Calibri" w:hAnsi="Calibri"/>
                 <w:b/>
-                <w:i w:val="0"/>
-                <w:color w:val="FFFFFF"/>
-                <w:sz w:val="20"/>
               </w:rPr>
               <w:t>Empresa</w:t>
             </w:r>
@@ -888,26 +457,12 @@
         </w:tc>
         <w:tc>
           <w:tcPr>
-            <w:tcW w:type="dxa" w:w="2967"/>
-            <w:tcMar>
-              <w:top w:w="60" w:type="dxa"/>
-              <w:bottom w:w="60" w:type="dxa"/>
-              <w:left w:w="100" w:type="dxa"/>
-              <w:right w:w="100" w:type="dxa"/>
-            </w:tcMar>
-            <w:shd w:val="clear" w:color="auto" w:fill="003366"/>
+            <w:tcW w:type="dxa" w:w="2880"/>
           </w:tcPr>
           <w:p>
-            <w:pPr>
-              <w:spacing w:before="40" w:after="40"/>
-            </w:pPr>
             <w:r>
               <w:rPr>
-                <w:rFonts w:ascii="Calibri" w:hAnsi="Calibri"/>
                 <w:b/>
-                <w:i w:val="0"/>
-                <w:color w:val="FFFFFF"/>
-                <w:sz w:val="20"/>
               </w:rPr>
               <w:t>Papel</w:t>
             </w:r>
@@ -915,671 +470,266 @@
         </w:tc>
       </w:tr>
       <w:tr>
-        <w:trPr>
-          <w:cantSplit w:val="1"/>
-        </w:trPr>
         <w:tc>
           <w:tcPr>
-            <w:tcW w:type="dxa" w:w="2967"/>
-            <w:tcMar>
-              <w:top w:w="60" w:type="dxa"/>
-              <w:bottom w:w="60" w:type="dxa"/>
-              <w:left w:w="100" w:type="dxa"/>
-              <w:right w:w="100" w:type="dxa"/>
-            </w:tcMar>
-            <w:shd w:val="clear" w:color="auto" w:fill="EBF5FB"/>
+            <w:tcW w:type="dxa" w:w="2880"/>
           </w:tcPr>
           <w:p>
-            <w:pPr>
-              <w:spacing w:before="40" w:after="40"/>
-            </w:pPr>
             <w:r>
-              <w:rPr>
-                <w:rFonts w:ascii="Calibri" w:hAnsi="Calibri"/>
-                <w:b w:val="0"/>
-                <w:i w:val="0"/>
-                <w:sz w:val="20"/>
-              </w:rPr>
               <w:t>Abraão</w:t>
             </w:r>
           </w:p>
         </w:tc>
         <w:tc>
           <w:tcPr>
-            <w:tcW w:type="dxa" w:w="2967"/>
-            <w:tcMar>
-              <w:top w:w="60" w:type="dxa"/>
-              <w:bottom w:w="60" w:type="dxa"/>
-              <w:left w:w="100" w:type="dxa"/>
-              <w:right w:w="100" w:type="dxa"/>
-            </w:tcMar>
-            <w:shd w:val="clear" w:color="auto" w:fill="EBF5FB"/>
+            <w:tcW w:type="dxa" w:w="2880"/>
           </w:tcPr>
           <w:p>
-            <w:pPr>
-              <w:spacing w:before="40" w:after="40"/>
-            </w:pPr>
             <w:r>
-              <w:rPr>
-                <w:rFonts w:ascii="Calibri" w:hAnsi="Calibri"/>
-                <w:b w:val="0"/>
-                <w:i w:val="0"/>
-                <w:sz w:val="20"/>
-              </w:rPr>
               <w:t>Timeware</w:t>
             </w:r>
           </w:p>
         </w:tc>
         <w:tc>
           <w:tcPr>
-            <w:tcW w:type="dxa" w:w="2967"/>
-            <w:tcMar>
-              <w:top w:w="60" w:type="dxa"/>
-              <w:bottom w:w="60" w:type="dxa"/>
-              <w:left w:w="100" w:type="dxa"/>
-              <w:right w:w="100" w:type="dxa"/>
-            </w:tcMar>
-            <w:shd w:val="clear" w:color="auto" w:fill="EBF5FB"/>
+            <w:tcW w:type="dxa" w:w="2880"/>
           </w:tcPr>
           <w:p>
-            <w:pPr>
-              <w:spacing w:before="40" w:after="40"/>
-            </w:pPr>
             <w:r>
-              <w:rPr>
-                <w:rFonts w:ascii="Calibri" w:hAnsi="Calibri"/>
-                <w:b w:val="0"/>
-                <w:i w:val="0"/>
-                <w:sz w:val="20"/>
-              </w:rPr>
               <w:t>Gerente de Projeto / Facilitador (gestão; não codifica)</w:t>
             </w:r>
           </w:p>
         </w:tc>
       </w:tr>
       <w:tr>
-        <w:trPr>
-          <w:cantSplit w:val="1"/>
-        </w:trPr>
         <w:tc>
           <w:tcPr>
-            <w:tcW w:type="dxa" w:w="2967"/>
-            <w:tcMar>
-              <w:top w:w="60" w:type="dxa"/>
-              <w:bottom w:w="60" w:type="dxa"/>
-              <w:left w:w="100" w:type="dxa"/>
-              <w:right w:w="100" w:type="dxa"/>
-            </w:tcMar>
+            <w:tcW w:type="dxa" w:w="2880"/>
           </w:tcPr>
           <w:p>
-            <w:pPr>
-              <w:spacing w:before="40" w:after="40"/>
-            </w:pPr>
             <w:r>
-              <w:rPr>
-                <w:rFonts w:ascii="Calibri" w:hAnsi="Calibri"/>
-                <w:b w:val="0"/>
-                <w:i w:val="0"/>
-                <w:sz w:val="20"/>
-              </w:rPr>
               <w:t>Cézar Velazquez</w:t>
             </w:r>
           </w:p>
         </w:tc>
         <w:tc>
           <w:tcPr>
-            <w:tcW w:type="dxa" w:w="2967"/>
-            <w:tcMar>
-              <w:top w:w="60" w:type="dxa"/>
-              <w:bottom w:w="60" w:type="dxa"/>
-              <w:left w:w="100" w:type="dxa"/>
-              <w:right w:w="100" w:type="dxa"/>
-            </w:tcMar>
+            <w:tcW w:type="dxa" w:w="2880"/>
           </w:tcPr>
           <w:p>
-            <w:pPr>
-              <w:spacing w:before="40" w:after="40"/>
-            </w:pPr>
             <w:r>
-              <w:rPr>
-                <w:rFonts w:ascii="Calibri" w:hAnsi="Calibri"/>
-                <w:b w:val="0"/>
-                <w:i w:val="0"/>
-                <w:sz w:val="20"/>
-              </w:rPr>
               <w:t>Timeware</w:t>
             </w:r>
           </w:p>
         </w:tc>
         <w:tc>
           <w:tcPr>
-            <w:tcW w:type="dxa" w:w="2967"/>
-            <w:tcMar>
-              <w:top w:w="60" w:type="dxa"/>
-              <w:bottom w:w="60" w:type="dxa"/>
-              <w:left w:w="100" w:type="dxa"/>
-              <w:right w:w="100" w:type="dxa"/>
-            </w:tcMar>
+            <w:tcW w:type="dxa" w:w="2880"/>
           </w:tcPr>
           <w:p>
-            <w:pPr>
-              <w:spacing w:before="40" w:after="40"/>
-            </w:pPr>
             <w:r>
-              <w:rPr>
-                <w:rFonts w:ascii="Calibri" w:hAnsi="Calibri"/>
-                <w:b w:val="0"/>
-                <w:i w:val="0"/>
-                <w:sz w:val="20"/>
-              </w:rPr>
               <w:t>Tech Lead / Arquiteto / DevOps (revisor de PR)</w:t>
             </w:r>
           </w:p>
         </w:tc>
       </w:tr>
       <w:tr>
-        <w:trPr>
-          <w:cantSplit w:val="1"/>
-        </w:trPr>
         <w:tc>
           <w:tcPr>
-            <w:tcW w:type="dxa" w:w="2967"/>
-            <w:tcMar>
-              <w:top w:w="60" w:type="dxa"/>
-              <w:bottom w:w="60" w:type="dxa"/>
-              <w:left w:w="100" w:type="dxa"/>
-              <w:right w:w="100" w:type="dxa"/>
-            </w:tcMar>
-            <w:shd w:val="clear" w:color="auto" w:fill="EBF5FB"/>
+            <w:tcW w:type="dxa" w:w="2880"/>
           </w:tcPr>
           <w:p>
-            <w:pPr>
-              <w:spacing w:before="40" w:after="40"/>
-            </w:pPr>
             <w:r>
-              <w:rPr>
-                <w:rFonts w:ascii="Calibri" w:hAnsi="Calibri"/>
-                <w:b w:val="0"/>
-                <w:i w:val="0"/>
-                <w:sz w:val="20"/>
-              </w:rPr>
               <w:t>Felipe Santos</w:t>
             </w:r>
           </w:p>
         </w:tc>
         <w:tc>
           <w:tcPr>
-            <w:tcW w:type="dxa" w:w="2967"/>
-            <w:tcMar>
-              <w:top w:w="60" w:type="dxa"/>
-              <w:bottom w:w="60" w:type="dxa"/>
-              <w:left w:w="100" w:type="dxa"/>
-              <w:right w:w="100" w:type="dxa"/>
-            </w:tcMar>
-            <w:shd w:val="clear" w:color="auto" w:fill="EBF5FB"/>
+            <w:tcW w:type="dxa" w:w="2880"/>
           </w:tcPr>
           <w:p>
-            <w:pPr>
-              <w:spacing w:before="40" w:after="40"/>
-            </w:pPr>
             <w:r>
-              <w:rPr>
-                <w:rFonts w:ascii="Calibri" w:hAnsi="Calibri"/>
-                <w:b w:val="0"/>
-                <w:i w:val="0"/>
-                <w:sz w:val="20"/>
-              </w:rPr>
               <w:t>Timeware</w:t>
             </w:r>
           </w:p>
         </w:tc>
         <w:tc>
           <w:tcPr>
-            <w:tcW w:type="dxa" w:w="2967"/>
-            <w:tcMar>
-              <w:top w:w="60" w:type="dxa"/>
-              <w:bottom w:w="60" w:type="dxa"/>
-              <w:left w:w="100" w:type="dxa"/>
-              <w:right w:w="100" w:type="dxa"/>
-            </w:tcMar>
-            <w:shd w:val="clear" w:color="auto" w:fill="EBF5FB"/>
+            <w:tcW w:type="dxa" w:w="2880"/>
           </w:tcPr>
           <w:p>
-            <w:pPr>
-              <w:spacing w:before="40" w:after="40"/>
-            </w:pPr>
             <w:r>
-              <w:rPr>
-                <w:rFonts w:ascii="Calibri" w:hAnsi="Calibri"/>
-                <w:b w:val="0"/>
-                <w:i w:val="0"/>
-                <w:sz w:val="20"/>
-              </w:rPr>
               <w:t>Dev Backend Principal (API + crawlers)</w:t>
             </w:r>
           </w:p>
         </w:tc>
       </w:tr>
       <w:tr>
-        <w:trPr>
-          <w:cantSplit w:val="1"/>
-        </w:trPr>
         <w:tc>
           <w:tcPr>
-            <w:tcW w:type="dxa" w:w="2967"/>
-            <w:tcMar>
-              <w:top w:w="60" w:type="dxa"/>
-              <w:bottom w:w="60" w:type="dxa"/>
-              <w:left w:w="100" w:type="dxa"/>
-              <w:right w:w="100" w:type="dxa"/>
-            </w:tcMar>
+            <w:tcW w:type="dxa" w:w="2880"/>
           </w:tcPr>
           <w:p>
-            <w:pPr>
-              <w:spacing w:before="40" w:after="40"/>
-            </w:pPr>
             <w:r>
-              <w:rPr>
-                <w:rFonts w:ascii="Calibri" w:hAnsi="Calibri"/>
-                <w:b w:val="0"/>
-                <w:i w:val="0"/>
-                <w:sz w:val="20"/>
-              </w:rPr>
               <w:t>Lucas Batista</w:t>
             </w:r>
           </w:p>
         </w:tc>
         <w:tc>
           <w:tcPr>
-            <w:tcW w:type="dxa" w:w="2967"/>
-            <w:tcMar>
-              <w:top w:w="60" w:type="dxa"/>
-              <w:bottom w:w="60" w:type="dxa"/>
-              <w:left w:w="100" w:type="dxa"/>
-              <w:right w:w="100" w:type="dxa"/>
-            </w:tcMar>
+            <w:tcW w:type="dxa" w:w="2880"/>
           </w:tcPr>
           <w:p>
-            <w:pPr>
-              <w:spacing w:before="40" w:after="40"/>
-            </w:pPr>
             <w:r>
-              <w:rPr>
-                <w:rFonts w:ascii="Calibri" w:hAnsi="Calibri"/>
-                <w:b w:val="0"/>
-                <w:i w:val="0"/>
-                <w:sz w:val="20"/>
-              </w:rPr>
               <w:t>Timeware</w:t>
             </w:r>
           </w:p>
         </w:tc>
         <w:tc>
           <w:tcPr>
-            <w:tcW w:type="dxa" w:w="2967"/>
-            <w:tcMar>
-              <w:top w:w="60" w:type="dxa"/>
-              <w:bottom w:w="60" w:type="dxa"/>
-              <w:left w:w="100" w:type="dxa"/>
-              <w:right w:w="100" w:type="dxa"/>
-            </w:tcMar>
+            <w:tcW w:type="dxa" w:w="2880"/>
           </w:tcPr>
           <w:p>
-            <w:pPr>
-              <w:spacing w:before="40" w:after="40"/>
-            </w:pPr>
             <w:r>
-              <w:rPr>
-                <w:rFonts w:ascii="Calibri" w:hAnsi="Calibri"/>
-                <w:b w:val="0"/>
-                <w:i w:val="0"/>
-                <w:sz w:val="20"/>
-              </w:rPr>
               <w:t>Full Stack</w:t>
             </w:r>
           </w:p>
         </w:tc>
       </w:tr>
       <w:tr>
-        <w:trPr>
-          <w:cantSplit w:val="1"/>
-        </w:trPr>
         <w:tc>
           <w:tcPr>
-            <w:tcW w:type="dxa" w:w="2967"/>
-            <w:tcMar>
-              <w:top w:w="60" w:type="dxa"/>
-              <w:bottom w:w="60" w:type="dxa"/>
-              <w:left w:w="100" w:type="dxa"/>
-              <w:right w:w="100" w:type="dxa"/>
-            </w:tcMar>
-            <w:shd w:val="clear" w:color="auto" w:fill="EBF5FB"/>
+            <w:tcW w:type="dxa" w:w="2880"/>
           </w:tcPr>
           <w:p>
-            <w:pPr>
-              <w:spacing w:before="40" w:after="40"/>
-            </w:pPr>
             <w:r>
-              <w:rPr>
-                <w:rFonts w:ascii="Calibri" w:hAnsi="Calibri"/>
-                <w:b w:val="0"/>
-                <w:i w:val="0"/>
-                <w:sz w:val="20"/>
-              </w:rPr>
               <w:t>Henry Oliveira</w:t>
             </w:r>
           </w:p>
         </w:tc>
         <w:tc>
           <w:tcPr>
-            <w:tcW w:type="dxa" w:w="2967"/>
-            <w:tcMar>
-              <w:top w:w="60" w:type="dxa"/>
-              <w:bottom w:w="60" w:type="dxa"/>
-              <w:left w:w="100" w:type="dxa"/>
-              <w:right w:w="100" w:type="dxa"/>
-            </w:tcMar>
-            <w:shd w:val="clear" w:color="auto" w:fill="EBF5FB"/>
+            <w:tcW w:type="dxa" w:w="2880"/>
           </w:tcPr>
           <w:p>
-            <w:pPr>
-              <w:spacing w:before="40" w:after="40"/>
-            </w:pPr>
             <w:r>
-              <w:rPr>
-                <w:rFonts w:ascii="Calibri" w:hAnsi="Calibri"/>
-                <w:b w:val="0"/>
-                <w:i w:val="0"/>
-                <w:sz w:val="20"/>
-              </w:rPr>
               <w:t>Timeware</w:t>
             </w:r>
           </w:p>
         </w:tc>
         <w:tc>
           <w:tcPr>
-            <w:tcW w:type="dxa" w:w="2967"/>
-            <w:tcMar>
-              <w:top w:w="60" w:type="dxa"/>
-              <w:bottom w:w="60" w:type="dxa"/>
-              <w:left w:w="100" w:type="dxa"/>
-              <w:right w:w="100" w:type="dxa"/>
-            </w:tcMar>
-            <w:shd w:val="clear" w:color="auto" w:fill="EBF5FB"/>
+            <w:tcW w:type="dxa" w:w="2880"/>
           </w:tcPr>
           <w:p>
-            <w:pPr>
-              <w:spacing w:before="40" w:after="40"/>
-            </w:pPr>
             <w:r>
-              <w:rPr>
-                <w:rFonts w:ascii="Calibri" w:hAnsi="Calibri"/>
-                <w:b w:val="0"/>
-                <w:i w:val="0"/>
-                <w:sz w:val="20"/>
-              </w:rPr>
               <w:t>Full Stack</w:t>
             </w:r>
           </w:p>
         </w:tc>
       </w:tr>
       <w:tr>
-        <w:trPr>
-          <w:cantSplit w:val="1"/>
-        </w:trPr>
         <w:tc>
           <w:tcPr>
-            <w:tcW w:type="dxa" w:w="2967"/>
-            <w:tcMar>
-              <w:top w:w="60" w:type="dxa"/>
-              <w:bottom w:w="60" w:type="dxa"/>
-              <w:left w:w="100" w:type="dxa"/>
-              <w:right w:w="100" w:type="dxa"/>
-            </w:tcMar>
+            <w:tcW w:type="dxa" w:w="2880"/>
           </w:tcPr>
           <w:p>
-            <w:pPr>
-              <w:spacing w:before="40" w:after="40"/>
-            </w:pPr>
             <w:r>
-              <w:rPr>
-                <w:rFonts w:ascii="Calibri" w:hAnsi="Calibri"/>
-                <w:b w:val="0"/>
-                <w:i w:val="0"/>
-                <w:sz w:val="20"/>
-              </w:rPr>
               <w:t>Jonathan Alves</w:t>
             </w:r>
           </w:p>
         </w:tc>
         <w:tc>
           <w:tcPr>
-            <w:tcW w:type="dxa" w:w="2967"/>
-            <w:tcMar>
-              <w:top w:w="60" w:type="dxa"/>
-              <w:bottom w:w="60" w:type="dxa"/>
-              <w:left w:w="100" w:type="dxa"/>
-              <w:right w:w="100" w:type="dxa"/>
-            </w:tcMar>
+            <w:tcW w:type="dxa" w:w="2880"/>
           </w:tcPr>
           <w:p>
-            <w:pPr>
-              <w:spacing w:before="40" w:after="40"/>
-            </w:pPr>
             <w:r>
-              <w:rPr>
-                <w:rFonts w:ascii="Calibri" w:hAnsi="Calibri"/>
-                <w:b w:val="0"/>
-                <w:i w:val="0"/>
-                <w:sz w:val="20"/>
-              </w:rPr>
               <w:t>Timeware</w:t>
             </w:r>
           </w:p>
         </w:tc>
         <w:tc>
           <w:tcPr>
-            <w:tcW w:type="dxa" w:w="2967"/>
-            <w:tcMar>
-              <w:top w:w="60" w:type="dxa"/>
-              <w:bottom w:w="60" w:type="dxa"/>
-              <w:left w:w="100" w:type="dxa"/>
-              <w:right w:w="100" w:type="dxa"/>
-            </w:tcMar>
+            <w:tcW w:type="dxa" w:w="2880"/>
           </w:tcPr>
           <w:p>
-            <w:pPr>
-              <w:spacing w:before="40" w:after="40"/>
-            </w:pPr>
             <w:r>
-              <w:rPr>
-                <w:rFonts w:ascii="Calibri" w:hAnsi="Calibri"/>
-                <w:b w:val="0"/>
-                <w:i w:val="0"/>
-                <w:sz w:val="20"/>
-              </w:rPr>
               <w:t>QA (teste manual)</w:t>
             </w:r>
           </w:p>
         </w:tc>
       </w:tr>
       <w:tr>
-        <w:trPr>
-          <w:cantSplit w:val="1"/>
-        </w:trPr>
         <w:tc>
           <w:tcPr>
-            <w:tcW w:type="dxa" w:w="2967"/>
-            <w:tcMar>
-              <w:top w:w="60" w:type="dxa"/>
-              <w:bottom w:w="60" w:type="dxa"/>
-              <w:left w:w="100" w:type="dxa"/>
-              <w:right w:w="100" w:type="dxa"/>
-            </w:tcMar>
-            <w:shd w:val="clear" w:color="auto" w:fill="EBF5FB"/>
+            <w:tcW w:type="dxa" w:w="2880"/>
           </w:tcPr>
           <w:p>
-            <w:pPr>
-              <w:spacing w:before="40" w:after="40"/>
-            </w:pPr>
             <w:r>
-              <w:rPr>
-                <w:rFonts w:ascii="Calibri" w:hAnsi="Calibri"/>
-                <w:b w:val="0"/>
-                <w:i w:val="0"/>
-                <w:sz w:val="20"/>
-              </w:rPr>
               <w:t>Carol (Caroline)</w:t>
             </w:r>
           </w:p>
         </w:tc>
         <w:tc>
           <w:tcPr>
-            <w:tcW w:type="dxa" w:w="2967"/>
-            <w:tcMar>
-              <w:top w:w="60" w:type="dxa"/>
-              <w:bottom w:w="60" w:type="dxa"/>
-              <w:left w:w="100" w:type="dxa"/>
-              <w:right w:w="100" w:type="dxa"/>
-            </w:tcMar>
-            <w:shd w:val="clear" w:color="auto" w:fill="EBF5FB"/>
+            <w:tcW w:type="dxa" w:w="2880"/>
           </w:tcPr>
           <w:p>
-            <w:pPr>
-              <w:spacing w:before="40" w:after="40"/>
-            </w:pPr>
             <w:r>
-              <w:rPr>
-                <w:rFonts w:ascii="Calibri" w:hAnsi="Calibri"/>
-                <w:b w:val="0"/>
-                <w:i w:val="0"/>
-                <w:sz w:val="20"/>
-              </w:rPr>
               <w:t>Timeware</w:t>
             </w:r>
           </w:p>
         </w:tc>
         <w:tc>
           <w:tcPr>
-            <w:tcW w:type="dxa" w:w="2967"/>
-            <w:tcMar>
-              <w:top w:w="60" w:type="dxa"/>
-              <w:bottom w:w="60" w:type="dxa"/>
-              <w:left w:w="100" w:type="dxa"/>
-              <w:right w:w="100" w:type="dxa"/>
-            </w:tcMar>
-            <w:shd w:val="clear" w:color="auto" w:fill="EBF5FB"/>
+            <w:tcW w:type="dxa" w:w="2880"/>
           </w:tcPr>
           <w:p>
-            <w:pPr>
-              <w:spacing w:before="40" w:after="40"/>
-            </w:pPr>
             <w:r>
-              <w:rPr>
-                <w:rFonts w:ascii="Calibri" w:hAnsi="Calibri"/>
-                <w:b w:val="0"/>
-                <w:i w:val="0"/>
-                <w:sz w:val="20"/>
-              </w:rPr>
               <w:t>GQA independente (auditoria de processo)</w:t>
             </w:r>
           </w:p>
         </w:tc>
       </w:tr>
       <w:tr>
-        <w:trPr>
-          <w:cantSplit w:val="1"/>
-        </w:trPr>
         <w:tc>
           <w:tcPr>
-            <w:tcW w:type="dxa" w:w="2967"/>
-            <w:tcMar>
-              <w:top w:w="60" w:type="dxa"/>
-              <w:bottom w:w="60" w:type="dxa"/>
-              <w:left w:w="100" w:type="dxa"/>
-              <w:right w:w="100" w:type="dxa"/>
-            </w:tcMar>
+            <w:tcW w:type="dxa" w:w="2880"/>
           </w:tcPr>
           <w:p>
-            <w:pPr>
-              <w:spacing w:before="40" w:after="40"/>
-            </w:pPr>
             <w:r>
-              <w:rPr>
-                <w:rFonts w:ascii="Calibri" w:hAnsi="Calibri"/>
-                <w:b w:val="0"/>
-                <w:i w:val="0"/>
-                <w:sz w:val="20"/>
-              </w:rPr>
               <w:t>PO Hub de Milhas</w:t>
             </w:r>
           </w:p>
         </w:tc>
         <w:tc>
           <w:tcPr>
-            <w:tcW w:type="dxa" w:w="2967"/>
-            <w:tcMar>
-              <w:top w:w="60" w:type="dxa"/>
-              <w:bottom w:w="60" w:type="dxa"/>
-              <w:left w:w="100" w:type="dxa"/>
-              <w:right w:w="100" w:type="dxa"/>
-            </w:tcMar>
+            <w:tcW w:type="dxa" w:w="2880"/>
           </w:tcPr>
           <w:p>
-            <w:pPr>
-              <w:spacing w:before="40" w:after="40"/>
-            </w:pPr>
             <w:r>
-              <w:rPr>
-                <w:rFonts w:ascii="Calibri" w:hAnsi="Calibri"/>
-                <w:b w:val="0"/>
-                <w:i w:val="0"/>
-                <w:sz w:val="20"/>
-              </w:rPr>
               <w:t>Hub de Milhas</w:t>
             </w:r>
           </w:p>
         </w:tc>
         <w:tc>
           <w:tcPr>
-            <w:tcW w:type="dxa" w:w="2967"/>
-            <w:tcMar>
-              <w:top w:w="60" w:type="dxa"/>
-              <w:bottom w:w="60" w:type="dxa"/>
-              <w:left w:w="100" w:type="dxa"/>
-              <w:right w:w="100" w:type="dxa"/>
-            </w:tcMar>
+            <w:tcW w:type="dxa" w:w="2880"/>
           </w:tcPr>
           <w:p>
-            <w:pPr>
-              <w:spacing w:before="40" w:after="40"/>
-            </w:pPr>
             <w:r>
-              <w:rPr>
-                <w:rFonts w:ascii="Calibri" w:hAnsi="Calibri"/>
-                <w:b w:val="0"/>
-                <w:i w:val="0"/>
-                <w:sz w:val="20"/>
-              </w:rPr>
               <w:t>Product Owner</w:t>
             </w:r>
           </w:p>
         </w:tc>
       </w:tr>
     </w:tbl>
+    <w:p/>
     <w:p>
       <w:pPr>
-        <w:spacing w:before="0" w:after="160"/>
-      </w:pPr>
-    </w:p>
-    <w:p>
-      <w:pPr>
-        <w:pStyle w:val="Heading1"/>
-        <w:keepNext/>
-        <w:keepLines/>
-        <w:pBdr>
-          <w:bottom w:val="single" w:sz="4" w:space="2" w:color="D6E4F0"/>
-        </w:pBdr>
+        <w:pStyle w:val="Heading2"/>
       </w:pPr>
       <w:r>
         <w:t>2. Pauta</w:t>
@@ -1588,116 +738,62 @@
     <w:p>
       <w:pPr>
         <w:pStyle w:val="ListNumber"/>
-        <w:spacing w:before="20" w:after="40"/>
       </w:pPr>
       <w:r>
-        <w:rPr>
-          <w:rFonts w:ascii="Calibri" w:hAnsi="Calibri"/>
-          <w:b w:val="0"/>
-          <w:i w:val="0"/>
-          <w:sz w:val="22"/>
-        </w:rPr>
         <w:t>Apresentação da equipe Timeware ao Hub de Milhas</w:t>
       </w:r>
     </w:p>
     <w:p>
       <w:pPr>
         <w:pStyle w:val="ListNumber"/>
-        <w:spacing w:before="20" w:after="40"/>
       </w:pPr>
       <w:r>
-        <w:rPr>
-          <w:rFonts w:ascii="Calibri" w:hAnsi="Calibri"/>
-          <w:b w:val="0"/>
-          <w:i w:val="0"/>
-          <w:sz w:val="22"/>
-        </w:rPr>
         <w:t>Revisão do escopo e dos objetivos do produto</w:t>
       </w:r>
     </w:p>
     <w:p>
       <w:pPr>
         <w:pStyle w:val="ListNumber"/>
-        <w:spacing w:before="20" w:after="40"/>
       </w:pPr>
       <w:r>
-        <w:rPr>
-          <w:rFonts w:ascii="Calibri" w:hAnsi="Calibri"/>
-          <w:b w:val="0"/>
-          <w:i w:val="0"/>
-          <w:sz w:val="22"/>
-        </w:rPr>
         <w:t>Definição da arquitetura macro da solução (API · Web · Crawler)</w:t>
       </w:r>
     </w:p>
     <w:p>
       <w:pPr>
         <w:pStyle w:val="ListNumber"/>
-        <w:spacing w:before="20" w:after="40"/>
       </w:pPr>
       <w:r>
-        <w:rPr>
-          <w:rFonts w:ascii="Calibri" w:hAnsi="Calibri"/>
-          <w:b w:val="0"/>
-          <w:i w:val="0"/>
-          <w:sz w:val="22"/>
-        </w:rPr>
         <w:t>Cadência de trabalho: dailys, sprints e cerimônias</w:t>
       </w:r>
     </w:p>
     <w:p>
       <w:pPr>
         <w:pStyle w:val="ListNumber"/>
-        <w:spacing w:before="20" w:after="40"/>
       </w:pPr>
       <w:r>
-        <w:rPr>
-          <w:rFonts w:ascii="Calibri" w:hAnsi="Calibri"/>
-          <w:b w:val="0"/>
-          <w:i w:val="0"/>
-          <w:sz w:val="22"/>
-        </w:rPr>
-        <w:t>Gestão de acessos: Azure DevOps, repositórios e ambientes</w:t>
+        <w:t>Gestão de acessos: GitLab, repositórios e ambientes</w:t>
       </w:r>
     </w:p>
     <w:p>
       <w:pPr>
         <w:pStyle w:val="ListNumber"/>
-        <w:spacing w:before="20" w:after="40"/>
       </w:pPr>
       <w:r>
-        <w:rPr>
-          <w:rFonts w:ascii="Calibri" w:hAnsi="Calibri"/>
-          <w:b w:val="0"/>
-          <w:i w:val="0"/>
-          <w:sz w:val="22"/>
-        </w:rPr>
         <w:t>Definição da política de branch, rastreabilidade e gate de CI</w:t>
       </w:r>
     </w:p>
     <w:p>
       <w:pPr>
         <w:pStyle w:val="ListNumber"/>
-        <w:spacing w:before="20" w:after="40"/>
       </w:pPr>
       <w:r>
-        <w:rPr>
-          <w:rFonts w:ascii="Calibri" w:hAnsi="Calibri"/>
-          <w:b w:val="0"/>
-          <w:i w:val="0"/>
-          <w:sz w:val="22"/>
-        </w:rPr>
         <w:t>Próximos passos e ações imediatas</w:t>
       </w:r>
     </w:p>
     <w:p>
       <w:pPr>
-        <w:pStyle w:val="Heading1"/>
-        <w:keepNext/>
-        <w:keepLines/>
-        <w:pBdr>
-          <w:bottom w:val="single" w:sz="4" w:space="2" w:color="D6E4F0"/>
-        </w:pBdr>
+        <w:pStyle w:val="Heading2"/>
       </w:pPr>
       <w:r>
         <w:t>3. Resumo das discussões</w:t>
@@ -1705,344 +801,177 @@
     </w:p>
     <w:p>
       <w:pPr>
-        <w:pStyle w:val="Heading2"/>
-        <w:keepNext/>
-        <w:keepLines/>
+        <w:pStyle w:val="Heading3"/>
       </w:pPr>
       <w:r>
         <w:t>3.1 Apresentação da equipe e alinhamento de papéis</w:t>
       </w:r>
     </w:p>
     <w:p>
-      <w:pPr>
-        <w:spacing w:before="0" w:after="120"/>
-      </w:pPr>
       <w:r>
-        <w:rPr>
-          <w:rFonts w:ascii="Calibri" w:hAnsi="Calibri"/>
-          <w:b w:val="0"/>
-          <w:i w:val="0"/>
-          <w:sz w:val="22"/>
-        </w:rPr>
         <w:t>A Timeware apresentou a equipe ao Hub de Milhas. Ficou estabelecido que Abraão atuaria como Gerente de Projeto (sem codificar e fora do DevOps), ponto de gestão e aprovador do escopo/change request; Cézar Velazquez como Tech Lead / Arquiteto / DevOps, responsável pela arquitetura, pela infraestrutura/pipeline e pela aprovação de todos os PRs (revisor de PR); Felipe Santos como Dev Backend Principal (API e crawlers); Lucas Batista e Henry Oliveira como desenvolvedores Full Stack; Jonathan Alves como QA, executando os testes de forma manual e gerando as evidências; e Carol (Caroline) como GQA independente, responsável pela auditoria de processo (sem codificar e fora do DevOps). Ficou distinta a função de QA (Jonathan, que executa os testes) da função de GQA (Carol, que audita o processo). O PO do Hub de Milhas seria o ponto de negócio e priorização do backlog.</w:t>
       </w:r>
     </w:p>
     <w:p>
       <w:pPr>
-        <w:pStyle w:val="Heading2"/>
-        <w:keepNext/>
-        <w:keepLines/>
+        <w:pStyle w:val="Heading3"/>
       </w:pPr>
       <w:r>
         <w:t>3.2 Revisão do escopo e objetivo do produto</w:t>
       </w:r>
     </w:p>
     <w:p>
-      <w:pPr>
-        <w:spacing w:before="0" w:after="120"/>
-      </w:pPr>
       <w:r>
-        <w:rPr>
-          <w:rFonts w:ascii="Calibri" w:hAnsi="Calibri"/>
-          <w:b w:val="0"/>
-          <w:i w:val="0"/>
-          <w:sz w:val="22"/>
-        </w:rPr>
         <w:t>Abraão e Cézar Velazquez apresentaram o objetivo do produto: uma plataforma de busca e alerta de passagens aéreas por milhas que consulta em paralelo os programas Smiles, Azul e Latam, registra o histórico de buscas do usuário e dispara alertas automáticos quando rotas favoritas atingem o preço-alvo em milhas. O Hub de Milhas confirmou a necessidade de eliminar a consulta manual em portais distintos, hoje feita programa a programa, e reforçou a importância do tempo de resposta da busca (meta de até 30 s; média alvo bem inferior) e da notificação proativa por WhatsApp.</w:t>
       </w:r>
     </w:p>
     <w:p>
       <w:pPr>
-        <w:pStyle w:val="Heading2"/>
-        <w:keepNext/>
-        <w:keepLines/>
+        <w:pStyle w:val="Heading3"/>
       </w:pPr>
       <w:r>
         <w:t>3.3 Arquitetura macro</w:t>
       </w:r>
     </w:p>
     <w:p>
-      <w:pPr>
-        <w:spacing w:before="0" w:after="120"/>
-      </w:pPr>
       <w:r>
-        <w:rPr>
-          <w:rFonts w:ascii="Calibri" w:hAnsi="Calibri"/>
-          <w:b w:val="0"/>
-          <w:i w:val="0"/>
-          <w:sz w:val="22"/>
-        </w:rPr>
         <w:t>A arquitetura proposta, conduzida por Cézar Velazquez (Tech Lead / Arquiteto), foi composta por três aplicações integradas:</w:t>
       </w:r>
     </w:p>
     <w:p>
       <w:pPr>
         <w:pStyle w:val="ListBullet"/>
-        <w:spacing w:before="20" w:after="40"/>
       </w:pPr>
       <w:r>
         <w:rPr>
-          <w:rFonts w:ascii="Calibri" w:hAnsi="Calibri"/>
           <w:b/>
-          <w:i w:val="0"/>
-          <w:sz w:val="22"/>
         </w:rPr>
         <w:t>API REST</w:t>
       </w:r>
       <w:r>
-        <w:rPr>
-          <w:rFonts w:ascii="Calibri" w:hAnsi="Calibri"/>
-          <w:b w:val="0"/>
-          <w:i w:val="0"/>
-          <w:sz w:val="22"/>
-        </w:rPr>
         <w:t xml:space="preserve"> em Spring Boot 3.2.5 / Java 21, base </w:t>
       </w:r>
       <w:r>
         <w:rPr>
-          <w:rFonts w:ascii="Courier New" w:hAnsi="Courier New"/>
-          <w:b w:val="0"/>
-          <w:i w:val="0"/>
-          <w:color w:val="333333"/>
-          <w:sz w:val="20"/>
+          <w:rFonts w:ascii="Consolas" w:hAnsi="Consolas"/>
         </w:rPr>
         <w:t>/api/v1</w:t>
       </w:r>
       <w:r>
-        <w:rPr>
-          <w:rFonts w:ascii="Calibri" w:hAnsi="Calibri"/>
-          <w:b w:val="0"/>
-          <w:i w:val="0"/>
-          <w:sz w:val="22"/>
-        </w:rPr>
         <w:t>, autenticação JWT HS256 stateless, persistência PostgreSQL com migrations Flyway e blacklist de token em Redis</w:t>
       </w:r>
     </w:p>
     <w:p>
       <w:pPr>
         <w:pStyle w:val="ListBullet"/>
-        <w:spacing w:before="20" w:after="40"/>
       </w:pPr>
       <w:r>
         <w:rPr>
-          <w:rFonts w:ascii="Calibri" w:hAnsi="Calibri"/>
           <w:b/>
-          <w:i w:val="0"/>
-          <w:sz w:val="22"/>
         </w:rPr>
         <w:t>Front-end Web</w:t>
       </w:r>
       <w:r>
-        <w:rPr>
-          <w:rFonts w:ascii="Calibri" w:hAnsi="Calibri"/>
-          <w:b w:val="0"/>
-          <w:i w:val="0"/>
-          <w:sz w:val="22"/>
-        </w:rPr>
         <w:t xml:space="preserve"> em Angular 17.3 standalone com Tailwind 3.4 (rotas </w:t>
       </w:r>
       <w:r>
         <w:rPr>
-          <w:rFonts w:ascii="Courier New" w:hAnsi="Courier New"/>
-          <w:b w:val="0"/>
-          <w:i w:val="0"/>
-          <w:color w:val="333333"/>
-          <w:sz w:val="20"/>
+          <w:rFonts w:ascii="Consolas" w:hAnsi="Consolas"/>
         </w:rPr>
         <w:t>/login</w:t>
       </w:r>
       <w:r>
-        <w:rPr>
-          <w:rFonts w:ascii="Calibri" w:hAnsi="Calibri"/>
-          <w:b w:val="0"/>
-          <w:i w:val="0"/>
-          <w:sz w:val="22"/>
-        </w:rPr>
         <w:t xml:space="preserve">, </w:t>
       </w:r>
       <w:r>
         <w:rPr>
-          <w:rFonts w:ascii="Courier New" w:hAnsi="Courier New"/>
-          <w:b w:val="0"/>
-          <w:i w:val="0"/>
-          <w:color w:val="333333"/>
-          <w:sz w:val="20"/>
+          <w:rFonts w:ascii="Consolas" w:hAnsi="Consolas"/>
         </w:rPr>
         <w:t>/register</w:t>
       </w:r>
       <w:r>
-        <w:rPr>
-          <w:rFonts w:ascii="Calibri" w:hAnsi="Calibri"/>
-          <w:b w:val="0"/>
-          <w:i w:val="0"/>
-          <w:sz w:val="22"/>
-        </w:rPr>
         <w:t xml:space="preserve">, </w:t>
       </w:r>
       <w:r>
         <w:rPr>
-          <w:rFonts w:ascii="Courier New" w:hAnsi="Courier New"/>
-          <w:b w:val="0"/>
-          <w:i w:val="0"/>
-          <w:color w:val="333333"/>
-          <w:sz w:val="20"/>
+          <w:rFonts w:ascii="Consolas" w:hAnsi="Consolas"/>
         </w:rPr>
         <w:t>/search</w:t>
       </w:r>
       <w:r>
-        <w:rPr>
-          <w:rFonts w:ascii="Calibri" w:hAnsi="Calibri"/>
-          <w:b w:val="0"/>
-          <w:i w:val="0"/>
-          <w:sz w:val="22"/>
-        </w:rPr>
         <w:t xml:space="preserve">, </w:t>
       </w:r>
       <w:r>
         <w:rPr>
-          <w:rFonts w:ascii="Courier New" w:hAnsi="Courier New"/>
-          <w:b w:val="0"/>
-          <w:i w:val="0"/>
-          <w:color w:val="333333"/>
-          <w:sz w:val="20"/>
+          <w:rFonts w:ascii="Consolas" w:hAnsi="Consolas"/>
         </w:rPr>
         <w:t>/history</w:t>
       </w:r>
       <w:r>
-        <w:rPr>
-          <w:rFonts w:ascii="Calibri" w:hAnsi="Calibri"/>
-          <w:b w:val="0"/>
-          <w:i w:val="0"/>
-          <w:sz w:val="22"/>
-        </w:rPr>
         <w:t xml:space="preserve">, </w:t>
       </w:r>
       <w:r>
         <w:rPr>
-          <w:rFonts w:ascii="Courier New" w:hAnsi="Courier New"/>
-          <w:b w:val="0"/>
-          <w:i w:val="0"/>
-          <w:color w:val="333333"/>
-          <w:sz w:val="20"/>
+          <w:rFonts w:ascii="Consolas" w:hAnsi="Consolas"/>
         </w:rPr>
         <w:t>/preferences</w:t>
       </w:r>
       <w:r>
-        <w:rPr>
-          <w:rFonts w:ascii="Calibri" w:hAnsi="Calibri"/>
-          <w:b w:val="0"/>
-          <w:i w:val="0"/>
-          <w:sz w:val="22"/>
-        </w:rPr>
         <w:t>)</w:t>
       </w:r>
     </w:p>
     <w:p>
       <w:pPr>
         <w:pStyle w:val="ListBullet"/>
-        <w:spacing w:before="20" w:after="40"/>
       </w:pPr>
       <w:r>
         <w:rPr>
-          <w:rFonts w:ascii="Calibri" w:hAnsi="Calibri"/>
           <w:b/>
-          <w:i w:val="0"/>
-          <w:sz w:val="22"/>
         </w:rPr>
         <w:t>Crawler</w:t>
       </w:r>
       <w:r>
-        <w:rPr>
-          <w:rFonts w:ascii="Calibri" w:hAnsi="Calibri"/>
-          <w:b w:val="0"/>
-          <w:i w:val="0"/>
-          <w:sz w:val="22"/>
-        </w:rPr>
         <w:t xml:space="preserve"> em FastAPI 0.111 / SeleniumBase 4.27.4 com parsers Smiles/Azul/Latam, exposto à API com CORS restrito</w:t>
       </w:r>
     </w:p>
     <w:p>
-      <w:pPr>
-        <w:spacing w:before="0" w:after="120"/>
-      </w:pPr>
       <w:r>
-        <w:rPr>
-          <w:rFonts w:ascii="Calibri" w:hAnsi="Calibri"/>
-          <w:b w:val="0"/>
-          <w:i w:val="0"/>
-          <w:sz w:val="22"/>
-        </w:rPr>
         <w:t>A integração de alertas por WhatsApp seria feita via Z-API, com a falha de envio não interrompendo o fluxo principal. A orquestração local de desenvolvimento seria feita com Docker Compose.</w:t>
       </w:r>
     </w:p>
     <w:p>
       <w:pPr>
-        <w:pStyle w:val="Heading2"/>
-        <w:keepNext/>
-        <w:keepLines/>
+        <w:pStyle w:val="Heading3"/>
       </w:pPr>
       <w:r>
         <w:t>3.4 Escopo macro (requisitos funcionais)</w:t>
       </w:r>
     </w:p>
     <w:p>
-      <w:pPr>
-        <w:spacing w:before="0" w:after="120"/>
-      </w:pPr>
       <w:r>
-        <w:rPr>
-          <w:rFonts w:ascii="Calibri" w:hAnsi="Calibri"/>
-          <w:b w:val="0"/>
-          <w:i w:val="0"/>
-          <w:sz w:val="22"/>
-        </w:rPr>
         <w:t>O escopo macro acordado abrange os requisitos RF01 a RF15:</w:t>
       </w:r>
     </w:p>
     <w:tbl>
       <w:tblPr>
+        <w:tblStyle w:val="TableGrid"/>
         <w:tblW w:type="auto" w:w="0"/>
         <w:tblLook w:firstColumn="1" w:firstRow="1" w:lastColumn="0" w:lastRow="0" w:noHBand="0" w:noVBand="1" w:val="04A0"/>
-        <w:tblBorders>
-          <w:top w:val="single" w:sz="4" w:space="0" w:color="003366"/>
-          <w:left w:val="single" w:sz="4" w:space="0" w:color="003366"/>
-          <w:bottom w:val="single" w:sz="4" w:space="0" w:color="003366"/>
-          <w:right w:val="single" w:sz="4" w:space="0" w:color="003366"/>
-          <w:insideH w:val="single" w:sz="4" w:space="0" w:color="003366"/>
-          <w:insideV w:val="single" w:sz="4" w:space="0" w:color="003366"/>
-        </w:tblBorders>
       </w:tblPr>
       <w:tblGrid>
-        <w:gridCol w:w="2967"/>
-        <w:gridCol w:w="2967"/>
-        <w:gridCol w:w="2967"/>
+        <w:gridCol w:w="2880"/>
+        <w:gridCol w:w="2880"/>
+        <w:gridCol w:w="2880"/>
       </w:tblGrid>
       <w:tr>
-        <w:trPr>
-          <w:cantSplit w:val="1"/>
-        </w:trPr>
         <w:tc>
           <w:tcPr>
-            <w:tcW w:type="dxa" w:w="2967"/>
-            <w:tcMar>
-              <w:top w:w="60" w:type="dxa"/>
-              <w:bottom w:w="60" w:type="dxa"/>
-              <w:left w:w="100" w:type="dxa"/>
-              <w:right w:w="100" w:type="dxa"/>
-            </w:tcMar>
-            <w:shd w:val="clear" w:color="auto" w:fill="003366"/>
+            <w:tcW w:type="dxa" w:w="2880"/>
           </w:tcPr>
           <w:p>
-            <w:pPr>
-              <w:spacing w:before="40" w:after="40"/>
-            </w:pPr>
             <w:r>
               <w:rPr>
-                <w:rFonts w:ascii="Calibri" w:hAnsi="Calibri"/>
                 <w:b/>
-                <w:i w:val="0"/>
-                <w:color w:val="FFFFFF"/>
-                <w:sz w:val="20"/>
               </w:rPr>
               <w:t>RF</w:t>
             </w:r>
@@ -2050,26 +979,12 @@
         </w:tc>
         <w:tc>
           <w:tcPr>
-            <w:tcW w:type="dxa" w:w="2967"/>
-            <w:tcMar>
-              <w:top w:w="60" w:type="dxa"/>
-              <w:bottom w:w="60" w:type="dxa"/>
-              <w:left w:w="100" w:type="dxa"/>
-              <w:right w:w="100" w:type="dxa"/>
-            </w:tcMar>
-            <w:shd w:val="clear" w:color="auto" w:fill="003366"/>
+            <w:tcW w:type="dxa" w:w="2880"/>
           </w:tcPr>
           <w:p>
-            <w:pPr>
-              <w:spacing w:before="40" w:after="40"/>
-            </w:pPr>
             <w:r>
               <w:rPr>
-                <w:rFonts w:ascii="Calibri" w:hAnsi="Calibri"/>
                 <w:b/>
-                <w:i w:val="0"/>
-                <w:color w:val="FFFFFF"/>
-                <w:sz w:val="20"/>
               </w:rPr>
               <w:t>Descrição</w:t>
             </w:r>
@@ -2077,26 +992,12 @@
         </w:tc>
         <w:tc>
           <w:tcPr>
-            <w:tcW w:type="dxa" w:w="2967"/>
-            <w:tcMar>
-              <w:top w:w="60" w:type="dxa"/>
-              <w:bottom w:w="60" w:type="dxa"/>
-              <w:left w:w="100" w:type="dxa"/>
-              <w:right w:w="100" w:type="dxa"/>
-            </w:tcMar>
-            <w:shd w:val="clear" w:color="auto" w:fill="003366"/>
+            <w:tcW w:type="dxa" w:w="2880"/>
           </w:tcPr>
           <w:p>
-            <w:pPr>
-              <w:spacing w:before="40" w:after="40"/>
-            </w:pPr>
             <w:r>
               <w:rPr>
-                <w:rFonts w:ascii="Calibri" w:hAnsi="Calibri"/>
                 <w:b/>
-                <w:i w:val="0"/>
-                <w:color w:val="FFFFFF"/>
-                <w:sz w:val="20"/>
               </w:rPr>
               <w:t>Sprint prevista</w:t>
             </w:r>
@@ -2104,555 +1005,219 @@
         </w:tc>
       </w:tr>
       <w:tr>
-        <w:trPr>
-          <w:cantSplit w:val="1"/>
-        </w:trPr>
         <w:tc>
           <w:tcPr>
-            <w:tcW w:type="dxa" w:w="2967"/>
-            <w:tcMar>
-              <w:top w:w="60" w:type="dxa"/>
-              <w:bottom w:w="60" w:type="dxa"/>
-              <w:left w:w="100" w:type="dxa"/>
-              <w:right w:w="100" w:type="dxa"/>
-            </w:tcMar>
-            <w:shd w:val="clear" w:color="auto" w:fill="EBF5FB"/>
+            <w:tcW w:type="dxa" w:w="2880"/>
           </w:tcPr>
           <w:p>
-            <w:pPr>
-              <w:spacing w:before="40" w:after="40"/>
-            </w:pPr>
             <w:r>
-              <w:rPr>
-                <w:rFonts w:ascii="Calibri" w:hAnsi="Calibri"/>
-                <w:b w:val="0"/>
-                <w:i w:val="0"/>
-                <w:sz w:val="20"/>
-              </w:rPr>
               <w:t>RF01</w:t>
             </w:r>
           </w:p>
         </w:tc>
         <w:tc>
           <w:tcPr>
-            <w:tcW w:type="dxa" w:w="2967"/>
-            <w:tcMar>
-              <w:top w:w="60" w:type="dxa"/>
-              <w:bottom w:w="60" w:type="dxa"/>
-              <w:left w:w="100" w:type="dxa"/>
-              <w:right w:w="100" w:type="dxa"/>
-            </w:tcMar>
-            <w:shd w:val="clear" w:color="auto" w:fill="EBF5FB"/>
+            <w:tcW w:type="dxa" w:w="2880"/>
           </w:tcPr>
           <w:p>
-            <w:pPr>
-              <w:spacing w:before="40" w:after="40"/>
-            </w:pPr>
             <w:r>
-              <w:rPr>
-                <w:rFonts w:ascii="Calibri" w:hAnsi="Calibri"/>
-                <w:b w:val="0"/>
-                <w:i w:val="0"/>
-                <w:sz w:val="20"/>
-              </w:rPr>
               <w:t>Cadastro de usuário com senha BCrypt</w:t>
             </w:r>
           </w:p>
         </w:tc>
         <w:tc>
           <w:tcPr>
-            <w:tcW w:type="dxa" w:w="2967"/>
-            <w:tcMar>
-              <w:top w:w="60" w:type="dxa"/>
-              <w:bottom w:w="60" w:type="dxa"/>
-              <w:left w:w="100" w:type="dxa"/>
-              <w:right w:w="100" w:type="dxa"/>
-            </w:tcMar>
-            <w:shd w:val="clear" w:color="auto" w:fill="EBF5FB"/>
+            <w:tcW w:type="dxa" w:w="2880"/>
           </w:tcPr>
           <w:p>
-            <w:pPr>
-              <w:spacing w:before="40" w:after="40"/>
-            </w:pPr>
             <w:r>
-              <w:rPr>
-                <w:rFonts w:ascii="Calibri" w:hAnsi="Calibri"/>
-                <w:b w:val="0"/>
-                <w:i w:val="0"/>
-                <w:sz w:val="20"/>
-              </w:rPr>
               <w:t>S1</w:t>
             </w:r>
           </w:p>
         </w:tc>
       </w:tr>
       <w:tr>
-        <w:trPr>
-          <w:cantSplit w:val="1"/>
-        </w:trPr>
         <w:tc>
           <w:tcPr>
-            <w:tcW w:type="dxa" w:w="2967"/>
-            <w:tcMar>
-              <w:top w:w="60" w:type="dxa"/>
-              <w:bottom w:w="60" w:type="dxa"/>
-              <w:left w:w="100" w:type="dxa"/>
-              <w:right w:w="100" w:type="dxa"/>
-            </w:tcMar>
+            <w:tcW w:type="dxa" w:w="2880"/>
           </w:tcPr>
           <w:p>
-            <w:pPr>
-              <w:spacing w:before="40" w:after="40"/>
-            </w:pPr>
             <w:r>
-              <w:rPr>
-                <w:rFonts w:ascii="Calibri" w:hAnsi="Calibri"/>
-                <w:b w:val="0"/>
-                <w:i w:val="0"/>
-                <w:sz w:val="20"/>
-              </w:rPr>
               <w:t>RF02</w:t>
             </w:r>
           </w:p>
         </w:tc>
         <w:tc>
           <w:tcPr>
-            <w:tcW w:type="dxa" w:w="2967"/>
-            <w:tcMar>
-              <w:top w:w="60" w:type="dxa"/>
-              <w:bottom w:w="60" w:type="dxa"/>
-              <w:left w:w="100" w:type="dxa"/>
-              <w:right w:w="100" w:type="dxa"/>
-            </w:tcMar>
+            <w:tcW w:type="dxa" w:w="2880"/>
           </w:tcPr>
           <w:p>
-            <w:pPr>
-              <w:spacing w:before="40" w:after="40"/>
-            </w:pPr>
             <w:r>
-              <w:rPr>
-                <w:rFonts w:ascii="Calibri" w:hAnsi="Calibri"/>
-                <w:b w:val="0"/>
-                <w:i w:val="0"/>
-                <w:sz w:val="20"/>
-              </w:rPr>
               <w:t>Login JWT (access + refresh)</w:t>
             </w:r>
           </w:p>
         </w:tc>
         <w:tc>
           <w:tcPr>
-            <w:tcW w:type="dxa" w:w="2967"/>
-            <w:tcMar>
-              <w:top w:w="60" w:type="dxa"/>
-              <w:bottom w:w="60" w:type="dxa"/>
-              <w:left w:w="100" w:type="dxa"/>
-              <w:right w:w="100" w:type="dxa"/>
-            </w:tcMar>
+            <w:tcW w:type="dxa" w:w="2880"/>
           </w:tcPr>
           <w:p>
-            <w:pPr>
-              <w:spacing w:before="40" w:after="40"/>
-            </w:pPr>
             <w:r>
-              <w:rPr>
-                <w:rFonts w:ascii="Calibri" w:hAnsi="Calibri"/>
-                <w:b w:val="0"/>
-                <w:i w:val="0"/>
-                <w:sz w:val="20"/>
-              </w:rPr>
               <w:t>S1</w:t>
             </w:r>
           </w:p>
         </w:tc>
       </w:tr>
       <w:tr>
-        <w:trPr>
-          <w:cantSplit w:val="1"/>
-        </w:trPr>
         <w:tc>
           <w:tcPr>
-            <w:tcW w:type="dxa" w:w="2967"/>
-            <w:tcMar>
-              <w:top w:w="60" w:type="dxa"/>
-              <w:bottom w:w="60" w:type="dxa"/>
-              <w:left w:w="100" w:type="dxa"/>
-              <w:right w:w="100" w:type="dxa"/>
-            </w:tcMar>
-            <w:shd w:val="clear" w:color="auto" w:fill="EBF5FB"/>
+            <w:tcW w:type="dxa" w:w="2880"/>
           </w:tcPr>
           <w:p>
-            <w:pPr>
-              <w:spacing w:before="40" w:after="40"/>
-            </w:pPr>
             <w:r>
-              <w:rPr>
-                <w:rFonts w:ascii="Calibri" w:hAnsi="Calibri"/>
-                <w:b w:val="0"/>
-                <w:i w:val="0"/>
-                <w:sz w:val="20"/>
-              </w:rPr>
               <w:t>RF03</w:t>
             </w:r>
           </w:p>
         </w:tc>
         <w:tc>
           <w:tcPr>
-            <w:tcW w:type="dxa" w:w="2967"/>
-            <w:tcMar>
-              <w:top w:w="60" w:type="dxa"/>
-              <w:bottom w:w="60" w:type="dxa"/>
-              <w:left w:w="100" w:type="dxa"/>
-              <w:right w:w="100" w:type="dxa"/>
-            </w:tcMar>
-            <w:shd w:val="clear" w:color="auto" w:fill="EBF5FB"/>
+            <w:tcW w:type="dxa" w:w="2880"/>
           </w:tcPr>
           <w:p>
-            <w:pPr>
-              <w:spacing w:before="40" w:after="40"/>
-            </w:pPr>
             <w:r>
-              <w:rPr>
-                <w:rFonts w:ascii="Calibri" w:hAnsi="Calibri"/>
-                <w:b w:val="0"/>
-                <w:i w:val="0"/>
-                <w:sz w:val="20"/>
-              </w:rPr>
               <w:t>Busca paralela Smiles/Azul/Latam</w:t>
             </w:r>
           </w:p>
         </w:tc>
         <w:tc>
           <w:tcPr>
-            <w:tcW w:type="dxa" w:w="2967"/>
-            <w:tcMar>
-              <w:top w:w="60" w:type="dxa"/>
-              <w:bottom w:w="60" w:type="dxa"/>
-              <w:left w:w="100" w:type="dxa"/>
-              <w:right w:w="100" w:type="dxa"/>
-            </w:tcMar>
-            <w:shd w:val="clear" w:color="auto" w:fill="EBF5FB"/>
+            <w:tcW w:type="dxa" w:w="2880"/>
           </w:tcPr>
           <w:p>
-            <w:pPr>
-              <w:spacing w:before="40" w:after="40"/>
-            </w:pPr>
             <w:r>
-              <w:rPr>
-                <w:rFonts w:ascii="Calibri" w:hAnsi="Calibri"/>
-                <w:b w:val="0"/>
-                <w:i w:val="0"/>
-                <w:sz w:val="20"/>
-              </w:rPr>
               <w:t>S2–S3</w:t>
             </w:r>
           </w:p>
         </w:tc>
       </w:tr>
       <w:tr>
-        <w:trPr>
-          <w:cantSplit w:val="1"/>
-        </w:trPr>
         <w:tc>
           <w:tcPr>
-            <w:tcW w:type="dxa" w:w="2967"/>
-            <w:tcMar>
-              <w:top w:w="60" w:type="dxa"/>
-              <w:bottom w:w="60" w:type="dxa"/>
-              <w:left w:w="100" w:type="dxa"/>
-              <w:right w:w="100" w:type="dxa"/>
-            </w:tcMar>
+            <w:tcW w:type="dxa" w:w="2880"/>
           </w:tcPr>
           <w:p>
-            <w:pPr>
-              <w:spacing w:before="40" w:after="40"/>
-            </w:pPr>
             <w:r>
-              <w:rPr>
-                <w:rFonts w:ascii="Calibri" w:hAnsi="Calibri"/>
-                <w:b w:val="0"/>
-                <w:i w:val="0"/>
-                <w:sz w:val="20"/>
-              </w:rPr>
               <w:t>RF04</w:t>
             </w:r>
           </w:p>
         </w:tc>
         <w:tc>
           <w:tcPr>
-            <w:tcW w:type="dxa" w:w="2967"/>
-            <w:tcMar>
-              <w:top w:w="60" w:type="dxa"/>
-              <w:bottom w:w="60" w:type="dxa"/>
-              <w:left w:w="100" w:type="dxa"/>
-              <w:right w:w="100" w:type="dxa"/>
-            </w:tcMar>
+            <w:tcW w:type="dxa" w:w="2880"/>
           </w:tcPr>
           <w:p>
-            <w:pPr>
-              <w:spacing w:before="40" w:after="40"/>
-            </w:pPr>
             <w:r>
-              <w:rPr>
-                <w:rFonts w:ascii="Calibri" w:hAnsi="Calibri"/>
-                <w:b w:val="0"/>
-                <w:i w:val="0"/>
-                <w:sz w:val="20"/>
-              </w:rPr>
               <w:t>SearchPage (skeleton da busca)</w:t>
             </w:r>
           </w:p>
         </w:tc>
         <w:tc>
           <w:tcPr>
-            <w:tcW w:type="dxa" w:w="2967"/>
-            <w:tcMar>
-              <w:top w:w="60" w:type="dxa"/>
-              <w:bottom w:w="60" w:type="dxa"/>
-              <w:left w:w="100" w:type="dxa"/>
-              <w:right w:w="100" w:type="dxa"/>
-            </w:tcMar>
+            <w:tcW w:type="dxa" w:w="2880"/>
           </w:tcPr>
           <w:p>
-            <w:pPr>
-              <w:spacing w:before="40" w:after="40"/>
-            </w:pPr>
             <w:r>
-              <w:rPr>
-                <w:rFonts w:ascii="Calibri" w:hAnsi="Calibri"/>
-                <w:b w:val="0"/>
-                <w:i w:val="0"/>
-                <w:sz w:val="20"/>
-              </w:rPr>
               <w:t>S2</w:t>
             </w:r>
           </w:p>
         </w:tc>
       </w:tr>
       <w:tr>
-        <w:trPr>
-          <w:cantSplit w:val="1"/>
-        </w:trPr>
         <w:tc>
           <w:tcPr>
-            <w:tcW w:type="dxa" w:w="2967"/>
-            <w:tcMar>
-              <w:top w:w="60" w:type="dxa"/>
-              <w:bottom w:w="60" w:type="dxa"/>
-              <w:left w:w="100" w:type="dxa"/>
-              <w:right w:w="100" w:type="dxa"/>
-            </w:tcMar>
-            <w:shd w:val="clear" w:color="auto" w:fill="EBF5FB"/>
+            <w:tcW w:type="dxa" w:w="2880"/>
           </w:tcPr>
           <w:p>
-            <w:pPr>
-              <w:spacing w:before="40" w:after="40"/>
-            </w:pPr>
             <w:r>
-              <w:rPr>
-                <w:rFonts w:ascii="Calibri" w:hAnsi="Calibri"/>
-                <w:b w:val="0"/>
-                <w:i w:val="0"/>
-                <w:sz w:val="20"/>
-              </w:rPr>
               <w:t>RF05</w:t>
             </w:r>
           </w:p>
         </w:tc>
         <w:tc>
           <w:tcPr>
-            <w:tcW w:type="dxa" w:w="2967"/>
-            <w:tcMar>
-              <w:top w:w="60" w:type="dxa"/>
-              <w:bottom w:w="60" w:type="dxa"/>
-              <w:left w:w="100" w:type="dxa"/>
-              <w:right w:w="100" w:type="dxa"/>
-            </w:tcMar>
-            <w:shd w:val="clear" w:color="auto" w:fill="EBF5FB"/>
+            <w:tcW w:type="dxa" w:w="2880"/>
           </w:tcPr>
           <w:p>
-            <w:pPr>
-              <w:spacing w:before="40" w:after="40"/>
-            </w:pPr>
             <w:r>
-              <w:rPr>
-                <w:rFonts w:ascii="Calibri" w:hAnsi="Calibri"/>
-                <w:b w:val="0"/>
-                <w:i w:val="0"/>
-                <w:sz w:val="20"/>
-              </w:rPr>
               <w:t>Histórico de buscas paginado</w:t>
             </w:r>
           </w:p>
         </w:tc>
         <w:tc>
           <w:tcPr>
-            <w:tcW w:type="dxa" w:w="2967"/>
-            <w:tcMar>
-              <w:top w:w="60" w:type="dxa"/>
-              <w:bottom w:w="60" w:type="dxa"/>
-              <w:left w:w="100" w:type="dxa"/>
-              <w:right w:w="100" w:type="dxa"/>
-            </w:tcMar>
-            <w:shd w:val="clear" w:color="auto" w:fill="EBF5FB"/>
+            <w:tcW w:type="dxa" w:w="2880"/>
           </w:tcPr>
           <w:p>
-            <w:pPr>
-              <w:spacing w:before="40" w:after="40"/>
-            </w:pPr>
             <w:r>
-              <w:rPr>
-                <w:rFonts w:ascii="Calibri" w:hAnsi="Calibri"/>
-                <w:b w:val="0"/>
-                <w:i w:val="0"/>
-                <w:sz w:val="20"/>
-              </w:rPr>
               <w:t>S3</w:t>
             </w:r>
           </w:p>
         </w:tc>
       </w:tr>
       <w:tr>
-        <w:trPr>
-          <w:cantSplit w:val="1"/>
-        </w:trPr>
         <w:tc>
           <w:tcPr>
-            <w:tcW w:type="dxa" w:w="2967"/>
-            <w:tcMar>
-              <w:top w:w="60" w:type="dxa"/>
-              <w:bottom w:w="60" w:type="dxa"/>
-              <w:left w:w="100" w:type="dxa"/>
-              <w:right w:w="100" w:type="dxa"/>
-            </w:tcMar>
+            <w:tcW w:type="dxa" w:w="2880"/>
           </w:tcPr>
           <w:p>
-            <w:pPr>
-              <w:spacing w:before="40" w:after="40"/>
-            </w:pPr>
             <w:r>
-              <w:rPr>
-                <w:rFonts w:ascii="Calibri" w:hAnsi="Calibri"/>
-                <w:b w:val="0"/>
-                <w:i w:val="0"/>
-                <w:sz w:val="20"/>
-              </w:rPr>
               <w:t>RF06</w:t>
             </w:r>
           </w:p>
         </w:tc>
         <w:tc>
           <w:tcPr>
-            <w:tcW w:type="dxa" w:w="2967"/>
-            <w:tcMar>
-              <w:top w:w="60" w:type="dxa"/>
-              <w:bottom w:w="60" w:type="dxa"/>
-              <w:left w:w="100" w:type="dxa"/>
-              <w:right w:w="100" w:type="dxa"/>
-            </w:tcMar>
+            <w:tcW w:type="dxa" w:w="2880"/>
           </w:tcPr>
           <w:p>
-            <w:pPr>
-              <w:spacing w:before="40" w:after="40"/>
-            </w:pPr>
             <w:r>
-              <w:rPr>
-                <w:rFonts w:ascii="Calibri" w:hAnsi="Calibri"/>
-                <w:b w:val="0"/>
-                <w:i w:val="0"/>
-                <w:sz w:val="20"/>
-              </w:rPr>
               <w:t>Rotas favoritas e alertas</w:t>
             </w:r>
           </w:p>
         </w:tc>
         <w:tc>
           <w:tcPr>
-            <w:tcW w:type="dxa" w:w="2967"/>
-            <w:tcMar>
-              <w:top w:w="60" w:type="dxa"/>
-              <w:bottom w:w="60" w:type="dxa"/>
-              <w:left w:w="100" w:type="dxa"/>
-              <w:right w:w="100" w:type="dxa"/>
-            </w:tcMar>
+            <w:tcW w:type="dxa" w:w="2880"/>
           </w:tcPr>
           <w:p>
-            <w:pPr>
-              <w:spacing w:before="40" w:after="40"/>
-            </w:pPr>
             <w:r>
-              <w:rPr>
-                <w:rFonts w:ascii="Calibri" w:hAnsi="Calibri"/>
-                <w:b w:val="0"/>
-                <w:i w:val="0"/>
-                <w:sz w:val="20"/>
-              </w:rPr>
               <w:t>S3–S4</w:t>
             </w:r>
           </w:p>
         </w:tc>
       </w:tr>
       <w:tr>
-        <w:trPr>
-          <w:cantSplit w:val="1"/>
-        </w:trPr>
         <w:tc>
           <w:tcPr>
-            <w:tcW w:type="dxa" w:w="2967"/>
-            <w:tcMar>
-              <w:top w:w="60" w:type="dxa"/>
-              <w:bottom w:w="60" w:type="dxa"/>
-              <w:left w:w="100" w:type="dxa"/>
-              <w:right w:w="100" w:type="dxa"/>
-            </w:tcMar>
-            <w:shd w:val="clear" w:color="auto" w:fill="EBF5FB"/>
+            <w:tcW w:type="dxa" w:w="2880"/>
           </w:tcPr>
           <w:p>
-            <w:pPr>
-              <w:spacing w:before="40" w:after="40"/>
-            </w:pPr>
             <w:r>
-              <w:rPr>
-                <w:rFonts w:ascii="Calibri" w:hAnsi="Calibri"/>
-                <w:b w:val="0"/>
-                <w:i w:val="0"/>
-                <w:sz w:val="20"/>
-              </w:rPr>
               <w:t>RF07</w:t>
             </w:r>
           </w:p>
         </w:tc>
         <w:tc>
           <w:tcPr>
-            <w:tcW w:type="dxa" w:w="2967"/>
-            <w:tcMar>
-              <w:top w:w="60" w:type="dxa"/>
-              <w:bottom w:w="60" w:type="dxa"/>
-              <w:left w:w="100" w:type="dxa"/>
-              <w:right w:w="100" w:type="dxa"/>
-            </w:tcMar>
-            <w:shd w:val="clear" w:color="auto" w:fill="EBF5FB"/>
+            <w:tcW w:type="dxa" w:w="2880"/>
           </w:tcPr>
           <w:p>
-            <w:pPr>
-              <w:spacing w:before="40" w:after="40"/>
-            </w:pPr>
             <w:r>
-              <w:rPr>
-                <w:rFonts w:ascii="Calibri" w:hAnsi="Calibri"/>
-                <w:b w:val="0"/>
-                <w:i w:val="0"/>
-                <w:sz w:val="20"/>
-              </w:rPr>
               <w:t xml:space="preserve">Perfil GET/PATCH </w:t>
             </w:r>
             <w:r>
               <w:rPr>
-                <w:rFonts w:ascii="Courier New" w:hAnsi="Courier New"/>
-                <w:b w:val="0"/>
-                <w:i w:val="0"/>
-                <w:color w:val="333333"/>
-                <w:sz w:val="20"/>
+                <w:rFonts w:ascii="Consolas" w:hAnsi="Consolas"/>
               </w:rPr>
               <w:t>/users/me</w:t>
             </w:r>
@@ -2660,1012 +1225,439 @@
         </w:tc>
         <w:tc>
           <w:tcPr>
-            <w:tcW w:type="dxa" w:w="2967"/>
-            <w:tcMar>
-              <w:top w:w="60" w:type="dxa"/>
-              <w:bottom w:w="60" w:type="dxa"/>
-              <w:left w:w="100" w:type="dxa"/>
-              <w:right w:w="100" w:type="dxa"/>
-            </w:tcMar>
-            <w:shd w:val="clear" w:color="auto" w:fill="EBF5FB"/>
+            <w:tcW w:type="dxa" w:w="2880"/>
           </w:tcPr>
           <w:p>
-            <w:pPr>
-              <w:spacing w:before="40" w:after="40"/>
-            </w:pPr>
             <w:r>
-              <w:rPr>
-                <w:rFonts w:ascii="Calibri" w:hAnsi="Calibri"/>
-                <w:b w:val="0"/>
-                <w:i w:val="0"/>
-                <w:sz w:val="20"/>
-              </w:rPr>
               <w:t>S4</w:t>
             </w:r>
           </w:p>
         </w:tc>
       </w:tr>
       <w:tr>
-        <w:trPr>
-          <w:cantSplit w:val="1"/>
-        </w:trPr>
         <w:tc>
           <w:tcPr>
-            <w:tcW w:type="dxa" w:w="2967"/>
-            <w:tcMar>
-              <w:top w:w="60" w:type="dxa"/>
-              <w:bottom w:w="60" w:type="dxa"/>
-              <w:left w:w="100" w:type="dxa"/>
-              <w:right w:w="100" w:type="dxa"/>
-            </w:tcMar>
+            <w:tcW w:type="dxa" w:w="2880"/>
           </w:tcPr>
           <w:p>
-            <w:pPr>
-              <w:spacing w:before="40" w:after="40"/>
-            </w:pPr>
             <w:r>
-              <w:rPr>
-                <w:rFonts w:ascii="Calibri" w:hAnsi="Calibri"/>
-                <w:b w:val="0"/>
-                <w:i w:val="0"/>
-                <w:sz w:val="20"/>
-              </w:rPr>
               <w:t>RF08</w:t>
             </w:r>
           </w:p>
         </w:tc>
         <w:tc>
           <w:tcPr>
-            <w:tcW w:type="dxa" w:w="2967"/>
-            <w:tcMar>
-              <w:top w:w="60" w:type="dxa"/>
-              <w:bottom w:w="60" w:type="dxa"/>
-              <w:left w:w="100" w:type="dxa"/>
-              <w:right w:w="100" w:type="dxa"/>
-            </w:tcMar>
+            <w:tcW w:type="dxa" w:w="2880"/>
           </w:tcPr>
           <w:p>
-            <w:pPr>
-              <w:spacing w:before="40" w:after="40"/>
-            </w:pPr>
             <w:r>
-              <w:rPr>
-                <w:rFonts w:ascii="Calibri" w:hAnsi="Calibri"/>
-                <w:b w:val="0"/>
-                <w:i w:val="0"/>
-                <w:sz w:val="20"/>
-              </w:rPr>
               <w:t>Alertas via Spring Scheduler</w:t>
             </w:r>
           </w:p>
         </w:tc>
         <w:tc>
           <w:tcPr>
-            <w:tcW w:type="dxa" w:w="2967"/>
-            <w:tcMar>
-              <w:top w:w="60" w:type="dxa"/>
-              <w:bottom w:w="60" w:type="dxa"/>
-              <w:left w:w="100" w:type="dxa"/>
-              <w:right w:w="100" w:type="dxa"/>
-            </w:tcMar>
+            <w:tcW w:type="dxa" w:w="2880"/>
           </w:tcPr>
           <w:p>
-            <w:pPr>
-              <w:spacing w:before="40" w:after="40"/>
-            </w:pPr>
             <w:r>
-              <w:rPr>
-                <w:rFonts w:ascii="Calibri" w:hAnsi="Calibri"/>
-                <w:b w:val="0"/>
-                <w:i w:val="0"/>
-                <w:sz w:val="20"/>
-              </w:rPr>
               <w:t>S4</w:t>
             </w:r>
           </w:p>
         </w:tc>
       </w:tr>
       <w:tr>
-        <w:trPr>
-          <w:cantSplit w:val="1"/>
-        </w:trPr>
         <w:tc>
           <w:tcPr>
-            <w:tcW w:type="dxa" w:w="2967"/>
-            <w:tcMar>
-              <w:top w:w="60" w:type="dxa"/>
-              <w:bottom w:w="60" w:type="dxa"/>
-              <w:left w:w="100" w:type="dxa"/>
-              <w:right w:w="100" w:type="dxa"/>
-            </w:tcMar>
-            <w:shd w:val="clear" w:color="auto" w:fill="EBF5FB"/>
+            <w:tcW w:type="dxa" w:w="2880"/>
           </w:tcPr>
           <w:p>
-            <w:pPr>
-              <w:spacing w:before="40" w:after="40"/>
-            </w:pPr>
             <w:r>
-              <w:rPr>
-                <w:rFonts w:ascii="Calibri" w:hAnsi="Calibri"/>
-                <w:b w:val="0"/>
-                <w:i w:val="0"/>
-                <w:sz w:val="20"/>
-              </w:rPr>
               <w:t>RF09</w:t>
             </w:r>
           </w:p>
         </w:tc>
         <w:tc>
           <w:tcPr>
-            <w:tcW w:type="dxa" w:w="2967"/>
-            <w:tcMar>
-              <w:top w:w="60" w:type="dxa"/>
-              <w:bottom w:w="60" w:type="dxa"/>
-              <w:left w:w="100" w:type="dxa"/>
-              <w:right w:w="100" w:type="dxa"/>
-            </w:tcMar>
-            <w:shd w:val="clear" w:color="auto" w:fill="EBF5FB"/>
+            <w:tcW w:type="dxa" w:w="2880"/>
           </w:tcPr>
           <w:p>
-            <w:pPr>
-              <w:spacing w:before="40" w:after="40"/>
-            </w:pPr>
             <w:r>
-              <w:rPr>
-                <w:rFonts w:ascii="Calibri" w:hAnsi="Calibri"/>
-                <w:b w:val="0"/>
-                <w:i w:val="0"/>
-                <w:sz w:val="20"/>
-              </w:rPr>
               <w:t>Notificação WhatsApp (Z-API)</w:t>
             </w:r>
           </w:p>
         </w:tc>
         <w:tc>
           <w:tcPr>
-            <w:tcW w:type="dxa" w:w="2967"/>
-            <w:tcMar>
-              <w:top w:w="60" w:type="dxa"/>
-              <w:bottom w:w="60" w:type="dxa"/>
-              <w:left w:w="100" w:type="dxa"/>
-              <w:right w:w="100" w:type="dxa"/>
-            </w:tcMar>
-            <w:shd w:val="clear" w:color="auto" w:fill="EBF5FB"/>
+            <w:tcW w:type="dxa" w:w="2880"/>
           </w:tcPr>
           <w:p>
-            <w:pPr>
-              <w:spacing w:before="40" w:after="40"/>
-            </w:pPr>
             <w:r>
-              <w:rPr>
-                <w:rFonts w:ascii="Calibri" w:hAnsi="Calibri"/>
-                <w:b w:val="0"/>
-                <w:i w:val="0"/>
-                <w:sz w:val="20"/>
-              </w:rPr>
               <w:t>S7</w:t>
             </w:r>
           </w:p>
         </w:tc>
       </w:tr>
       <w:tr>
-        <w:trPr>
-          <w:cantSplit w:val="1"/>
-        </w:trPr>
         <w:tc>
           <w:tcPr>
-            <w:tcW w:type="dxa" w:w="2967"/>
-            <w:tcMar>
-              <w:top w:w="60" w:type="dxa"/>
-              <w:bottom w:w="60" w:type="dxa"/>
-              <w:left w:w="100" w:type="dxa"/>
-              <w:right w:w="100" w:type="dxa"/>
-            </w:tcMar>
+            <w:tcW w:type="dxa" w:w="2880"/>
           </w:tcPr>
           <w:p>
-            <w:pPr>
-              <w:spacing w:before="40" w:after="40"/>
-            </w:pPr>
             <w:r>
-              <w:rPr>
-                <w:rFonts w:ascii="Calibri" w:hAnsi="Calibri"/>
-                <w:b w:val="0"/>
-                <w:i w:val="0"/>
-                <w:sz w:val="20"/>
-              </w:rPr>
               <w:t>RF10</w:t>
             </w:r>
           </w:p>
         </w:tc>
         <w:tc>
           <w:tcPr>
-            <w:tcW w:type="dxa" w:w="2967"/>
-            <w:tcMar>
-              <w:top w:w="60" w:type="dxa"/>
-              <w:bottom w:w="60" w:type="dxa"/>
-              <w:left w:w="100" w:type="dxa"/>
-              <w:right w:w="100" w:type="dxa"/>
-            </w:tcMar>
+            <w:tcW w:type="dxa" w:w="2880"/>
           </w:tcPr>
           <w:p>
-            <w:pPr>
-              <w:spacing w:before="40" w:after="40"/>
-            </w:pPr>
             <w:r>
-              <w:rPr>
-                <w:rFonts w:ascii="Calibri" w:hAnsi="Calibri"/>
-                <w:b w:val="0"/>
-                <w:i w:val="0"/>
-                <w:sz w:val="20"/>
-              </w:rPr>
               <w:t>Assinaturas BASIC/PRO/ENTERPRISE</w:t>
             </w:r>
           </w:p>
         </w:tc>
         <w:tc>
           <w:tcPr>
-            <w:tcW w:type="dxa" w:w="2967"/>
-            <w:tcMar>
-              <w:top w:w="60" w:type="dxa"/>
-              <w:bottom w:w="60" w:type="dxa"/>
-              <w:left w:w="100" w:type="dxa"/>
-              <w:right w:w="100" w:type="dxa"/>
-            </w:tcMar>
+            <w:tcW w:type="dxa" w:w="2880"/>
           </w:tcPr>
           <w:p>
-            <w:pPr>
-              <w:spacing w:before="40" w:after="40"/>
-            </w:pPr>
             <w:r>
-              <w:rPr>
-                <w:rFonts w:ascii="Calibri" w:hAnsi="Calibri"/>
-                <w:b w:val="0"/>
-                <w:i w:val="0"/>
-                <w:sz w:val="20"/>
-              </w:rPr>
               <w:t>S5</w:t>
             </w:r>
           </w:p>
         </w:tc>
       </w:tr>
       <w:tr>
-        <w:trPr>
-          <w:cantSplit w:val="1"/>
-        </w:trPr>
         <w:tc>
           <w:tcPr>
-            <w:tcW w:type="dxa" w:w="2967"/>
-            <w:tcMar>
-              <w:top w:w="60" w:type="dxa"/>
-              <w:bottom w:w="60" w:type="dxa"/>
-              <w:left w:w="100" w:type="dxa"/>
-              <w:right w:w="100" w:type="dxa"/>
-            </w:tcMar>
-            <w:shd w:val="clear" w:color="auto" w:fill="EBF5FB"/>
+            <w:tcW w:type="dxa" w:w="2880"/>
           </w:tcPr>
           <w:p>
-            <w:pPr>
-              <w:spacing w:before="40" w:after="40"/>
-            </w:pPr>
             <w:r>
-              <w:rPr>
-                <w:rFonts w:ascii="Calibri" w:hAnsi="Calibri"/>
-                <w:b w:val="0"/>
-                <w:i w:val="0"/>
-                <w:sz w:val="20"/>
-              </w:rPr>
               <w:t>RF11</w:t>
             </w:r>
           </w:p>
         </w:tc>
         <w:tc>
           <w:tcPr>
-            <w:tcW w:type="dxa" w:w="2967"/>
-            <w:tcMar>
-              <w:top w:w="60" w:type="dxa"/>
-              <w:bottom w:w="60" w:type="dxa"/>
-              <w:left w:w="100" w:type="dxa"/>
-              <w:right w:w="100" w:type="dxa"/>
-            </w:tcMar>
-            <w:shd w:val="clear" w:color="auto" w:fill="EBF5FB"/>
+            <w:tcW w:type="dxa" w:w="2880"/>
           </w:tcPr>
           <w:p>
-            <w:pPr>
-              <w:spacing w:before="40" w:after="40"/>
-            </w:pPr>
             <w:r>
-              <w:rPr>
-                <w:rFonts w:ascii="Calibri" w:hAnsi="Calibri"/>
-                <w:b w:val="0"/>
-                <w:i w:val="0"/>
-                <w:sz w:val="20"/>
-              </w:rPr>
               <w:t>Refresh token rotation</w:t>
             </w:r>
           </w:p>
         </w:tc>
         <w:tc>
           <w:tcPr>
-            <w:tcW w:type="dxa" w:w="2967"/>
-            <w:tcMar>
-              <w:top w:w="60" w:type="dxa"/>
-              <w:bottom w:w="60" w:type="dxa"/>
-              <w:left w:w="100" w:type="dxa"/>
-              <w:right w:w="100" w:type="dxa"/>
-            </w:tcMar>
-            <w:shd w:val="clear" w:color="auto" w:fill="EBF5FB"/>
+            <w:tcW w:type="dxa" w:w="2880"/>
           </w:tcPr>
           <w:p>
-            <w:pPr>
-              <w:spacing w:before="40" w:after="40"/>
-            </w:pPr>
             <w:r>
-              <w:rPr>
-                <w:rFonts w:ascii="Calibri" w:hAnsi="Calibri"/>
-                <w:b w:val="0"/>
-                <w:i w:val="0"/>
-                <w:sz w:val="20"/>
-              </w:rPr>
               <w:t>S5</w:t>
             </w:r>
           </w:p>
         </w:tc>
       </w:tr>
       <w:tr>
-        <w:trPr>
-          <w:cantSplit w:val="1"/>
-        </w:trPr>
         <w:tc>
           <w:tcPr>
-            <w:tcW w:type="dxa" w:w="2967"/>
-            <w:tcMar>
-              <w:top w:w="60" w:type="dxa"/>
-              <w:bottom w:w="60" w:type="dxa"/>
-              <w:left w:w="100" w:type="dxa"/>
-              <w:right w:w="100" w:type="dxa"/>
-            </w:tcMar>
+            <w:tcW w:type="dxa" w:w="2880"/>
           </w:tcPr>
           <w:p>
-            <w:pPr>
-              <w:spacing w:before="40" w:after="40"/>
-            </w:pPr>
             <w:r>
-              <w:rPr>
-                <w:rFonts w:ascii="Calibri" w:hAnsi="Calibri"/>
-                <w:b w:val="0"/>
-                <w:i w:val="0"/>
-                <w:sz w:val="20"/>
-              </w:rPr>
               <w:t>RF12</w:t>
             </w:r>
           </w:p>
         </w:tc>
         <w:tc>
           <w:tcPr>
-            <w:tcW w:type="dxa" w:w="2967"/>
-            <w:tcMar>
-              <w:top w:w="60" w:type="dxa"/>
-              <w:bottom w:w="60" w:type="dxa"/>
-              <w:left w:w="100" w:type="dxa"/>
-              <w:right w:w="100" w:type="dxa"/>
-            </w:tcMar>
+            <w:tcW w:type="dxa" w:w="2880"/>
           </w:tcPr>
           <w:p>
-            <w:pPr>
-              <w:spacing w:before="40" w:after="40"/>
-            </w:pPr>
             <w:r>
-              <w:rPr>
-                <w:rFonts w:ascii="Calibri" w:hAnsi="Calibri"/>
-                <w:b w:val="0"/>
-                <w:i w:val="0"/>
-                <w:sz w:val="20"/>
-              </w:rPr>
               <w:t>Logout com blacklist Redis (jti)</w:t>
             </w:r>
           </w:p>
         </w:tc>
         <w:tc>
           <w:tcPr>
-            <w:tcW w:type="dxa" w:w="2967"/>
-            <w:tcMar>
-              <w:top w:w="60" w:type="dxa"/>
-              <w:bottom w:w="60" w:type="dxa"/>
-              <w:left w:w="100" w:type="dxa"/>
-              <w:right w:w="100" w:type="dxa"/>
-            </w:tcMar>
+            <w:tcW w:type="dxa" w:w="2880"/>
           </w:tcPr>
           <w:p>
-            <w:pPr>
-              <w:spacing w:before="40" w:after="40"/>
-            </w:pPr>
             <w:r>
-              <w:rPr>
-                <w:rFonts w:ascii="Calibri" w:hAnsi="Calibri"/>
-                <w:b w:val="0"/>
-                <w:i w:val="0"/>
-                <w:sz w:val="20"/>
-              </w:rPr>
               <w:t>S8</w:t>
             </w:r>
           </w:p>
         </w:tc>
       </w:tr>
       <w:tr>
-        <w:trPr>
-          <w:cantSplit w:val="1"/>
-        </w:trPr>
         <w:tc>
           <w:tcPr>
-            <w:tcW w:type="dxa" w:w="2967"/>
-            <w:tcMar>
-              <w:top w:w="60" w:type="dxa"/>
-              <w:bottom w:w="60" w:type="dxa"/>
-              <w:left w:w="100" w:type="dxa"/>
-              <w:right w:w="100" w:type="dxa"/>
-            </w:tcMar>
-            <w:shd w:val="clear" w:color="auto" w:fill="EBF5FB"/>
+            <w:tcW w:type="dxa" w:w="2880"/>
           </w:tcPr>
           <w:p>
-            <w:pPr>
-              <w:spacing w:before="40" w:after="40"/>
-            </w:pPr>
             <w:r>
-              <w:rPr>
-                <w:rFonts w:ascii="Calibri" w:hAnsi="Calibri"/>
-                <w:b w:val="0"/>
-                <w:i w:val="0"/>
-                <w:sz w:val="20"/>
-              </w:rPr>
               <w:t>RF13</w:t>
             </w:r>
           </w:p>
         </w:tc>
         <w:tc>
           <w:tcPr>
-            <w:tcW w:type="dxa" w:w="2967"/>
-            <w:tcMar>
-              <w:top w:w="60" w:type="dxa"/>
-              <w:bottom w:w="60" w:type="dxa"/>
-              <w:left w:w="100" w:type="dxa"/>
-              <w:right w:w="100" w:type="dxa"/>
-            </w:tcMar>
-            <w:shd w:val="clear" w:color="auto" w:fill="EBF5FB"/>
+            <w:tcW w:type="dxa" w:w="2880"/>
           </w:tcPr>
           <w:p>
-            <w:pPr>
-              <w:spacing w:before="40" w:after="40"/>
-            </w:pPr>
             <w:r>
-              <w:rPr>
-                <w:rFonts w:ascii="Calibri" w:hAnsi="Calibri"/>
-                <w:b w:val="0"/>
-                <w:i w:val="0"/>
-                <w:sz w:val="20"/>
-              </w:rPr>
               <w:t>Filtros avançados (maxMiles / cabinType)</w:t>
             </w:r>
           </w:p>
         </w:tc>
         <w:tc>
           <w:tcPr>
-            <w:tcW w:type="dxa" w:w="2967"/>
-            <w:tcMar>
-              <w:top w:w="60" w:type="dxa"/>
-              <w:bottom w:w="60" w:type="dxa"/>
-              <w:left w:w="100" w:type="dxa"/>
-              <w:right w:w="100" w:type="dxa"/>
-            </w:tcMar>
-            <w:shd w:val="clear" w:color="auto" w:fill="EBF5FB"/>
+            <w:tcW w:type="dxa" w:w="2880"/>
           </w:tcPr>
           <w:p>
-            <w:pPr>
-              <w:spacing w:before="40" w:after="40"/>
-            </w:pPr>
             <w:r>
-              <w:rPr>
-                <w:rFonts w:ascii="Calibri" w:hAnsi="Calibri"/>
-                <w:b w:val="0"/>
-                <w:i w:val="0"/>
-                <w:sz w:val="20"/>
-              </w:rPr>
               <w:t>S9</w:t>
             </w:r>
           </w:p>
         </w:tc>
       </w:tr>
       <w:tr>
-        <w:trPr>
-          <w:cantSplit w:val="1"/>
-        </w:trPr>
         <w:tc>
           <w:tcPr>
-            <w:tcW w:type="dxa" w:w="2967"/>
-            <w:tcMar>
-              <w:top w:w="60" w:type="dxa"/>
-              <w:bottom w:w="60" w:type="dxa"/>
-              <w:left w:w="100" w:type="dxa"/>
-              <w:right w:w="100" w:type="dxa"/>
-            </w:tcMar>
+            <w:tcW w:type="dxa" w:w="2880"/>
           </w:tcPr>
           <w:p>
-            <w:pPr>
-              <w:spacing w:before="40" w:after="40"/>
-            </w:pPr>
             <w:r>
-              <w:rPr>
-                <w:rFonts w:ascii="Calibri" w:hAnsi="Calibri"/>
-                <w:b w:val="0"/>
-                <w:i w:val="0"/>
-                <w:sz w:val="20"/>
-              </w:rPr>
               <w:t>RF14</w:t>
             </w:r>
           </w:p>
         </w:tc>
         <w:tc>
           <w:tcPr>
-            <w:tcW w:type="dxa" w:w="2967"/>
-            <w:tcMar>
-              <w:top w:w="60" w:type="dxa"/>
-              <w:bottom w:w="60" w:type="dxa"/>
-              <w:left w:w="100" w:type="dxa"/>
-              <w:right w:w="100" w:type="dxa"/>
-            </w:tcMar>
+            <w:tcW w:type="dxa" w:w="2880"/>
           </w:tcPr>
           <w:p>
-            <w:pPr>
-              <w:spacing w:before="40" w:after="40"/>
-            </w:pPr>
             <w:r>
-              <w:rPr>
-                <w:rFonts w:ascii="Calibri" w:hAnsi="Calibri"/>
-                <w:b w:val="0"/>
-                <w:i w:val="0"/>
-                <w:sz w:val="20"/>
-              </w:rPr>
               <w:t>Export CSV UTF-8 BOM</w:t>
             </w:r>
           </w:p>
         </w:tc>
         <w:tc>
           <w:tcPr>
-            <w:tcW w:type="dxa" w:w="2967"/>
-            <w:tcMar>
-              <w:top w:w="60" w:type="dxa"/>
-              <w:bottom w:w="60" w:type="dxa"/>
-              <w:left w:w="100" w:type="dxa"/>
-              <w:right w:w="100" w:type="dxa"/>
-            </w:tcMar>
+            <w:tcW w:type="dxa" w:w="2880"/>
           </w:tcPr>
           <w:p>
-            <w:pPr>
-              <w:spacing w:before="40" w:after="40"/>
-            </w:pPr>
             <w:r>
-              <w:rPr>
-                <w:rFonts w:ascii="Calibri" w:hAnsi="Calibri"/>
-                <w:b w:val="0"/>
-                <w:i w:val="0"/>
-                <w:sz w:val="20"/>
-              </w:rPr>
               <w:t>S8–S9</w:t>
             </w:r>
           </w:p>
         </w:tc>
       </w:tr>
       <w:tr>
-        <w:trPr>
-          <w:cantSplit w:val="1"/>
-        </w:trPr>
         <w:tc>
           <w:tcPr>
-            <w:tcW w:type="dxa" w:w="2967"/>
-            <w:tcMar>
-              <w:top w:w="60" w:type="dxa"/>
-              <w:bottom w:w="60" w:type="dxa"/>
-              <w:left w:w="100" w:type="dxa"/>
-              <w:right w:w="100" w:type="dxa"/>
-            </w:tcMar>
-            <w:shd w:val="clear" w:color="auto" w:fill="EBF5FB"/>
+            <w:tcW w:type="dxa" w:w="2880"/>
           </w:tcPr>
           <w:p>
-            <w:pPr>
-              <w:spacing w:before="40" w:after="40"/>
-            </w:pPr>
             <w:r>
-              <w:rPr>
-                <w:rFonts w:ascii="Calibri" w:hAnsi="Calibri"/>
-                <w:b w:val="0"/>
-                <w:i w:val="0"/>
-                <w:sz w:val="20"/>
-              </w:rPr>
               <w:t>RF15</w:t>
             </w:r>
           </w:p>
         </w:tc>
         <w:tc>
           <w:tcPr>
-            <w:tcW w:type="dxa" w:w="2967"/>
-            <w:tcMar>
-              <w:top w:w="60" w:type="dxa"/>
-              <w:bottom w:w="60" w:type="dxa"/>
-              <w:left w:w="100" w:type="dxa"/>
-              <w:right w:w="100" w:type="dxa"/>
-            </w:tcMar>
-            <w:shd w:val="clear" w:color="auto" w:fill="EBF5FB"/>
+            <w:tcW w:type="dxa" w:w="2880"/>
           </w:tcPr>
           <w:p>
-            <w:pPr>
-              <w:spacing w:before="40" w:after="40"/>
-            </w:pPr>
             <w:r>
-              <w:rPr>
-                <w:rFonts w:ascii="Calibri" w:hAnsi="Calibri"/>
-                <w:b w:val="0"/>
-                <w:i w:val="0"/>
-                <w:sz w:val="20"/>
-              </w:rPr>
               <w:t>Push PWA</w:t>
             </w:r>
           </w:p>
         </w:tc>
         <w:tc>
           <w:tcPr>
-            <w:tcW w:type="dxa" w:w="2967"/>
-            <w:tcMar>
-              <w:top w:w="60" w:type="dxa"/>
-              <w:bottom w:w="60" w:type="dxa"/>
-              <w:left w:w="100" w:type="dxa"/>
-              <w:right w:w="100" w:type="dxa"/>
-            </w:tcMar>
-            <w:shd w:val="clear" w:color="auto" w:fill="EBF5FB"/>
+            <w:tcW w:type="dxa" w:w="2880"/>
           </w:tcPr>
           <w:p>
-            <w:pPr>
-              <w:spacing w:before="40" w:after="40"/>
-            </w:pPr>
             <w:r>
-              <w:rPr>
-                <w:rFonts w:ascii="Calibri" w:hAnsi="Calibri"/>
-                <w:b w:val="0"/>
-                <w:i w:val="0"/>
-                <w:sz w:val="20"/>
-              </w:rPr>
               <w:t>S10</w:t>
             </w:r>
           </w:p>
         </w:tc>
       </w:tr>
     </w:tbl>
+    <w:p/>
     <w:p>
       <w:pPr>
-        <w:spacing w:before="0" w:after="160"/>
-      </w:pPr>
-    </w:p>
-    <w:p>
-      <w:pPr>
-        <w:pStyle w:val="Heading2"/>
-        <w:keepNext/>
-        <w:keepLines/>
+        <w:pStyle w:val="Heading3"/>
       </w:pPr>
       <w:r>
         <w:t>3.5 Cadência de trabalho</w:t>
       </w:r>
     </w:p>
     <w:p>
-      <w:pPr>
-        <w:spacing w:before="0" w:after="120"/>
-      </w:pPr>
       <w:r>
-        <w:rPr>
-          <w:rFonts w:ascii="Calibri" w:hAnsi="Calibri"/>
-          <w:b w:val="0"/>
-          <w:i w:val="0"/>
-          <w:sz w:val="22"/>
-        </w:rPr>
         <w:t>Ficou estabelecida a seguinte cadência:</w:t>
       </w:r>
     </w:p>
     <w:p>
       <w:pPr>
         <w:pStyle w:val="ListBullet"/>
-        <w:spacing w:before="20" w:after="40"/>
       </w:pPr>
       <w:r>
         <w:rPr>
-          <w:rFonts w:ascii="Calibri" w:hAnsi="Calibri"/>
           <w:b/>
-          <w:i w:val="0"/>
-          <w:sz w:val="22"/>
         </w:rPr>
         <w:t>Daily:</w:t>
       </w:r>
       <w:r>
-        <w:rPr>
-          <w:rFonts w:ascii="Calibri" w:hAnsi="Calibri"/>
-          <w:b w:val="0"/>
-          <w:i w:val="0"/>
-          <w:sz w:val="22"/>
-        </w:rPr>
         <w:t xml:space="preserve"> todos os dias úteis via Microsoft Teams (canal dedicado ao projeto)</w:t>
       </w:r>
     </w:p>
     <w:p>
       <w:pPr>
         <w:pStyle w:val="ListBullet"/>
-        <w:spacing w:before="20" w:after="40"/>
       </w:pPr>
       <w:r>
         <w:rPr>
-          <w:rFonts w:ascii="Calibri" w:hAnsi="Calibri"/>
           <w:b/>
-          <w:i w:val="0"/>
-          <w:sz w:val="22"/>
         </w:rPr>
         <w:t>Sprint:</w:t>
       </w:r>
       <w:r>
-        <w:rPr>
-          <w:rFonts w:ascii="Calibri" w:hAnsi="Calibri"/>
-          <w:b w:val="0"/>
-          <w:i w:val="0"/>
-          <w:sz w:val="22"/>
-        </w:rPr>
         <w:t xml:space="preserve"> 2 semanas; o primeiro sprint (S1) iniciaria em 09/02/2026, com término previsto do projeto em 26/07/2026 (12 sprints)</w:t>
       </w:r>
     </w:p>
     <w:p>
       <w:pPr>
         <w:pStyle w:val="ListBullet"/>
-        <w:spacing w:before="20" w:after="40"/>
       </w:pPr>
       <w:r>
         <w:rPr>
-          <w:rFonts w:ascii="Calibri" w:hAnsi="Calibri"/>
           <w:b/>
-          <w:i w:val="0"/>
-          <w:sz w:val="22"/>
         </w:rPr>
         <w:t>Sprint Planning / Review / Retrospectiva:</w:t>
       </w:r>
       <w:r>
-        <w:rPr>
-          <w:rFonts w:ascii="Calibri" w:hAnsi="Calibri"/>
-          <w:b w:val="0"/>
-          <w:i w:val="0"/>
-          <w:sz w:val="22"/>
-        </w:rPr>
         <w:t xml:space="preserve"> ao início e ao fechamento de cada sprint</w:t>
       </w:r>
     </w:p>
     <w:p>
       <w:pPr>
         <w:pStyle w:val="ListBullet"/>
-        <w:spacing w:before="20" w:after="40"/>
       </w:pPr>
       <w:r>
         <w:rPr>
-          <w:rFonts w:ascii="Calibri" w:hAnsi="Calibri"/>
           <w:b/>
-          <w:i w:val="0"/>
-          <w:sz w:val="22"/>
         </w:rPr>
         <w:t>Relatório de status:</w:t>
       </w:r>
       <w:r>
-        <w:rPr>
-          <w:rFonts w:ascii="Calibri" w:hAnsi="Calibri"/>
-          <w:b w:val="0"/>
-          <w:i w:val="0"/>
-          <w:sz w:val="22"/>
-        </w:rPr>
         <w:t xml:space="preserve"> periódico, de Abraão (GP) para o PO do Hub de Milhas</w:t>
       </w:r>
     </w:p>
     <w:p>
       <w:pPr>
-        <w:pStyle w:val="Heading2"/>
-        <w:keepNext/>
-        <w:keepLines/>
+        <w:pStyle w:val="Heading3"/>
       </w:pPr>
       <w:r>
         <w:t>3.6 Gestão de acessos, política de branch e CI</w:t>
       </w:r>
     </w:p>
     <w:p>
-      <w:pPr>
-        <w:spacing w:before="0" w:after="120"/>
-      </w:pPr>
       <w:r>
-        <w:rPr>
-          <w:rFonts w:ascii="Calibri" w:hAnsi="Calibri"/>
-          <w:b w:val="0"/>
-          <w:i w:val="0"/>
-          <w:sz w:val="22"/>
-        </w:rPr>
-        <w:t>Cézar Velazquez (Tech Lead / DevOps) ficou responsável por provisionar os acessos no Azure DevOps e configurar os três repositórios (</w:t>
+        <w:t>Cézar Velazquez (Tech Lead / DevOps) ficou responsável por provisionar os acessos no GitLab e configurar os três repositórios (</w:t>
       </w:r>
       <w:r>
         <w:rPr>
-          <w:rFonts w:ascii="Courier New" w:hAnsi="Courier New"/>
-          <w:b w:val="0"/>
-          <w:i w:val="0"/>
-          <w:color w:val="333333"/>
-          <w:sz w:val="20"/>
+          <w:rFonts w:ascii="Consolas" w:hAnsi="Consolas"/>
         </w:rPr>
         <w:t>MilhasFacil_api</w:t>
       </w:r>
       <w:r>
-        <w:rPr>
-          <w:rFonts w:ascii="Calibri" w:hAnsi="Calibri"/>
-          <w:b w:val="0"/>
-          <w:i w:val="0"/>
-          <w:sz w:val="22"/>
-        </w:rPr>
         <w:t xml:space="preserve">, </w:t>
       </w:r>
       <w:r>
         <w:rPr>
-          <w:rFonts w:ascii="Courier New" w:hAnsi="Courier New"/>
-          <w:b w:val="0"/>
-          <w:i w:val="0"/>
-          <w:color w:val="333333"/>
-          <w:sz w:val="20"/>
+          <w:rFonts w:ascii="Consolas" w:hAnsi="Consolas"/>
         </w:rPr>
         <w:t>MilhasFacil_web</w:t>
       </w:r>
       <w:r>
-        <w:rPr>
-          <w:rFonts w:ascii="Calibri" w:hAnsi="Calibri"/>
-          <w:b w:val="0"/>
-          <w:i w:val="0"/>
-          <w:sz w:val="22"/>
-        </w:rPr>
         <w:t xml:space="preserve">, </w:t>
       </w:r>
       <w:r>
         <w:rPr>
-          <w:rFonts w:ascii="Courier New" w:hAnsi="Courier New"/>
-          <w:b w:val="0"/>
-          <w:i w:val="0"/>
-          <w:color w:val="333333"/>
-          <w:sz w:val="20"/>
+          <w:rFonts w:ascii="Consolas" w:hAnsi="Consolas"/>
         </w:rPr>
         <w:t>MilhasFacil_crawler</w:t>
       </w:r>
       <w:r>
-        <w:rPr>
-          <w:rFonts w:ascii="Calibri" w:hAnsi="Calibri"/>
-          <w:b w:val="0"/>
-          <w:i w:val="0"/>
-          <w:sz w:val="22"/>
-        </w:rPr>
         <w:t xml:space="preserve">, branch padrão </w:t>
       </w:r>
       <w:r>
         <w:rPr>
-          <w:rFonts w:ascii="Courier New" w:hAnsi="Courier New"/>
-          <w:b w:val="0"/>
-          <w:i w:val="0"/>
-          <w:color w:val="333333"/>
-          <w:sz w:val="20"/>
+          <w:rFonts w:ascii="Consolas" w:hAnsi="Consolas"/>
         </w:rPr>
         <w:t>main</w:t>
       </w:r>
       <w:r>
-        <w:rPr>
-          <w:rFonts w:ascii="Calibri" w:hAnsi="Calibri"/>
-          <w:b w:val="0"/>
-          <w:i w:val="0"/>
-          <w:sz w:val="22"/>
-        </w:rPr>
-        <w:t xml:space="preserve">) e as pipelines (PowerShell@2, agente Windows, triggers </w:t>
+        <w:t xml:space="preserve">) e as pipelines (GitLab CI/CD em Docker runner-vm-docker, triggers </w:t>
       </w:r>
       <w:r>
         <w:rPr>
-          <w:rFonts w:ascii="Courier New" w:hAnsi="Courier New"/>
-          <w:b w:val="0"/>
-          <w:i w:val="0"/>
-          <w:color w:val="333333"/>
-          <w:sz w:val="20"/>
+          <w:rFonts w:ascii="Consolas" w:hAnsi="Consolas"/>
         </w:rPr>
         <w:t>develop</w:t>
       </w:r>
       <w:r>
-        <w:rPr>
-          <w:rFonts w:ascii="Calibri" w:hAnsi="Calibri"/>
-          <w:b w:val="0"/>
-          <w:i w:val="0"/>
-          <w:sz w:val="22"/>
-        </w:rPr>
         <w:t>/</w:t>
       </w:r>
       <w:r>
         <w:rPr>
-          <w:rFonts w:ascii="Courier New" w:hAnsi="Courier New"/>
-          <w:b w:val="0"/>
-          <w:i w:val="0"/>
-          <w:color w:val="333333"/>
-          <w:sz w:val="20"/>
+          <w:rFonts w:ascii="Consolas" w:hAnsi="Consolas"/>
         </w:rPr>
         <w:t>homolog</w:t>
       </w:r>
       <w:r>
-        <w:rPr>
-          <w:rFonts w:ascii="Calibri" w:hAnsi="Calibri"/>
-          <w:b w:val="0"/>
-          <w:i w:val="0"/>
-          <w:sz w:val="22"/>
-        </w:rPr>
         <w:t>/</w:t>
       </w:r>
       <w:r>
         <w:rPr>
-          <w:rFonts w:ascii="Courier New" w:hAnsi="Courier New"/>
-          <w:b w:val="0"/>
-          <w:i w:val="0"/>
-          <w:color w:val="333333"/>
-          <w:sz w:val="20"/>
+          <w:rFonts w:ascii="Consolas" w:hAnsi="Consolas"/>
         </w:rPr>
         <w:t>main</w:t>
       </w:r>
       <w:r>
-        <w:rPr>
-          <w:rFonts w:ascii="Calibri" w:hAnsi="Calibri"/>
-          <w:b w:val="0"/>
-          <w:i w:val="0"/>
-          <w:sz w:val="22"/>
-        </w:rPr>
         <w:t xml:space="preserve">). Acordou-se a política de branch com PR obrigatório para </w:t>
       </w:r>
       <w:r>
         <w:rPr>
-          <w:rFonts w:ascii="Courier New" w:hAnsi="Courier New"/>
-          <w:b w:val="0"/>
-          <w:i w:val="0"/>
-          <w:color w:val="333333"/>
-          <w:sz w:val="20"/>
+          <w:rFonts w:ascii="Consolas" w:hAnsi="Consolas"/>
         </w:rPr>
         <w:t>develop</w:t>
       </w:r>
       <w:r>
-        <w:rPr>
-          <w:rFonts w:ascii="Calibri" w:hAnsi="Calibri"/>
-          <w:b w:val="0"/>
-          <w:i w:val="0"/>
-          <w:sz w:val="22"/>
-        </w:rPr>
         <w:t xml:space="preserve">, aprovação do PR pelo Tech Lead (Cézar Velazquez), gate de CI e nomes de branch no padrão </w:t>
       </w:r>
       <w:r>
         <w:rPr>
-          <w:rFonts w:ascii="Courier New" w:hAnsi="Courier New"/>
-          <w:b w:val="0"/>
-          <w:i w:val="0"/>
-          <w:color w:val="333333"/>
-          <w:sz w:val="20"/>
+          <w:rFonts w:ascii="Consolas" w:hAnsi="Consolas"/>
         </w:rPr>
         <w:t>feat/fix + MF-XX</w:t>
       </w:r>
       <w:r>
-        <w:rPr>
-          <w:rFonts w:ascii="Calibri" w:hAnsi="Calibri"/>
-          <w:b w:val="0"/>
-          <w:i w:val="0"/>
-          <w:sz w:val="22"/>
-        </w:rPr>
         <w:t>. As mudanças de escopo (CR) seriam aprovadas pelo GP (Abraão). A meta de cobertura de testes foi fixada em ≥ 80% (JaCoCo/Karma/pytest), com gate de cobertura no CI a partir da S4.</w:t>
       </w:r>
     </w:p>
     <w:p>
       <w:pPr>
-        <w:pStyle w:val="Heading1"/>
-        <w:keepNext/>
-        <w:keepLines/>
-        <w:pBdr>
-          <w:bottom w:val="single" w:sz="4" w:space="2" w:color="D6E4F0"/>
-        </w:pBdr>
+        <w:pStyle w:val="Heading2"/>
       </w:pPr>
       <w:r>
         <w:t>4. Decisões tomadas</w:t>
@@ -3673,49 +1665,25 @@
     </w:p>
     <w:tbl>
       <w:tblPr>
+        <w:tblStyle w:val="TableGrid"/>
         <w:tblW w:type="auto" w:w="0"/>
         <w:tblLook w:firstColumn="1" w:firstRow="1" w:lastColumn="0" w:lastRow="0" w:noHBand="0" w:noVBand="1" w:val="04A0"/>
-        <w:tblBorders>
-          <w:top w:val="single" w:sz="4" w:space="0" w:color="003366"/>
-          <w:left w:val="single" w:sz="4" w:space="0" w:color="003366"/>
-          <w:bottom w:val="single" w:sz="4" w:space="0" w:color="003366"/>
-          <w:right w:val="single" w:sz="4" w:space="0" w:color="003366"/>
-          <w:insideH w:val="single" w:sz="4" w:space="0" w:color="003366"/>
-          <w:insideV w:val="single" w:sz="4" w:space="0" w:color="003366"/>
-        </w:tblBorders>
       </w:tblPr>
       <w:tblGrid>
-        <w:gridCol w:w="2225"/>
-        <w:gridCol w:w="2225"/>
-        <w:gridCol w:w="2225"/>
-        <w:gridCol w:w="2225"/>
+        <w:gridCol w:w="2160"/>
+        <w:gridCol w:w="2160"/>
+        <w:gridCol w:w="2160"/>
+        <w:gridCol w:w="2160"/>
       </w:tblGrid>
       <w:tr>
-        <w:trPr>
-          <w:cantSplit w:val="1"/>
-        </w:trPr>
         <w:tc>
           <w:tcPr>
-            <w:tcW w:type="dxa" w:w="2225"/>
-            <w:tcMar>
-              <w:top w:w="60" w:type="dxa"/>
-              <w:bottom w:w="60" w:type="dxa"/>
-              <w:left w:w="100" w:type="dxa"/>
-              <w:right w:w="100" w:type="dxa"/>
-            </w:tcMar>
-            <w:shd w:val="clear" w:color="auto" w:fill="003366"/>
+            <w:tcW w:type="dxa" w:w="2160"/>
           </w:tcPr>
           <w:p>
-            <w:pPr>
-              <w:spacing w:before="40" w:after="40"/>
-            </w:pPr>
             <w:r>
               <w:rPr>
-                <w:rFonts w:ascii="Calibri" w:hAnsi="Calibri"/>
                 <w:b/>
-                <w:i w:val="0"/>
-                <w:color w:val="FFFFFF"/>
-                <w:sz w:val="20"/>
               </w:rPr>
               <w:t>#</w:t>
             </w:r>
@@ -3723,26 +1691,12 @@
         </w:tc>
         <w:tc>
           <w:tcPr>
-            <w:tcW w:type="dxa" w:w="2225"/>
-            <w:tcMar>
-              <w:top w:w="60" w:type="dxa"/>
-              <w:bottom w:w="60" w:type="dxa"/>
-              <w:left w:w="100" w:type="dxa"/>
-              <w:right w:w="100" w:type="dxa"/>
-            </w:tcMar>
-            <w:shd w:val="clear" w:color="auto" w:fill="003366"/>
+            <w:tcW w:type="dxa" w:w="2160"/>
           </w:tcPr>
           <w:p>
-            <w:pPr>
-              <w:spacing w:before="40" w:after="40"/>
-            </w:pPr>
             <w:r>
               <w:rPr>
-                <w:rFonts w:ascii="Calibri" w:hAnsi="Calibri"/>
                 <w:b/>
-                <w:i w:val="0"/>
-                <w:color w:val="FFFFFF"/>
-                <w:sz w:val="20"/>
               </w:rPr>
               <w:t>Decisão</w:t>
             </w:r>
@@ -3750,26 +1704,12 @@
         </w:tc>
         <w:tc>
           <w:tcPr>
-            <w:tcW w:type="dxa" w:w="2225"/>
-            <w:tcMar>
-              <w:top w:w="60" w:type="dxa"/>
-              <w:bottom w:w="60" w:type="dxa"/>
-              <w:left w:w="100" w:type="dxa"/>
-              <w:right w:w="100" w:type="dxa"/>
-            </w:tcMar>
-            <w:shd w:val="clear" w:color="auto" w:fill="003366"/>
+            <w:tcW w:type="dxa" w:w="2160"/>
           </w:tcPr>
           <w:p>
-            <w:pPr>
-              <w:spacing w:before="40" w:after="40"/>
-            </w:pPr>
             <w:r>
               <w:rPr>
-                <w:rFonts w:ascii="Calibri" w:hAnsi="Calibri"/>
                 <w:b/>
-                <w:i w:val="0"/>
-                <w:color w:val="FFFFFF"/>
-                <w:sz w:val="20"/>
               </w:rPr>
               <w:t>Responsável</w:t>
             </w:r>
@@ -3777,26 +1717,12 @@
         </w:tc>
         <w:tc>
           <w:tcPr>
-            <w:tcW w:type="dxa" w:w="2225"/>
-            <w:tcMar>
-              <w:top w:w="60" w:type="dxa"/>
-              <w:bottom w:w="60" w:type="dxa"/>
-              <w:left w:w="100" w:type="dxa"/>
-              <w:right w:w="100" w:type="dxa"/>
-            </w:tcMar>
-            <w:shd w:val="clear" w:color="auto" w:fill="003366"/>
+            <w:tcW w:type="dxa" w:w="2160"/>
           </w:tcPr>
           <w:p>
-            <w:pPr>
-              <w:spacing w:before="40" w:after="40"/>
-            </w:pPr>
             <w:r>
               <w:rPr>
-                <w:rFonts w:ascii="Calibri" w:hAnsi="Calibri"/>
                 <w:b/>
-                <w:i w:val="0"/>
-                <w:color w:val="FFFFFF"/>
-                <w:sz w:val="20"/>
               </w:rPr>
               <w:t>Data-limite</w:t>
             </w:r>
@@ -3804,894 +1730,355 @@
         </w:tc>
       </w:tr>
       <w:tr>
-        <w:trPr>
-          <w:cantSplit w:val="1"/>
-        </w:trPr>
         <w:tc>
           <w:tcPr>
-            <w:tcW w:type="dxa" w:w="2225"/>
-            <w:tcMar>
-              <w:top w:w="60" w:type="dxa"/>
-              <w:bottom w:w="60" w:type="dxa"/>
-              <w:left w:w="100" w:type="dxa"/>
-              <w:right w:w="100" w:type="dxa"/>
-            </w:tcMar>
-            <w:shd w:val="clear" w:color="auto" w:fill="EBF5FB"/>
+            <w:tcW w:type="dxa" w:w="2160"/>
           </w:tcPr>
           <w:p>
-            <w:pPr>
-              <w:spacing w:before="40" w:after="40"/>
-            </w:pPr>
             <w:r>
-              <w:rPr>
-                <w:rFonts w:ascii="Calibri" w:hAnsi="Calibri"/>
-                <w:b w:val="0"/>
-                <w:i w:val="0"/>
-                <w:sz w:val="20"/>
-              </w:rPr>
               <w:t>D-01</w:t>
             </w:r>
           </w:p>
         </w:tc>
         <w:tc>
           <w:tcPr>
-            <w:tcW w:type="dxa" w:w="2225"/>
-            <w:tcMar>
-              <w:top w:w="60" w:type="dxa"/>
-              <w:bottom w:w="60" w:type="dxa"/>
-              <w:left w:w="100" w:type="dxa"/>
-              <w:right w:w="100" w:type="dxa"/>
-            </w:tcMar>
-            <w:shd w:val="clear" w:color="auto" w:fill="EBF5FB"/>
+            <w:tcW w:type="dxa" w:w="2160"/>
           </w:tcPr>
           <w:p>
-            <w:pPr>
-              <w:spacing w:before="40" w:after="40"/>
-            </w:pPr>
             <w:r>
-              <w:rPr>
-                <w:rFonts w:ascii="Calibri" w:hAnsi="Calibri"/>
-                <w:b w:val="0"/>
-                <w:i w:val="0"/>
-                <w:sz w:val="20"/>
-              </w:rPr>
               <w:t>Arquitetura em três aplicações: API Spring Boot, Web Angular e Crawler FastAPI/SeleniumBase</w:t>
             </w:r>
           </w:p>
         </w:tc>
         <w:tc>
           <w:tcPr>
-            <w:tcW w:type="dxa" w:w="2225"/>
-            <w:tcMar>
-              <w:top w:w="60" w:type="dxa"/>
-              <w:bottom w:w="60" w:type="dxa"/>
-              <w:left w:w="100" w:type="dxa"/>
-              <w:right w:w="100" w:type="dxa"/>
-            </w:tcMar>
-            <w:shd w:val="clear" w:color="auto" w:fill="EBF5FB"/>
+            <w:tcW w:type="dxa" w:w="2160"/>
           </w:tcPr>
           <w:p>
-            <w:pPr>
-              <w:spacing w:before="40" w:after="40"/>
-            </w:pPr>
             <w:r>
-              <w:rPr>
-                <w:rFonts w:ascii="Calibri" w:hAnsi="Calibri"/>
-                <w:b w:val="0"/>
-                <w:i w:val="0"/>
-                <w:sz w:val="20"/>
-              </w:rPr>
               <w:t>Cézar Velazquez (Timeware)</w:t>
             </w:r>
           </w:p>
         </w:tc>
         <w:tc>
           <w:tcPr>
-            <w:tcW w:type="dxa" w:w="2225"/>
-            <w:tcMar>
-              <w:top w:w="60" w:type="dxa"/>
-              <w:bottom w:w="60" w:type="dxa"/>
-              <w:left w:w="100" w:type="dxa"/>
-              <w:right w:w="100" w:type="dxa"/>
-            </w:tcMar>
-            <w:shd w:val="clear" w:color="auto" w:fill="EBF5FB"/>
+            <w:tcW w:type="dxa" w:w="2160"/>
           </w:tcPr>
           <w:p>
-            <w:pPr>
-              <w:spacing w:before="40" w:after="40"/>
-            </w:pPr>
             <w:r>
-              <w:rPr>
-                <w:rFonts w:ascii="Calibri" w:hAnsi="Calibri"/>
-                <w:b w:val="0"/>
-                <w:i w:val="0"/>
-                <w:sz w:val="20"/>
-              </w:rPr>
               <w:t>Confirmado no kickoff</w:t>
             </w:r>
           </w:p>
         </w:tc>
       </w:tr>
       <w:tr>
-        <w:trPr>
-          <w:cantSplit w:val="1"/>
-        </w:trPr>
         <w:tc>
           <w:tcPr>
-            <w:tcW w:type="dxa" w:w="2225"/>
-            <w:tcMar>
-              <w:top w:w="60" w:type="dxa"/>
-              <w:bottom w:w="60" w:type="dxa"/>
-              <w:left w:w="100" w:type="dxa"/>
-              <w:right w:w="100" w:type="dxa"/>
-            </w:tcMar>
+            <w:tcW w:type="dxa" w:w="2160"/>
           </w:tcPr>
           <w:p>
-            <w:pPr>
-              <w:spacing w:before="40" w:after="40"/>
-            </w:pPr>
             <w:r>
-              <w:rPr>
-                <w:rFonts w:ascii="Calibri" w:hAnsi="Calibri"/>
-                <w:b w:val="0"/>
-                <w:i w:val="0"/>
-                <w:sz w:val="20"/>
-              </w:rPr>
               <w:t>D-02</w:t>
             </w:r>
           </w:p>
         </w:tc>
         <w:tc>
           <w:tcPr>
-            <w:tcW w:type="dxa" w:w="2225"/>
-            <w:tcMar>
-              <w:top w:w="60" w:type="dxa"/>
-              <w:bottom w:w="60" w:type="dxa"/>
-              <w:left w:w="100" w:type="dxa"/>
-              <w:right w:w="100" w:type="dxa"/>
-            </w:tcMar>
+            <w:tcW w:type="dxa" w:w="2160"/>
           </w:tcPr>
           <w:p>
-            <w:pPr>
-              <w:spacing w:before="40" w:after="40"/>
-            </w:pPr>
             <w:r>
-              <w:rPr>
-                <w:rFonts w:ascii="Calibri" w:hAnsi="Calibri"/>
-                <w:b w:val="0"/>
-                <w:i w:val="0"/>
-                <w:sz w:val="20"/>
-              </w:rPr>
               <w:t>Autenticação JWT HS256 stateless (access 30 min / refresh 7 dias) com blacklist Redis</w:t>
             </w:r>
           </w:p>
         </w:tc>
         <w:tc>
           <w:tcPr>
-            <w:tcW w:type="dxa" w:w="2225"/>
-            <w:tcMar>
-              <w:top w:w="60" w:type="dxa"/>
-              <w:bottom w:w="60" w:type="dxa"/>
-              <w:left w:w="100" w:type="dxa"/>
-              <w:right w:w="100" w:type="dxa"/>
-            </w:tcMar>
+            <w:tcW w:type="dxa" w:w="2160"/>
           </w:tcPr>
           <w:p>
-            <w:pPr>
-              <w:spacing w:before="40" w:after="40"/>
-            </w:pPr>
             <w:r>
-              <w:rPr>
-                <w:rFonts w:ascii="Calibri" w:hAnsi="Calibri"/>
-                <w:b w:val="0"/>
-                <w:i w:val="0"/>
-                <w:sz w:val="20"/>
-              </w:rPr>
               <w:t>Felipe Santos (Timeware)</w:t>
             </w:r>
           </w:p>
         </w:tc>
         <w:tc>
           <w:tcPr>
-            <w:tcW w:type="dxa" w:w="2225"/>
-            <w:tcMar>
-              <w:top w:w="60" w:type="dxa"/>
-              <w:bottom w:w="60" w:type="dxa"/>
-              <w:left w:w="100" w:type="dxa"/>
-              <w:right w:w="100" w:type="dxa"/>
-            </w:tcMar>
+            <w:tcW w:type="dxa" w:w="2160"/>
           </w:tcPr>
           <w:p>
-            <w:pPr>
-              <w:spacing w:before="40" w:after="40"/>
-            </w:pPr>
             <w:r>
-              <w:rPr>
-                <w:rFonts w:ascii="Calibri" w:hAnsi="Calibri"/>
-                <w:b w:val="0"/>
-                <w:i w:val="0"/>
-                <w:sz w:val="20"/>
-              </w:rPr>
               <w:t>S1</w:t>
             </w:r>
           </w:p>
         </w:tc>
       </w:tr>
       <w:tr>
-        <w:trPr>
-          <w:cantSplit w:val="1"/>
-        </w:trPr>
         <w:tc>
           <w:tcPr>
-            <w:tcW w:type="dxa" w:w="2225"/>
-            <w:tcMar>
-              <w:top w:w="60" w:type="dxa"/>
-              <w:bottom w:w="60" w:type="dxa"/>
-              <w:left w:w="100" w:type="dxa"/>
-              <w:right w:w="100" w:type="dxa"/>
-            </w:tcMar>
-            <w:shd w:val="clear" w:color="auto" w:fill="EBF5FB"/>
+            <w:tcW w:type="dxa" w:w="2160"/>
           </w:tcPr>
           <w:p>
-            <w:pPr>
-              <w:spacing w:before="40" w:after="40"/>
-            </w:pPr>
             <w:r>
-              <w:rPr>
-                <w:rFonts w:ascii="Calibri" w:hAnsi="Calibri"/>
-                <w:b w:val="0"/>
-                <w:i w:val="0"/>
-                <w:sz w:val="20"/>
-              </w:rPr>
               <w:t>D-03</w:t>
             </w:r>
           </w:p>
         </w:tc>
         <w:tc>
           <w:tcPr>
-            <w:tcW w:type="dxa" w:w="2225"/>
-            <w:tcMar>
-              <w:top w:w="60" w:type="dxa"/>
-              <w:bottom w:w="60" w:type="dxa"/>
-              <w:left w:w="100" w:type="dxa"/>
-              <w:right w:w="100" w:type="dxa"/>
-            </w:tcMar>
-            <w:shd w:val="clear" w:color="auto" w:fill="EBF5FB"/>
+            <w:tcW w:type="dxa" w:w="2160"/>
           </w:tcPr>
           <w:p>
-            <w:pPr>
-              <w:spacing w:before="40" w:after="40"/>
-            </w:pPr>
             <w:r>
-              <w:rPr>
-                <w:rFonts w:ascii="Calibri" w:hAnsi="Calibri"/>
-                <w:b w:val="0"/>
-                <w:i w:val="0"/>
-                <w:sz w:val="20"/>
-              </w:rPr>
               <w:t>Busca paralela das três companhias (Smiles/Azul/Latam) via crawler, meta ≤ 30 s</w:t>
             </w:r>
           </w:p>
         </w:tc>
         <w:tc>
           <w:tcPr>
-            <w:tcW w:type="dxa" w:w="2225"/>
-            <w:tcMar>
-              <w:top w:w="60" w:type="dxa"/>
-              <w:bottom w:w="60" w:type="dxa"/>
-              <w:left w:w="100" w:type="dxa"/>
-              <w:right w:w="100" w:type="dxa"/>
-            </w:tcMar>
-            <w:shd w:val="clear" w:color="auto" w:fill="EBF5FB"/>
+            <w:tcW w:type="dxa" w:w="2160"/>
           </w:tcPr>
           <w:p>
-            <w:pPr>
-              <w:spacing w:before="40" w:after="40"/>
-            </w:pPr>
             <w:r>
-              <w:rPr>
-                <w:rFonts w:ascii="Calibri" w:hAnsi="Calibri"/>
-                <w:b w:val="0"/>
-                <w:i w:val="0"/>
-                <w:sz w:val="20"/>
-              </w:rPr>
               <w:t>Felipe Santos (Timeware)</w:t>
             </w:r>
           </w:p>
         </w:tc>
         <w:tc>
           <w:tcPr>
-            <w:tcW w:type="dxa" w:w="2225"/>
-            <w:tcMar>
-              <w:top w:w="60" w:type="dxa"/>
-              <w:bottom w:w="60" w:type="dxa"/>
-              <w:left w:w="100" w:type="dxa"/>
-              <w:right w:w="100" w:type="dxa"/>
-            </w:tcMar>
-            <w:shd w:val="clear" w:color="auto" w:fill="EBF5FB"/>
+            <w:tcW w:type="dxa" w:w="2160"/>
           </w:tcPr>
           <w:p>
-            <w:pPr>
-              <w:spacing w:before="40" w:after="40"/>
-            </w:pPr>
             <w:r>
-              <w:rPr>
-                <w:rFonts w:ascii="Calibri" w:hAnsi="Calibri"/>
-                <w:b w:val="0"/>
-                <w:i w:val="0"/>
-                <w:sz w:val="20"/>
-              </w:rPr>
               <w:t>S2–S3</w:t>
             </w:r>
           </w:p>
         </w:tc>
       </w:tr>
       <w:tr>
-        <w:trPr>
-          <w:cantSplit w:val="1"/>
-        </w:trPr>
         <w:tc>
           <w:tcPr>
-            <w:tcW w:type="dxa" w:w="2225"/>
-            <w:tcMar>
-              <w:top w:w="60" w:type="dxa"/>
-              <w:bottom w:w="60" w:type="dxa"/>
-              <w:left w:w="100" w:type="dxa"/>
-              <w:right w:w="100" w:type="dxa"/>
-            </w:tcMar>
+            <w:tcW w:type="dxa" w:w="2160"/>
           </w:tcPr>
           <w:p>
-            <w:pPr>
-              <w:spacing w:before="40" w:after="40"/>
-            </w:pPr>
             <w:r>
-              <w:rPr>
-                <w:rFonts w:ascii="Calibri" w:hAnsi="Calibri"/>
-                <w:b w:val="0"/>
-                <w:i w:val="0"/>
-                <w:sz w:val="20"/>
-              </w:rPr>
               <w:t>D-04</w:t>
             </w:r>
           </w:p>
         </w:tc>
         <w:tc>
           <w:tcPr>
-            <w:tcW w:type="dxa" w:w="2225"/>
-            <w:tcMar>
-              <w:top w:w="60" w:type="dxa"/>
-              <w:bottom w:w="60" w:type="dxa"/>
-              <w:left w:w="100" w:type="dxa"/>
-              <w:right w:w="100" w:type="dxa"/>
-            </w:tcMar>
+            <w:tcW w:type="dxa" w:w="2160"/>
           </w:tcPr>
           <w:p>
-            <w:pPr>
-              <w:spacing w:before="40" w:after="40"/>
-            </w:pPr>
             <w:r>
-              <w:rPr>
-                <w:rFonts w:ascii="Calibri" w:hAnsi="Calibri"/>
-                <w:b w:val="0"/>
-                <w:i w:val="0"/>
-                <w:sz w:val="20"/>
-              </w:rPr>
               <w:t>Sprints de 2 semanas, com S1 iniciando em 09/02/2026 e término previsto em 26/07/2026</w:t>
             </w:r>
           </w:p>
         </w:tc>
         <w:tc>
           <w:tcPr>
-            <w:tcW w:type="dxa" w:w="2225"/>
-            <w:tcMar>
-              <w:top w:w="60" w:type="dxa"/>
-              <w:bottom w:w="60" w:type="dxa"/>
-              <w:left w:w="100" w:type="dxa"/>
-              <w:right w:w="100" w:type="dxa"/>
-            </w:tcMar>
+            <w:tcW w:type="dxa" w:w="2160"/>
           </w:tcPr>
           <w:p>
-            <w:pPr>
-              <w:spacing w:before="40" w:after="40"/>
-            </w:pPr>
             <w:r>
-              <w:rPr>
-                <w:rFonts w:ascii="Calibri" w:hAnsi="Calibri"/>
-                <w:b w:val="0"/>
-                <w:i w:val="0"/>
-                <w:sz w:val="20"/>
-              </w:rPr>
               <w:t>Abraão (Timeware)</w:t>
             </w:r>
           </w:p>
         </w:tc>
         <w:tc>
           <w:tcPr>
-            <w:tcW w:type="dxa" w:w="2225"/>
-            <w:tcMar>
-              <w:top w:w="60" w:type="dxa"/>
-              <w:bottom w:w="60" w:type="dxa"/>
-              <w:left w:w="100" w:type="dxa"/>
-              <w:right w:w="100" w:type="dxa"/>
-            </w:tcMar>
+            <w:tcW w:type="dxa" w:w="2160"/>
           </w:tcPr>
           <w:p>
-            <w:pPr>
-              <w:spacing w:before="40" w:after="40"/>
-            </w:pPr>
             <w:r>
-              <w:rPr>
-                <w:rFonts w:ascii="Calibri" w:hAnsi="Calibri"/>
-                <w:b w:val="0"/>
-                <w:i w:val="0"/>
-                <w:sz w:val="20"/>
-              </w:rPr>
               <w:t>Imediato (09/02/2026)</w:t>
             </w:r>
           </w:p>
         </w:tc>
       </w:tr>
       <w:tr>
-        <w:trPr>
-          <w:cantSplit w:val="1"/>
-        </w:trPr>
         <w:tc>
           <w:tcPr>
-            <w:tcW w:type="dxa" w:w="2225"/>
-            <w:tcMar>
-              <w:top w:w="60" w:type="dxa"/>
-              <w:bottom w:w="60" w:type="dxa"/>
-              <w:left w:w="100" w:type="dxa"/>
-              <w:right w:w="100" w:type="dxa"/>
-            </w:tcMar>
-            <w:shd w:val="clear" w:color="auto" w:fill="EBF5FB"/>
+            <w:tcW w:type="dxa" w:w="2160"/>
           </w:tcPr>
           <w:p>
-            <w:pPr>
-              <w:spacing w:before="40" w:after="40"/>
-            </w:pPr>
             <w:r>
-              <w:rPr>
-                <w:rFonts w:ascii="Calibri" w:hAnsi="Calibri"/>
-                <w:b w:val="0"/>
-                <w:i w:val="0"/>
-                <w:sz w:val="20"/>
-              </w:rPr>
               <w:t>D-05</w:t>
             </w:r>
           </w:p>
         </w:tc>
         <w:tc>
           <w:tcPr>
-            <w:tcW w:type="dxa" w:w="2225"/>
-            <w:tcMar>
-              <w:top w:w="60" w:type="dxa"/>
-              <w:bottom w:w="60" w:type="dxa"/>
-              <w:left w:w="100" w:type="dxa"/>
-              <w:right w:w="100" w:type="dxa"/>
-            </w:tcMar>
-            <w:shd w:val="clear" w:color="auto" w:fill="EBF5FB"/>
+            <w:tcW w:type="dxa" w:w="2160"/>
           </w:tcPr>
           <w:p>
-            <w:pPr>
-              <w:spacing w:before="40" w:after="40"/>
-            </w:pPr>
             <w:r>
-              <w:rPr>
-                <w:rFonts w:ascii="Calibri" w:hAnsi="Calibri"/>
-                <w:b w:val="0"/>
-                <w:i w:val="0"/>
-                <w:sz w:val="20"/>
-              </w:rPr>
               <w:t xml:space="preserve">Política de branch: PR obrigatório para </w:t>
             </w:r>
             <w:r>
               <w:rPr>
-                <w:rFonts w:ascii="Courier New" w:hAnsi="Courier New"/>
-                <w:b w:val="0"/>
-                <w:i w:val="0"/>
-                <w:color w:val="333333"/>
-                <w:sz w:val="20"/>
+                <w:rFonts w:ascii="Consolas" w:hAnsi="Consolas"/>
               </w:rPr>
               <w:t>develop</w:t>
             </w:r>
             <w:r>
-              <w:rPr>
-                <w:rFonts w:ascii="Calibri" w:hAnsi="Calibri"/>
-                <w:b w:val="0"/>
-                <w:i w:val="0"/>
-                <w:sz w:val="20"/>
-              </w:rPr>
               <w:t>, aprovação do PR pelo Tech Lead (Cézar) e gate de CI</w:t>
             </w:r>
           </w:p>
         </w:tc>
         <w:tc>
           <w:tcPr>
-            <w:tcW w:type="dxa" w:w="2225"/>
-            <w:tcMar>
-              <w:top w:w="60" w:type="dxa"/>
-              <w:bottom w:w="60" w:type="dxa"/>
-              <w:left w:w="100" w:type="dxa"/>
-              <w:right w:w="100" w:type="dxa"/>
-            </w:tcMar>
-            <w:shd w:val="clear" w:color="auto" w:fill="EBF5FB"/>
+            <w:tcW w:type="dxa" w:w="2160"/>
           </w:tcPr>
           <w:p>
-            <w:pPr>
-              <w:spacing w:before="40" w:after="40"/>
-            </w:pPr>
             <w:r>
-              <w:rPr>
-                <w:rFonts w:ascii="Calibri" w:hAnsi="Calibri"/>
-                <w:b w:val="0"/>
-                <w:i w:val="0"/>
-                <w:sz w:val="20"/>
-              </w:rPr>
               <w:t>Cézar Velazquez (Timeware)</w:t>
             </w:r>
           </w:p>
         </w:tc>
         <w:tc>
           <w:tcPr>
-            <w:tcW w:type="dxa" w:w="2225"/>
-            <w:tcMar>
-              <w:top w:w="60" w:type="dxa"/>
-              <w:bottom w:w="60" w:type="dxa"/>
-              <w:left w:w="100" w:type="dxa"/>
-              <w:right w:w="100" w:type="dxa"/>
-            </w:tcMar>
-            <w:shd w:val="clear" w:color="auto" w:fill="EBF5FB"/>
+            <w:tcW w:type="dxa" w:w="2160"/>
           </w:tcPr>
           <w:p>
-            <w:pPr>
-              <w:spacing w:before="40" w:after="40"/>
-            </w:pPr>
             <w:r>
-              <w:rPr>
-                <w:rFonts w:ascii="Calibri" w:hAnsi="Calibri"/>
-                <w:b w:val="0"/>
-                <w:i w:val="0"/>
-                <w:sz w:val="20"/>
-              </w:rPr>
               <w:t>Vigente durante todo o projeto</w:t>
             </w:r>
           </w:p>
         </w:tc>
       </w:tr>
       <w:tr>
-        <w:trPr>
-          <w:cantSplit w:val="1"/>
-        </w:trPr>
         <w:tc>
           <w:tcPr>
-            <w:tcW w:type="dxa" w:w="2225"/>
-            <w:tcMar>
-              <w:top w:w="60" w:type="dxa"/>
-              <w:bottom w:w="60" w:type="dxa"/>
-              <w:left w:w="100" w:type="dxa"/>
-              <w:right w:w="100" w:type="dxa"/>
-            </w:tcMar>
+            <w:tcW w:type="dxa" w:w="2160"/>
           </w:tcPr>
           <w:p>
-            <w:pPr>
-              <w:spacing w:before="40" w:after="40"/>
-            </w:pPr>
             <w:r>
-              <w:rPr>
-                <w:rFonts w:ascii="Calibri" w:hAnsi="Calibri"/>
-                <w:b w:val="0"/>
-                <w:i w:val="0"/>
-                <w:sz w:val="20"/>
-              </w:rPr>
               <w:t>D-06</w:t>
             </w:r>
           </w:p>
         </w:tc>
         <w:tc>
           <w:tcPr>
-            <w:tcW w:type="dxa" w:w="2225"/>
-            <w:tcMar>
-              <w:top w:w="60" w:type="dxa"/>
-              <w:bottom w:w="60" w:type="dxa"/>
-              <w:left w:w="100" w:type="dxa"/>
-              <w:right w:w="100" w:type="dxa"/>
-            </w:tcMar>
+            <w:tcW w:type="dxa" w:w="2160"/>
           </w:tcPr>
           <w:p>
-            <w:pPr>
-              <w:spacing w:before="40" w:after="40"/>
-            </w:pPr>
             <w:r>
-              <w:rPr>
-                <w:rFonts w:ascii="Calibri" w:hAnsi="Calibri"/>
-                <w:b w:val="0"/>
-                <w:i w:val="0"/>
-                <w:sz w:val="20"/>
-              </w:rPr>
               <w:t>Meta de cobertura ≥ 80% com gate de cobertura no CI a partir da S4</w:t>
             </w:r>
           </w:p>
         </w:tc>
         <w:tc>
           <w:tcPr>
-            <w:tcW w:type="dxa" w:w="2225"/>
-            <w:tcMar>
-              <w:top w:w="60" w:type="dxa"/>
-              <w:bottom w:w="60" w:type="dxa"/>
-              <w:left w:w="100" w:type="dxa"/>
-              <w:right w:w="100" w:type="dxa"/>
-            </w:tcMar>
+            <w:tcW w:type="dxa" w:w="2160"/>
           </w:tcPr>
           <w:p>
-            <w:pPr>
-              <w:spacing w:before="40" w:after="40"/>
-            </w:pPr>
             <w:r>
-              <w:rPr>
-                <w:rFonts w:ascii="Calibri" w:hAnsi="Calibri"/>
-                <w:b w:val="0"/>
-                <w:i w:val="0"/>
-                <w:sz w:val="20"/>
-              </w:rPr>
               <w:t>Cézar Velazquez (Timeware)</w:t>
             </w:r>
           </w:p>
         </w:tc>
         <w:tc>
           <w:tcPr>
-            <w:tcW w:type="dxa" w:w="2225"/>
-            <w:tcMar>
-              <w:top w:w="60" w:type="dxa"/>
-              <w:bottom w:w="60" w:type="dxa"/>
-              <w:left w:w="100" w:type="dxa"/>
-              <w:right w:w="100" w:type="dxa"/>
-            </w:tcMar>
+            <w:tcW w:type="dxa" w:w="2160"/>
           </w:tcPr>
           <w:p>
-            <w:pPr>
-              <w:spacing w:before="40" w:after="40"/>
-            </w:pPr>
             <w:r>
-              <w:rPr>
-                <w:rFonts w:ascii="Calibri" w:hAnsi="Calibri"/>
-                <w:b w:val="0"/>
-                <w:i w:val="0"/>
-                <w:sz w:val="20"/>
-              </w:rPr>
               <w:t>S4</w:t>
             </w:r>
           </w:p>
         </w:tc>
       </w:tr>
       <w:tr>
-        <w:trPr>
-          <w:cantSplit w:val="1"/>
-        </w:trPr>
         <w:tc>
           <w:tcPr>
-            <w:tcW w:type="dxa" w:w="2225"/>
-            <w:tcMar>
-              <w:top w:w="60" w:type="dxa"/>
-              <w:bottom w:w="60" w:type="dxa"/>
-              <w:left w:w="100" w:type="dxa"/>
-              <w:right w:w="100" w:type="dxa"/>
-            </w:tcMar>
-            <w:shd w:val="clear" w:color="auto" w:fill="EBF5FB"/>
+            <w:tcW w:type="dxa" w:w="2160"/>
           </w:tcPr>
           <w:p>
-            <w:pPr>
-              <w:spacing w:before="40" w:after="40"/>
-            </w:pPr>
             <w:r>
-              <w:rPr>
-                <w:rFonts w:ascii="Calibri" w:hAnsi="Calibri"/>
-                <w:b w:val="0"/>
-                <w:i w:val="0"/>
-                <w:sz w:val="20"/>
-              </w:rPr>
               <w:t>D-07</w:t>
             </w:r>
           </w:p>
         </w:tc>
         <w:tc>
           <w:tcPr>
-            <w:tcW w:type="dxa" w:w="2225"/>
-            <w:tcMar>
-              <w:top w:w="60" w:type="dxa"/>
-              <w:bottom w:w="60" w:type="dxa"/>
-              <w:left w:w="100" w:type="dxa"/>
-              <w:right w:w="100" w:type="dxa"/>
-            </w:tcMar>
-            <w:shd w:val="clear" w:color="auto" w:fill="EBF5FB"/>
+            <w:tcW w:type="dxa" w:w="2160"/>
           </w:tcPr>
           <w:p>
-            <w:pPr>
-              <w:spacing w:before="40" w:after="40"/>
-            </w:pPr>
             <w:r>
-              <w:rPr>
-                <w:rFonts w:ascii="Calibri" w:hAnsi="Calibri"/>
-                <w:b w:val="0"/>
-                <w:i w:val="0"/>
-                <w:sz w:val="20"/>
-              </w:rPr>
               <w:t>Notificação por WhatsApp via Z-API, com falha de envio não interrompendo o fluxo</w:t>
             </w:r>
           </w:p>
         </w:tc>
         <w:tc>
           <w:tcPr>
-            <w:tcW w:type="dxa" w:w="2225"/>
-            <w:tcMar>
-              <w:top w:w="60" w:type="dxa"/>
-              <w:bottom w:w="60" w:type="dxa"/>
-              <w:left w:w="100" w:type="dxa"/>
-              <w:right w:w="100" w:type="dxa"/>
-            </w:tcMar>
-            <w:shd w:val="clear" w:color="auto" w:fill="EBF5FB"/>
+            <w:tcW w:type="dxa" w:w="2160"/>
           </w:tcPr>
           <w:p>
-            <w:pPr>
-              <w:spacing w:before="40" w:after="40"/>
-            </w:pPr>
             <w:r>
-              <w:rPr>
-                <w:rFonts w:ascii="Calibri" w:hAnsi="Calibri"/>
-                <w:b w:val="0"/>
-                <w:i w:val="0"/>
-                <w:sz w:val="20"/>
-              </w:rPr>
               <w:t>Felipe Santos (Timeware)</w:t>
             </w:r>
           </w:p>
         </w:tc>
         <w:tc>
           <w:tcPr>
-            <w:tcW w:type="dxa" w:w="2225"/>
-            <w:tcMar>
-              <w:top w:w="60" w:type="dxa"/>
-              <w:bottom w:w="60" w:type="dxa"/>
-              <w:left w:w="100" w:type="dxa"/>
-              <w:right w:w="100" w:type="dxa"/>
-            </w:tcMar>
-            <w:shd w:val="clear" w:color="auto" w:fill="EBF5FB"/>
+            <w:tcW w:type="dxa" w:w="2160"/>
           </w:tcPr>
           <w:p>
-            <w:pPr>
-              <w:spacing w:before="40" w:after="40"/>
-            </w:pPr>
             <w:r>
-              <w:rPr>
-                <w:rFonts w:ascii="Calibri" w:hAnsi="Calibri"/>
-                <w:b w:val="0"/>
-                <w:i w:val="0"/>
-                <w:sz w:val="20"/>
-              </w:rPr>
               <w:t>S7</w:t>
             </w:r>
           </w:p>
         </w:tc>
       </w:tr>
       <w:tr>
-        <w:trPr>
-          <w:cantSplit w:val="1"/>
-        </w:trPr>
         <w:tc>
           <w:tcPr>
-            <w:tcW w:type="dxa" w:w="2225"/>
-            <w:tcMar>
-              <w:top w:w="60" w:type="dxa"/>
-              <w:bottom w:w="60" w:type="dxa"/>
-              <w:left w:w="100" w:type="dxa"/>
-              <w:right w:w="100" w:type="dxa"/>
-            </w:tcMar>
+            <w:tcW w:type="dxa" w:w="2160"/>
           </w:tcPr>
           <w:p>
-            <w:pPr>
-              <w:spacing w:before="40" w:after="40"/>
-            </w:pPr>
             <w:r>
-              <w:rPr>
-                <w:rFonts w:ascii="Calibri" w:hAnsi="Calibri"/>
-                <w:b w:val="0"/>
-                <w:i w:val="0"/>
-                <w:sz w:val="20"/>
-              </w:rPr>
               <w:t>D-08</w:t>
             </w:r>
           </w:p>
         </w:tc>
         <w:tc>
           <w:tcPr>
-            <w:tcW w:type="dxa" w:w="2225"/>
-            <w:tcMar>
-              <w:top w:w="60" w:type="dxa"/>
-              <w:bottom w:w="60" w:type="dxa"/>
-              <w:left w:w="100" w:type="dxa"/>
-              <w:right w:w="100" w:type="dxa"/>
-            </w:tcMar>
+            <w:tcW w:type="dxa" w:w="2160"/>
           </w:tcPr>
           <w:p>
-            <w:pPr>
-              <w:spacing w:before="40" w:after="40"/>
-            </w:pPr>
             <w:r>
-              <w:rPr>
-                <w:rFonts w:ascii="Calibri" w:hAnsi="Calibri"/>
-                <w:b w:val="0"/>
-                <w:i w:val="0"/>
-                <w:sz w:val="20"/>
-              </w:rPr>
               <w:t>Mudanças de escopo formalizadas via change request com aprovação do GP (Abraão) antes da implementação</w:t>
             </w:r>
           </w:p>
         </w:tc>
         <w:tc>
           <w:tcPr>
-            <w:tcW w:type="dxa" w:w="2225"/>
-            <w:tcMar>
-              <w:top w:w="60" w:type="dxa"/>
-              <w:bottom w:w="60" w:type="dxa"/>
-              <w:left w:w="100" w:type="dxa"/>
-              <w:right w:w="100" w:type="dxa"/>
-            </w:tcMar>
+            <w:tcW w:type="dxa" w:w="2160"/>
           </w:tcPr>
           <w:p>
-            <w:pPr>
-              <w:spacing w:before="40" w:after="40"/>
-            </w:pPr>
             <w:r>
-              <w:rPr>
-                <w:rFonts w:ascii="Calibri" w:hAnsi="Calibri"/>
-                <w:b w:val="0"/>
-                <w:i w:val="0"/>
-                <w:sz w:val="20"/>
-              </w:rPr>
               <w:t>Abraão (Timeware)</w:t>
             </w:r>
           </w:p>
         </w:tc>
         <w:tc>
           <w:tcPr>
-            <w:tcW w:type="dxa" w:w="2225"/>
-            <w:tcMar>
-              <w:top w:w="60" w:type="dxa"/>
-              <w:bottom w:w="60" w:type="dxa"/>
-              <w:left w:w="100" w:type="dxa"/>
-              <w:right w:w="100" w:type="dxa"/>
-            </w:tcMar>
+            <w:tcW w:type="dxa" w:w="2160"/>
           </w:tcPr>
           <w:p>
-            <w:pPr>
-              <w:spacing w:before="40" w:after="40"/>
-            </w:pPr>
             <w:r>
-              <w:rPr>
-                <w:rFonts w:ascii="Calibri" w:hAnsi="Calibri"/>
-                <w:b w:val="0"/>
-                <w:i w:val="0"/>
-                <w:sz w:val="20"/>
-              </w:rPr>
               <w:t>Vigente durante todo o projeto</w:t>
             </w:r>
           </w:p>
         </w:tc>
       </w:tr>
     </w:tbl>
+    <w:p/>
     <w:p>
       <w:pPr>
-        <w:spacing w:before="0" w:after="160"/>
-      </w:pPr>
-    </w:p>
-    <w:p>
-      <w:pPr>
-        <w:pStyle w:val="Heading1"/>
-        <w:keepNext/>
-        <w:keepLines/>
-        <w:pBdr>
-          <w:bottom w:val="single" w:sz="4" w:space="2" w:color="D6E4F0"/>
-        </w:pBdr>
+        <w:pStyle w:val="Heading2"/>
       </w:pPr>
       <w:r>
         <w:t>5. Ações imediatas</w:t>
@@ -4699,48 +2086,24 @@
     </w:p>
     <w:tbl>
       <w:tblPr>
+        <w:tblStyle w:val="TableGrid"/>
         <w:tblW w:type="auto" w:w="0"/>
         <w:tblLook w:firstColumn="1" w:firstRow="1" w:lastColumn="0" w:lastRow="0" w:noHBand="0" w:noVBand="1" w:val="04A0"/>
-        <w:tblBorders>
-          <w:top w:val="single" w:sz="4" w:space="0" w:color="003366"/>
-          <w:left w:val="single" w:sz="4" w:space="0" w:color="003366"/>
-          <w:bottom w:val="single" w:sz="4" w:space="0" w:color="003366"/>
-          <w:right w:val="single" w:sz="4" w:space="0" w:color="003366"/>
-          <w:insideH w:val="single" w:sz="4" w:space="0" w:color="003366"/>
-          <w:insideV w:val="single" w:sz="4" w:space="0" w:color="003366"/>
-        </w:tblBorders>
       </w:tblPr>
       <w:tblGrid>
-        <w:gridCol w:w="2967"/>
-        <w:gridCol w:w="2967"/>
-        <w:gridCol w:w="2967"/>
+        <w:gridCol w:w="2880"/>
+        <w:gridCol w:w="2880"/>
+        <w:gridCol w:w="2880"/>
       </w:tblGrid>
       <w:tr>
-        <w:trPr>
-          <w:cantSplit w:val="1"/>
-        </w:trPr>
         <w:tc>
           <w:tcPr>
-            <w:tcW w:type="dxa" w:w="2967"/>
-            <w:tcMar>
-              <w:top w:w="60" w:type="dxa"/>
-              <w:bottom w:w="60" w:type="dxa"/>
-              <w:left w:w="100" w:type="dxa"/>
-              <w:right w:w="100" w:type="dxa"/>
-            </w:tcMar>
-            <w:shd w:val="clear" w:color="auto" w:fill="003366"/>
+            <w:tcW w:type="dxa" w:w="2880"/>
           </w:tcPr>
           <w:p>
-            <w:pPr>
-              <w:spacing w:before="40" w:after="40"/>
-            </w:pPr>
             <w:r>
               <w:rPr>
-                <w:rFonts w:ascii="Calibri" w:hAnsi="Calibri"/>
                 <w:b/>
-                <w:i w:val="0"/>
-                <w:color w:val="FFFFFF"/>
-                <w:sz w:val="20"/>
               </w:rPr>
               <w:t>Ação</w:t>
             </w:r>
@@ -4748,26 +2111,12 @@
         </w:tc>
         <w:tc>
           <w:tcPr>
-            <w:tcW w:type="dxa" w:w="2967"/>
-            <w:tcMar>
-              <w:top w:w="60" w:type="dxa"/>
-              <w:bottom w:w="60" w:type="dxa"/>
-              <w:left w:w="100" w:type="dxa"/>
-              <w:right w:w="100" w:type="dxa"/>
-            </w:tcMar>
-            <w:shd w:val="clear" w:color="auto" w:fill="003366"/>
+            <w:tcW w:type="dxa" w:w="2880"/>
           </w:tcPr>
           <w:p>
-            <w:pPr>
-              <w:spacing w:before="40" w:after="40"/>
-            </w:pPr>
             <w:r>
               <w:rPr>
-                <w:rFonts w:ascii="Calibri" w:hAnsi="Calibri"/>
                 <w:b/>
-                <w:i w:val="0"/>
-                <w:color w:val="FFFFFF"/>
-                <w:sz w:val="20"/>
               </w:rPr>
               <w:t>Responsável</w:t>
             </w:r>
@@ -4775,26 +2124,12 @@
         </w:tc>
         <w:tc>
           <w:tcPr>
-            <w:tcW w:type="dxa" w:w="2967"/>
-            <w:tcMar>
-              <w:top w:w="60" w:type="dxa"/>
-              <w:bottom w:w="60" w:type="dxa"/>
-              <w:left w:w="100" w:type="dxa"/>
-              <w:right w:w="100" w:type="dxa"/>
-            </w:tcMar>
-            <w:shd w:val="clear" w:color="auto" w:fill="003366"/>
+            <w:tcW w:type="dxa" w:w="2880"/>
           </w:tcPr>
           <w:p>
-            <w:pPr>
-              <w:spacing w:before="40" w:after="40"/>
-            </w:pPr>
             <w:r>
               <w:rPr>
-                <w:rFonts w:ascii="Calibri" w:hAnsi="Calibri"/>
                 <w:b/>
-                <w:i w:val="0"/>
-                <w:color w:val="FFFFFF"/>
-                <w:sz w:val="20"/>
               </w:rPr>
               <w:t>Prazo</w:t>
             </w:r>
@@ -4802,508 +2137,202 @@
         </w:tc>
       </w:tr>
       <w:tr>
-        <w:trPr>
-          <w:cantSplit w:val="1"/>
-        </w:trPr>
         <w:tc>
           <w:tcPr>
-            <w:tcW w:type="dxa" w:w="2967"/>
-            <w:tcMar>
-              <w:top w:w="60" w:type="dxa"/>
-              <w:bottom w:w="60" w:type="dxa"/>
-              <w:left w:w="100" w:type="dxa"/>
-              <w:right w:w="100" w:type="dxa"/>
-            </w:tcMar>
-            <w:shd w:val="clear" w:color="auto" w:fill="EBF5FB"/>
+            <w:tcW w:type="dxa" w:w="2880"/>
           </w:tcPr>
           <w:p>
-            <w:pPr>
-              <w:spacing w:before="40" w:after="40"/>
-            </w:pPr>
             <w:r>
-              <w:rPr>
-                <w:rFonts w:ascii="Calibri" w:hAnsi="Calibri"/>
-                <w:b w:val="0"/>
-                <w:i w:val="0"/>
-                <w:sz w:val="20"/>
-              </w:rPr>
-              <w:t>Provisionar acessos e criar os três repositórios no Azure DevOps</w:t>
+              <w:t>Provisionar acessos e criar os três repositórios no GitLab</w:t>
             </w:r>
           </w:p>
         </w:tc>
         <w:tc>
           <w:tcPr>
-            <w:tcW w:type="dxa" w:w="2967"/>
-            <w:tcMar>
-              <w:top w:w="60" w:type="dxa"/>
-              <w:bottom w:w="60" w:type="dxa"/>
-              <w:left w:w="100" w:type="dxa"/>
-              <w:right w:w="100" w:type="dxa"/>
-            </w:tcMar>
-            <w:shd w:val="clear" w:color="auto" w:fill="EBF5FB"/>
+            <w:tcW w:type="dxa" w:w="2880"/>
           </w:tcPr>
           <w:p>
-            <w:pPr>
-              <w:spacing w:before="40" w:after="40"/>
-            </w:pPr>
             <w:r>
-              <w:rPr>
-                <w:rFonts w:ascii="Calibri" w:hAnsi="Calibri"/>
-                <w:b w:val="0"/>
-                <w:i w:val="0"/>
-                <w:sz w:val="20"/>
-              </w:rPr>
               <w:t>Cézar Velazquez (Timeware)</w:t>
             </w:r>
           </w:p>
         </w:tc>
         <w:tc>
           <w:tcPr>
-            <w:tcW w:type="dxa" w:w="2967"/>
-            <w:tcMar>
-              <w:top w:w="60" w:type="dxa"/>
-              <w:bottom w:w="60" w:type="dxa"/>
-              <w:left w:w="100" w:type="dxa"/>
-              <w:right w:w="100" w:type="dxa"/>
-            </w:tcMar>
-            <w:shd w:val="clear" w:color="auto" w:fill="EBF5FB"/>
+            <w:tcW w:type="dxa" w:w="2880"/>
           </w:tcPr>
           <w:p>
-            <w:pPr>
-              <w:spacing w:before="40" w:after="40"/>
-            </w:pPr>
             <w:r>
-              <w:rPr>
-                <w:rFonts w:ascii="Calibri" w:hAnsi="Calibri"/>
-                <w:b w:val="0"/>
-                <w:i w:val="0"/>
-                <w:sz w:val="20"/>
-              </w:rPr>
               <w:t>11/02/2026</w:t>
             </w:r>
           </w:p>
         </w:tc>
       </w:tr>
       <w:tr>
-        <w:trPr>
-          <w:cantSplit w:val="1"/>
-        </w:trPr>
         <w:tc>
           <w:tcPr>
-            <w:tcW w:type="dxa" w:w="2967"/>
-            <w:tcMar>
-              <w:top w:w="60" w:type="dxa"/>
-              <w:bottom w:w="60" w:type="dxa"/>
-              <w:left w:w="100" w:type="dxa"/>
-              <w:right w:w="100" w:type="dxa"/>
-            </w:tcMar>
+            <w:tcW w:type="dxa" w:w="2880"/>
           </w:tcPr>
           <w:p>
-            <w:pPr>
-              <w:spacing w:before="40" w:after="40"/>
-            </w:pPr>
             <w:r>
-              <w:rPr>
-                <w:rFonts w:ascii="Calibri" w:hAnsi="Calibri"/>
-                <w:b w:val="0"/>
-                <w:i w:val="0"/>
-                <w:sz w:val="20"/>
-              </w:rPr>
-              <w:t>Configurar pipelines API/Web/Crawler (PowerShell@2, agente Windows)</w:t>
+              <w:t>Configurar pipelines GitLab CI (Docker runner)</w:t>
             </w:r>
           </w:p>
         </w:tc>
         <w:tc>
           <w:tcPr>
-            <w:tcW w:type="dxa" w:w="2967"/>
-            <w:tcMar>
-              <w:top w:w="60" w:type="dxa"/>
-              <w:bottom w:w="60" w:type="dxa"/>
-              <w:left w:w="100" w:type="dxa"/>
-              <w:right w:w="100" w:type="dxa"/>
-            </w:tcMar>
+            <w:tcW w:type="dxa" w:w="2880"/>
           </w:tcPr>
           <w:p>
-            <w:pPr>
-              <w:spacing w:before="40" w:after="40"/>
-            </w:pPr>
             <w:r>
-              <w:rPr>
-                <w:rFonts w:ascii="Calibri" w:hAnsi="Calibri"/>
-                <w:b w:val="0"/>
-                <w:i w:val="0"/>
-                <w:sz w:val="20"/>
-              </w:rPr>
               <w:t>Cézar Velazquez (Timeware)</w:t>
             </w:r>
           </w:p>
         </w:tc>
         <w:tc>
           <w:tcPr>
-            <w:tcW w:type="dxa" w:w="2967"/>
-            <w:tcMar>
-              <w:top w:w="60" w:type="dxa"/>
-              <w:bottom w:w="60" w:type="dxa"/>
-              <w:left w:w="100" w:type="dxa"/>
-              <w:right w:w="100" w:type="dxa"/>
-            </w:tcMar>
+            <w:tcW w:type="dxa" w:w="2880"/>
           </w:tcPr>
           <w:p>
-            <w:pPr>
-              <w:spacing w:before="40" w:after="40"/>
-            </w:pPr>
             <w:r>
-              <w:rPr>
-                <w:rFonts w:ascii="Calibri" w:hAnsi="Calibri"/>
-                <w:b w:val="0"/>
-                <w:i w:val="0"/>
-                <w:sz w:val="20"/>
-              </w:rPr>
               <w:t>13/02/2026</w:t>
             </w:r>
           </w:p>
         </w:tc>
       </w:tr>
       <w:tr>
-        <w:trPr>
-          <w:cantSplit w:val="1"/>
-        </w:trPr>
         <w:tc>
           <w:tcPr>
-            <w:tcW w:type="dxa" w:w="2967"/>
-            <w:tcMar>
-              <w:top w:w="60" w:type="dxa"/>
-              <w:bottom w:w="60" w:type="dxa"/>
-              <w:left w:w="100" w:type="dxa"/>
-              <w:right w:w="100" w:type="dxa"/>
-            </w:tcMar>
-            <w:shd w:val="clear" w:color="auto" w:fill="EBF5FB"/>
+            <w:tcW w:type="dxa" w:w="2880"/>
           </w:tcPr>
           <w:p>
-            <w:pPr>
-              <w:spacing w:before="40" w:after="40"/>
-            </w:pPr>
             <w:r>
-              <w:rPr>
-                <w:rFonts w:ascii="Calibri" w:hAnsi="Calibri"/>
-                <w:b w:val="0"/>
-                <w:i w:val="0"/>
-                <w:sz w:val="20"/>
-              </w:rPr>
               <w:t>Criar canal Microsoft Teams dedicado e rotina de daily</w:t>
             </w:r>
           </w:p>
         </w:tc>
         <w:tc>
           <w:tcPr>
-            <w:tcW w:type="dxa" w:w="2967"/>
-            <w:tcMar>
-              <w:top w:w="60" w:type="dxa"/>
-              <w:bottom w:w="60" w:type="dxa"/>
-              <w:left w:w="100" w:type="dxa"/>
-              <w:right w:w="100" w:type="dxa"/>
-            </w:tcMar>
-            <w:shd w:val="clear" w:color="auto" w:fill="EBF5FB"/>
+            <w:tcW w:type="dxa" w:w="2880"/>
           </w:tcPr>
           <w:p>
-            <w:pPr>
-              <w:spacing w:before="40" w:after="40"/>
-            </w:pPr>
             <w:r>
-              <w:rPr>
-                <w:rFonts w:ascii="Calibri" w:hAnsi="Calibri"/>
-                <w:b w:val="0"/>
-                <w:i w:val="0"/>
-                <w:sz w:val="20"/>
-              </w:rPr>
               <w:t>Abraão (Timeware)</w:t>
             </w:r>
           </w:p>
         </w:tc>
         <w:tc>
           <w:tcPr>
-            <w:tcW w:type="dxa" w:w="2967"/>
-            <w:tcMar>
-              <w:top w:w="60" w:type="dxa"/>
-              <w:bottom w:w="60" w:type="dxa"/>
-              <w:left w:w="100" w:type="dxa"/>
-              <w:right w:w="100" w:type="dxa"/>
-            </w:tcMar>
-            <w:shd w:val="clear" w:color="auto" w:fill="EBF5FB"/>
+            <w:tcW w:type="dxa" w:w="2880"/>
           </w:tcPr>
           <w:p>
-            <w:pPr>
-              <w:spacing w:before="40" w:after="40"/>
-            </w:pPr>
             <w:r>
-              <w:rPr>
-                <w:rFonts w:ascii="Calibri" w:hAnsi="Calibri"/>
-                <w:b w:val="0"/>
-                <w:i w:val="0"/>
-                <w:sz w:val="20"/>
-              </w:rPr>
               <w:t>09/02/2026 (neste dia)</w:t>
             </w:r>
           </w:p>
         </w:tc>
       </w:tr>
       <w:tr>
-        <w:trPr>
-          <w:cantSplit w:val="1"/>
-        </w:trPr>
         <w:tc>
           <w:tcPr>
-            <w:tcW w:type="dxa" w:w="2967"/>
-            <w:tcMar>
-              <w:top w:w="60" w:type="dxa"/>
-              <w:bottom w:w="60" w:type="dxa"/>
-              <w:left w:w="100" w:type="dxa"/>
-              <w:right w:w="100" w:type="dxa"/>
-            </w:tcMar>
+            <w:tcW w:type="dxa" w:w="2880"/>
           </w:tcPr>
           <w:p>
-            <w:pPr>
-              <w:spacing w:before="40" w:after="40"/>
-            </w:pPr>
             <w:r>
-              <w:rPr>
-                <w:rFonts w:ascii="Calibri" w:hAnsi="Calibri"/>
-                <w:b w:val="0"/>
-                <w:i w:val="0"/>
-                <w:sz w:val="20"/>
-              </w:rPr>
               <w:t>Detalhar o backlog inicial (RF01–RF15) no Jira (board 614)</w:t>
             </w:r>
           </w:p>
         </w:tc>
         <w:tc>
           <w:tcPr>
-            <w:tcW w:type="dxa" w:w="2967"/>
-            <w:tcMar>
-              <w:top w:w="60" w:type="dxa"/>
-              <w:bottom w:w="60" w:type="dxa"/>
-              <w:left w:w="100" w:type="dxa"/>
-              <w:right w:w="100" w:type="dxa"/>
-            </w:tcMar>
+            <w:tcW w:type="dxa" w:w="2880"/>
           </w:tcPr>
           <w:p>
-            <w:pPr>
-              <w:spacing w:before="40" w:after="40"/>
-            </w:pPr>
             <w:r>
-              <w:rPr>
-                <w:rFonts w:ascii="Calibri" w:hAnsi="Calibri"/>
-                <w:b w:val="0"/>
-                <w:i w:val="0"/>
-                <w:sz w:val="20"/>
-              </w:rPr>
               <w:t>Abraão + PO Hub de Milhas</w:t>
             </w:r>
           </w:p>
         </w:tc>
         <w:tc>
           <w:tcPr>
-            <w:tcW w:type="dxa" w:w="2967"/>
-            <w:tcMar>
-              <w:top w:w="60" w:type="dxa"/>
-              <w:bottom w:w="60" w:type="dxa"/>
-              <w:left w:w="100" w:type="dxa"/>
-              <w:right w:w="100" w:type="dxa"/>
-            </w:tcMar>
+            <w:tcW w:type="dxa" w:w="2880"/>
           </w:tcPr>
           <w:p>
-            <w:pPr>
-              <w:spacing w:before="40" w:after="40"/>
-            </w:pPr>
             <w:r>
-              <w:rPr>
-                <w:rFonts w:ascii="Calibri" w:hAnsi="Calibri"/>
-                <w:b w:val="0"/>
-                <w:i w:val="0"/>
-                <w:sz w:val="20"/>
-              </w:rPr>
               <w:t>11/02/2026</w:t>
             </w:r>
           </w:p>
         </w:tc>
       </w:tr>
       <w:tr>
-        <w:trPr>
-          <w:cantSplit w:val="1"/>
-        </w:trPr>
         <w:tc>
           <w:tcPr>
-            <w:tcW w:type="dxa" w:w="2967"/>
-            <w:tcMar>
-              <w:top w:w="60" w:type="dxa"/>
-              <w:bottom w:w="60" w:type="dxa"/>
-              <w:left w:w="100" w:type="dxa"/>
-              <w:right w:w="100" w:type="dxa"/>
-            </w:tcMar>
-            <w:shd w:val="clear" w:color="auto" w:fill="EBF5FB"/>
+            <w:tcW w:type="dxa" w:w="2880"/>
           </w:tcPr>
           <w:p>
-            <w:pPr>
-              <w:spacing w:before="40" w:after="40"/>
-            </w:pPr>
             <w:r>
-              <w:rPr>
-                <w:rFonts w:ascii="Calibri" w:hAnsi="Calibri"/>
-                <w:b w:val="0"/>
-                <w:i w:val="0"/>
-                <w:sz w:val="20"/>
-              </w:rPr>
               <w:t>Definir ambiente de desenvolvimento local (Docker Compose)</w:t>
             </w:r>
           </w:p>
         </w:tc>
         <w:tc>
           <w:tcPr>
-            <w:tcW w:type="dxa" w:w="2967"/>
-            <w:tcMar>
-              <w:top w:w="60" w:type="dxa"/>
-              <w:bottom w:w="60" w:type="dxa"/>
-              <w:left w:w="100" w:type="dxa"/>
-              <w:right w:w="100" w:type="dxa"/>
-            </w:tcMar>
-            <w:shd w:val="clear" w:color="auto" w:fill="EBF5FB"/>
+            <w:tcW w:type="dxa" w:w="2880"/>
           </w:tcPr>
           <w:p>
-            <w:pPr>
-              <w:spacing w:before="40" w:after="40"/>
-            </w:pPr>
             <w:r>
-              <w:rPr>
-                <w:rFonts w:ascii="Calibri" w:hAnsi="Calibri"/>
-                <w:b w:val="0"/>
-                <w:i w:val="0"/>
-                <w:sz w:val="20"/>
-              </w:rPr>
               <w:t>Cézar Velazquez (Timeware)</w:t>
             </w:r>
           </w:p>
         </w:tc>
         <w:tc>
           <w:tcPr>
-            <w:tcW w:type="dxa" w:w="2967"/>
-            <w:tcMar>
-              <w:top w:w="60" w:type="dxa"/>
-              <w:bottom w:w="60" w:type="dxa"/>
-              <w:left w:w="100" w:type="dxa"/>
-              <w:right w:w="100" w:type="dxa"/>
-            </w:tcMar>
-            <w:shd w:val="clear" w:color="auto" w:fill="EBF5FB"/>
+            <w:tcW w:type="dxa" w:w="2880"/>
           </w:tcPr>
           <w:p>
-            <w:pPr>
-              <w:spacing w:before="40" w:after="40"/>
-            </w:pPr>
             <w:r>
-              <w:rPr>
-                <w:rFonts w:ascii="Calibri" w:hAnsi="Calibri"/>
-                <w:b w:val="0"/>
-                <w:i w:val="0"/>
-                <w:sz w:val="20"/>
-              </w:rPr>
               <w:t>11/02/2026</w:t>
             </w:r>
           </w:p>
         </w:tc>
       </w:tr>
       <w:tr>
-        <w:trPr>
-          <w:cantSplit w:val="1"/>
-        </w:trPr>
         <w:tc>
           <w:tcPr>
-            <w:tcW w:type="dxa" w:w="2967"/>
-            <w:tcMar>
-              <w:top w:w="60" w:type="dxa"/>
-              <w:bottom w:w="60" w:type="dxa"/>
-              <w:left w:w="100" w:type="dxa"/>
-              <w:right w:w="100" w:type="dxa"/>
-            </w:tcMar>
+            <w:tcW w:type="dxa" w:w="2880"/>
           </w:tcPr>
           <w:p>
-            <w:pPr>
-              <w:spacing w:before="40" w:after="40"/>
-            </w:pPr>
             <w:r>
-              <w:rPr>
-                <w:rFonts w:ascii="Calibri" w:hAnsi="Calibri"/>
-                <w:b w:val="0"/>
-                <w:i w:val="0"/>
-                <w:sz w:val="20"/>
-              </w:rPr>
               <w:t>Apresentar o primeiro Sprint Planning (S1)</w:t>
             </w:r>
           </w:p>
         </w:tc>
         <w:tc>
           <w:tcPr>
-            <w:tcW w:type="dxa" w:w="2967"/>
-            <w:tcMar>
-              <w:top w:w="60" w:type="dxa"/>
-              <w:bottom w:w="60" w:type="dxa"/>
-              <w:left w:w="100" w:type="dxa"/>
-              <w:right w:w="100" w:type="dxa"/>
-            </w:tcMar>
+            <w:tcW w:type="dxa" w:w="2880"/>
           </w:tcPr>
           <w:p>
-            <w:pPr>
-              <w:spacing w:before="40" w:after="40"/>
-            </w:pPr>
             <w:r>
-              <w:rPr>
-                <w:rFonts w:ascii="Calibri" w:hAnsi="Calibri"/>
-                <w:b w:val="0"/>
-                <w:i w:val="0"/>
-                <w:sz w:val="20"/>
-              </w:rPr>
               <w:t>Abraão</w:t>
             </w:r>
           </w:p>
         </w:tc>
         <w:tc>
           <w:tcPr>
-            <w:tcW w:type="dxa" w:w="2967"/>
-            <w:tcMar>
-              <w:top w:w="60" w:type="dxa"/>
-              <w:bottom w:w="60" w:type="dxa"/>
-              <w:left w:w="100" w:type="dxa"/>
-              <w:right w:w="100" w:type="dxa"/>
-            </w:tcMar>
+            <w:tcW w:type="dxa" w:w="2880"/>
           </w:tcPr>
           <w:p>
-            <w:pPr>
-              <w:spacing w:before="40" w:after="40"/>
-            </w:pPr>
             <w:r>
-              <w:rPr>
-                <w:rFonts w:ascii="Calibri" w:hAnsi="Calibri"/>
-                <w:b w:val="0"/>
-                <w:i w:val="0"/>
-                <w:sz w:val="20"/>
-              </w:rPr>
               <w:t>09/02/2026</w:t>
             </w:r>
           </w:p>
         </w:tc>
       </w:tr>
     </w:tbl>
+    <w:p/>
     <w:p>
       <w:pPr>
-        <w:spacing w:before="0" w:after="160"/>
-      </w:pPr>
-    </w:p>
-    <w:p>
-      <w:pPr>
-        <w:pStyle w:val="Heading1"/>
-        <w:keepNext/>
-        <w:keepLines/>
-        <w:pBdr>
-          <w:bottom w:val="single" w:sz="4" w:space="2" w:color="D6E4F0"/>
-        </w:pBdr>
+        <w:pStyle w:val="Heading2"/>
       </w:pPr>
       <w:r>
         <w:t>6. Próximos passos</w:t>
@@ -5312,53 +2341,30 @@
     <w:p>
       <w:pPr>
         <w:pStyle w:val="ListBullet"/>
-        <w:spacing w:before="20" w:after="40"/>
       </w:pPr>
       <w:r>
-        <w:rPr>
-          <w:rFonts w:ascii="Calibri" w:hAnsi="Calibri"/>
-          <w:b w:val="0"/>
-          <w:i w:val="0"/>
-          <w:sz w:val="22"/>
-        </w:rPr>
         <w:t>Sprint 1 (S1) iniciado em 09/02/2026: cadastro com BCrypt (RF01) e login JWT access+refresh (RF02)</w:t>
       </w:r>
     </w:p>
     <w:p>
       <w:pPr>
         <w:pStyle w:val="ListBullet"/>
-        <w:spacing w:before="20" w:after="40"/>
       </w:pPr>
       <w:r>
-        <w:rPr>
-          <w:rFonts w:ascii="Calibri" w:hAnsi="Calibri"/>
-          <w:b w:val="0"/>
-          <w:i w:val="0"/>
-          <w:sz w:val="22"/>
-        </w:rPr>
         <w:t>Próxima cerimônia formal: Sprint Review do S1 ao fim do período de 09–22/02/2026</w:t>
       </w:r>
     </w:p>
     <w:p>
       <w:pPr>
         <w:pStyle w:val="ListBullet"/>
-        <w:spacing w:before="20" w:after="40"/>
       </w:pPr>
       <w:r>
-        <w:rPr>
-          <w:rFonts w:ascii="Calibri" w:hAnsi="Calibri"/>
-          <w:b w:val="0"/>
-          <w:i w:val="0"/>
-          <w:sz w:val="22"/>
-        </w:rPr>
         <w:t>Daily diária via Microsoft Teams a partir de 10/02/2026</w:t>
       </w:r>
     </w:p>
     <w:p>
       <w:pPr>
-        <w:pStyle w:val="Heading2"/>
-        <w:keepNext/>
-        <w:keepLines/>
+        <w:pStyle w:val="Heading3"/>
       </w:pPr>
       <w:r>
         <w:t>Evidências referenciadas</w:t>
@@ -5366,48 +2372,24 @@
     </w:p>
     <w:tbl>
       <w:tblPr>
+        <w:tblStyle w:val="TableGrid"/>
         <w:tblW w:type="auto" w:w="0"/>
         <w:tblLook w:firstColumn="1" w:firstRow="1" w:lastColumn="0" w:lastRow="0" w:noHBand="0" w:noVBand="1" w:val="04A0"/>
-        <w:tblBorders>
-          <w:top w:val="single" w:sz="4" w:space="0" w:color="003366"/>
-          <w:left w:val="single" w:sz="4" w:space="0" w:color="003366"/>
-          <w:bottom w:val="single" w:sz="4" w:space="0" w:color="003366"/>
-          <w:right w:val="single" w:sz="4" w:space="0" w:color="003366"/>
-          <w:insideH w:val="single" w:sz="4" w:space="0" w:color="003366"/>
-          <w:insideV w:val="single" w:sz="4" w:space="0" w:color="003366"/>
-        </w:tblBorders>
       </w:tblPr>
       <w:tblGrid>
-        <w:gridCol w:w="2967"/>
-        <w:gridCol w:w="2967"/>
-        <w:gridCol w:w="2967"/>
+        <w:gridCol w:w="2880"/>
+        <w:gridCol w:w="2880"/>
+        <w:gridCol w:w="2880"/>
       </w:tblGrid>
       <w:tr>
-        <w:trPr>
-          <w:cantSplit w:val="1"/>
-        </w:trPr>
         <w:tc>
           <w:tcPr>
-            <w:tcW w:type="dxa" w:w="2967"/>
-            <w:tcMar>
-              <w:top w:w="60" w:type="dxa"/>
-              <w:bottom w:w="60" w:type="dxa"/>
-              <w:left w:w="100" w:type="dxa"/>
-              <w:right w:w="100" w:type="dxa"/>
-            </w:tcMar>
-            <w:shd w:val="clear" w:color="auto" w:fill="003366"/>
+            <w:tcW w:type="dxa" w:w="2880"/>
           </w:tcPr>
           <w:p>
-            <w:pPr>
-              <w:spacing w:before="40" w:after="40"/>
-            </w:pPr>
             <w:r>
               <w:rPr>
-                <w:rFonts w:ascii="Calibri" w:hAnsi="Calibri"/>
                 <w:b/>
-                <w:i w:val="0"/>
-                <w:color w:val="FFFFFF"/>
-                <w:sz w:val="20"/>
               </w:rPr>
               <w:t>Código</w:t>
             </w:r>
@@ -5415,26 +2397,12 @@
         </w:tc>
         <w:tc>
           <w:tcPr>
-            <w:tcW w:type="dxa" w:w="2967"/>
-            <w:tcMar>
-              <w:top w:w="60" w:type="dxa"/>
-              <w:bottom w:w="60" w:type="dxa"/>
-              <w:left w:w="100" w:type="dxa"/>
-              <w:right w:w="100" w:type="dxa"/>
-            </w:tcMar>
-            <w:shd w:val="clear" w:color="auto" w:fill="003366"/>
+            <w:tcW w:type="dxa" w:w="2880"/>
           </w:tcPr>
           <w:p>
-            <w:pPr>
-              <w:spacing w:before="40" w:after="40"/>
-            </w:pPr>
             <w:r>
               <w:rPr>
-                <w:rFonts w:ascii="Calibri" w:hAnsi="Calibri"/>
                 <w:b/>
-                <w:i w:val="0"/>
-                <w:color w:val="FFFFFF"/>
-                <w:sz w:val="20"/>
               </w:rPr>
               <w:t>O que capturar</w:t>
             </w:r>
@@ -5442,26 +2410,12 @@
         </w:tc>
         <w:tc>
           <w:tcPr>
-            <w:tcW w:type="dxa" w:w="2967"/>
-            <w:tcMar>
-              <w:top w:w="60" w:type="dxa"/>
-              <w:bottom w:w="60" w:type="dxa"/>
-              <w:left w:w="100" w:type="dxa"/>
-              <w:right w:w="100" w:type="dxa"/>
-            </w:tcMar>
-            <w:shd w:val="clear" w:color="auto" w:fill="003366"/>
+            <w:tcW w:type="dxa" w:w="2880"/>
           </w:tcPr>
           <w:p>
-            <w:pPr>
-              <w:spacing w:before="40" w:after="40"/>
-            </w:pPr>
             <w:r>
               <w:rPr>
-                <w:rFonts w:ascii="Calibri" w:hAnsi="Calibri"/>
                 <w:b/>
-                <w:i w:val="0"/>
-                <w:color w:val="FFFFFF"/>
-                <w:sz w:val="20"/>
               </w:rPr>
               <w:t>Fonte/URL</w:t>
             </w:r>
@@ -5469,182 +2423,74 @@
         </w:tc>
       </w:tr>
       <w:tr>
-        <w:trPr>
-          <w:cantSplit w:val="1"/>
-        </w:trPr>
         <w:tc>
           <w:tcPr>
-            <w:tcW w:type="dxa" w:w="2967"/>
-            <w:tcMar>
-              <w:top w:w="60" w:type="dxa"/>
-              <w:bottom w:w="60" w:type="dxa"/>
-              <w:left w:w="100" w:type="dxa"/>
-              <w:right w:w="100" w:type="dxa"/>
-            </w:tcMar>
-            <w:shd w:val="clear" w:color="auto" w:fill="EBF5FB"/>
+            <w:tcW w:type="dxa" w:w="2880"/>
           </w:tcPr>
           <w:p>
-            <w:pPr>
-              <w:spacing w:before="40" w:after="40"/>
-            </w:pPr>
             <w:r>
-              <w:rPr>
-                <w:rFonts w:ascii="Calibri" w:hAnsi="Calibri"/>
-                <w:b w:val="0"/>
-                <w:i w:val="0"/>
-                <w:sz w:val="20"/>
-              </w:rPr>
               <w:t>IMG-JIRA-01</w:t>
             </w:r>
           </w:p>
         </w:tc>
         <w:tc>
           <w:tcPr>
-            <w:tcW w:type="dxa" w:w="2967"/>
-            <w:tcMar>
-              <w:top w:w="60" w:type="dxa"/>
-              <w:bottom w:w="60" w:type="dxa"/>
-              <w:left w:w="100" w:type="dxa"/>
-              <w:right w:w="100" w:type="dxa"/>
-            </w:tcMar>
-            <w:shd w:val="clear" w:color="auto" w:fill="EBF5FB"/>
+            <w:tcW w:type="dxa" w:w="2880"/>
           </w:tcPr>
           <w:p>
-            <w:pPr>
-              <w:spacing w:before="40" w:after="40"/>
-            </w:pPr>
             <w:r>
-              <w:rPr>
-                <w:rFonts w:ascii="Calibri" w:hAnsi="Calibri"/>
-                <w:b w:val="0"/>
-                <w:i w:val="0"/>
-                <w:sz w:val="20"/>
-              </w:rPr>
               <w:t>Board 614 com backlog inicial RF01–RF15 e sprint S1</w:t>
             </w:r>
           </w:p>
         </w:tc>
         <w:tc>
           <w:tcPr>
-            <w:tcW w:type="dxa" w:w="2967"/>
-            <w:tcMar>
-              <w:top w:w="60" w:type="dxa"/>
-              <w:bottom w:w="60" w:type="dxa"/>
-              <w:left w:w="100" w:type="dxa"/>
-              <w:right w:w="100" w:type="dxa"/>
-            </w:tcMar>
-            <w:shd w:val="clear" w:color="auto" w:fill="EBF5FB"/>
+            <w:tcW w:type="dxa" w:w="2880"/>
           </w:tcPr>
           <w:p>
-            <w:pPr>
-              <w:spacing w:before="40" w:after="40"/>
-            </w:pPr>
             <w:r>
-              <w:rPr>
-                <w:rFonts w:ascii="Calibri" w:hAnsi="Calibri"/>
-                <w:b w:val="0"/>
-                <w:i w:val="0"/>
-                <w:sz w:val="20"/>
-              </w:rPr>
               <w:t>Jira — board 614</w:t>
             </w:r>
           </w:p>
         </w:tc>
       </w:tr>
       <w:tr>
-        <w:trPr>
-          <w:cantSplit w:val="1"/>
-        </w:trPr>
         <w:tc>
           <w:tcPr>
-            <w:tcW w:type="dxa" w:w="2967"/>
-            <w:tcMar>
-              <w:top w:w="60" w:type="dxa"/>
-              <w:bottom w:w="60" w:type="dxa"/>
-              <w:left w:w="100" w:type="dxa"/>
-              <w:right w:w="100" w:type="dxa"/>
-            </w:tcMar>
+            <w:tcW w:type="dxa" w:w="2880"/>
           </w:tcPr>
           <w:p>
-            <w:pPr>
-              <w:spacing w:before="40" w:after="40"/>
-            </w:pPr>
             <w:r>
-              <w:rPr>
-                <w:rFonts w:ascii="Calibri" w:hAnsi="Calibri"/>
-                <w:b w:val="0"/>
-                <w:i w:val="0"/>
-                <w:sz w:val="20"/>
-              </w:rPr>
-              <w:t>IMG-DEVOPS-01</w:t>
+              <w:t>IMG-GITLAB-00</w:t>
             </w:r>
           </w:p>
         </w:tc>
         <w:tc>
           <w:tcPr>
-            <w:tcW w:type="dxa" w:w="2967"/>
-            <w:tcMar>
-              <w:top w:w="60" w:type="dxa"/>
-              <w:bottom w:w="60" w:type="dxa"/>
-              <w:left w:w="100" w:type="dxa"/>
-              <w:right w:w="100" w:type="dxa"/>
-            </w:tcMar>
+            <w:tcW w:type="dxa" w:w="2880"/>
           </w:tcPr>
           <w:p>
-            <w:pPr>
-              <w:spacing w:before="40" w:after="40"/>
-            </w:pPr>
             <w:r>
-              <w:rPr>
-                <w:rFonts w:ascii="Calibri" w:hAnsi="Calibri"/>
-                <w:b w:val="0"/>
-                <w:i w:val="0"/>
-                <w:sz w:val="20"/>
-              </w:rPr>
               <w:t>Criação dos repositórios MilhasFacil_api/web/crawler</w:t>
             </w:r>
           </w:p>
         </w:tc>
         <w:tc>
           <w:tcPr>
-            <w:tcW w:type="dxa" w:w="2967"/>
-            <w:tcMar>
-              <w:top w:w="60" w:type="dxa"/>
-              <w:bottom w:w="60" w:type="dxa"/>
-              <w:left w:w="100" w:type="dxa"/>
-              <w:right w:w="100" w:type="dxa"/>
-            </w:tcMar>
+            <w:tcW w:type="dxa" w:w="2880"/>
           </w:tcPr>
           <w:p>
-            <w:pPr>
-              <w:spacing w:before="40" w:after="40"/>
-            </w:pPr>
             <w:r>
-              <w:rPr>
-                <w:rFonts w:ascii="Calibri" w:hAnsi="Calibri"/>
-                <w:b w:val="0"/>
-                <w:i w:val="0"/>
-                <w:sz w:val="20"/>
-              </w:rPr>
-              <w:t>Azure DevOps — Repos</w:t>
+              <w:t>GitLab — http://191.234.192.153</w:t>
             </w:r>
           </w:p>
         </w:tc>
       </w:tr>
     </w:tbl>
+    <w:p/>
     <w:p>
       <w:pPr>
-        <w:spacing w:before="0" w:after="160"/>
-      </w:pPr>
-    </w:p>
-    <w:p>
-      <w:pPr>
-        <w:pStyle w:val="Heading1"/>
-        <w:keepNext/>
-        <w:keepLines/>
-        <w:pBdr>
-          <w:bottom w:val="single" w:sz="4" w:space="2" w:color="D6E4F0"/>
-        </w:pBdr>
+        <w:pStyle w:val="Heading2"/>
       </w:pPr>
       <w:r>
         <w:t>Histórico de revisões</w:t>
@@ -5652,48 +2498,25 @@
     </w:p>
     <w:tbl>
       <w:tblPr>
+        <w:tblStyle w:val="TableGrid"/>
         <w:tblW w:type="auto" w:w="0"/>
         <w:tblLook w:firstColumn="1" w:firstRow="1" w:lastColumn="0" w:lastRow="0" w:noHBand="0" w:noVBand="1" w:val="04A0"/>
-        <w:tblBorders>
-          <w:top w:val="single" w:sz="4" w:space="0" w:color="AAAAAA"/>
-          <w:left w:val="single" w:sz="4" w:space="0" w:color="AAAAAA"/>
-          <w:bottom w:val="single" w:sz="4" w:space="0" w:color="AAAAAA"/>
-          <w:right w:val="single" w:sz="4" w:space="0" w:color="AAAAAA"/>
-          <w:insideH w:val="single" w:sz="4" w:space="0" w:color="AAAAAA"/>
-          <w:insideV w:val="single" w:sz="4" w:space="0" w:color="AAAAAA"/>
-        </w:tblBorders>
       </w:tblPr>
       <w:tblGrid>
-        <w:gridCol w:w="2225"/>
-        <w:gridCol w:w="2225"/>
-        <w:gridCol w:w="2225"/>
-        <w:gridCol w:w="2225"/>
+        <w:gridCol w:w="2160"/>
+        <w:gridCol w:w="2160"/>
+        <w:gridCol w:w="2160"/>
+        <w:gridCol w:w="2160"/>
       </w:tblGrid>
       <w:tr>
-        <w:trPr>
-          <w:cantSplit w:val="1"/>
-        </w:trPr>
         <w:tc>
           <w:tcPr>
-            <w:tcW w:type="dxa" w:w="2225"/>
-            <w:tcMar>
-              <w:top w:w="60" w:type="dxa"/>
-              <w:bottom w:w="60" w:type="dxa"/>
-              <w:left w:w="100" w:type="dxa"/>
-              <w:right w:w="100" w:type="dxa"/>
-            </w:tcMar>
-            <w:shd w:val="clear" w:color="auto" w:fill="D6E4F0"/>
+            <w:tcW w:type="dxa" w:w="2160"/>
           </w:tcPr>
           <w:p>
-            <w:pPr>
-              <w:spacing w:before="40" w:after="40"/>
-            </w:pPr>
             <w:r>
               <w:rPr>
-                <w:rFonts w:ascii="Calibri" w:hAnsi="Calibri"/>
                 <w:b/>
-                <w:i w:val="0"/>
-                <w:sz w:val="20"/>
               </w:rPr>
               <w:t>Versão</w:t>
             </w:r>
@@ -5701,25 +2524,12 @@
         </w:tc>
         <w:tc>
           <w:tcPr>
-            <w:tcW w:type="dxa" w:w="2225"/>
-            <w:tcMar>
-              <w:top w:w="60" w:type="dxa"/>
-              <w:bottom w:w="60" w:type="dxa"/>
-              <w:left w:w="100" w:type="dxa"/>
-              <w:right w:w="100" w:type="dxa"/>
-            </w:tcMar>
-            <w:shd w:val="clear" w:color="auto" w:fill="D6E4F0"/>
+            <w:tcW w:type="dxa" w:w="2160"/>
           </w:tcPr>
           <w:p>
-            <w:pPr>
-              <w:spacing w:before="40" w:after="40"/>
-            </w:pPr>
             <w:r>
               <w:rPr>
-                <w:rFonts w:ascii="Calibri" w:hAnsi="Calibri"/>
                 <w:b/>
-                <w:i w:val="0"/>
-                <w:sz w:val="20"/>
               </w:rPr>
               <w:t>Data</w:t>
             </w:r>
@@ -5727,25 +2537,12 @@
         </w:tc>
         <w:tc>
           <w:tcPr>
-            <w:tcW w:type="dxa" w:w="2225"/>
-            <w:tcMar>
-              <w:top w:w="60" w:type="dxa"/>
-              <w:bottom w:w="60" w:type="dxa"/>
-              <w:left w:w="100" w:type="dxa"/>
-              <w:right w:w="100" w:type="dxa"/>
-            </w:tcMar>
-            <w:shd w:val="clear" w:color="auto" w:fill="D6E4F0"/>
+            <w:tcW w:type="dxa" w:w="2160"/>
           </w:tcPr>
           <w:p>
-            <w:pPr>
-              <w:spacing w:before="40" w:after="40"/>
-            </w:pPr>
             <w:r>
               <w:rPr>
-                <w:rFonts w:ascii="Calibri" w:hAnsi="Calibri"/>
                 <w:b/>
-                <w:i w:val="0"/>
-                <w:sz w:val="20"/>
               </w:rPr>
               <w:t>Autor</w:t>
             </w:r>
@@ -5753,25 +2550,12 @@
         </w:tc>
         <w:tc>
           <w:tcPr>
-            <w:tcW w:type="dxa" w:w="2225"/>
-            <w:tcMar>
-              <w:top w:w="60" w:type="dxa"/>
-              <w:bottom w:w="60" w:type="dxa"/>
-              <w:left w:w="100" w:type="dxa"/>
-              <w:right w:w="100" w:type="dxa"/>
-            </w:tcMar>
-            <w:shd w:val="clear" w:color="auto" w:fill="D6E4F0"/>
+            <w:tcW w:type="dxa" w:w="2160"/>
           </w:tcPr>
           <w:p>
-            <w:pPr>
-              <w:spacing w:before="40" w:after="40"/>
-            </w:pPr>
             <w:r>
               <w:rPr>
-                <w:rFonts w:ascii="Calibri" w:hAnsi="Calibri"/>
                 <w:b/>
-                <w:i w:val="0"/>
-                <w:sz w:val="20"/>
               </w:rPr>
               <w:t>Descrição</w:t>
             </w:r>
@@ -5779,415 +2563,141 @@
         </w:tc>
       </w:tr>
       <w:tr>
-        <w:trPr>
-          <w:cantSplit w:val="1"/>
-        </w:trPr>
         <w:tc>
           <w:tcPr>
-            <w:tcW w:type="dxa" w:w="2225"/>
-            <w:tcMar>
-              <w:top w:w="60" w:type="dxa"/>
-              <w:bottom w:w="60" w:type="dxa"/>
-              <w:left w:w="100" w:type="dxa"/>
-              <w:right w:w="100" w:type="dxa"/>
-            </w:tcMar>
-            <w:shd w:val="clear" w:color="auto" w:fill="F0F4F8"/>
+            <w:tcW w:type="dxa" w:w="2160"/>
           </w:tcPr>
           <w:p>
-            <w:pPr>
-              <w:spacing w:before="40" w:after="40"/>
-            </w:pPr>
             <w:r>
-              <w:rPr>
-                <w:rFonts w:ascii="Calibri" w:hAnsi="Calibri"/>
-                <w:b/>
-                <w:i w:val="0"/>
-                <w:sz w:val="20"/>
-              </w:rPr>
               <w:t>1.0</w:t>
             </w:r>
           </w:p>
         </w:tc>
         <w:tc>
           <w:tcPr>
-            <w:tcW w:type="dxa" w:w="2225"/>
-            <w:tcMar>
-              <w:top w:w="60" w:type="dxa"/>
-              <w:bottom w:w="60" w:type="dxa"/>
-              <w:left w:w="100" w:type="dxa"/>
-              <w:right w:w="100" w:type="dxa"/>
-            </w:tcMar>
+            <w:tcW w:type="dxa" w:w="2160"/>
           </w:tcPr>
           <w:p>
-            <w:pPr>
-              <w:spacing w:before="40" w:after="40"/>
-            </w:pPr>
             <w:r>
-              <w:rPr>
-                <w:rFonts w:ascii="Calibri" w:hAnsi="Calibri"/>
-                <w:b w:val="0"/>
-                <w:i w:val="0"/>
-                <w:sz w:val="20"/>
-              </w:rPr>
               <w:t>15/06/2026</w:t>
             </w:r>
           </w:p>
         </w:tc>
         <w:tc>
           <w:tcPr>
-            <w:tcW w:type="dxa" w:w="2225"/>
-            <w:tcMar>
-              <w:top w:w="60" w:type="dxa"/>
-              <w:bottom w:w="60" w:type="dxa"/>
-              <w:left w:w="100" w:type="dxa"/>
-              <w:right w:w="100" w:type="dxa"/>
-            </w:tcMar>
+            <w:tcW w:type="dxa" w:w="2160"/>
           </w:tcPr>
           <w:p>
-            <w:pPr>
-              <w:spacing w:before="40" w:after="40"/>
-            </w:pPr>
             <w:r>
-              <w:rPr>
-                <w:rFonts w:ascii="Calibri" w:hAnsi="Calibri"/>
-                <w:b w:val="0"/>
-                <w:i w:val="0"/>
-                <w:sz w:val="20"/>
-              </w:rPr>
               <w:t>Time de Melhoria Contínua</w:t>
             </w:r>
           </w:p>
         </w:tc>
         <w:tc>
           <w:tcPr>
-            <w:tcW w:type="dxa" w:w="2225"/>
-            <w:tcMar>
-              <w:top w:w="60" w:type="dxa"/>
-              <w:bottom w:w="60" w:type="dxa"/>
-              <w:left w:w="100" w:type="dxa"/>
-              <w:right w:w="100" w:type="dxa"/>
-            </w:tcMar>
+            <w:tcW w:type="dxa" w:w="2160"/>
           </w:tcPr>
           <w:p>
-            <w:pPr>
-              <w:spacing w:before="40" w:after="40"/>
-            </w:pPr>
             <w:r>
-              <w:rPr>
-                <w:rFonts w:ascii="Calibri" w:hAnsi="Calibri"/>
-                <w:b w:val="0"/>
-                <w:i w:val="0"/>
-                <w:sz w:val="20"/>
-              </w:rPr>
               <w:t>Emissão inicial — evidência do ciclo S1–S9 (MR-MPS-SW:2024 Nível C).</w:t>
             </w:r>
           </w:p>
         </w:tc>
       </w:tr>
       <w:tr>
-        <w:trPr>
-          <w:cantSplit w:val="1"/>
-        </w:trPr>
         <w:tc>
           <w:tcPr>
-            <w:tcW w:type="dxa" w:w="2225"/>
-            <w:tcMar>
-              <w:top w:w="60" w:type="dxa"/>
-              <w:bottom w:w="60" w:type="dxa"/>
-              <w:left w:w="100" w:type="dxa"/>
-              <w:right w:w="100" w:type="dxa"/>
-            </w:tcMar>
-            <w:shd w:val="clear" w:color="auto" w:fill="F0F4F8"/>
+            <w:tcW w:type="dxa" w:w="2160"/>
           </w:tcPr>
           <w:p>
-            <w:pPr>
-              <w:spacing w:before="40" w:after="40"/>
-            </w:pPr>
             <w:r>
-              <w:rPr>
-                <w:rFonts w:ascii="Calibri" w:hAnsi="Calibri"/>
-                <w:b/>
-                <w:i w:val="0"/>
-                <w:sz w:val="20"/>
-              </w:rPr>
               <w:t>1.1</w:t>
             </w:r>
           </w:p>
         </w:tc>
         <w:tc>
           <w:tcPr>
-            <w:tcW w:type="dxa" w:w="2225"/>
-            <w:tcMar>
-              <w:top w:w="60" w:type="dxa"/>
-              <w:bottom w:w="60" w:type="dxa"/>
-              <w:left w:w="100" w:type="dxa"/>
-              <w:right w:w="100" w:type="dxa"/>
-            </w:tcMar>
+            <w:tcW w:type="dxa" w:w="2160"/>
           </w:tcPr>
           <w:p>
-            <w:pPr>
-              <w:spacing w:before="40" w:after="40"/>
-            </w:pPr>
             <w:r>
-              <w:rPr>
-                <w:rFonts w:ascii="Calibri" w:hAnsi="Calibri"/>
-                <w:b w:val="0"/>
-                <w:i w:val="0"/>
-                <w:sz w:val="20"/>
-              </w:rPr>
               <w:t>15/06/2026</w:t>
             </w:r>
           </w:p>
         </w:tc>
         <w:tc>
           <w:tcPr>
-            <w:tcW w:type="dxa" w:w="2225"/>
-            <w:tcMar>
-              <w:top w:w="60" w:type="dxa"/>
-              <w:bottom w:w="60" w:type="dxa"/>
-              <w:left w:w="100" w:type="dxa"/>
-              <w:right w:w="100" w:type="dxa"/>
-            </w:tcMar>
+            <w:tcW w:type="dxa" w:w="2160"/>
           </w:tcPr>
           <w:p>
-            <w:pPr>
-              <w:spacing w:before="40" w:after="40"/>
-            </w:pPr>
             <w:r>
-              <w:rPr>
-                <w:rFonts w:ascii="Calibri" w:hAnsi="Calibri"/>
-                <w:b w:val="0"/>
-                <w:i w:val="0"/>
-                <w:sz w:val="20"/>
-              </w:rPr>
               <w:t>Time de Melhoria Contínua</w:t>
             </w:r>
           </w:p>
         </w:tc>
         <w:tc>
           <w:tcPr>
-            <w:tcW w:type="dxa" w:w="2225"/>
-            <w:tcMar>
-              <w:top w:w="60" w:type="dxa"/>
-              <w:bottom w:w="60" w:type="dxa"/>
-              <w:left w:w="100" w:type="dxa"/>
-              <w:right w:w="100" w:type="dxa"/>
-            </w:tcMar>
+            <w:tcW w:type="dxa" w:w="2160"/>
           </w:tcPr>
           <w:p>
-            <w:pPr>
-              <w:spacing w:before="40" w:after="40"/>
-            </w:pPr>
             <w:r>
-              <w:rPr>
-                <w:rFonts w:ascii="Calibri" w:hAnsi="Calibri"/>
-                <w:b w:val="0"/>
-                <w:i w:val="0"/>
-                <w:sz w:val="20"/>
-              </w:rPr>
               <w:t>Correção do nome do plano de assinatura no RF10 (PREMIUM → PRO), alinhando ao enum real do código e ao REQ/PCP.</w:t>
             </w:r>
           </w:p>
         </w:tc>
       </w:tr>
+      <w:tr>
+        <w:tc>
+          <w:tcPr>
+            <w:tcW w:type="dxa" w:w="2160"/>
+          </w:tcPr>
+          <w:p>
+            <w:r>
+              <w:t>1.2</w:t>
+            </w:r>
+          </w:p>
+        </w:tc>
+        <w:tc>
+          <w:tcPr>
+            <w:tcW w:type="dxa" w:w="2160"/>
+          </w:tcPr>
+          <w:p>
+            <w:r>
+              <w:t>26/06/2026</w:t>
+            </w:r>
+          </w:p>
+        </w:tc>
+        <w:tc>
+          <w:tcPr>
+            <w:tcW w:type="dxa" w:w="2160"/>
+          </w:tcPr>
+          <w:p>
+            <w:r>
+              <w:t>Auditoria MPS.BR Nível C</w:t>
+            </w:r>
+          </w:p>
+        </w:tc>
+        <w:tc>
+          <w:tcPr>
+            <w:tcW w:type="dxa" w:w="2160"/>
+          </w:tcPr>
+          <w:p>
+            <w:r>
+              <w:t>Reconciliação de plataforma na pauta/seção 3.6 e nota de implementação: Azure DevOps → GitLab e PowerShell@2/agente Windows → Docker runner (runner-vm-docker), alinhando ao estado real e aos demais registros.</w:t>
+            </w:r>
+          </w:p>
+        </w:tc>
+      </w:tr>
     </w:tbl>
-    <w:p>
-      <w:pPr>
-        <w:spacing w:before="0" w:after="160"/>
-      </w:pPr>
-    </w:p>
+    <w:p/>
     <w:sectPr>
-      <w:headerReference w:type="default" r:id="rId9"/>
-      <w:headerReference w:type="first" r:id="rId10"/>
-      <w:footerReference w:type="default" r:id="rId11"/>
-      <w:footerReference w:type="first" r:id="rId12"/>
-      <w:pgSz w:w="11906" w:h="16838"/>
-      <w:pgMar w:top="1587" w:right="1417" w:bottom="1417" w:left="1587" w:header="720" w:footer="720" w:gutter="0"/>
+      <w:pgSz w:w="12240" w:h="15840"/>
+      <w:pgMar w:top="1440" w:right="1800" w:bottom="1440" w:left="1800" w:header="720" w:footer="720" w:gutter="0"/>
       <w:cols w:space="720"/>
-      <w:titlePg/>
       <w:docGrid w:linePitch="360"/>
     </w:sectPr>
   </w:body>
 </w:document>
-</file>
-
-<file path=word/footer1.xml><?xml version="1.0" encoding="utf-8"?>
-<w:ftr xmlns:m="http://schemas.openxmlformats.org/officeDocument/2006/math" xmlns:mc="http://schemas.openxmlformats.org/markup-compatibility/2006" xmlns:mo="http://schemas.microsoft.com/office/mac/office/2008/main" xmlns:mv="urn:schemas-microsoft-com:mac:vml" xmlns:o="urn:schemas-microsoft-com:office:office" xmlns:r="http://schemas.openxmlformats.org/officeDocument/2006/relationships" xmlns:v="urn:schemas-microsoft-com:vml" xmlns:w10="urn:schemas-microsoft-com:office:word" xmlns:w14="http://schemas.microsoft.com/office/word/2010/wordml" xmlns:w="http://schemas.openxmlformats.org/wordprocessingml/2006/main" xmlns:wne="http://schemas.microsoft.com/office/word/2006/wordml" xmlns:wp14="http://schemas.microsoft.com/office/word/2010/wordprocessingDrawing" xmlns:wp="http://schemas.openxmlformats.org/drawingml/2006/wordprocessingDrawing" xmlns:wpc="http://schemas.microsoft.com/office/word/2010/wordprocessingCanvas" xmlns:wpg="http://schemas.microsoft.com/office/word/2010/wordprocessingGroup" xmlns:wpi="http://schemas.microsoft.com/office/word/2010/wordprocessingInk" xmlns:wps="http://schemas.microsoft.com/office/word/2010/wordprocessingShape" mc:Ignorable="w14 wp14">
-  <w:p>
-    <w:pPr>
-      <w:pStyle w:val="Footer"/>
-      <w:tabs>
-        <w:tab w:val="right" w:pos="8901"/>
-      </w:tabs>
-      <w:pBdr>
-        <w:top w:val="single" w:sz="4" w:space="4" w:color="003366"/>
-      </w:pBdr>
-      <w:spacing w:before="80" w:after="0"/>
-    </w:pPr>
-    <w:r>
-      <w:rPr>
-        <w:rFonts w:ascii="Calibri" w:hAnsi="Calibri"/>
-        <w:color w:val="555555"/>
-        <w:sz w:val="16"/>
-      </w:rPr>
-      <w:t>v1.1  ·  09/02/2026</w:t>
-    </w:r>
-    <w:r>
-      <w:tab/>
-    </w:r>
-    <w:r>
-      <w:rPr>
-        <w:rFonts w:ascii="Calibri" w:hAnsi="Calibri"/>
-        <w:color w:val="555555"/>
-        <w:sz w:val="16"/>
-      </w:rPr>
-      <w:t xml:space="preserve">Página </w:t>
-    </w:r>
-    <w:r>
-      <w:rPr>
-        <w:rFonts w:ascii="Calibri" w:hAnsi="Calibri"/>
-        <w:sz w:val="16"/>
-      </w:rPr>
-      <w:fldChar w:fldCharType="begin"/>
-      <w:instrText xml:space="preserve"> PAGE </w:instrText>
-      <w:fldChar w:fldCharType="end"/>
-    </w:r>
-    <w:r>
-      <w:rPr>
-        <w:rFonts w:ascii="Calibri" w:hAnsi="Calibri"/>
-        <w:color w:val="555555"/>
-        <w:sz w:val="16"/>
-      </w:rPr>
-      <w:t xml:space="preserve"> de </w:t>
-    </w:r>
-    <w:r>
-      <w:rPr>
-        <w:rFonts w:ascii="Calibri" w:hAnsi="Calibri"/>
-        <w:sz w:val="16"/>
-      </w:rPr>
-      <w:fldChar w:fldCharType="begin"/>
-      <w:instrText xml:space="preserve"> NUMPAGES </w:instrText>
-      <w:fldChar w:fldCharType="end"/>
-    </w:r>
-  </w:p>
-</w:ftr>
-</file>
-
-<file path=word/footer2.xml><?xml version="1.0" encoding="utf-8"?>
-<w:ftr xmlns:m="http://schemas.openxmlformats.org/officeDocument/2006/math" xmlns:mc="http://schemas.openxmlformats.org/markup-compatibility/2006" xmlns:mo="http://schemas.microsoft.com/office/mac/office/2008/main" xmlns:mv="urn:schemas-microsoft-com:mac:vml" xmlns:o="urn:schemas-microsoft-com:office:office" xmlns:r="http://schemas.openxmlformats.org/officeDocument/2006/relationships" xmlns:v="urn:schemas-microsoft-com:vml" xmlns:w10="urn:schemas-microsoft-com:office:word" xmlns:w14="http://schemas.microsoft.com/office/word/2010/wordml" xmlns:w="http://schemas.openxmlformats.org/wordprocessingml/2006/main" xmlns:wne="http://schemas.microsoft.com/office/word/2006/wordml" xmlns:wp14="http://schemas.microsoft.com/office/word/2010/wordprocessingDrawing" xmlns:wp="http://schemas.openxmlformats.org/drawingml/2006/wordprocessingDrawing" xmlns:wpc="http://schemas.microsoft.com/office/word/2010/wordprocessingCanvas" xmlns:wpg="http://schemas.microsoft.com/office/word/2010/wordprocessingGroup" xmlns:wpi="http://schemas.microsoft.com/office/word/2010/wordprocessingInk" xmlns:wps="http://schemas.microsoft.com/office/word/2010/wordprocessingShape" mc:Ignorable="w14 wp14">
-  <w:p>
-    <w:pPr>
-      <w:pStyle w:val="Footer"/>
-      <w:tabs>
-        <w:tab w:val="right" w:pos="8901"/>
-      </w:tabs>
-      <w:pBdr>
-        <w:top w:val="single" w:sz="4" w:space="4" w:color="003366"/>
-      </w:pBdr>
-      <w:spacing w:before="80" w:after="0"/>
-    </w:pPr>
-    <w:r>
-      <w:rPr>
-        <w:rFonts w:ascii="Calibri" w:hAnsi="Calibri"/>
-        <w:color w:val="555555"/>
-        <w:sz w:val="16"/>
-      </w:rPr>
-      <w:t>v1.1  ·  09/02/2026</w:t>
-    </w:r>
-    <w:r>
-      <w:tab/>
-    </w:r>
-    <w:r>
-      <w:rPr>
-        <w:rFonts w:ascii="Calibri" w:hAnsi="Calibri"/>
-        <w:color w:val="555555"/>
-        <w:sz w:val="16"/>
-      </w:rPr>
-      <w:t xml:space="preserve">Página </w:t>
-    </w:r>
-    <w:r>
-      <w:rPr>
-        <w:rFonts w:ascii="Calibri" w:hAnsi="Calibri"/>
-        <w:sz w:val="16"/>
-      </w:rPr>
-      <w:fldChar w:fldCharType="begin"/>
-      <w:instrText xml:space="preserve"> PAGE </w:instrText>
-      <w:fldChar w:fldCharType="end"/>
-    </w:r>
-    <w:r>
-      <w:rPr>
-        <w:rFonts w:ascii="Calibri" w:hAnsi="Calibri"/>
-        <w:color w:val="555555"/>
-        <w:sz w:val="16"/>
-      </w:rPr>
-      <w:t xml:space="preserve"> de </w:t>
-    </w:r>
-    <w:r>
-      <w:rPr>
-        <w:rFonts w:ascii="Calibri" w:hAnsi="Calibri"/>
-        <w:sz w:val="16"/>
-      </w:rPr>
-      <w:fldChar w:fldCharType="begin"/>
-      <w:instrText xml:space="preserve"> NUMPAGES </w:instrText>
-      <w:fldChar w:fldCharType="end"/>
-    </w:r>
-  </w:p>
-</w:ftr>
-</file>
-
-<file path=word/header1.xml><?xml version="1.0" encoding="utf-8"?>
-<w:hdr xmlns:m="http://schemas.openxmlformats.org/officeDocument/2006/math" xmlns:mc="http://schemas.openxmlformats.org/markup-compatibility/2006" xmlns:mo="http://schemas.microsoft.com/office/mac/office/2008/main" xmlns:mv="urn:schemas-microsoft-com:mac:vml" xmlns:o="urn:schemas-microsoft-com:office:office" xmlns:r="http://schemas.openxmlformats.org/officeDocument/2006/relationships" xmlns:v="urn:schemas-microsoft-com:vml" xmlns:w10="urn:schemas-microsoft-com:office:word" xmlns:w14="http://schemas.microsoft.com/office/word/2010/wordml" xmlns:w="http://schemas.openxmlformats.org/wordprocessingml/2006/main" xmlns:wne="http://schemas.microsoft.com/office/word/2006/wordml" xmlns:wp14="http://schemas.microsoft.com/office/word/2010/wordprocessingDrawing" xmlns:wp="http://schemas.openxmlformats.org/drawingml/2006/wordprocessingDrawing" xmlns:wpc="http://schemas.microsoft.com/office/word/2010/wordprocessingCanvas" xmlns:wpg="http://schemas.microsoft.com/office/word/2010/wordprocessingGroup" xmlns:wpi="http://schemas.microsoft.com/office/word/2010/wordprocessingInk" xmlns:wps="http://schemas.microsoft.com/office/word/2010/wordprocessingShape" mc:Ignorable="w14 wp14">
-  <w:p>
-    <w:pPr>
-      <w:pStyle w:val="Header"/>
-      <w:tabs>
-        <w:tab w:val="right" w:pos="8901"/>
-      </w:tabs>
-      <w:pBdr>
-        <w:bottom w:val="single" w:sz="8" w:space="4" w:color="003366"/>
-      </w:pBdr>
-      <w:spacing w:before="0" w:after="80"/>
-    </w:pPr>
-    <w:r>
-      <w:rPr>
-        <w:rFonts w:ascii="Calibri" w:hAnsi="Calibri"/>
-        <w:b/>
-        <w:color w:val="003366"/>
-        <w:sz w:val="18"/>
-      </w:rPr>
-      <w:t>TIMEWARE</w:t>
-    </w:r>
-    <w:r>
-      <w:rPr>
-        <w:rFonts w:ascii="Calibri" w:hAnsi="Calibri"/>
-        <w:color w:val="555555"/>
-        <w:sz w:val="18"/>
-      </w:rPr>
-      <w:t xml:space="preserve">   ·   MILHASFACIL01</w:t>
-    </w:r>
-    <w:r>
-      <w:tab/>
-    </w:r>
-    <w:r>
-      <w:rPr>
-        <w:rFonts w:ascii="Calibri" w:hAnsi="Calibri"/>
-        <w:color w:val="555555"/>
-        <w:sz w:val="18"/>
-      </w:rPr>
-      <w:t>Evidência de Projeto</w:t>
-    </w:r>
-  </w:p>
-</w:hdr>
-</file>
-
-<file path=word/header2.xml><?xml version="1.0" encoding="utf-8"?>
-<w:hdr xmlns:m="http://schemas.openxmlformats.org/officeDocument/2006/math" xmlns:mc="http://schemas.openxmlformats.org/markup-compatibility/2006" xmlns:mo="http://schemas.microsoft.com/office/mac/office/2008/main" xmlns:mv="urn:schemas-microsoft-com:mac:vml" xmlns:o="urn:schemas-microsoft-com:office:office" xmlns:r="http://schemas.openxmlformats.org/officeDocument/2006/relationships" xmlns:v="urn:schemas-microsoft-com:vml" xmlns:w10="urn:schemas-microsoft-com:office:word" xmlns:w14="http://schemas.microsoft.com/office/word/2010/wordml" xmlns:w="http://schemas.openxmlformats.org/wordprocessingml/2006/main" xmlns:wne="http://schemas.microsoft.com/office/word/2006/wordml" xmlns:wp14="http://schemas.microsoft.com/office/word/2010/wordprocessingDrawing" xmlns:wp="http://schemas.openxmlformats.org/drawingml/2006/wordprocessingDrawing" xmlns:wpc="http://schemas.microsoft.com/office/word/2010/wordprocessingCanvas" xmlns:wpg="http://schemas.microsoft.com/office/word/2010/wordprocessingGroup" xmlns:wpi="http://schemas.microsoft.com/office/word/2010/wordprocessingInk" xmlns:wps="http://schemas.microsoft.com/office/word/2010/wordprocessingShape" mc:Ignorable="w14 wp14">
-  <w:p>
-    <w:pPr>
-      <w:pStyle w:val="Header"/>
-    </w:pPr>
-  </w:p>
-</w:hdr>
 </file>
 
 <file path=word/numbering.xml><?xml version="1.0" encoding="utf-8"?>
@@ -6553,12 +3063,9 @@
     <w:name w:val="Normal"/>
     <w:qFormat/>
     <w:rsid w:val="00FC693F"/>
-    <w:pPr>
-      <w:spacing w:after="120" w:lineRule="auto" w:line="276"/>
-    </w:pPr>
     <w:rPr>
       <w:rFonts w:ascii="Calibri" w:hAnsi="Calibri"/>
-      <w:sz w:val="22"/>
+      <w:sz w:val="21"/>
     </w:rPr>
   </w:style>
   <w:style w:type="paragraph" w:styleId="Header">
@@ -6616,15 +3123,15 @@
     <w:pPr>
       <w:keepNext/>
       <w:keepLines/>
-      <w:spacing w:before="360" w:after="120"/>
+      <w:spacing w:before="480" w:after="0"/>
       <w:outlineLvl w:val="0"/>
     </w:pPr>
     <w:rPr>
-      <w:rFonts w:asciiTheme="majorHAnsi" w:eastAsiaTheme="majorEastAsia" w:hAnsiTheme="majorHAnsi" w:cstheme="majorBidi" w:ascii="Calibri" w:hAnsi="Calibri"/>
+      <w:rFonts w:asciiTheme="majorHAnsi" w:eastAsiaTheme="majorEastAsia" w:hAnsiTheme="majorHAnsi" w:cstheme="majorBidi"/>
       <w:b/>
       <w:bCs/>
-      <w:color w:val="003366"/>
-      <w:sz w:val="26"/>
+      <w:color w:val="365F91" w:themeColor="accent1" w:themeShade="BF"/>
+      <w:sz w:val="28"/>
       <w:szCs w:val="28"/>
     </w:rPr>
   </w:style>
@@ -6640,15 +3147,15 @@
     <w:pPr>
       <w:keepNext/>
       <w:keepLines/>
-      <w:spacing w:before="240" w:after="80"/>
+      <w:spacing w:before="200" w:after="0"/>
       <w:outlineLvl w:val="1"/>
     </w:pPr>
     <w:rPr>
-      <w:rFonts w:asciiTheme="majorHAnsi" w:eastAsiaTheme="majorEastAsia" w:hAnsiTheme="majorHAnsi" w:cstheme="majorBidi" w:ascii="Calibri" w:hAnsi="Calibri"/>
+      <w:rFonts w:asciiTheme="majorHAnsi" w:eastAsiaTheme="majorEastAsia" w:hAnsiTheme="majorHAnsi" w:cstheme="majorBidi"/>
       <w:b/>
       <w:bCs/>
-      <w:color w:val="1A5276"/>
-      <w:sz w:val="22"/>
+      <w:color w:val="4F81BD" w:themeColor="accent1"/>
+      <w:sz w:val="26"/>
       <w:szCs w:val="26"/>
     </w:rPr>
   </w:style>
@@ -6664,16 +3171,14 @@
     <w:pPr>
       <w:keepNext/>
       <w:keepLines/>
-      <w:spacing w:before="160" w:after="40"/>
+      <w:spacing w:before="200" w:after="0"/>
       <w:outlineLvl w:val="2"/>
     </w:pPr>
     <w:rPr>
-      <w:rFonts w:asciiTheme="majorHAnsi" w:eastAsiaTheme="majorEastAsia" w:hAnsiTheme="majorHAnsi" w:cstheme="majorBidi" w:ascii="Calibri" w:hAnsi="Calibri"/>
+      <w:rFonts w:asciiTheme="majorHAnsi" w:eastAsiaTheme="majorEastAsia" w:hAnsiTheme="majorHAnsi" w:cstheme="majorBidi"/>
       <w:b/>
       <w:bCs/>
-      <w:i/>
-      <w:color w:val="1A5276"/>
-      <w:sz w:val="22"/>
+      <w:color w:val="4F81BD" w:themeColor="accent1"/>
     </w:rPr>
   </w:style>
   <w:style w:type="paragraph" w:styleId="Heading4">
